--- a/zht/docx/175.content.docx
+++ b/zht/docx/175.content.docx
@@ -19,7 +19,7 @@
         <w:rPr>
           <w:lang w:val="zh_TW" w:bidi="zh_TW"/>
         </w:rPr>
-        <w:t>Resource: 聖經詞典 (Tyndale)</w:t>
+        <w:t>Resource: Tyndale Open Bible Dictionary</w:t>
       </w:r>
       <w:r>
         <w:rPr>
@@ -112,7 +112,7 @@
         <w:rPr>
           <w:lang w:val="zh_TW" w:bidi="zh_TW"/>
         </w:rPr>
-        <w:t>聖經詞典 (Tyndale)</w:t>
+        <w:t>Tyndale Open Bible Dictionary</w:t>
       </w:r>
     </w:p>
     <w:p>
@@ -149,7 +149,7 @@
         <w:rPr>
           <w:lang w:val="zh_TW" w:bidi="zh_TW"/>
         </w:rPr>
-        <w:t>zu</w:t>
+        <w:t>yue</w:t>
       </w:r>
       <w:r>
         <w:rPr>
@@ -212,7 +212,1815 @@
         <w:rPr>
           <w:lang w:val="zh_TW" w:bidi="zh_TW"/>
         </w:rPr>
+        <w:t>約瑟</w:t>
+      </w:r>
+      <w:r>
+        <w:rPr>
+          <w:lang w:val="zh_TW" w:bidi="zh_TW"/>
+        </w:rPr>
+      </w:r>
+    </w:p>
+    <w:p>
+      <w:pPr>
+        <w:pStyle w:val="ListNumber"/>
+        <w:numPr>
+          <w:ilvl w:val="0"/>
+          <w:numId w:val="14"/>
+        </w:numPr>
+        <w:spacing w:line="240" w:lineRule="auto"/>
+        <w:ind w:left="720"/>
+      </w:pPr>
+      <w:r>
+        <w:rPr>
+          <w:lang w:val="zh_TW" w:bidi="zh_TW"/>
+        </w:rPr>
+      </w:r>
+      <w:r>
+        <w:rPr>
+          <w:lang w:val="zh_TW" w:bidi="zh_TW"/>
+        </w:rPr>
+        <w:t>雅各的第十一個兒子，是拉結所生的長子。拉結給這個孩子取名為約瑟，意思是「願祂再增添」，表達她希望神再賜給她一個兒子的願望（</w:t>
+      </w:r>
+      <w:hyperlink r:id="rId13">
+        <w:r>
+          <w:rPr>
+            <w:lang w:val="zh_TW" w:bidi="zh_TW"/>
+          </w:rPr>
+          <w:rPr>
+            <w:color w:val="0000EE"/>
+            <w:u w:val="single"/>
+          </w:rPr>
+          <w:t>創30:24</w:t>
+        </w:r>
+      </w:hyperlink>
+      <w:r>
+        <w:rPr>
+          <w:lang w:val="zh_TW" w:bidi="zh_TW"/>
+        </w:rPr>
+        <w:t>）。</w:t>
+        <w:br/>
+      </w:r>
+      <w:r>
+        <w:rPr>
+          <w:lang w:val="zh_TW" w:bidi="zh_TW"/>
+        </w:rPr>
+        <w:t>關於約瑟的事蹟，直到他十七歲時，才再次出現，當時他和他的兄弟們一同牧放父親的羊群（</w:t>
+      </w:r>
+      <w:hyperlink r:id="rId14">
+        <w:r>
+          <w:rPr>
+            <w:lang w:val="zh_TW" w:bidi="zh_TW"/>
+          </w:rPr>
+          <w:rPr>
+            <w:color w:val="0000EE"/>
+            <w:u w:val="single"/>
+          </w:rPr>
+          <w:t>創37:2</w:t>
+        </w:r>
+      </w:hyperlink>
+      <w:r>
+        <w:rPr>
+          <w:lang w:val="zh_TW" w:bidi="zh_TW"/>
+        </w:rPr>
+        <w:t>）。由於約瑟是父親年老時所生的兒子（</w:t>
+      </w:r>
+      <w:hyperlink r:id="rId15">
+        <w:r>
+          <w:rPr>
+            <w:lang w:val="zh_TW" w:bidi="zh_TW"/>
+          </w:rPr>
+          <w:rPr>
+            <w:color w:val="0000EE"/>
+            <w:u w:val="single"/>
+          </w:rPr>
+          <w:t>3</w:t>
+        </w:r>
+      </w:hyperlink>
+      <w:r>
+        <w:rPr>
+          <w:lang w:val="zh_TW" w:bidi="zh_TW"/>
+        </w:rPr>
+        <w:t>節），並且是雅各最喜愛的妻子的長子，因此雅各特別偏愛他。這讓約瑟的兄弟們對他充滿嫉妒。當雅各給了約瑟一件長到地面、袖子長的彩衣時，這份嫉妒進一步加劇（</w:t>
+      </w:r>
+      <w:hyperlink r:id="rId16">
+        <w:r>
+          <w:rPr>
+            <w:lang w:val="zh_TW" w:bidi="zh_TW"/>
+          </w:rPr>
+          <w:rPr>
+            <w:color w:val="0000EE"/>
+            <w:u w:val="single"/>
+          </w:rPr>
+          <w:t>3–4</w:t>
+        </w:r>
+      </w:hyperlink>
+      <w:r>
+        <w:rPr>
+          <w:lang w:val="zh_TW" w:bidi="zh_TW"/>
+        </w:rPr>
+        <w:t>節）。（這種類型的衣服可以從貝尼哈桑〔Beni Hasan〕的庫努姆霍特普二世〔Khnumhotep II〕和靠近盧克索〔Luxor〕附近古爾奈〔Gurneh〕的貴族墓室的壁畫中瞥見）。當約瑟將他的夢——自己將來要統治兄弟們的夢——告訴他們時，這更激起了他兄弟們的敵意（</w:t>
+      </w:r>
+      <w:hyperlink r:id="rId17">
+        <w:r>
+          <w:rPr>
+            <w:lang w:val="zh_TW" w:bidi="zh_TW"/>
+          </w:rPr>
+          <w:rPr>
+            <w:color w:val="0000EE"/>
+            <w:u w:val="single"/>
+          </w:rPr>
+          <w:t>5–11</w:t>
+        </w:r>
+      </w:hyperlink>
+      <w:r>
+        <w:rPr>
+          <w:lang w:val="zh_TW" w:bidi="zh_TW"/>
+        </w:rPr>
+        <w:t>節）。後來，當約瑟被派去查看兄弟們和羊群在示劍附近的情況時，他的兄弟們將他賣給了前往埃及的商隊（</w:t>
+      </w:r>
+      <w:hyperlink r:id="rId18">
+        <w:r>
+          <w:rPr>
+            <w:lang w:val="zh_TW" w:bidi="zh_TW"/>
+          </w:rPr>
+          <w:rPr>
+            <w:color w:val="0000EE"/>
+            <w:u w:val="single"/>
+          </w:rPr>
+          <w:t>25–28</w:t>
+        </w:r>
+      </w:hyperlink>
+      <w:r>
+        <w:rPr>
+          <w:lang w:val="zh_TW" w:bidi="zh_TW"/>
+        </w:rPr>
+        <w:t>節）。兄弟們拿了約瑟的彩衣，浸在山羊的血中，帶回給雅各，讓他以為約瑟被野獸殺死了（</w:t>
+      </w:r>
+      <w:hyperlink r:id="rId19">
+        <w:r>
+          <w:rPr>
+            <w:lang w:val="zh_TW" w:bidi="zh_TW"/>
+          </w:rPr>
+          <w:rPr>
+            <w:color w:val="0000EE"/>
+            <w:u w:val="single"/>
+          </w:rPr>
+          <w:t>31–33</w:t>
+        </w:r>
+      </w:hyperlink>
+      <w:r>
+        <w:rPr>
+          <w:lang w:val="zh_TW" w:bidi="zh_TW"/>
+        </w:rPr>
+        <w:t>節）；雅各因喪子悲痛欲絕（</w:t>
+      </w:r>
+      <w:hyperlink r:id="rId20">
+        <w:r>
+          <w:rPr>
+            <w:lang w:val="zh_TW" w:bidi="zh_TW"/>
+          </w:rPr>
+          <w:rPr>
+            <w:color w:val="0000EE"/>
+            <w:u w:val="single"/>
+          </w:rPr>
+          <w:t>34–35</w:t>
+        </w:r>
+      </w:hyperlink>
+      <w:r>
+        <w:rPr>
+          <w:lang w:val="zh_TW" w:bidi="zh_TW"/>
+        </w:rPr>
+        <w:t>節）。</w:t>
+        <w:br/>
+      </w:r>
+      <w:r>
+        <w:rPr>
+          <w:lang w:val="zh_TW" w:bidi="zh_TW"/>
+        </w:rPr>
+        <w:t>在埃及，約瑟被賣給了法老的護衛長波提乏（</w:t>
+      </w:r>
+      <w:hyperlink r:id="rId21">
+        <w:r>
+          <w:rPr>
+            <w:lang w:val="zh_TW" w:bidi="zh_TW"/>
+          </w:rPr>
+          <w:rPr>
+            <w:color w:val="0000EE"/>
+            <w:u w:val="single"/>
+          </w:rPr>
+          <w:t>創37:36，</w:t>
+        </w:r>
+      </w:hyperlink>
+      <w:hyperlink r:id="rId22">
+        <w:r>
+          <w:rPr>
+            <w:lang w:val="zh_TW" w:bidi="zh_TW"/>
+          </w:rPr>
+          <w:rPr>
+            <w:color w:val="0000EE"/>
+            <w:u w:val="single"/>
+          </w:rPr>
+          <w:t>39:1</w:t>
+        </w:r>
+      </w:hyperlink>
+      <w:r>
+        <w:rPr>
+          <w:lang w:val="zh_TW" w:bidi="zh_TW"/>
+        </w:rPr>
+        <w:t>），波提乏後來把家中的一切都交給約瑟管理。然而，波提乏的妻子因被這位年輕的希伯來人吸引，試圖誘惑他（</w:t>
+      </w:r>
+      <w:hyperlink r:id="rId23">
+        <w:r>
+          <w:rPr>
+            <w:lang w:val="zh_TW" w:bidi="zh_TW"/>
+          </w:rPr>
+          <w:rPr>
+            <w:color w:val="0000EE"/>
+            <w:u w:val="single"/>
+          </w:rPr>
+          <w:t>39:6–10</w:t>
+        </w:r>
+      </w:hyperlink>
+      <w:r>
+        <w:rPr>
+          <w:lang w:val="zh_TW" w:bidi="zh_TW"/>
+        </w:rPr>
+        <w:t>）。約瑟堅決拒絕她，並指出順從她的要求不僅對不起他的主人，也是得罪神的罪行（</w:t>
+      </w:r>
+      <w:hyperlink r:id="rId24">
+        <w:r>
+          <w:rPr>
+            <w:lang w:val="zh_TW" w:bidi="zh_TW"/>
+          </w:rPr>
+          <w:rPr>
+            <w:color w:val="0000EE"/>
+            <w:u w:val="single"/>
+          </w:rPr>
+          <w:t>9</w:t>
+        </w:r>
+      </w:hyperlink>
+      <w:r>
+        <w:rPr>
+          <w:lang w:val="zh_TW" w:bidi="zh_TW"/>
+        </w:rPr>
+        <w:t>節）。有一天，她抓住約瑟的衣服，但約瑟將衣服留在她手中，自己逃走了。波提乏的妻子誣告約瑟企圖強暴她；她的說法被信以為真，約瑟因此被關進了王的監獄（</w:t>
+      </w:r>
+      <w:hyperlink r:id="rId25">
+        <w:r>
+          <w:rPr>
+            <w:lang w:val="zh_TW" w:bidi="zh_TW"/>
+          </w:rPr>
+          <w:rPr>
+            <w:color w:val="0000EE"/>
+            <w:u w:val="single"/>
+          </w:rPr>
+          <w:t>20</w:t>
+        </w:r>
+      </w:hyperlink>
+      <w:r>
+        <w:rPr>
+          <w:lang w:val="zh_TW" w:bidi="zh_TW"/>
+        </w:rPr>
+        <w:t>節），與法老的酒政和膳長同囚。約瑟在監獄裡，在神的幫助下，解釋了這兩人的夢，正如約瑟所預言的，膳長被處死，而酒政則恢復了王室的恩寵（</w:t>
+      </w:r>
+      <w:hyperlink r:id="rId26">
+        <w:r>
+          <w:rPr>
+            <w:lang w:val="zh_TW" w:bidi="zh_TW"/>
+          </w:rPr>
+          <w:rPr>
+            <w:color w:val="0000EE"/>
+            <w:u w:val="single"/>
+          </w:rPr>
+          <w:t>40</w:t>
+        </w:r>
+      </w:hyperlink>
+      <w:r>
+        <w:rPr>
+          <w:lang w:val="zh_TW" w:bidi="zh_TW"/>
+        </w:rPr>
+        <w:t>章）。</w:t>
+        <w:br/>
+      </w:r>
+      <w:r>
+        <w:rPr>
+          <w:lang w:val="zh_TW" w:bidi="zh_TW"/>
+        </w:rPr>
+        <w:t>兩年後，法老做了兩個夢，他的術士和博士都無法解釋。酒政想起約瑟，於是把他從監獄中召來。神啟示給約瑟，這兩個夢預言了七個豐年之後將有七個荒年（</w:t>
+      </w:r>
+      <w:hyperlink r:id="rId27">
+        <w:r>
+          <w:rPr>
+            <w:lang w:val="zh_TW" w:bidi="zh_TW"/>
+          </w:rPr>
+          <w:rPr>
+            <w:color w:val="0000EE"/>
+            <w:u w:val="single"/>
+          </w:rPr>
+          <w:t>創41:25–36</w:t>
+        </w:r>
+      </w:hyperlink>
+      <w:r>
+        <w:rPr>
+          <w:lang w:val="zh_TW" w:bidi="zh_TW"/>
+        </w:rPr>
+        <w:t>）。法老對約瑟的解釋印象深刻，任命他為全埃及的掌權者，僅次於法老自己（</w:t>
+      </w:r>
+      <w:hyperlink r:id="rId28">
+        <w:r>
+          <w:rPr>
+            <w:lang w:val="zh_TW" w:bidi="zh_TW"/>
+          </w:rPr>
+          <w:rPr>
+            <w:color w:val="0000EE"/>
+            <w:u w:val="single"/>
+          </w:rPr>
+          <w:t>39–44</w:t>
+        </w:r>
+      </w:hyperlink>
+      <w:r>
+        <w:rPr>
+          <w:lang w:val="zh_TW" w:bidi="zh_TW"/>
+        </w:rPr>
+        <w:t>節）。約瑟被賜名撒發那忒·巴內亞，並娶了祭司波提非拉的女兒亞西納為妻（</w:t>
+      </w:r>
+      <w:hyperlink r:id="rId29">
+        <w:r>
+          <w:rPr>
+            <w:lang w:val="zh_TW" w:bidi="zh_TW"/>
+          </w:rPr>
+          <w:rPr>
+            <w:color w:val="0000EE"/>
+            <w:u w:val="single"/>
+          </w:rPr>
+          <w:t>45</w:t>
+        </w:r>
+      </w:hyperlink>
+      <w:r>
+        <w:rPr>
+          <w:lang w:val="zh_TW" w:bidi="zh_TW"/>
+        </w:rPr>
+        <w:t>節）。</w:t>
+        <w:br/>
+      </w:r>
+      <w:r>
+        <w:rPr>
+          <w:lang w:val="zh_TW" w:bidi="zh_TW"/>
+        </w:rPr>
+        <w:t>約瑟30歲時成為埃及的掌權者。在七個豐年期間，他儲備了糧食，為即將來臨的七個荒年做準備（</w:t>
+      </w:r>
+      <w:hyperlink r:id="rId30">
+        <w:r>
+          <w:rPr>
+            <w:lang w:val="zh_TW" w:bidi="zh_TW"/>
+          </w:rPr>
+          <w:rPr>
+            <w:color w:val="0000EE"/>
+            <w:u w:val="single"/>
+          </w:rPr>
+          <w:t>創41:53–56</w:t>
+        </w:r>
+      </w:hyperlink>
+      <w:r>
+        <w:rPr>
+          <w:lang w:val="zh_TW" w:bidi="zh_TW"/>
+        </w:rPr>
+        <w:t>）。當荒年蔓延至迦南，雅各派除了幼子便雅憫之外的所有兒子前往埃及購糧。他們來到埃及時，並未認出站在他們面前的約瑟，但約瑟認出了他們，並想起了多年前的夢（</w:t>
+      </w:r>
+      <w:hyperlink r:id="rId31">
+        <w:r>
+          <w:rPr>
+            <w:lang w:val="zh_TW" w:bidi="zh_TW"/>
+          </w:rPr>
+          <w:rPr>
+            <w:color w:val="0000EE"/>
+            <w:u w:val="single"/>
+          </w:rPr>
+          <w:t>42:8–9</w:t>
+        </w:r>
+      </w:hyperlink>
+      <w:r>
+        <w:rPr>
+          <w:lang w:val="zh_TW" w:bidi="zh_TW"/>
+        </w:rPr>
+        <w:t>）。在聽完他們對家人的描述後，約瑟指控他們是間諜（</w:t>
+      </w:r>
+      <w:hyperlink r:id="rId32">
+        <w:r>
+          <w:rPr>
+            <w:lang w:val="zh_TW" w:bidi="zh_TW"/>
+          </w:rPr>
+          <w:rPr>
+            <w:color w:val="0000EE"/>
+            <w:u w:val="single"/>
+          </w:rPr>
+          <w:t>9–14</w:t>
+        </w:r>
+      </w:hyperlink>
+      <w:r>
+        <w:rPr>
+          <w:lang w:val="zh_TW" w:bidi="zh_TW"/>
+        </w:rPr>
+        <w:t>節），並堅持讓他們留下其中一人作為人質，回家帶便雅憫來證實他們的話（</w:t>
+      </w:r>
+      <w:hyperlink r:id="rId33">
+        <w:r>
+          <w:rPr>
+            <w:lang w:val="zh_TW" w:bidi="zh_TW"/>
+          </w:rPr>
+          <w:rPr>
+            <w:color w:val="0000EE"/>
+            <w:u w:val="single"/>
+          </w:rPr>
+          <w:t>19–20</w:t>
+        </w:r>
+      </w:hyperlink>
+      <w:r>
+        <w:rPr>
+          <w:lang w:val="zh_TW" w:bidi="zh_TW"/>
+        </w:rPr>
+        <w:t>節）。於是西緬被留下作人質（</w:t>
+      </w:r>
+      <w:hyperlink r:id="rId34">
+        <w:r>
+          <w:rPr>
+            <w:lang w:val="zh_TW" w:bidi="zh_TW"/>
+          </w:rPr>
+          <w:rPr>
+            <w:color w:val="0000EE"/>
+            <w:u w:val="single"/>
+          </w:rPr>
+          <w:t>24</w:t>
+        </w:r>
+      </w:hyperlink>
+      <w:r>
+        <w:rPr>
+          <w:lang w:val="zh_TW" w:bidi="zh_TW"/>
+        </w:rPr>
+        <w:t>節）。</w:t>
+        <w:br/>
+      </w:r>
+      <w:r>
+        <w:rPr>
+          <w:lang w:val="zh_TW" w:bidi="zh_TW"/>
+        </w:rPr>
+        <w:t>在巴勒斯坦的饑荒加劇後，雅各要求他的兒子們回到埃及購買更多的糧食（</w:t>
+      </w:r>
+      <w:hyperlink r:id="rId35">
+        <w:r>
+          <w:rPr>
+            <w:lang w:val="zh_TW" w:bidi="zh_TW"/>
+          </w:rPr>
+          <w:rPr>
+            <w:color w:val="0000EE"/>
+            <w:u w:val="single"/>
+          </w:rPr>
+          <w:t>創43:1–2</w:t>
+        </w:r>
+      </w:hyperlink>
+      <w:r>
+        <w:rPr>
+          <w:lang w:val="zh_TW" w:bidi="zh_TW"/>
+        </w:rPr>
+        <w:t>）；雖然不情願，但兒子們答應了埃及官員的要求，雅各也同意讓便雅憫與他們同行（</w:t>
+      </w:r>
+      <w:hyperlink r:id="rId36">
+        <w:r>
+          <w:rPr>
+            <w:lang w:val="zh_TW" w:bidi="zh_TW"/>
+          </w:rPr>
+          <w:rPr>
+            <w:color w:val="0000EE"/>
+            <w:u w:val="single"/>
+          </w:rPr>
+          <w:t>11–13</w:t>
+        </w:r>
+      </w:hyperlink>
+      <w:r>
+        <w:rPr>
+          <w:lang w:val="zh_TW" w:bidi="zh_TW"/>
+        </w:rPr>
+        <w:t>節）。他們抵達埃及後，被帶到約瑟的家，西緬也被釋放與他們團聚（</w:t>
+      </w:r>
+      <w:hyperlink r:id="rId37">
+        <w:r>
+          <w:rPr>
+            <w:lang w:val="zh_TW" w:bidi="zh_TW"/>
+          </w:rPr>
+          <w:rPr>
+            <w:color w:val="0000EE"/>
+            <w:u w:val="single"/>
+          </w:rPr>
+          <w:t>23</w:t>
+        </w:r>
+      </w:hyperlink>
+      <w:r>
+        <w:rPr>
+          <w:lang w:val="zh_TW" w:bidi="zh_TW"/>
+        </w:rPr>
+        <w:t>節），並為他們準備了筵席（</w:t>
+      </w:r>
+      <w:hyperlink r:id="rId38">
+        <w:r>
+          <w:rPr>
+            <w:lang w:val="zh_TW" w:bidi="zh_TW"/>
+          </w:rPr>
+          <w:rPr>
+            <w:color w:val="0000EE"/>
+            <w:u w:val="single"/>
+          </w:rPr>
+          <w:t>33</w:t>
+        </w:r>
+      </w:hyperlink>
+      <w:r>
+        <w:rPr>
+          <w:lang w:val="zh_TW" w:bidi="zh_TW"/>
+        </w:rPr>
+        <w:t>節）。約瑟終於揭示了自己的身份，並宣告神差他先來埃及是為了保存他們的性命（</w:t>
+      </w:r>
+      <w:hyperlink r:id="rId39">
+        <w:r>
+          <w:rPr>
+            <w:lang w:val="zh_TW" w:bidi="zh_TW"/>
+          </w:rPr>
+          <w:rPr>
+            <w:color w:val="0000EE"/>
+            <w:u w:val="single"/>
+          </w:rPr>
+          <w:t>45:4–8</w:t>
+        </w:r>
+      </w:hyperlink>
+      <w:r>
+        <w:rPr>
+          <w:lang w:val="zh_TW" w:bidi="zh_TW"/>
+        </w:rPr>
+        <w:t>）。隨後安排將雅各接來埃及，並提供了旅途所需的車輛和糧食（</w:t>
+      </w:r>
+      <w:hyperlink r:id="rId40">
+        <w:r>
+          <w:rPr>
+            <w:lang w:val="zh_TW" w:bidi="zh_TW"/>
+          </w:rPr>
+          <w:rPr>
+            <w:color w:val="0000EE"/>
+            <w:u w:val="single"/>
+          </w:rPr>
+          <w:t>21</w:t>
+        </w:r>
+      </w:hyperlink>
+      <w:r>
+        <w:rPr>
+          <w:lang w:val="zh_TW" w:bidi="zh_TW"/>
+        </w:rPr>
+        <w:t>節）。雅各來到尼羅河三角洲的歌珊地時，約瑟去迎接他，兩人再次重逢（</w:t>
+      </w:r>
+      <w:hyperlink r:id="rId41">
+        <w:r>
+          <w:rPr>
+            <w:lang w:val="zh_TW" w:bidi="zh_TW"/>
+          </w:rPr>
+          <w:rPr>
+            <w:color w:val="0000EE"/>
+            <w:u w:val="single"/>
+          </w:rPr>
+          <w:t>46:28–29</w:t>
+        </w:r>
+      </w:hyperlink>
+      <w:r>
+        <w:rPr>
+          <w:lang w:val="zh_TW" w:bidi="zh_TW"/>
+        </w:rPr>
+        <w:t>）。約瑟也將父親和兄弟們介紹給法老，法老允許他們住在歌珊地（</w:t>
+      </w:r>
+      <w:hyperlink r:id="rId42">
+        <w:r>
+          <w:rPr>
+            <w:lang w:val="zh_TW" w:bidi="zh_TW"/>
+          </w:rPr>
+          <w:rPr>
+            <w:color w:val="0000EE"/>
+            <w:u w:val="single"/>
+          </w:rPr>
+          <w:t>47:6</w:t>
+        </w:r>
+      </w:hyperlink>
+      <w:r>
+        <w:rPr>
+          <w:lang w:val="zh_TW" w:bidi="zh_TW"/>
+        </w:rPr>
+        <w:t>）。</w:t>
+        <w:br/>
+      </w:r>
+      <w:r>
+        <w:rPr>
+          <w:lang w:val="zh_TW" w:bidi="zh_TW"/>
+        </w:rPr>
+        <w:t>約瑟得知父親病重後，便帶著他的兩個兒子瑪拿西和以法蓮去見雅各，為他們求祝福。約瑟將兒子們帶到雅各面前，使長子在雅各的右手邊，次子在左手邊，以便讓瑪拿西得著長子的祝福。然而，雅各交叉了雙手，用右手按在以法蓮的頭上，給了他更大的祝福（</w:t>
+      </w:r>
+      <w:hyperlink r:id="rId43">
+        <w:r>
+          <w:rPr>
+            <w:lang w:val="zh_TW" w:bidi="zh_TW"/>
+          </w:rPr>
+          <w:rPr>
+            <w:color w:val="0000EE"/>
+            <w:u w:val="single"/>
+          </w:rPr>
+          <w:t>創48:14–20</w:t>
+        </w:r>
+      </w:hyperlink>
+      <w:r>
+        <w:rPr>
+          <w:lang w:val="zh_TW" w:bidi="zh_TW"/>
+        </w:rPr>
+        <w:t>）。他還將他從亞摩利人手中奪取的那塊地分給了約瑟（</w:t>
+      </w:r>
+      <w:hyperlink r:id="rId44">
+        <w:r>
+          <w:rPr>
+            <w:lang w:val="zh_TW" w:bidi="zh_TW"/>
+          </w:rPr>
+          <w:rPr>
+            <w:color w:val="0000EE"/>
+            <w:u w:val="single"/>
+          </w:rPr>
+          <w:t>22節</w:t>
+        </w:r>
+      </w:hyperlink>
+      <w:r>
+        <w:rPr>
+          <w:lang w:val="zh_TW" w:bidi="zh_TW"/>
+        </w:rPr>
+        <w:t>）。在雅各死後，約瑟安排了葬禮。在完成傳統的喪葬儀式後，他與兄弟們一同將雅各安葬在希伯崙附近的麥比拉洞中（</w:t>
+      </w:r>
+      <w:hyperlink r:id="rId45">
+        <w:r>
+          <w:rPr>
+            <w:lang w:val="zh_TW" w:bidi="zh_TW"/>
+          </w:rPr>
+          <w:rPr>
+            <w:color w:val="0000EE"/>
+            <w:u w:val="single"/>
+          </w:rPr>
+          <w:t>50:1–12</w:t>
+        </w:r>
+      </w:hyperlink>
+      <w:r>
+        <w:rPr>
+          <w:lang w:val="zh_TW" w:bidi="zh_TW"/>
+        </w:rPr>
+        <w:t>）。</w:t>
+        <w:br/>
+      </w:r>
+      <w:r>
+        <w:rPr>
+          <w:lang w:val="zh_TW" w:bidi="zh_TW"/>
+        </w:rPr>
+        <w:t>當約瑟110歲時，他召集他的兄弟們，告訴他們自己即將去世。他要他們起誓，當他們返回迦南時，要將他的骸骨帶回去。於是約瑟去世了，被用香料薰製，放在埃及的一口棺材裡（</w:t>
+      </w:r>
+      <w:hyperlink r:id="rId46">
+        <w:r>
+          <w:rPr>
+            <w:lang w:val="zh_TW" w:bidi="zh_TW"/>
+          </w:rPr>
+          <w:rPr>
+            <w:color w:val="0000EE"/>
+            <w:u w:val="single"/>
+          </w:rPr>
+          <w:t>創50:26</w:t>
+        </w:r>
+      </w:hyperlink>
+      <w:r>
+        <w:rPr>
+          <w:lang w:val="zh_TW" w:bidi="zh_TW"/>
+        </w:rPr>
+        <w:t>）。多年以後，以色列人出埃及時，摩西帶著約瑟的骸骨離開埃及（</w:t>
+      </w:r>
+      <w:hyperlink r:id="rId47">
+        <w:r>
+          <w:rPr>
+            <w:lang w:val="zh_TW" w:bidi="zh_TW"/>
+          </w:rPr>
+          <w:rPr>
+            <w:color w:val="0000EE"/>
+            <w:u w:val="single"/>
+          </w:rPr>
+          <w:t>出13:19</w:t>
+        </w:r>
+      </w:hyperlink>
+      <w:r>
+        <w:rPr>
+          <w:lang w:val="zh_TW" w:bidi="zh_TW"/>
+        </w:rPr>
+        <w:t>）。約瑟的骸骨最終被安葬在示劍，就是雅各從示劍的父親哈抹手中買來的一塊地（</w:t>
+      </w:r>
+      <w:hyperlink r:id="rId48">
+        <w:r>
+          <w:rPr>
+            <w:lang w:val="zh_TW" w:bidi="zh_TW"/>
+          </w:rPr>
+          <w:rPr>
+            <w:color w:val="0000EE"/>
+            <w:u w:val="single"/>
+          </w:rPr>
+          <w:t>創33:18–20</w:t>
+        </w:r>
+      </w:hyperlink>
+      <w:r>
+        <w:rPr>
+          <w:lang w:val="zh_TW" w:bidi="zh_TW"/>
+        </w:rPr>
+        <w:t>；</w:t>
+      </w:r>
+      <w:hyperlink r:id="rId49">
+        <w:r>
+          <w:rPr>
+            <w:lang w:val="zh_TW" w:bidi="zh_TW"/>
+          </w:rPr>
+          <w:rPr>
+            <w:color w:val="0000EE"/>
+            <w:u w:val="single"/>
+          </w:rPr>
+          <w:t>書24:32</w:t>
+        </w:r>
+      </w:hyperlink>
+      <w:r>
+        <w:rPr>
+          <w:lang w:val="zh_TW" w:bidi="zh_TW"/>
+        </w:rPr>
+        <w:t>）。</w:t>
+      </w:r>
+      <w:r>
+        <w:rPr>
+          <w:i/>
+          <w:lang w:val="zh_TW" w:bidi="zh_TW"/>
+        </w:rPr>
+        <w:t>見</w:t>
+      </w:r>
+      <w:r>
+        <w:rPr>
+          <w:lang w:val="zh_TW" w:bidi="zh_TW"/>
+        </w:rPr>
+        <w:t xml:space="preserve"> </w:t>
+      </w:r>
+      <w:r>
+        <w:rPr>
+          <w:lang w:val="zh_TW" w:bidi="zh_TW"/>
+        </w:rPr>
+        <w:t>以色列歷史</w:t>
+      </w:r>
+      <w:r>
+        <w:rPr>
+          <w:lang w:val="zh_TW" w:bidi="zh_TW"/>
+        </w:rPr>
+        <w:t>，</w:t>
+      </w:r>
+      <w:r>
+        <w:rPr>
+          <w:lang w:val="zh_TW" w:bidi="zh_TW"/>
+        </w:rPr>
         <w:t>族長時期</w:t>
+      </w:r>
+      <w:r>
+        <w:rPr>
+          <w:lang w:val="zh_TW" w:bidi="zh_TW"/>
+        </w:rPr>
+        <w:t>。</w:t>
+      </w:r>
+    </w:p>
+    <w:p>
+      <w:pPr>
+        <w:pStyle w:val="ListNumber"/>
+        <w:spacing w:line="240" w:lineRule="auto"/>
+        <w:ind w:left="720"/>
+      </w:pPr>
+      <w:r>
+        <w:rPr>
+          <w:lang w:val="zh_TW" w:bidi="zh_TW"/>
+        </w:rPr>
+      </w:r>
+      <w:r>
+        <w:rPr>
+          <w:lang w:val="zh_TW" w:bidi="zh_TW"/>
+        </w:rPr>
+        <w:t>以薩迦支派的以迦的父親。以迦是摩西派去窺探迦南地的12個探子之一（</w:t>
+      </w:r>
+      <w:hyperlink r:id="rId50">
+        <w:r>
+          <w:rPr>
+            <w:lang w:val="zh_TW" w:bidi="zh_TW"/>
+          </w:rPr>
+          <w:rPr>
+            <w:color w:val="0000EE"/>
+            <w:u w:val="single"/>
+          </w:rPr>
+          <w:t>民13:7</w:t>
+        </w:r>
+      </w:hyperlink>
+      <w:r>
+        <w:rPr>
+          <w:lang w:val="zh_TW" w:bidi="zh_TW"/>
+        </w:rPr>
+        <w:t>）。</w:t>
+      </w:r>
+    </w:p>
+    <w:p>
+      <w:pPr>
+        <w:pStyle w:val="ListNumber"/>
+        <w:spacing w:line="240" w:lineRule="auto"/>
+        <w:ind w:left="720"/>
+      </w:pPr>
+      <w:r>
+        <w:rPr>
+          <w:lang w:val="zh_TW" w:bidi="zh_TW"/>
+        </w:rPr>
+      </w:r>
+      <w:r>
+        <w:rPr>
+          <w:lang w:val="zh_TW" w:bidi="zh_TW"/>
+        </w:rPr>
+        <w:t>亞薩的次子，在大衛作王期間，作為在聖所中事奉的第一班祭司的領袖（</w:t>
+      </w:r>
+      <w:hyperlink r:id="rId51">
+        <w:r>
+          <w:rPr>
+            <w:lang w:val="zh_TW" w:bidi="zh_TW"/>
+          </w:rPr>
+          <w:rPr>
+            <w:color w:val="0000EE"/>
+            <w:u w:val="single"/>
+          </w:rPr>
+          <w:t>代上25:2、9</w:t>
+        </w:r>
+      </w:hyperlink>
+      <w:r>
+        <w:rPr>
+          <w:lang w:val="zh_TW" w:bidi="zh_TW"/>
+        </w:rPr>
+        <w:t>）。</w:t>
+      </w:r>
+    </w:p>
+    <w:p>
+      <w:pPr>
+        <w:pStyle w:val="ListNumber"/>
+        <w:spacing w:line="240" w:lineRule="auto"/>
+        <w:ind w:left="720"/>
+      </w:pPr>
+      <w:r>
+        <w:rPr>
+          <w:lang w:val="zh_TW" w:bidi="zh_TW"/>
+        </w:rPr>
+      </w:r>
+      <w:r>
+        <w:rPr>
+          <w:lang w:val="zh_TW" w:bidi="zh_TW"/>
+        </w:rPr>
+        <w:t>賓內的後裔之一，在被擄歸回後的時期，受到以斯拉的勸告，與他的外邦妻子離婚（</w:t>
+      </w:r>
+      <w:hyperlink r:id="rId52">
+        <w:r>
+          <w:rPr>
+            <w:lang w:val="zh_TW" w:bidi="zh_TW"/>
+          </w:rPr>
+          <w:rPr>
+            <w:color w:val="0000EE"/>
+            <w:u w:val="single"/>
+          </w:rPr>
+          <w:t>拉10:42</w:t>
+        </w:r>
+      </w:hyperlink>
+      <w:r>
+        <w:rPr>
+          <w:lang w:val="zh_TW" w:bidi="zh_TW"/>
+        </w:rPr>
+        <w:t>）。</w:t>
+      </w:r>
+    </w:p>
+    <w:p>
+      <w:pPr>
+        <w:pStyle w:val="ListNumber"/>
+        <w:spacing w:line="240" w:lineRule="auto"/>
+        <w:ind w:left="720"/>
+      </w:pPr>
+      <w:r>
+        <w:rPr>
+          <w:lang w:val="zh_TW" w:bidi="zh_TW"/>
+        </w:rPr>
+      </w:r>
+      <w:r>
+        <w:rPr>
+          <w:lang w:val="zh_TW" w:bidi="zh_TW"/>
+        </w:rPr>
+        <w:t>大祭司約雅金時期，來自示巴尼家族的祭司和家族領袖（</w:t>
+      </w:r>
+      <w:hyperlink r:id="rId53">
+        <w:r>
+          <w:rPr>
+            <w:lang w:val="zh_TW" w:bidi="zh_TW"/>
+          </w:rPr>
+          <w:rPr>
+            <w:color w:val="0000EE"/>
+            <w:u w:val="single"/>
+          </w:rPr>
+          <w:t>尼12:14</w:t>
+        </w:r>
+      </w:hyperlink>
+      <w:r>
+        <w:rPr>
+          <w:lang w:val="zh_TW" w:bidi="zh_TW"/>
+        </w:rPr>
+        <w:t>）。</w:t>
+      </w:r>
+    </w:p>
+    <w:p>
+      <w:pPr>
+        <w:pStyle w:val="ListNumber"/>
+        <w:spacing w:line="240" w:lineRule="auto"/>
+        <w:ind w:left="720"/>
+      </w:pPr>
+      <w:r>
+        <w:rPr>
+          <w:lang w:val="zh_TW" w:bidi="zh_TW"/>
+        </w:rPr>
+      </w:r>
+      <w:r>
+        <w:rPr>
+          <w:lang w:val="zh_TW" w:bidi="zh_TW"/>
+        </w:rPr>
+        <w:t>大衛的後裔（</w:t>
+      </w:r>
+      <w:hyperlink r:id="rId54">
+        <w:r>
+          <w:rPr>
+            <w:lang w:val="zh_TW" w:bidi="zh_TW"/>
+          </w:rPr>
+          <w:rPr>
+            <w:color w:val="0000EE"/>
+            <w:u w:val="single"/>
+          </w:rPr>
+          <w:t>太1:16</w:t>
+        </w:r>
+      </w:hyperlink>
+      <w:r>
+        <w:rPr>
+          <w:lang w:val="zh_TW" w:bidi="zh_TW"/>
+        </w:rPr>
+        <w:t>；</w:t>
+      </w:r>
+      <w:hyperlink r:id="rId55">
+        <w:r>
+          <w:rPr>
+            <w:lang w:val="zh_TW" w:bidi="zh_TW"/>
+          </w:rPr>
+          <w:rPr>
+            <w:color w:val="0000EE"/>
+            <w:u w:val="single"/>
+          </w:rPr>
+          <w:t>路3:23</w:t>
+        </w:r>
+      </w:hyperlink>
+      <w:r>
+        <w:rPr>
+          <w:lang w:val="zh_TW" w:bidi="zh_TW"/>
+        </w:rPr>
+        <w:t>），也是馬利亞的丈夫，馬利亞是耶穌的母親。約瑟與拿撒勒城中的一個年輕女子馬利亞訂婚。馬利亞從天使加百列那裡得知她將要懷上神的兒子，並要為祂取名為耶穌（</w:t>
+      </w:r>
+      <w:hyperlink r:id="rId56">
+        <w:r>
+          <w:rPr>
+            <w:lang w:val="zh_TW" w:bidi="zh_TW"/>
+          </w:rPr>
+          <w:rPr>
+            <w:color w:val="0000EE"/>
+            <w:u w:val="single"/>
+          </w:rPr>
+          <w:t>路1:31</w:t>
+        </w:r>
+      </w:hyperlink>
+      <w:r>
+        <w:rPr>
+          <w:lang w:val="zh_TW" w:bidi="zh_TW"/>
+        </w:rPr>
+        <w:t>），這次受孕是聖靈的作為（</w:t>
+      </w:r>
+      <w:hyperlink r:id="rId57">
+        <w:r>
+          <w:rPr>
+            <w:lang w:val="zh_TW" w:bidi="zh_TW"/>
+          </w:rPr>
+          <w:rPr>
+            <w:color w:val="0000EE"/>
+            <w:u w:val="single"/>
+          </w:rPr>
+          <w:t>35</w:t>
+        </w:r>
+      </w:hyperlink>
+      <w:r>
+        <w:rPr>
+          <w:lang w:val="zh_TW" w:bidi="zh_TW"/>
+        </w:rPr>
+        <w:t>節）。約瑟並不知道這件事，所以當他發現馬利亞懷孕後，決定暗中休她，因他是一個義人，不願公開羞辱她（</w:t>
+      </w:r>
+      <w:hyperlink r:id="rId58">
+        <w:r>
+          <w:rPr>
+            <w:lang w:val="zh_TW" w:bidi="zh_TW"/>
+          </w:rPr>
+          <w:rPr>
+            <w:color w:val="0000EE"/>
+            <w:u w:val="single"/>
+          </w:rPr>
+          <w:t>太1:19</w:t>
+        </w:r>
+      </w:hyperlink>
+      <w:r>
+        <w:rPr>
+          <w:lang w:val="zh_TW" w:bidi="zh_TW"/>
+        </w:rPr>
+        <w:t>）。隨後天使在夢中向約瑟顯現，告訴他所發生的事（</w:t>
+      </w:r>
+      <w:hyperlink r:id="rId59">
+        <w:r>
+          <w:rPr>
+            <w:lang w:val="zh_TW" w:bidi="zh_TW"/>
+          </w:rPr>
+          <w:rPr>
+            <w:color w:val="0000EE"/>
+            <w:u w:val="single"/>
+          </w:rPr>
+          <w:t>太1:21</w:t>
+        </w:r>
+      </w:hyperlink>
+      <w:r>
+        <w:rPr>
+          <w:lang w:val="zh_TW" w:bidi="zh_TW"/>
+        </w:rPr>
+        <w:t>；參見</w:t>
+      </w:r>
+      <w:hyperlink r:id="rId60">
+        <w:r>
+          <w:rPr>
+            <w:lang w:val="zh_TW" w:bidi="zh_TW"/>
+          </w:rPr>
+          <w:rPr>
+            <w:color w:val="0000EE"/>
+            <w:u w:val="single"/>
+          </w:rPr>
+          <w:t>賽7:14</w:t>
+        </w:r>
+      </w:hyperlink>
+      <w:r>
+        <w:rPr>
+          <w:lang w:val="zh_TW" w:bidi="zh_TW"/>
+        </w:rPr>
+        <w:t>）。馬太福音的經文表明，約瑟和馬利亞在耶穌出生之前並沒有同房（</w:t>
+      </w:r>
+      <w:hyperlink r:id="rId61">
+        <w:r>
+          <w:rPr>
+            <w:lang w:val="zh_TW" w:bidi="zh_TW"/>
+          </w:rPr>
+          <w:rPr>
+            <w:color w:val="0000EE"/>
+            <w:u w:val="single"/>
+          </w:rPr>
+          <w:t>太1:18、25</w:t>
+        </w:r>
+      </w:hyperlink>
+      <w:r>
+        <w:rPr>
+          <w:lang w:val="zh_TW" w:bidi="zh_TW"/>
+        </w:rPr>
+        <w:t>；另見</w:t>
+      </w:r>
+      <w:hyperlink r:id="rId62">
+        <w:r>
+          <w:rPr>
+            <w:lang w:val="zh_TW" w:bidi="zh_TW"/>
+          </w:rPr>
+          <w:rPr>
+            <w:color w:val="0000EE"/>
+            <w:u w:val="single"/>
+          </w:rPr>
+          <w:t>路1:34–37</w:t>
+        </w:r>
+      </w:hyperlink>
+      <w:r>
+        <w:rPr>
+          <w:lang w:val="zh_TW" w:bidi="zh_TW"/>
+        </w:rPr>
+        <w:t>）。</w:t>
+        <w:br/>
+      </w:r>
+      <w:r>
+        <w:rPr>
+          <w:lang w:val="zh_TW" w:bidi="zh_TW"/>
+        </w:rPr>
+        <w:t>當凱撒奧古斯都下旨，要求所有人都回到自己的家鄉登記戶口以便徵稅時，約瑟和馬利亞回到伯利恆，耶穌就在那裡出生（</w:t>
+      </w:r>
+      <w:hyperlink r:id="rId63">
+        <w:r>
+          <w:rPr>
+            <w:lang w:val="zh_TW" w:bidi="zh_TW"/>
+          </w:rPr>
+          <w:rPr>
+            <w:color w:val="0000EE"/>
+            <w:u w:val="single"/>
+          </w:rPr>
+          <w:t>路2:1–6</w:t>
+        </w:r>
+      </w:hyperlink>
+      <w:r>
+        <w:rPr>
+          <w:lang w:val="zh_TW" w:bidi="zh_TW"/>
+        </w:rPr>
+        <w:t>）。之後，約瑟和馬利亞帶著嬰孩耶穌去聖殿獻給主（</w:t>
+      </w:r>
+      <w:hyperlink r:id="rId64">
+        <w:r>
+          <w:rPr>
+            <w:lang w:val="zh_TW" w:bidi="zh_TW"/>
+          </w:rPr>
+          <w:rPr>
+            <w:color w:val="0000EE"/>
+            <w:u w:val="single"/>
+          </w:rPr>
+          <w:t>22、33</w:t>
+        </w:r>
+      </w:hyperlink>
+      <w:r>
+        <w:rPr>
+          <w:lang w:val="zh_TW" w:bidi="zh_TW"/>
+        </w:rPr>
+        <w:t>節）。在博士拜訪耶穌之後，天使在夢中向約瑟顯現，吩咐他帶著耶穌和馬利亞逃往埃及，以保護孩子免受希律王的迫害（</w:t>
+      </w:r>
+      <w:hyperlink r:id="rId65">
+        <w:r>
+          <w:rPr>
+            <w:lang w:val="zh_TW" w:bidi="zh_TW"/>
+          </w:rPr>
+          <w:rPr>
+            <w:color w:val="0000EE"/>
+            <w:u w:val="single"/>
+          </w:rPr>
+          <w:t>太2:13</w:t>
+        </w:r>
+      </w:hyperlink>
+      <w:r>
+        <w:rPr>
+          <w:lang w:val="zh_TW" w:bidi="zh_TW"/>
+        </w:rPr>
+        <w:t>）。當希律死後，天使再次在夢中指示約瑟回到以色列，於是他們一家住在拿撒勒。約瑟最後一次出現在經文中，是當耶穌十二歲時，祂在聖殿裡的事件（</w:t>
+      </w:r>
+      <w:hyperlink r:id="rId66">
+        <w:r>
+          <w:rPr>
+            <w:lang w:val="zh_TW" w:bidi="zh_TW"/>
+          </w:rPr>
+          <w:rPr>
+            <w:color w:val="0000EE"/>
+            <w:u w:val="single"/>
+          </w:rPr>
+          <w:t>路2:41–51</w:t>
+        </w:r>
+      </w:hyperlink>
+      <w:r>
+        <w:rPr>
+          <w:lang w:val="zh_TW" w:bidi="zh_TW"/>
+        </w:rPr>
+        <w:t>）。雖然經文中沒有提到約瑟的名字，但馬利亞對耶穌說，她和他的父親一直焦急地尋找祂。</w:t>
+        <w:br/>
+      </w:r>
+      <w:r>
+        <w:rPr>
+          <w:lang w:val="zh_TW" w:bidi="zh_TW"/>
+        </w:rPr>
+        <w:t>耶穌在拿撒勒附近的人稱祂為「約瑟的兒子」（</w:t>
+      </w:r>
+      <w:hyperlink r:id="rId67">
+        <w:r>
+          <w:rPr>
+            <w:lang w:val="zh_TW" w:bidi="zh_TW"/>
+          </w:rPr>
+          <w:rPr>
+            <w:color w:val="0000EE"/>
+            <w:u w:val="single"/>
+          </w:rPr>
+          <w:t>路4:22</w:t>
+        </w:r>
+      </w:hyperlink>
+      <w:r>
+        <w:rPr>
+          <w:lang w:val="zh_TW" w:bidi="zh_TW"/>
+        </w:rPr>
+        <w:t>；</w:t>
+      </w:r>
+      <w:hyperlink r:id="rId68">
+        <w:r>
+          <w:rPr>
+            <w:lang w:val="zh_TW" w:bidi="zh_TW"/>
+          </w:rPr>
+          <w:rPr>
+            <w:color w:val="0000EE"/>
+            <w:u w:val="single"/>
+          </w:rPr>
+          <w:t>約1:45</w:t>
+        </w:r>
+      </w:hyperlink>
+      <w:r>
+        <w:rPr>
+          <w:lang w:val="zh_TW" w:bidi="zh_TW"/>
+        </w:rPr>
+        <w:t>，</w:t>
+      </w:r>
+      <w:hyperlink r:id="rId69">
+        <w:r>
+          <w:rPr>
+            <w:lang w:val="zh_TW" w:bidi="zh_TW"/>
+          </w:rPr>
+          <w:rPr>
+            <w:color w:val="0000EE"/>
+            <w:u w:val="single"/>
+          </w:rPr>
+          <w:t>6:42</w:t>
+        </w:r>
+      </w:hyperlink>
+      <w:r>
+        <w:rPr>
+          <w:lang w:val="zh_TW" w:bidi="zh_TW"/>
+        </w:rPr>
+        <w:t>）。我們透過識別耶穌的參照，才得知約瑟的職業。經文兩次提到耶穌是「木匠的兒子」（</w:t>
+      </w:r>
+      <w:hyperlink r:id="rId70">
+        <w:r>
+          <w:rPr>
+            <w:lang w:val="zh_TW" w:bidi="zh_TW"/>
+          </w:rPr>
+          <w:rPr>
+            <w:color w:val="0000EE"/>
+            <w:u w:val="single"/>
+          </w:rPr>
+          <w:t>太13:55</w:t>
+        </w:r>
+      </w:hyperlink>
+      <w:r>
+        <w:rPr>
+          <w:lang w:val="zh_TW" w:bidi="zh_TW"/>
+        </w:rPr>
+        <w:t>；</w:t>
+      </w:r>
+      <w:hyperlink r:id="rId71">
+        <w:r>
+          <w:rPr>
+            <w:lang w:val="zh_TW" w:bidi="zh_TW"/>
+          </w:rPr>
+          <w:rPr>
+            <w:color w:val="0000EE"/>
+            <w:u w:val="single"/>
+          </w:rPr>
+          <w:t>可6:3</w:t>
+        </w:r>
+      </w:hyperlink>
+      <w:r>
+        <w:rPr>
+          <w:lang w:val="zh_TW" w:bidi="zh_TW"/>
+        </w:rPr>
+        <w:t>）。約瑟並非我們今天所理解的木匠，因為當時的房屋大多是用石頭和泥土建造的。他是一位木工，或是木製品的工匠，可能主要從事製作家具和農具。</w:t>
+        <w:br/>
+      </w:r>
+      <w:r>
+        <w:rPr>
+          <w:lang w:val="zh_TW" w:bidi="zh_TW"/>
+        </w:rPr>
+        <w:t>在耶穌的事工期間，是祂的母親和祂的兄弟們來找祂（</w:t>
+      </w:r>
+      <w:hyperlink r:id="rId72">
+        <w:r>
+          <w:rPr>
+            <w:lang w:val="zh_TW" w:bidi="zh_TW"/>
+          </w:rPr>
+          <w:rPr>
+            <w:color w:val="0000EE"/>
+            <w:u w:val="single"/>
+          </w:rPr>
+          <w:t>太12:46–50</w:t>
+        </w:r>
+      </w:hyperlink>
+      <w:r>
+        <w:rPr>
+          <w:lang w:val="zh_TW" w:bidi="zh_TW"/>
+        </w:rPr>
+        <w:t>；</w:t>
+      </w:r>
+      <w:hyperlink r:id="rId73">
+        <w:r>
+          <w:rPr>
+            <w:lang w:val="zh_TW" w:bidi="zh_TW"/>
+          </w:rPr>
+          <w:rPr>
+            <w:color w:val="0000EE"/>
+            <w:u w:val="single"/>
+          </w:rPr>
+          <w:t>可3:31–35</w:t>
+        </w:r>
+      </w:hyperlink>
+      <w:r>
+        <w:rPr>
+          <w:lang w:val="zh_TW" w:bidi="zh_TW"/>
+        </w:rPr>
+        <w:t>），因此推測此時約瑟已經去世了。約瑟很可能是雅各、約瑟、西門、猶大以及未具名的姐妹們的父親（</w:t>
+      </w:r>
+      <w:hyperlink r:id="rId70">
+        <w:r>
+          <w:rPr>
+            <w:lang w:val="zh_TW" w:bidi="zh_TW"/>
+          </w:rPr>
+          <w:rPr>
+            <w:color w:val="0000EE"/>
+            <w:u w:val="single"/>
+          </w:rPr>
+          <w:t>太13:55</w:t>
+        </w:r>
+      </w:hyperlink>
+      <w:r>
+        <w:rPr>
+          <w:lang w:val="zh_TW" w:bidi="zh_TW"/>
+        </w:rPr>
+        <w:t>；</w:t>
+      </w:r>
+      <w:hyperlink r:id="rId71">
+        <w:r>
+          <w:rPr>
+            <w:lang w:val="zh_TW" w:bidi="zh_TW"/>
+          </w:rPr>
+          <w:rPr>
+            <w:color w:val="0000EE"/>
+            <w:u w:val="single"/>
+          </w:rPr>
+          <w:t>可6:3</w:t>
+        </w:r>
+      </w:hyperlink>
+      <w:r>
+        <w:rPr>
+          <w:lang w:val="zh_TW" w:bidi="zh_TW"/>
+        </w:rPr>
+        <w:t>）。</w:t>
+        <w:br/>
+      </w:r>
+      <w:r>
+        <w:rPr>
+          <w:i/>
+          <w:lang w:val="zh_TW" w:bidi="zh_TW"/>
+        </w:rPr>
+        <w:t>另見</w:t>
+      </w:r>
+      <w:r>
+        <w:rPr>
+          <w:lang w:val="zh_TW" w:bidi="zh_TW"/>
+        </w:rPr>
+        <w:t xml:space="preserve"> </w:t>
+      </w:r>
+      <w:r>
+        <w:rPr>
+          <w:lang w:val="zh_TW" w:bidi="zh_TW"/>
+        </w:rPr>
+        <w:t>耶穌的兄弟</w:t>
+      </w:r>
+      <w:r>
+        <w:rPr>
+          <w:lang w:val="zh_TW" w:bidi="zh_TW"/>
+        </w:rPr>
+        <w:t>；</w:t>
+      </w:r>
+      <w:r>
+        <w:rPr>
+          <w:lang w:val="zh_TW" w:bidi="zh_TW"/>
+        </w:rPr>
+        <w:t>耶穌基督的家譜</w:t>
+      </w:r>
+      <w:r>
+        <w:rPr>
+          <w:lang w:val="zh_TW" w:bidi="zh_TW"/>
+        </w:rPr>
+        <w:t>。</w:t>
+      </w:r>
+    </w:p>
+    <w:p>
+      <w:pPr>
+        <w:pStyle w:val="ListNumber"/>
+        <w:spacing w:line="240" w:lineRule="auto"/>
+        <w:ind w:left="720"/>
+      </w:pPr>
+      <w:r>
+        <w:rPr>
+          <w:lang w:val="zh_TW" w:bidi="zh_TW"/>
+        </w:rPr>
+      </w:r>
+      <w:r>
+        <w:rPr>
+          <w:lang w:val="zh_TW" w:bidi="zh_TW"/>
+        </w:rPr>
+        <w:t>約瑟和馬利亞的兒子，也是耶穌的兄弟（</w:t>
+      </w:r>
+      <w:hyperlink r:id="rId70">
+        <w:r>
+          <w:rPr>
+            <w:lang w:val="zh_TW" w:bidi="zh_TW"/>
+          </w:rPr>
+          <w:rPr>
+            <w:color w:val="0000EE"/>
+            <w:u w:val="single"/>
+          </w:rPr>
+          <w:t>太13:55</w:t>
+        </w:r>
+      </w:hyperlink>
+      <w:r>
+        <w:rPr>
+          <w:lang w:val="zh_TW" w:bidi="zh_TW"/>
+        </w:rPr>
+        <w:t>）；在</w:t>
+      </w:r>
+      <w:hyperlink r:id="rId71">
+        <w:r>
+          <w:rPr>
+            <w:lang w:val="zh_TW" w:bidi="zh_TW"/>
+          </w:rPr>
+          <w:rPr>
+            <w:color w:val="0000EE"/>
+            <w:u w:val="single"/>
+          </w:rPr>
+          <w:t>馬可福音六章3節</w:t>
+        </w:r>
+      </w:hyperlink>
+      <w:r>
+        <w:rPr>
+          <w:lang w:val="zh_TW" w:bidi="zh_TW"/>
+        </w:rPr>
+        <w:t>中被稱為約西。</w:t>
+      </w:r>
+      <w:r>
+        <w:rPr>
+          <w:i/>
+          <w:lang w:val="zh_TW" w:bidi="zh_TW"/>
+        </w:rPr>
+        <w:t>見</w:t>
+      </w:r>
+      <w:r>
+        <w:rPr>
+          <w:lang w:val="zh_TW" w:bidi="zh_TW"/>
+        </w:rPr>
+        <w:t>耶穌的兄弟</w:t>
+      </w:r>
+      <w:r>
+        <w:rPr>
+          <w:lang w:val="zh_TW" w:bidi="zh_TW"/>
+        </w:rPr>
+        <w:t>。</w:t>
+      </w:r>
+    </w:p>
+    <w:p>
+      <w:pPr>
+        <w:pStyle w:val="ListNumber"/>
+        <w:spacing w:line="240" w:lineRule="auto"/>
+        <w:ind w:left="720"/>
+      </w:pPr>
+      <w:r>
+        <w:rPr>
+          <w:lang w:val="zh_TW" w:bidi="zh_TW"/>
+        </w:rPr>
+      </w:r>
+      <w:r>
+        <w:rPr>
+          <w:lang w:val="zh_TW" w:bidi="zh_TW"/>
+        </w:rPr>
+        <w:t>來自亞利馬太的耶穌的跟隨者，為耶穌的安葬提供了幫助。他是亞利馬太城的一位富有的男子，也是猶太公會中的一位受人尊敬的成員（</w:t>
+      </w:r>
+      <w:hyperlink r:id="rId74">
+        <w:r>
+          <w:rPr>
+            <w:lang w:val="zh_TW" w:bidi="zh_TW"/>
+          </w:rPr>
+          <w:rPr>
+            <w:color w:val="0000EE"/>
+            <w:u w:val="single"/>
+          </w:rPr>
+          <w:t>可15:43</w:t>
+        </w:r>
+      </w:hyperlink>
+      <w:r>
+        <w:rPr>
+          <w:lang w:val="zh_TW" w:bidi="zh_TW"/>
+        </w:rPr>
+        <w:t>）。他是一個善良且公義的人，並沒有贊同釘死耶穌的決定（</w:t>
+      </w:r>
+      <w:hyperlink r:id="rId75">
+        <w:r>
+          <w:rPr>
+            <w:lang w:val="zh_TW" w:bidi="zh_TW"/>
+          </w:rPr>
+          <w:rPr>
+            <w:color w:val="0000EE"/>
+            <w:u w:val="single"/>
+          </w:rPr>
+          <w:t>路23:50–51</w:t>
+        </w:r>
+      </w:hyperlink>
+      <w:r>
+        <w:rPr>
+          <w:lang w:val="zh_TW" w:bidi="zh_TW"/>
+        </w:rPr>
+        <w:t>）。約瑟曾因怕猶太人而暗中跟隨耶穌（</w:t>
+      </w:r>
+      <w:hyperlink r:id="rId76">
+        <w:r>
+          <w:rPr>
+            <w:lang w:val="zh_TW" w:bidi="zh_TW"/>
+          </w:rPr>
+          <w:rPr>
+            <w:color w:val="0000EE"/>
+            <w:u w:val="single"/>
+          </w:rPr>
+          <w:t>約19:38</w:t>
+        </w:r>
+      </w:hyperlink>
+      <w:r>
+        <w:rPr>
+          <w:lang w:val="zh_TW" w:bidi="zh_TW"/>
+        </w:rPr>
+        <w:t>），但在耶穌被釘十字架後，他鼓起勇氣去見彼拉多，請求領取耶穌的屍體。他和尼哥德慕用香料處理耶穌的遺體，並用細麻布包裹，按照猶太人的安葬習俗進行。在附近的一個園子裡，有一座約瑟新鑿的墓穴，從未有人下葬過。他們將耶穌安放在那裡，並用一塊大石頭封住了墓穴。</w:t>
+      </w:r>
+    </w:p>
+    <w:p>
+      <w:pPr>
+        <w:pStyle w:val="ListNumber"/>
+        <w:spacing w:line="240" w:lineRule="auto"/>
+        <w:ind w:left="720"/>
+      </w:pPr>
+      <w:r>
+        <w:rPr>
+          <w:lang w:val="zh_TW" w:bidi="zh_TW"/>
+        </w:rPr>
+      </w:r>
+      <w:r>
+        <w:rPr>
+          <w:lang w:val="zh_TW" w:bidi="zh_TW"/>
+        </w:rPr>
+        <w:t>瑪他提亞的兒子，耶穌的祖先（</w:t>
+      </w:r>
+      <w:hyperlink r:id="rId77">
+        <w:r>
+          <w:rPr>
+            <w:lang w:val="zh_TW" w:bidi="zh_TW"/>
+          </w:rPr>
+          <w:rPr>
+            <w:color w:val="0000EE"/>
+            <w:u w:val="single"/>
+          </w:rPr>
+          <w:t>路3:25</w:t>
+        </w:r>
+      </w:hyperlink>
+      <w:r>
+        <w:rPr>
+          <w:lang w:val="zh_TW" w:bidi="zh_TW"/>
+        </w:rPr>
+        <w:t>）。</w:t>
+      </w:r>
+      <w:r>
+        <w:rPr>
+          <w:i/>
+          <w:lang w:val="zh_TW" w:bidi="zh_TW"/>
+        </w:rPr>
+        <w:t>見</w:t>
+      </w:r>
+      <w:r>
+        <w:rPr>
+          <w:lang w:val="zh_TW" w:bidi="zh_TW"/>
+        </w:rPr>
+        <w:t xml:space="preserve"> </w:t>
+      </w:r>
+      <w:r>
+        <w:rPr>
+          <w:lang w:val="zh_TW" w:bidi="zh_TW"/>
+        </w:rPr>
+        <w:t>耶穌基督的家譜</w:t>
+      </w:r>
+      <w:r>
+        <w:rPr>
+          <w:lang w:val="zh_TW" w:bidi="zh_TW"/>
+        </w:rPr>
+        <w:t>。</w:t>
+      </w:r>
+    </w:p>
+    <w:p>
+      <w:pPr>
+        <w:pStyle w:val="ListNumber"/>
+        <w:spacing w:line="240" w:lineRule="auto"/>
+        <w:ind w:left="720"/>
+      </w:pPr>
+      <w:r>
+        <w:rPr>
+          <w:lang w:val="zh_TW" w:bidi="zh_TW"/>
+        </w:rPr>
+      </w:r>
+      <w:r>
+        <w:rPr>
+          <w:lang w:val="zh_TW" w:bidi="zh_TW"/>
+        </w:rPr>
+        <w:t>在</w:t>
+      </w:r>
+      <w:hyperlink r:id="rId78">
+        <w:r>
+          <w:rPr>
+            <w:lang w:val="zh_TW" w:bidi="zh_TW"/>
+          </w:rPr>
+          <w:rPr>
+            <w:color w:val="0000EE"/>
+            <w:u w:val="single"/>
+          </w:rPr>
+          <w:t>路加福音三章26節</w:t>
+        </w:r>
+      </w:hyperlink>
+      <w:r>
+        <w:rPr>
+          <w:lang w:val="zh_TW" w:bidi="zh_TW"/>
+        </w:rPr>
+        <w:t>中，約瑟是耶穌的一位祖先，有英文譯本將他譯作Josech。</w:t>
+      </w:r>
+      <w:r>
+        <w:rPr>
+          <w:i/>
+          <w:lang w:val="zh_TW" w:bidi="zh_TW"/>
+        </w:rPr>
+        <w:t>見</w:t>
+      </w:r>
+      <w:r>
+        <w:rPr>
+          <w:lang w:val="zh_TW" w:bidi="zh_TW"/>
+        </w:rPr>
+        <w:t>約瑟</w:t>
+      </w:r>
+      <w:r>
+        <w:rPr>
+          <w:lang w:val="zh_TW" w:bidi="zh_TW"/>
+        </w:rPr>
+        <w:t>。</w:t>
+      </w:r>
+    </w:p>
+    <w:p>
+      <w:pPr>
+        <w:pStyle w:val="ListNumber"/>
+        <w:spacing w:line="240" w:lineRule="auto"/>
+        <w:ind w:left="720"/>
+      </w:pPr>
+      <w:r>
+        <w:rPr>
+          <w:lang w:val="zh_TW" w:bidi="zh_TW"/>
+        </w:rPr>
+      </w:r>
+      <w:r>
+        <w:rPr>
+          <w:lang w:val="zh_TW" w:bidi="zh_TW"/>
+        </w:rPr>
+        <w:t>約南的兒子，是耶穌的祖先（</w:t>
+      </w:r>
+      <w:hyperlink r:id="rId79">
+        <w:r>
+          <w:rPr>
+            <w:lang w:val="zh_TW" w:bidi="zh_TW"/>
+          </w:rPr>
+          <w:rPr>
+            <w:color w:val="0000EE"/>
+            <w:u w:val="single"/>
+          </w:rPr>
+          <w:t>路3:30</w:t>
+        </w:r>
+      </w:hyperlink>
+      <w:r>
+        <w:rPr>
+          <w:lang w:val="zh_TW" w:bidi="zh_TW"/>
+        </w:rPr>
+        <w:t>）。</w:t>
+      </w:r>
+      <w:r>
+        <w:rPr>
+          <w:i/>
+          <w:lang w:val="zh_TW" w:bidi="zh_TW"/>
+        </w:rPr>
+        <w:t>見</w:t>
+      </w:r>
+      <w:r>
+        <w:rPr>
+          <w:lang w:val="zh_TW" w:bidi="zh_TW"/>
+        </w:rPr>
+        <w:t>耶穌基督的家譜</w:t>
+      </w:r>
+      <w:r>
+        <w:rPr>
+          <w:lang w:val="zh_TW" w:bidi="zh_TW"/>
+        </w:rPr>
+        <w:t>。</w:t>
+      </w:r>
+    </w:p>
+    <w:p>
+      <w:pPr>
+        <w:pStyle w:val="ListNumber"/>
+        <w:spacing w:line="240" w:lineRule="auto"/>
+        <w:ind w:left="720"/>
+      </w:pPr>
+      <w:r>
+        <w:rPr>
+          <w:lang w:val="zh_TW" w:bidi="zh_TW"/>
+        </w:rPr>
+      </w:r>
+      <w:r>
+        <w:rPr>
+          <w:lang w:val="zh_TW" w:bidi="zh_TW"/>
+        </w:rPr>
+        <w:t>耶穌的門徒「叫做巴撒巴」並「又稱呼猶士都」（</w:t>
+      </w:r>
+      <w:hyperlink r:id="rId80">
+        <w:r>
+          <w:rPr>
+            <w:lang w:val="zh_TW" w:bidi="zh_TW"/>
+          </w:rPr>
+          <w:rPr>
+            <w:color w:val="0000EE"/>
+            <w:u w:val="single"/>
+          </w:rPr>
+          <w:t>徒1:23</w:t>
+        </w:r>
+      </w:hyperlink>
+      <w:r>
+        <w:rPr>
+          <w:lang w:val="zh_TW" w:bidi="zh_TW"/>
+        </w:rPr>
+        <w:t>）。約瑟是十一位使徒提名來取代加略人猶大的候選人之一。然而，最後被選中的人是馬提亞。</w:t>
+      </w:r>
+    </w:p>
+    <w:p>
+      <w:pPr>
+        <w:pStyle w:val="ListNumber"/>
+        <w:spacing w:line="240" w:lineRule="auto"/>
+        <w:ind w:left="720"/>
+      </w:pPr>
+      <w:r>
+        <w:rPr>
+          <w:lang w:val="zh_TW" w:bidi="zh_TW"/>
+        </w:rPr>
+      </w:r>
+      <w:r>
+        <w:rPr>
+          <w:lang w:val="zh_TW" w:bidi="zh_TW"/>
+        </w:rPr>
+        <w:t>塞浦路斯的利未人，賣了一塊田地，將所得交給使徒。他被使徒們稱為「巴拿巴」，意思是「勸慰子」（</w:t>
+      </w:r>
+      <w:hyperlink r:id="rId81">
+        <w:r>
+          <w:rPr>
+            <w:lang w:val="zh_TW" w:bidi="zh_TW"/>
+          </w:rPr>
+          <w:rPr>
+            <w:color w:val="0000EE"/>
+            <w:u w:val="single"/>
+          </w:rPr>
+          <w:t>徒4:36</w:t>
+        </w:r>
+      </w:hyperlink>
+      <w:r>
+        <w:rPr>
+          <w:lang w:val="zh_TW" w:bidi="zh_TW"/>
+        </w:rPr>
+        <w:t>）。</w:t>
+      </w:r>
+      <w:r>
+        <w:rPr>
+          <w:i/>
+          <w:lang w:val="zh_TW" w:bidi="zh_TW"/>
+        </w:rPr>
+        <w:t>見</w:t>
+      </w:r>
+      <w:r>
+        <w:rPr>
+          <w:lang w:val="zh_TW" w:bidi="zh_TW"/>
+        </w:rPr>
+        <w:t xml:space="preserve"> </w:t>
+      </w:r>
+      <w:r>
+        <w:rPr>
+          <w:lang w:val="zh_TW" w:bidi="zh_TW"/>
+        </w:rPr>
+        <w:t>巴拿巴</w:t>
+      </w:r>
+      <w:r>
+        <w:rPr>
+          <w:lang w:val="zh_TW" w:bidi="zh_TW"/>
+        </w:rPr>
+        <w:t>。</w:t>
+      </w:r>
+      <w:r>
+        <w:rPr>
+          <w:lang w:val="zh_TW" w:bidi="zh_TW"/>
+        </w:rPr>
       </w:r>
       <w:r>
         <w:rPr>
@@ -227,119 +2035,21 @@
           <w:lang w:val="zh_TW" w:bidi="zh_TW"/>
         </w:rPr>
       </w:r>
-      <w:r>
-        <w:rPr>
-          <w:lang w:val="zh_TW" w:bidi="zh_TW"/>
-        </w:rPr>
-        <w:t>族長時期，是指聖經中以色列的先祖生活的年代。聖經提到的族長包括：</w:t>
-      </w:r>
     </w:p>
     <w:p>
       <w:pPr>
-        <w:pStyle w:val="ListBullet"/>
-        <w:spacing w:line="240" w:lineRule="auto"/>
-        <w:ind w:left="720"/>
-      </w:pPr>
-      <w:r>
-        <w:rPr>
-          <w:lang w:val="zh_TW" w:bidi="zh_TW"/>
-        </w:rPr>
-      </w:r>
-      <w:r>
-        <w:rPr>
-          <w:lang w:val="zh_TW" w:bidi="zh_TW"/>
-        </w:rPr>
-        <w:t>洪水之前長壽的族長（</w:t>
-      </w:r>
-      <w:hyperlink r:id="rId13">
-        <w:r>
-          <w:rPr>
-            <w:lang w:val="zh_TW" w:bidi="zh_TW"/>
-          </w:rPr>
-          <w:rPr>
-            <w:color w:val="0000EE"/>
-            <w:u w:val="single"/>
-          </w:rPr>
-          <w:t>創1–5章</w:t>
-        </w:r>
-      </w:hyperlink>
-      <w:r>
-        <w:rPr>
-          <w:lang w:val="zh_TW" w:bidi="zh_TW"/>
-        </w:rPr>
-        <w:t>）</w:t>
-      </w:r>
-    </w:p>
-    <w:p>
-      <w:pPr>
-        <w:pStyle w:val="ListBullet"/>
-        <w:spacing w:line="240" w:lineRule="auto"/>
-        <w:ind w:left="720"/>
-      </w:pPr>
-      <w:r>
-        <w:rPr>
-          <w:lang w:val="zh_TW" w:bidi="zh_TW"/>
-        </w:rPr>
-      </w:r>
-      <w:r>
-        <w:rPr>
-          <w:lang w:val="zh_TW" w:bidi="zh_TW"/>
-        </w:rPr>
-        <w:t>挪亞（</w:t>
-      </w:r>
-      <w:hyperlink r:id="rId14">
-        <w:r>
-          <w:rPr>
-            <w:lang w:val="zh_TW" w:bidi="zh_TW"/>
-          </w:rPr>
-          <w:rPr>
-            <w:color w:val="0000EE"/>
-            <w:u w:val="single"/>
-          </w:rPr>
-          <w:t>創世記6–9章</w:t>
-        </w:r>
-      </w:hyperlink>
-      <w:r>
-        <w:rPr>
-          <w:lang w:val="zh_TW" w:bidi="zh_TW"/>
-        </w:rPr>
-        <w:t>）</w:t>
-      </w:r>
-    </w:p>
-    <w:p>
-      <w:pPr>
-        <w:pStyle w:val="ListBullet"/>
-        <w:spacing w:line="240" w:lineRule="auto"/>
-        <w:ind w:left="720"/>
-      </w:pPr>
-      <w:r>
-        <w:rPr>
-          <w:lang w:val="zh_TW" w:bidi="zh_TW"/>
-        </w:rPr>
-      </w:r>
-      <w:r>
-        <w:rPr>
-          <w:lang w:val="zh_TW" w:bidi="zh_TW"/>
-        </w:rPr>
-        <w:t>洪水後的族長譜系（</w:t>
-      </w:r>
-      <w:hyperlink r:id="rId15">
-        <w:r>
-          <w:rPr>
-            <w:lang w:val="zh_TW" w:bidi="zh_TW"/>
-          </w:rPr>
-          <w:rPr>
-            <w:color w:val="0000EE"/>
-            <w:u w:val="single"/>
-          </w:rPr>
-          <w:t>創世記10–11章</w:t>
-        </w:r>
-      </w:hyperlink>
-      <w:r>
-        <w:rPr>
-          <w:lang w:val="zh_TW" w:bidi="zh_TW"/>
-        </w:rPr>
-        <w:t>）</w:t>
+        <w:pStyle w:val="Heading2"/>
+      </w:pPr>
+      <w:r>
+        <w:rPr>
+          <w:lang w:val="zh_TW" w:bidi="zh_TW"/>
+        </w:rPr>
+        <w:t>約坍</w:t>
+      </w:r>
+      <w:r>
+        <w:rPr>
+          <w:lang w:val="zh_TW" w:bidi="zh_TW"/>
+        </w:rPr>
       </w:r>
     </w:p>
     <w:p>
@@ -353,36 +2063,36 @@
         <w:rPr>
           <w:lang w:val="zh_TW" w:bidi="zh_TW"/>
         </w:rPr>
-        <w:t>然而，族長一詞通常特別指亞伯拉罕、以撒和雅各（</w:t>
-      </w:r>
-      <w:hyperlink r:id="rId16">
-        <w:r>
-          <w:rPr>
-            <w:lang w:val="zh_TW" w:bidi="zh_TW"/>
-          </w:rPr>
-          <w:rPr>
-            <w:color w:val="0000EE"/>
-            <w:u w:val="single"/>
-          </w:rPr>
-          <w:t>創世記12–36章</w:t>
-        </w:r>
-      </w:hyperlink>
-      <w:r>
-        <w:rPr>
-          <w:lang w:val="zh_TW" w:bidi="zh_TW"/>
-        </w:rPr>
-        <w:t>），也包括約瑟（</w:t>
-      </w:r>
-      <w:hyperlink r:id="rId17">
-        <w:r>
-          <w:rPr>
-            <w:lang w:val="zh_TW" w:bidi="zh_TW"/>
-          </w:rPr>
-          <w:rPr>
-            <w:color w:val="0000EE"/>
-            <w:u w:val="single"/>
-          </w:rPr>
-          <w:t>創世記37–50章</w:t>
+        <w:t>希伯的兒子，法勒的弟弟。許多阿拉伯族群都是他的後裔（</w:t>
+      </w:r>
+      <w:hyperlink r:id="rId82">
+        <w:r>
+          <w:rPr>
+            <w:lang w:val="zh_TW" w:bidi="zh_TW"/>
+          </w:rPr>
+          <w:rPr>
+            <w:color w:val="0000EE"/>
+            <w:u w:val="single"/>
+          </w:rPr>
+          <w:t>創10:25–29</w:t>
+        </w:r>
+      </w:hyperlink>
+      <w:r>
+        <w:rPr>
+          <w:lang w:val="zh_TW" w:bidi="zh_TW"/>
+        </w:rPr>
+        <w:t>；</w:t>
+      </w:r>
+      <w:hyperlink r:id="rId83">
+        <w:r>
+          <w:rPr>
+            <w:lang w:val="zh_TW" w:bidi="zh_TW"/>
+          </w:rPr>
+          <w:rPr>
+            <w:color w:val="0000EE"/>
+            <w:u w:val="single"/>
+          </w:rPr>
+          <w:t>代上1:19–23</w:t>
         </w:r>
       </w:hyperlink>
       <w:r>
@@ -391,16 +2101,15 @@
         </w:rPr>
         <w:t>）。</w:t>
       </w:r>
-    </w:p>
-    <w:p>
-      <w:pPr>
-        <w:pStyle w:val="Heading3"/>
-      </w:pPr>
-      <w:r>
-        <w:rPr>
-          <w:lang w:val="zh_TW" w:bidi="zh_TW"/>
-        </w:rPr>
-        <w:t>族長生活在什麼時代？</w:t>
+      <w:r>
+        <w:rPr>
+          <w:lang w:val="zh_TW" w:bidi="zh_TW"/>
+        </w:rPr>
+      </w:r>
+      <w:r>
+        <w:rPr>
+          <w:lang w:val="zh_TW" w:bidi="zh_TW"/>
+        </w:rPr>
       </w:r>
     </w:p>
     <w:p>
@@ -410,71 +2119,145 @@
           <w:lang w:val="zh_TW" w:bidi="zh_TW"/>
         </w:rPr>
       </w:r>
-      <w:r>
-        <w:rPr>
-          <w:lang w:val="zh_TW" w:bidi="zh_TW"/>
-        </w:rPr>
-        <w:t>族長確切生活的年代難以確定。</w:t>
-      </w:r>
-      <w:hyperlink r:id="rId18">
-        <w:r>
-          <w:rPr>
-            <w:lang w:val="zh_TW" w:bidi="zh_TW"/>
-          </w:rPr>
-          <w:rPr>
-            <w:color w:val="0000EE"/>
-            <w:u w:val="single"/>
-          </w:rPr>
-          <w:t>創世記十四章1至2節</w:t>
-        </w:r>
-      </w:hyperlink>
-      <w:r>
-        <w:rPr>
-          <w:lang w:val="zh_TW" w:bidi="zh_TW"/>
-        </w:rPr>
-        <w:t>所提到的諸王，是唯一能作為年代參考的線索。該章確實提到歷史上的人物與地點，但我們無法確定這些王的身分。義大利考古學家在馬爾迪赫遺址（Tell Mardikh；古代稱為「以巴拉」</w:t>
-      </w:r>
-      <w:r>
-        <w:rPr>
-          <w:lang w:val="zh_TW" w:bidi="zh_TW"/>
-        </w:rPr>
-        <w:t>〔</w:t>
-      </w:r>
-      <w:r>
-        <w:rPr>
-          <w:lang w:val="zh_TW" w:bidi="zh_TW"/>
-        </w:rPr>
-        <w:t>Ebla</w:t>
-      </w:r>
-      <w:r>
-        <w:rPr>
-          <w:lang w:val="zh_TW" w:bidi="zh_TW"/>
-        </w:rPr>
-        <w:t>〕</w:t>
-      </w:r>
-      <w:r>
-        <w:rPr>
-          <w:lang w:val="zh_TW" w:bidi="zh_TW"/>
-        </w:rPr>
-        <w:t>）發現的泥板中，記錄了</w:t>
-      </w:r>
-      <w:hyperlink r:id="rId19">
-        <w:r>
-          <w:rPr>
-            <w:lang w:val="zh_TW" w:bidi="zh_TW"/>
-          </w:rPr>
-          <w:rPr>
-            <w:color w:val="0000EE"/>
-            <w:u w:val="single"/>
-          </w:rPr>
-          <w:t>創世記十四章2節</w:t>
-        </w:r>
-      </w:hyperlink>
-      <w:r>
-        <w:rPr>
-          <w:lang w:val="zh_TW" w:bidi="zh_TW"/>
-        </w:rPr>
-        <w:t>中所提的「平原諸城」以及其中一位王的名字。然而，這些泥板的年代早於主前二千年，早於亞伯拉罕時代，僅能證明這些城市在亞伯拉罕之前就已存在。</w:t>
+    </w:p>
+    <w:p>
+      <w:pPr>
+        <w:pStyle w:val="Heading2"/>
+      </w:pPr>
+      <w:r>
+        <w:rPr>
+          <w:lang w:val="zh_TW" w:bidi="zh_TW"/>
+        </w:rPr>
+        <w:t>約西</w:t>
+      </w:r>
+      <w:r>
+        <w:rPr>
+          <w:lang w:val="zh_TW" w:bidi="zh_TW"/>
+        </w:rPr>
+      </w:r>
+    </w:p>
+    <w:p>
+      <w:pPr>
+        <w:pStyle w:val="ListNumber"/>
+        <w:numPr>
+          <w:ilvl w:val="0"/>
+          <w:numId w:val="15"/>
+        </w:numPr>
+        <w:spacing w:line="240" w:lineRule="auto"/>
+        <w:ind w:left="720"/>
+      </w:pPr>
+      <w:r>
+        <w:rPr>
+          <w:lang w:val="zh_TW" w:bidi="zh_TW"/>
+        </w:rPr>
+      </w:r>
+      <w:r>
+        <w:rPr>
+          <w:lang w:val="zh_TW" w:bidi="zh_TW"/>
+        </w:rPr>
+        <w:t>約瑟、馬利亞的歌的另一種音譯，在</w:t>
+      </w:r>
+      <w:hyperlink r:id="rId71">
+        <w:r>
+          <w:rPr>
+            <w:lang w:val="zh_TW" w:bidi="zh_TW"/>
+          </w:rPr>
+          <w:rPr>
+            <w:color w:val="0000EE"/>
+            <w:u w:val="single"/>
+          </w:rPr>
+          <w:t>馬可福音六章3節</w:t>
+        </w:r>
+      </w:hyperlink>
+      <w:r>
+        <w:rPr>
+          <w:lang w:val="zh_TW" w:bidi="zh_TW"/>
+        </w:rPr>
+        <w:t>。</w:t>
+      </w:r>
+      <w:r>
+        <w:rPr>
+          <w:i/>
+          <w:lang w:val="zh_TW" w:bidi="zh_TW"/>
+        </w:rPr>
+        <w:t>見</w:t>
+      </w:r>
+      <w:r>
+        <w:rPr>
+          <w:lang w:val="zh_TW" w:bidi="zh_TW"/>
+        </w:rPr>
+        <w:t>約瑟#7</w:t>
+      </w:r>
+      <w:r>
+        <w:rPr>
+          <w:lang w:val="zh_TW" w:bidi="zh_TW"/>
+        </w:rPr>
+        <w:t>。</w:t>
+      </w:r>
+    </w:p>
+    <w:p>
+      <w:pPr>
+        <w:pStyle w:val="ListNumber"/>
+        <w:spacing w:line="240" w:lineRule="auto"/>
+        <w:ind w:left="720"/>
+      </w:pPr>
+      <w:r>
+        <w:rPr>
+          <w:lang w:val="zh_TW" w:bidi="zh_TW"/>
+        </w:rPr>
+      </w:r>
+      <w:r>
+        <w:rPr>
+          <w:lang w:val="zh_TW" w:bidi="zh_TW"/>
+        </w:rPr>
+        <w:t>和合本常譯為約瑟。他在</w:t>
+      </w:r>
+      <w:hyperlink r:id="rId81">
+        <w:r>
+          <w:rPr>
+            <w:lang w:val="zh_TW" w:bidi="zh_TW"/>
+          </w:rPr>
+          <w:rPr>
+            <w:color w:val="0000EE"/>
+            <w:u w:val="single"/>
+          </w:rPr>
+          <w:t>使徒行傳四章36節</w:t>
+        </w:r>
+      </w:hyperlink>
+      <w:r>
+        <w:rPr>
+          <w:lang w:val="zh_TW" w:bidi="zh_TW"/>
+        </w:rPr>
+        <w:t>中也被稱為巴拿巴。</w:t>
+      </w:r>
+      <w:r>
+        <w:rPr>
+          <w:i/>
+          <w:lang w:val="zh_TW" w:bidi="zh_TW"/>
+        </w:rPr>
+        <w:t>見</w:t>
+      </w:r>
+      <w:r>
+        <w:rPr>
+          <w:lang w:val="zh_TW" w:bidi="zh_TW"/>
+        </w:rPr>
+        <w:t>巴拿巴</w:t>
+      </w:r>
+      <w:r>
+        <w:rPr>
+          <w:lang w:val="zh_TW" w:bidi="zh_TW"/>
+        </w:rPr>
+        <w:t>。</w:t>
+      </w:r>
+      <w:r>
+        <w:rPr>
+          <w:lang w:val="zh_TW" w:bidi="zh_TW"/>
+        </w:rPr>
+      </w:r>
+      <w:r>
+        <w:rPr>
+          <w:lang w:val="zh_TW" w:bidi="zh_TW"/>
+        </w:rPr>
       </w:r>
     </w:p>
     <w:p>
@@ -484,77 +2267,21 @@
           <w:lang w:val="zh_TW" w:bidi="zh_TW"/>
         </w:rPr>
       </w:r>
-      <w:r>
-        <w:rPr>
-          <w:lang w:val="zh_TW" w:bidi="zh_TW"/>
-        </w:rPr>
-        <w:t>這位族長生活在中青銅器時代，可能是在公元前第二千年的早期。當時亞摩利人自西北遷入巴勒斯坦，可分為兩波：</w:t>
-      </w:r>
     </w:p>
     <w:p>
       <w:pPr>
-        <w:pStyle w:val="ListBullet"/>
-        <w:spacing w:line="240" w:lineRule="auto"/>
-        <w:ind w:left="720"/>
-      </w:pPr>
-      <w:r>
-        <w:rPr>
-          <w:lang w:val="zh_TW" w:bidi="zh_TW"/>
-        </w:rPr>
-      </w:r>
-      <w:r>
-        <w:rPr>
-          <w:lang w:val="zh_TW" w:bidi="zh_TW"/>
-        </w:rPr>
-        <w:t>第一波：以臨時帳棚為居所的一群（如亞伯拉罕的朋友亞乃、以實各和幔利，見</w:t>
-      </w:r>
-      <w:hyperlink r:id="rId20">
-        <w:r>
-          <w:rPr>
-            <w:lang w:val="zh_TW" w:bidi="zh_TW"/>
-          </w:rPr>
-          <w:rPr>
-            <w:color w:val="0000EE"/>
-            <w:u w:val="single"/>
-          </w:rPr>
-          <w:t>創14:13）</w:t>
-        </w:r>
-      </w:hyperlink>
-    </w:p>
-    <w:p>
-      <w:pPr>
-        <w:pStyle w:val="ListBullet"/>
-        <w:spacing w:line="240" w:lineRule="auto"/>
-        <w:ind w:left="720"/>
-      </w:pPr>
-      <w:r>
-        <w:rPr>
-          <w:lang w:val="zh_TW" w:bidi="zh_TW"/>
-        </w:rPr>
-      </w:r>
-      <w:r>
-        <w:rPr>
-          <w:lang w:val="zh_TW" w:bidi="zh_TW"/>
-        </w:rPr>
-        <w:t>第二波：自敘利亞遷入城市的人群（這些就是亞摩利人，</w:t>
-      </w:r>
-      <w:hyperlink r:id="rId21">
-        <w:r>
-          <w:rPr>
-            <w:lang w:val="zh_TW" w:bidi="zh_TW"/>
-          </w:rPr>
-          <w:rPr>
-            <w:color w:val="0000EE"/>
-            <w:u w:val="single"/>
-          </w:rPr>
-          <w:t>出3:8</w:t>
-        </w:r>
-      </w:hyperlink>
-      <w:r>
-        <w:rPr>
-          <w:lang w:val="zh_TW" w:bidi="zh_TW"/>
-        </w:rPr>
-        <w:t>）</w:t>
+        <w:pStyle w:val="Heading2"/>
+      </w:pPr>
+      <w:r>
+        <w:rPr>
+          <w:lang w:val="zh_TW" w:bidi="zh_TW"/>
+        </w:rPr>
+        <w:t>月亮</w:t>
+      </w:r>
+      <w:r>
+        <w:rPr>
+          <w:lang w:val="zh_TW" w:bidi="zh_TW"/>
+        </w:rPr>
       </w:r>
     </w:p>
     <w:p>
@@ -568,43 +2295,115 @@
         <w:rPr>
           <w:lang w:val="zh_TW" w:bidi="zh_TW"/>
         </w:rPr>
-        <w:t>族長的社會有兩種類型：</w:t>
-      </w:r>
-    </w:p>
-    <w:p>
-      <w:pPr>
-        <w:pStyle w:val="ListBullet"/>
-        <w:spacing w:line="240" w:lineRule="auto"/>
-        <w:ind w:left="720"/>
-      </w:pPr>
-      <w:r>
-        <w:rPr>
-          <w:lang w:val="zh_TW" w:bidi="zh_TW"/>
-        </w:rPr>
-      </w:r>
-      <w:r>
-        <w:rPr>
-          <w:lang w:val="zh_TW" w:bidi="zh_TW"/>
-        </w:rPr>
-        <w:t>城市社群</w:t>
-      </w:r>
-    </w:p>
-    <w:p>
-      <w:pPr>
-        <w:pStyle w:val="ListBullet"/>
-        <w:spacing w:line="240" w:lineRule="auto"/>
-        <w:ind w:left="720"/>
-      </w:pPr>
-      <w:r>
-        <w:rPr>
-          <w:lang w:val="zh_TW" w:bidi="zh_TW"/>
-        </w:rPr>
-      </w:r>
-      <w:r>
-        <w:rPr>
-          <w:lang w:val="zh_TW" w:bidi="zh_TW"/>
-        </w:rPr>
-        <w:t>鄉村社群（或半游牧部族），在城市周圍遷徙</w:t>
+        <w:t>天空中的小光（</w:t>
+      </w:r>
+      <w:hyperlink r:id="rId84">
+        <w:r>
+          <w:rPr>
+            <w:lang w:val="zh_TW" w:bidi="zh_TW"/>
+          </w:rPr>
+          <w:rPr>
+            <w:color w:val="0000EE"/>
+            <w:u w:val="single"/>
+          </w:rPr>
+          <w:t>創1:16</w:t>
+        </w:r>
+      </w:hyperlink>
+      <w:r>
+        <w:rPr>
+          <w:lang w:val="zh_TW" w:bidi="zh_TW"/>
+        </w:rPr>
+        <w:t>）。許多閃族語言使用與希伯來文相同的詞來表示月亮。在希伯來文舊約聖經的三段經文中，月光與日頭常用作對比（</w:t>
+      </w:r>
+      <w:hyperlink r:id="rId85">
+        <w:r>
+          <w:rPr>
+            <w:lang w:val="zh_TW" w:bidi="zh_TW"/>
+          </w:rPr>
+          <w:rPr>
+            <w:color w:val="0000EE"/>
+            <w:u w:val="single"/>
+          </w:rPr>
+          <w:t>歌6:10</w:t>
+        </w:r>
+      </w:hyperlink>
+      <w:r>
+        <w:rPr>
+          <w:lang w:val="zh_TW" w:bidi="zh_TW"/>
+        </w:rPr>
+        <w:t>；</w:t>
+      </w:r>
+      <w:hyperlink r:id="rId86">
+        <w:r>
+          <w:rPr>
+            <w:lang w:val="zh_TW" w:bidi="zh_TW"/>
+          </w:rPr>
+          <w:rPr>
+            <w:color w:val="0000EE"/>
+            <w:u w:val="single"/>
+          </w:rPr>
+          <w:t>賽24:23</w:t>
+        </w:r>
+      </w:hyperlink>
+      <w:r>
+        <w:rPr>
+          <w:lang w:val="zh_TW" w:bidi="zh_TW"/>
+        </w:rPr>
+        <w:t>，</w:t>
+      </w:r>
+      <w:hyperlink r:id="rId87">
+        <w:r>
+          <w:rPr>
+            <w:lang w:val="zh_TW" w:bidi="zh_TW"/>
+          </w:rPr>
+          <w:rPr>
+            <w:color w:val="0000EE"/>
+            <w:u w:val="single"/>
+          </w:rPr>
+          <w:t>30:26</w:t>
+        </w:r>
+      </w:hyperlink>
+      <w:r>
+        <w:rPr>
+          <w:lang w:val="zh_TW" w:bidi="zh_TW"/>
+        </w:rPr>
+        <w:t>）。另一個術語「月牙」在其它語言中使用，如亞蘭文和阿拉伯語，「月牙圈」也在聖經當中提到過（</w:t>
+      </w:r>
+      <w:hyperlink r:id="rId88">
+        <w:r>
+          <w:rPr>
+            <w:lang w:val="zh_TW" w:bidi="zh_TW"/>
+          </w:rPr>
+          <w:rPr>
+            <w:color w:val="0000EE"/>
+            <w:u w:val="single"/>
+          </w:rPr>
+          <w:t>士8:21、26</w:t>
+        </w:r>
+      </w:hyperlink>
+      <w:r>
+        <w:rPr>
+          <w:lang w:val="zh_TW" w:bidi="zh_TW"/>
+        </w:rPr>
+        <w:t>；</w:t>
+      </w:r>
+      <w:hyperlink r:id="rId89">
+        <w:r>
+          <w:rPr>
+            <w:lang w:val="zh_TW" w:bidi="zh_TW"/>
+          </w:rPr>
+          <w:rPr>
+            <w:color w:val="0000EE"/>
+            <w:u w:val="single"/>
+          </w:rPr>
+          <w:t>賽3:18</w:t>
+        </w:r>
+      </w:hyperlink>
+      <w:r>
+        <w:rPr>
+          <w:lang w:val="zh_TW" w:bidi="zh_TW"/>
+        </w:rPr>
+        <w:t>）。</w:t>
       </w:r>
     </w:p>
     <w:p>
@@ -618,18 +2417,67 @@
         <w:rPr>
           <w:lang w:val="zh_TW" w:bidi="zh_TW"/>
         </w:rPr>
-        <w:t>約瑟生活在埃及，但聖經並未告訴我們那位法老的名字。</w:t>
-      </w:r>
-    </w:p>
-    <w:p>
-      <w:pPr>
-        <w:pStyle w:val="Heading3"/>
-      </w:pPr>
-      <w:r>
-        <w:rPr>
-          <w:lang w:val="zh_TW" w:bidi="zh_TW"/>
-        </w:rPr>
-        <w:t>族長住在哪裡？</w:t>
+        <w:t>在創造的記載中，關於兩個光體的功能，有這樣的說法：「</w:t>
+      </w:r>
+      <w:r>
+        <w:rPr>
+          <w:lang w:val="zh_TW" w:bidi="zh_TW"/>
+        </w:rPr>
+        <w:t>可以分晝夜，作記號，定節令、日子、年歲</w:t>
+      </w:r>
+      <w:r>
+        <w:rPr>
+          <w:lang w:val="zh_TW" w:bidi="zh_TW"/>
+        </w:rPr>
+        <w:t>」（</w:t>
+      </w:r>
+      <w:hyperlink r:id="rId90">
+        <w:r>
+          <w:rPr>
+            <w:lang w:val="zh_TW" w:bidi="zh_TW"/>
+          </w:rPr>
+          <w:rPr>
+            <w:color w:val="0000EE"/>
+            <w:u w:val="single"/>
+          </w:rPr>
+          <w:t>創1:14</w:t>
+        </w:r>
+      </w:hyperlink>
+      <w:r>
+        <w:rPr>
+          <w:lang w:val="zh_TW" w:bidi="zh_TW"/>
+        </w:rPr>
+        <w:t>），也就是說，「時間」是由它們的運行所決定的。基於這個原因，當描述耶和華在創造中偉大的事蹟時，詩人說：「</w:t>
+      </w:r>
+      <w:r>
+        <w:rPr>
+          <w:lang w:val="zh_TW" w:bidi="zh_TW"/>
+        </w:rPr>
+        <w:t>你安置月亮為定節令</w:t>
+      </w:r>
+      <w:r>
+        <w:rPr>
+          <w:lang w:val="zh_TW" w:bidi="zh_TW"/>
+        </w:rPr>
+        <w:t>」（</w:t>
+      </w:r>
+      <w:hyperlink r:id="rId91">
+        <w:r>
+          <w:rPr>
+            <w:lang w:val="zh_TW" w:bidi="zh_TW"/>
+          </w:rPr>
+          <w:rPr>
+            <w:color w:val="0000EE"/>
+            <w:u w:val="single"/>
+          </w:rPr>
+          <w:t>詩104:19</w:t>
+        </w:r>
+      </w:hyperlink>
+      <w:r>
+        <w:rPr>
+          <w:lang w:val="zh_TW" w:bidi="zh_TW"/>
+        </w:rPr>
+        <w:t>）。</w:t>
       </w:r>
     </w:p>
     <w:p>
@@ -643,90 +2491,177 @@
         <w:rPr>
           <w:lang w:val="zh_TW" w:bidi="zh_TW"/>
         </w:rPr>
-        <w:t>族長歷史涵蓋極廣的地理範圍，跨越數百英里。亞伯拉罕最初居住在吾珥，那是靠近波斯灣的古代蘇美（Sumer）城邦。然後他遷到北方的哈蘭，位於底格里斯河（Tigris）與幼發拉底河（Euphrates）之間。他從那裡向西南前往巴勒斯坦，期間又曾兩度回到哈蘭，也兩度下到埃及。即使在巴勒斯坦境內，族長也不斷遷徙，主要是沿著山地南北往來，有時會到跨過海岸到外約旦（Transjordan，約旦河東邊）。有些人融入城市文化（如羅得；</w:t>
-      </w:r>
-      <w:hyperlink r:id="rId22">
-        <w:r>
-          <w:rPr>
-            <w:lang w:val="zh_TW" w:bidi="zh_TW"/>
-          </w:rPr>
-          <w:rPr>
-            <w:color w:val="0000EE"/>
-            <w:u w:val="single"/>
-          </w:rPr>
-          <w:t>創13:12</w:t>
-        </w:r>
-      </w:hyperlink>
-      <w:r>
-        <w:rPr>
-          <w:lang w:val="zh_TW" w:bidi="zh_TW"/>
-        </w:rPr>
-        <w:t>），而其他人則移居到曠野（如以實瑪利；</w:t>
-      </w:r>
-      <w:hyperlink r:id="rId23">
-        <w:r>
-          <w:rPr>
-            <w:lang w:val="zh_TW" w:bidi="zh_TW"/>
-          </w:rPr>
-          <w:rPr>
-            <w:color w:val="0000EE"/>
-            <w:u w:val="single"/>
-          </w:rPr>
-          <w:t>創25:18</w:t>
-        </w:r>
-      </w:hyperlink>
-      <w:r>
-        <w:rPr>
-          <w:lang w:val="zh_TW" w:bidi="zh_TW"/>
-        </w:rPr>
-        <w:t>或以掃；</w:t>
-      </w:r>
-      <w:hyperlink r:id="rId24">
-        <w:r>
-          <w:rPr>
-            <w:lang w:val="zh_TW" w:bidi="zh_TW"/>
-          </w:rPr>
-          <w:rPr>
-            <w:color w:val="0000EE"/>
-            <w:u w:val="single"/>
-          </w:rPr>
-          <w:t>36:6</w:t>
-        </w:r>
-      </w:hyperlink>
-      <w:r>
-        <w:rPr>
-          <w:lang w:val="zh_TW" w:bidi="zh_TW"/>
-        </w:rPr>
-        <w:t>–</w:t>
-      </w:r>
-      <w:hyperlink r:id="rId24">
-        <w:r>
-          <w:rPr>
-            <w:lang w:val="zh_TW" w:bidi="zh_TW"/>
-          </w:rPr>
-          <w:rPr>
-            <w:color w:val="0000EE"/>
-            <w:u w:val="single"/>
-          </w:rPr>
-          <w:t>8</w:t>
-        </w:r>
-      </w:hyperlink>
-      <w:r>
-        <w:rPr>
-          <w:lang w:val="zh_TW" w:bidi="zh_TW"/>
-        </w:rPr>
-        <w:t>）。</w:t>
-      </w:r>
-    </w:p>
-    <w:p>
-      <w:pPr>
-        <w:pStyle w:val="Heading3"/>
-      </w:pPr>
-      <w:r>
-        <w:rPr>
-          <w:lang w:val="zh_TW" w:bidi="zh_TW"/>
-        </w:rPr>
-        <w:t>為什麼族長如此重要？</w:t>
+        <w:t>古代希伯來人的月曆是陰曆（</w:t>
+      </w:r>
+      <w:hyperlink r:id="rId92">
+        <w:r>
+          <w:rPr>
+            <w:lang w:val="zh_TW" w:bidi="zh_TW"/>
+          </w:rPr>
+          <w:rPr>
+            <w:color w:val="0000EE"/>
+            <w:u w:val="single"/>
+          </w:rPr>
+          <w:t>便西拉智訓 43:6–7</w:t>
+        </w:r>
+      </w:hyperlink>
+      <w:r>
+        <w:rPr>
+          <w:lang w:val="zh_TW" w:bidi="zh_TW"/>
+        </w:rPr>
+        <w:t>），月份從新月開始，以特殊的儀式標記（</w:t>
+      </w:r>
+      <w:hyperlink r:id="rId93">
+        <w:r>
+          <w:rPr>
+            <w:lang w:val="zh_TW" w:bidi="zh_TW"/>
+          </w:rPr>
+          <w:rPr>
+            <w:color w:val="0000EE"/>
+            <w:u w:val="single"/>
+          </w:rPr>
+          <w:t>民 10:10</w:t>
+        </w:r>
+      </w:hyperlink>
+      <w:r>
+        <w:rPr>
+          <w:lang w:val="zh_TW" w:bidi="zh_TW"/>
+        </w:rPr>
+        <w:t>，</w:t>
+      </w:r>
+      <w:hyperlink r:id="rId94">
+        <w:r>
+          <w:rPr>
+            <w:lang w:val="zh_TW" w:bidi="zh_TW"/>
+          </w:rPr>
+          <w:rPr>
+            <w:color w:val="0000EE"/>
+            <w:u w:val="single"/>
+          </w:rPr>
+          <w:t>28:11–14</w:t>
+        </w:r>
+      </w:hyperlink>
+      <w:r>
+        <w:rPr>
+          <w:lang w:val="zh_TW" w:bidi="zh_TW"/>
+        </w:rPr>
+        <w:t>；</w:t>
+      </w:r>
+      <w:hyperlink r:id="rId95">
+        <w:r>
+          <w:rPr>
+            <w:lang w:val="zh_TW" w:bidi="zh_TW"/>
+          </w:rPr>
+          <w:rPr>
+            <w:color w:val="0000EE"/>
+            <w:u w:val="single"/>
+          </w:rPr>
+          <w:t>代下 2:4</w:t>
+        </w:r>
+      </w:hyperlink>
+      <w:r>
+        <w:rPr>
+          <w:lang w:val="zh_TW" w:bidi="zh_TW"/>
+        </w:rPr>
+        <w:t>）。兩個重要的節日，逾越節和住棚節，開始於月中，就是月圓時（</w:t>
+      </w:r>
+      <w:hyperlink r:id="rId96">
+        <w:r>
+          <w:rPr>
+            <w:lang w:val="zh_TW" w:bidi="zh_TW"/>
+          </w:rPr>
+          <w:rPr>
+            <w:color w:val="0000EE"/>
+            <w:u w:val="single"/>
+          </w:rPr>
+          <w:t>利 23:5–6</w:t>
+        </w:r>
+      </w:hyperlink>
+      <w:r>
+        <w:rPr>
+          <w:lang w:val="zh_TW" w:bidi="zh_TW"/>
+        </w:rPr>
+        <w:t>；</w:t>
+      </w:r>
+      <w:hyperlink r:id="rId97">
+        <w:r>
+          <w:rPr>
+            <w:lang w:val="zh_TW" w:bidi="zh_TW"/>
+          </w:rPr>
+          <w:rPr>
+            <w:color w:val="0000EE"/>
+            <w:u w:val="single"/>
+          </w:rPr>
+          <w:t>詩 81:3–5</w:t>
+        </w:r>
+      </w:hyperlink>
+      <w:r>
+        <w:rPr>
+          <w:lang w:val="zh_TW" w:bidi="zh_TW"/>
+        </w:rPr>
+        <w:t>；</w:t>
+      </w:r>
+      <w:hyperlink r:id="rId98">
+        <w:r>
+          <w:rPr>
+            <w:lang w:val="zh_TW" w:bidi="zh_TW"/>
+          </w:rPr>
+          <w:rPr>
+            <w:color w:val="0000EE"/>
+            <w:u w:val="single"/>
+          </w:rPr>
+          <w:t>利 23:34</w:t>
+        </w:r>
+      </w:hyperlink>
+      <w:r>
+        <w:rPr>
+          <w:lang w:val="zh_TW" w:bidi="zh_TW"/>
+        </w:rPr>
+        <w:t>）。以七天為一週是二十八天月轉周期的邏輯和為方便而劃分，因此，可以說月亮為數字七的意義提供了基礎。作為推論，第七個月的開始——號角節（</w:t>
+      </w:r>
+      <w:hyperlink r:id="rId99">
+        <w:r>
+          <w:rPr>
+            <w:lang w:val="zh_TW" w:bidi="zh_TW"/>
+          </w:rPr>
+          <w:rPr>
+            <w:color w:val="0000EE"/>
+            <w:u w:val="single"/>
+          </w:rPr>
+          <w:t>利 23:24</w:t>
+        </w:r>
+      </w:hyperlink>
+      <w:r>
+        <w:rPr>
+          <w:lang w:val="zh_TW" w:bidi="zh_TW"/>
+        </w:rPr>
+        <w:t>）——標誌著神聖節期的高潮，也標誌著統治者執政年數的新年和農事的新年（約瑟夫的</w:t>
+      </w:r>
+      <w:r>
+        <w:rPr>
+          <w:i/>
+          <w:lang w:val="zh_TW" w:bidi="zh_TW"/>
+        </w:rPr>
+        <w:t>猶太古史記</w:t>
+      </w:r>
+      <w:r>
+        <w:rPr>
+          <w:lang w:val="zh_TW" w:bidi="zh_TW"/>
+        </w:rPr>
+        <w:t xml:space="preserve"> 1.1.3；米示拿，猶太新年（</w:t>
+      </w:r>
+      <w:r>
+        <w:rPr>
+          <w:i/>
+          <w:lang w:val="zh_TW" w:bidi="zh_TW"/>
+        </w:rPr>
+        <w:t>Rosh Hashanah）</w:t>
+      </w:r>
+      <w:r>
+        <w:rPr>
+          <w:lang w:val="zh_TW" w:bidi="zh_TW"/>
+        </w:rPr>
+        <w:t>1:1）。</w:t>
       </w:r>
     </w:p>
     <w:p>
@@ -740,61 +2675,241 @@
         <w:rPr>
           <w:lang w:val="zh_TW" w:bidi="zh_TW"/>
         </w:rPr>
-        <w:t>族長在神的救贖計畫中具有核心地位。始於亞伯拉罕，族長引向基督降臨的救恩（</w:t>
-      </w:r>
-      <w:hyperlink r:id="rId25">
-        <w:r>
-          <w:rPr>
-            <w:lang w:val="zh_TW" w:bidi="zh_TW"/>
-          </w:rPr>
-          <w:rPr>
-            <w:color w:val="0000EE"/>
-            <w:u w:val="single"/>
-          </w:rPr>
-          <w:t>約8:56</w:t>
-        </w:r>
-      </w:hyperlink>
-      <w:r>
-        <w:rPr>
-          <w:lang w:val="zh_TW" w:bidi="zh_TW"/>
-        </w:rPr>
-        <w:t>）。當然，神的救贖計畫早在創世記前幾章就已展開，但祂在</w:t>
-      </w:r>
-      <w:hyperlink r:id="rId26">
-        <w:r>
-          <w:rPr>
-            <w:lang w:val="zh_TW" w:bidi="zh_TW"/>
-          </w:rPr>
-          <w:rPr>
-            <w:color w:val="0000EE"/>
-            <w:u w:val="single"/>
-          </w:rPr>
-          <w:t>創世記十二章1至3節</w:t>
-        </w:r>
-      </w:hyperlink>
-      <w:r>
-        <w:rPr>
-          <w:lang w:val="zh_TW" w:bidi="zh_TW"/>
-        </w:rPr>
-        <w:t>中對亞伯拉罕的呼召變得清晰，並透過所有族長的生命繼續推展。聖經多次稱呼祂為「亞伯拉罕的神、以撒的神和雅各的神」，就是因為神在族長身上的啟示，將成為往後一切的基礎。新約中，基督徒也稱亞伯拉罕為他們的「父」（</w:t>
-      </w:r>
-      <w:hyperlink r:id="rId27">
-        <w:r>
-          <w:rPr>
-            <w:lang w:val="zh_TW" w:bidi="zh_TW"/>
-          </w:rPr>
-          <w:rPr>
-            <w:color w:val="0000EE"/>
-            <w:u w:val="single"/>
-          </w:rPr>
-          <w:t>羅4:16</w:t>
-        </w:r>
-      </w:hyperlink>
-      <w:r>
-        <w:rPr>
-          <w:lang w:val="zh_TW" w:bidi="zh_TW"/>
-        </w:rPr>
-        <w:t>）。</w:t>
+        <w:t>創造故事中的一節提到太陽掌管白晝，月亮掌管黑夜（</w:t>
+      </w:r>
+      <w:hyperlink r:id="rId84">
+        <w:r>
+          <w:rPr>
+            <w:lang w:val="zh_TW" w:bidi="zh_TW"/>
+          </w:rPr>
+          <w:rPr>
+            <w:color w:val="0000EE"/>
+            <w:u w:val="single"/>
+          </w:rPr>
+          <w:t>創1:16</w:t>
+        </w:r>
+      </w:hyperlink>
+      <w:r>
+        <w:rPr>
+          <w:lang w:val="zh_TW" w:bidi="zh_TW"/>
+        </w:rPr>
+        <w:t>；比較</w:t>
+      </w:r>
+      <w:hyperlink r:id="rId100">
+        <w:r>
+          <w:rPr>
+            <w:lang w:val="zh_TW" w:bidi="zh_TW"/>
+          </w:rPr>
+          <w:rPr>
+            <w:color w:val="0000EE"/>
+            <w:u w:val="single"/>
+          </w:rPr>
+          <w:t>詩136:9</w:t>
+        </w:r>
+      </w:hyperlink>
+      <w:r>
+        <w:rPr>
+          <w:lang w:val="zh_TW" w:bidi="zh_TW"/>
+        </w:rPr>
+        <w:t>）。在宇宙的領域被建立時，月亮與太陽一起也在創造的總體秩序中被提及（</w:t>
+      </w:r>
+      <w:hyperlink r:id="rId101">
+        <w:r>
+          <w:rPr>
+            <w:lang w:val="zh_TW" w:bidi="zh_TW"/>
+          </w:rPr>
+          <w:rPr>
+            <w:color w:val="0000EE"/>
+            <w:u w:val="single"/>
+          </w:rPr>
+          <w:t>耶31:35</w:t>
+        </w:r>
+      </w:hyperlink>
+      <w:r>
+        <w:rPr>
+          <w:lang w:val="zh_TW" w:bidi="zh_TW"/>
+        </w:rPr>
+        <w:t>）。由此，這些光體象徵著世界秩序的延續（</w:t>
+      </w:r>
+      <w:hyperlink r:id="rId102">
+        <w:r>
+          <w:rPr>
+            <w:lang w:val="zh_TW" w:bidi="zh_TW"/>
+          </w:rPr>
+          <w:rPr>
+            <w:color w:val="0000EE"/>
+            <w:u w:val="single"/>
+          </w:rPr>
+          <w:t>詩72:5</w:t>
+        </w:r>
+      </w:hyperlink>
+      <w:r>
+        <w:rPr>
+          <w:lang w:val="zh_TW" w:bidi="zh_TW"/>
+        </w:rPr>
+        <w:t>；</w:t>
+      </w:r>
+      <w:hyperlink r:id="rId103">
+        <w:r>
+          <w:rPr>
+            <w:lang w:val="zh_TW" w:bidi="zh_TW"/>
+          </w:rPr>
+          <w:rPr>
+            <w:color w:val="0000EE"/>
+            <w:u w:val="single"/>
+          </w:rPr>
+          <w:t>詩89:37–38</w:t>
+        </w:r>
+      </w:hyperlink>
+      <w:r>
+        <w:rPr>
+          <w:lang w:val="zh_TW" w:bidi="zh_TW"/>
+        </w:rPr>
+        <w:t>）。月亮和太陽的變暗是末日創造秩序改變的徵兆（</w:t>
+      </w:r>
+      <w:hyperlink r:id="rId104">
+        <w:r>
+          <w:rPr>
+            <w:lang w:val="zh_TW" w:bidi="zh_TW"/>
+          </w:rPr>
+          <w:rPr>
+            <w:color w:val="0000EE"/>
+            <w:u w:val="single"/>
+          </w:rPr>
+          <w:t>賽13:10</w:t>
+        </w:r>
+      </w:hyperlink>
+      <w:r>
+        <w:rPr>
+          <w:lang w:val="zh_TW" w:bidi="zh_TW"/>
+        </w:rPr>
+        <w:t>；</w:t>
+      </w:r>
+      <w:hyperlink r:id="rId105">
+        <w:r>
+          <w:rPr>
+            <w:lang w:val="zh_TW" w:bidi="zh_TW"/>
+          </w:rPr>
+          <w:rPr>
+            <w:color w:val="0000EE"/>
+            <w:u w:val="single"/>
+          </w:rPr>
+          <w:t>結32:7</w:t>
+        </w:r>
+      </w:hyperlink>
+      <w:r>
+        <w:rPr>
+          <w:lang w:val="zh_TW" w:bidi="zh_TW"/>
+        </w:rPr>
+        <w:t>；</w:t>
+      </w:r>
+      <w:hyperlink r:id="rId106">
+        <w:r>
+          <w:rPr>
+            <w:lang w:val="zh_TW" w:bidi="zh_TW"/>
+          </w:rPr>
+          <w:rPr>
+            <w:color w:val="0000EE"/>
+            <w:u w:val="single"/>
+          </w:rPr>
+          <w:t>珥2:10</w:t>
+        </w:r>
+      </w:hyperlink>
+      <w:r>
+        <w:rPr>
+          <w:lang w:val="zh_TW" w:bidi="zh_TW"/>
+        </w:rPr>
+        <w:t>；</w:t>
+      </w:r>
+      <w:hyperlink r:id="rId107">
+        <w:r>
+          <w:rPr>
+            <w:lang w:val="zh_TW" w:bidi="zh_TW"/>
+          </w:rPr>
+          <w:rPr>
+            <w:color w:val="0000EE"/>
+            <w:u w:val="single"/>
+          </w:rPr>
+          <w:t>哈3:11</w:t>
+        </w:r>
+      </w:hyperlink>
+      <w:r>
+        <w:rPr>
+          <w:lang w:val="zh_TW" w:bidi="zh_TW"/>
+        </w:rPr>
+        <w:t>；</w:t>
+      </w:r>
+      <w:hyperlink r:id="rId108">
+        <w:r>
+          <w:rPr>
+            <w:lang w:val="zh_TW" w:bidi="zh_TW"/>
+          </w:rPr>
+          <w:rPr>
+            <w:color w:val="0000EE"/>
+            <w:u w:val="single"/>
+          </w:rPr>
+          <w:t>太24:29</w:t>
+        </w:r>
+      </w:hyperlink>
+      <w:r>
+        <w:rPr>
+          <w:lang w:val="zh_TW" w:bidi="zh_TW"/>
+        </w:rPr>
+        <w:t>；</w:t>
+      </w:r>
+      <w:hyperlink r:id="rId109">
+        <w:r>
+          <w:rPr>
+            <w:lang w:val="zh_TW" w:bidi="zh_TW"/>
+          </w:rPr>
+          <w:rPr>
+            <w:color w:val="0000EE"/>
+            <w:u w:val="single"/>
+          </w:rPr>
+          <w:t>可13:24</w:t>
+        </w:r>
+      </w:hyperlink>
+      <w:r>
+        <w:rPr>
+          <w:lang w:val="zh_TW" w:bidi="zh_TW"/>
+        </w:rPr>
+        <w:t>；</w:t>
+      </w:r>
+      <w:hyperlink r:id="rId110">
+        <w:r>
+          <w:rPr>
+            <w:lang w:val="zh_TW" w:bidi="zh_TW"/>
+          </w:rPr>
+          <w:rPr>
+            <w:color w:val="0000EE"/>
+            <w:u w:val="single"/>
+          </w:rPr>
+          <w:t>啟6:12</w:t>
+        </w:r>
+      </w:hyperlink>
+      <w:r>
+        <w:rPr>
+          <w:lang w:val="zh_TW" w:bidi="zh_TW"/>
+        </w:rPr>
+        <w:t>；相反的情況在</w:t>
+      </w:r>
+      <w:hyperlink r:id="rId87">
+        <w:r>
+          <w:rPr>
+            <w:lang w:val="zh_TW" w:bidi="zh_TW"/>
+          </w:rPr>
+          <w:rPr>
+            <w:color w:val="0000EE"/>
+            <w:u w:val="single"/>
+          </w:rPr>
+          <w:t>賽30:26</w:t>
+        </w:r>
+      </w:hyperlink>
+      <w:r>
+        <w:rPr>
+          <w:lang w:val="zh_TW" w:bidi="zh_TW"/>
+        </w:rPr>
+        <w:t>中陳述）。</w:t>
       </w:r>
     </w:p>
     <w:p>
@@ -806,6 +2921,178 @@
       </w:r>
       <w:r>
         <w:rPr>
+          <w:lang w:val="zh_TW" w:bidi="zh_TW"/>
+        </w:rPr>
+        <w:t>由於月亮類似於太陽，它也具有擊打的力量（</w:t>
+      </w:r>
+      <w:hyperlink r:id="rId111">
+        <w:r>
+          <w:rPr>
+            <w:lang w:val="zh_TW" w:bidi="zh_TW"/>
+          </w:rPr>
+          <w:rPr>
+            <w:color w:val="0000EE"/>
+            <w:u w:val="single"/>
+          </w:rPr>
+          <w:t>詩121:6</w:t>
+        </w:r>
+      </w:hyperlink>
+      <w:r>
+        <w:rPr>
+          <w:lang w:val="zh_TW" w:bidi="zh_TW"/>
+        </w:rPr>
+        <w:t>），也會影響田間作物的生長（</w:t>
+      </w:r>
+      <w:hyperlink r:id="rId112">
+        <w:r>
+          <w:rPr>
+            <w:lang w:val="zh_TW" w:bidi="zh_TW"/>
+          </w:rPr>
+          <w:rPr>
+            <w:color w:val="0000EE"/>
+            <w:u w:val="single"/>
+          </w:rPr>
+          <w:t>申33:14</w:t>
+        </w:r>
+      </w:hyperlink>
+      <w:r>
+        <w:rPr>
+          <w:lang w:val="zh_TW" w:bidi="zh_TW"/>
+        </w:rPr>
+        <w:t>）。在申命記中，以色列人被警告不要崇拜月亮和天上的星宿（</w:t>
+      </w:r>
+      <w:hyperlink r:id="rId113">
+        <w:r>
+          <w:rPr>
+            <w:lang w:val="zh_TW" w:bidi="zh_TW"/>
+          </w:rPr>
+          <w:rPr>
+            <w:color w:val="0000EE"/>
+            <w:u w:val="single"/>
+          </w:rPr>
+          <w:t>申4:19</w:t>
+        </w:r>
+      </w:hyperlink>
+      <w:r>
+        <w:rPr>
+          <w:lang w:val="zh_TW" w:bidi="zh_TW"/>
+        </w:rPr>
+        <w:t>，</w:t>
+      </w:r>
+      <w:hyperlink r:id="rId114">
+        <w:r>
+          <w:rPr>
+            <w:lang w:val="zh_TW" w:bidi="zh_TW"/>
+          </w:rPr>
+          <w:rPr>
+            <w:color w:val="0000EE"/>
+            <w:u w:val="single"/>
+          </w:rPr>
+          <w:t>17:3</w:t>
+        </w:r>
+      </w:hyperlink>
+      <w:r>
+        <w:rPr>
+          <w:lang w:val="zh_TW" w:bidi="zh_TW"/>
+        </w:rPr>
+        <w:t>），但這種異族崇拜最終傳入了猶大地的王國中（</w:t>
+      </w:r>
+      <w:hyperlink r:id="rId115">
+        <w:r>
+          <w:rPr>
+            <w:lang w:val="zh_TW" w:bidi="zh_TW"/>
+          </w:rPr>
+          <w:rPr>
+            <w:color w:val="0000EE"/>
+            <w:u w:val="single"/>
+          </w:rPr>
+          <w:t>王下21:3</w:t>
+        </w:r>
+      </w:hyperlink>
+      <w:r>
+        <w:rPr>
+          <w:lang w:val="zh_TW" w:bidi="zh_TW"/>
+        </w:rPr>
+        <w:t>，</w:t>
+      </w:r>
+      <w:hyperlink r:id="rId116">
+        <w:r>
+          <w:rPr>
+            <w:lang w:val="zh_TW" w:bidi="zh_TW"/>
+          </w:rPr>
+          <w:rPr>
+            <w:color w:val="0000EE"/>
+            <w:u w:val="single"/>
+          </w:rPr>
+          <w:t>23:4–5</w:t>
+        </w:r>
+      </w:hyperlink>
+      <w:r>
+        <w:rPr>
+          <w:lang w:val="zh_TW" w:bidi="zh_TW"/>
+        </w:rPr>
+        <w:t>，</w:t>
+      </w:r>
+      <w:hyperlink r:id="rId117">
+        <w:r>
+          <w:rPr>
+            <w:lang w:val="zh_TW" w:bidi="zh_TW"/>
+          </w:rPr>
+          <w:rPr>
+            <w:color w:val="0000EE"/>
+            <w:u w:val="single"/>
+          </w:rPr>
+          <w:t>耶7:18</w:t>
+        </w:r>
+      </w:hyperlink>
+      <w:r>
+        <w:rPr>
+          <w:lang w:val="zh_TW" w:bidi="zh_TW"/>
+        </w:rPr>
+        <w:t>，</w:t>
+      </w:r>
+      <w:hyperlink r:id="rId118">
+        <w:r>
+          <w:rPr>
+            <w:lang w:val="zh_TW" w:bidi="zh_TW"/>
+          </w:rPr>
+          <w:rPr>
+            <w:color w:val="0000EE"/>
+            <w:u w:val="single"/>
+          </w:rPr>
+          <w:t>8:2</w:t>
+        </w:r>
+      </w:hyperlink>
+      <w:r>
+        <w:rPr>
+          <w:lang w:val="zh_TW" w:bidi="zh_TW"/>
+        </w:rPr>
+        <w:t>）。</w:t>
+      </w:r>
+    </w:p>
+    <w:p>
+      <w:pPr/>
+      <w:r>
+        <w:rPr>
+          <w:lang w:val="zh_TW" w:bidi="zh_TW"/>
+        </w:rPr>
+      </w:r>
+      <w:r>
+        <w:rPr>
+          <w:lang w:val="zh_TW" w:bidi="zh_TW"/>
+        </w:rPr>
+        <w:t>為了精確掌控日曆和節期，以色列人一年中於耶路撒冷七次仔細地守望新月，確保了主要的節期落在正確的日子。公會會在前一個月的最後一天清晨聚集，並派守望者觀察月亮的首次出現。當證據明確時，他們便會神聖又嚴肅地宣佈，這一天成為新月的第一天。從橄欖山開始，火信號便宣告新月的來臨。後來，由於撒馬利亞人在途中設置了假信號，火信號被信使所取代。</w:t>
+      </w:r>
+    </w:p>
+    <w:p>
+      <w:pPr/>
+      <w:r>
+        <w:rPr>
+          <w:lang w:val="zh_TW" w:bidi="zh_TW"/>
+        </w:rPr>
+      </w:r>
+      <w:r>
+        <w:rPr>
           <w:i/>
           <w:lang w:val="zh_TW" w:bidi="zh_TW"/>
         </w:rPr>
@@ -815,67 +3102,37 @@
         <w:rPr>
           <w:lang w:val="zh_TW" w:bidi="zh_TW"/>
         </w:rPr>
-        <w:t>亞伯拉罕</w:t>
-      </w:r>
-      <w:r>
-        <w:rPr>
-          <w:lang w:val="zh_TW" w:bidi="zh_TW"/>
-        </w:rPr>
-        <w:t>；</w:t>
-      </w:r>
-      <w:r>
-        <w:rPr>
-          <w:lang w:val="zh_TW" w:bidi="zh_TW"/>
-        </w:rPr>
-        <w:t>聖經年表（舊約）</w:t>
-      </w:r>
-      <w:r>
-        <w:rPr>
-          <w:lang w:val="zh_TW" w:bidi="zh_TW"/>
-        </w:rPr>
-        <w:t>；</w:t>
-      </w:r>
-      <w:r>
-        <w:rPr>
-          <w:lang w:val="zh_TW" w:bidi="zh_TW"/>
-        </w:rPr>
-        <w:t>以撒</w:t>
-      </w:r>
-      <w:r>
-        <w:rPr>
-          <w:lang w:val="zh_TW" w:bidi="zh_TW"/>
-        </w:rPr>
-        <w:t>；</w:t>
-      </w:r>
-      <w:r>
-        <w:rPr>
-          <w:lang w:val="zh_TW" w:bidi="zh_TW"/>
-        </w:rPr>
-        <w:t>以色列歷史</w:t>
-      </w:r>
-      <w:r>
-        <w:rPr>
-          <w:lang w:val="zh_TW" w:bidi="zh_TW"/>
-        </w:rPr>
-        <w:t>；</w:t>
-      </w:r>
-      <w:r>
-        <w:rPr>
-          <w:lang w:val="zh_TW" w:bidi="zh_TW"/>
-        </w:rPr>
-        <w:t>雅各 #1</w:t>
-      </w:r>
-      <w:r>
-        <w:rPr>
-          <w:lang w:val="zh_TW" w:bidi="zh_TW"/>
-        </w:rPr>
-        <w:t>；</w:t>
-      </w:r>
-      <w:r>
-        <w:rPr>
-          <w:lang w:val="zh_TW" w:bidi="zh_TW"/>
-        </w:rPr>
-        <w:t>約瑟 #1</w:t>
+        <w:t xml:space="preserve"> </w:t>
+      </w:r>
+      <w:r>
+        <w:rPr>
+          <w:lang w:val="zh_TW" w:bidi="zh_TW"/>
+        </w:rPr>
+        <w:t>天文學</w:t>
+      </w:r>
+      <w:r>
+        <w:rPr>
+          <w:lang w:val="zh_TW" w:bidi="zh_TW"/>
+        </w:rPr>
+        <w:t>，</w:t>
+      </w:r>
+      <w:r>
+        <w:rPr>
+          <w:lang w:val="zh_TW" w:bidi="zh_TW"/>
+        </w:rPr>
+        <w:t>古代與現代曆法</w:t>
+      </w:r>
+      <w:r>
+        <w:rPr>
+          <w:lang w:val="zh_TW" w:bidi="zh_TW"/>
+        </w:rPr>
+        <w:t>，</w:t>
+      </w:r>
+      <w:r>
+        <w:rPr>
+          <w:lang w:val="zh_TW" w:bidi="zh_TW"/>
+        </w:rPr>
+        <w:t>以色列的節期和節日</w:t>
       </w:r>
       <w:r>
         <w:rPr>
@@ -2783,6 +5040,18 @@
   </w:num>
   <w:num w:numId="13" w16cid:durableId="592781308">
     <w:abstractNumId w:val="11"/>
+  </w:num>
+  <w:num w:numId="14">
+    <w:abstractNumId w:val="3"/>
+    <w:lvlOverride w:ilvl="0">
+      <w:startOverride w:val="1"/>
+    </w:lvlOverride>
+  </w:num>
+  <w:num w:numId="15">
+    <w:abstractNumId w:val="3"/>
+    <w:lvlOverride w:ilvl="0">
+      <w:startOverride w:val="1"/>
+    </w:lvlOverride>
   </w:num>
   <w:numIdMacAtCleanup w:val="10"/>
 </w:numbering>

--- a/zht/docx/175.content.docx
+++ b/zht/docx/175.content.docx
@@ -149,7 +149,7 @@
         <w:rPr>
           <w:lang w:val="zh_TW" w:bidi="zh_TW"/>
         </w:rPr>
-        <w:t>yue</w:t>
+        <w:t>yong</w:t>
       </w:r>
       <w:r>
         <w:rPr>
@@ -212,21 +212,181 @@
         <w:rPr>
           <w:lang w:val="zh_TW" w:bidi="zh_TW"/>
         </w:rPr>
-        <w:t>約瑟</w:t>
-      </w:r>
-      <w:r>
-        <w:rPr>
-          <w:lang w:val="zh_TW" w:bidi="zh_TW"/>
-        </w:rPr>
-      </w:r>
-    </w:p>
-    <w:p>
-      <w:pPr>
-        <w:pStyle w:val="ListNumber"/>
-        <w:numPr>
-          <w:ilvl w:val="0"/>
-          <w:numId w:val="14"/>
-        </w:numPr>
+        <w:t>永恆</w:t>
+      </w:r>
+      <w:r>
+        <w:rPr>
+          <w:lang w:val="zh_TW" w:bidi="zh_TW"/>
+        </w:rPr>
+      </w:r>
+    </w:p>
+    <w:p>
+      <w:pPr/>
+      <w:r>
+        <w:rPr>
+          <w:lang w:val="zh_TW" w:bidi="zh_TW"/>
+        </w:rPr>
+      </w:r>
+      <w:r>
+        <w:rPr>
+          <w:lang w:val="zh_TW" w:bidi="zh_TW"/>
+        </w:rPr>
+        <w:t>指無始無終的時間。</w:t>
+      </w:r>
+    </w:p>
+    <w:p>
+      <w:pPr>
+        <w:pStyle w:val="Heading3"/>
+      </w:pPr>
+      <w:r>
+        <w:rPr>
+          <w:lang w:val="zh_TW" w:bidi="zh_TW"/>
+        </w:rPr>
+        <w:t>舊約聖經中的永恆</w:t>
+      </w:r>
+    </w:p>
+    <w:p>
+      <w:pPr/>
+      <w:r>
+        <w:rPr>
+          <w:lang w:val="zh_TW" w:bidi="zh_TW"/>
+        </w:rPr>
+      </w:r>
+      <w:r>
+        <w:rPr>
+          <w:lang w:val="zh_TW" w:bidi="zh_TW"/>
+        </w:rPr>
+        <w:t>舊約聖經中並沒有一個與英文 「eternity（永恆）」完全對應的單字。相反，聖經多以「世世代代」、「從永遠到永遠」等片語來表達這一概念。由於人們認為神是創造並掌管歷史的神的這個概念，人們因此相信神的生命沒有終結，故聖經稱神為「永生的」（見</w:t>
+      </w:r>
+      <w:hyperlink r:id="rId13">
+        <w:r>
+          <w:rPr>
+            <w:lang w:val="zh_TW" w:bidi="zh_TW"/>
+          </w:rPr>
+          <w:rPr>
+            <w:color w:val="0000EE"/>
+            <w:u w:val="single"/>
+          </w:rPr>
+          <w:t>創21:33</w:t>
+        </w:r>
+      </w:hyperlink>
+      <w:r>
+        <w:rPr>
+          <w:lang w:val="zh_TW" w:bidi="zh_TW"/>
+        </w:rPr>
+        <w:t>；</w:t>
+      </w:r>
+      <w:hyperlink r:id="rId14">
+        <w:r>
+          <w:rPr>
+            <w:lang w:val="zh_TW" w:bidi="zh_TW"/>
+          </w:rPr>
+          <w:rPr>
+            <w:color w:val="0000EE"/>
+            <w:u w:val="single"/>
+          </w:rPr>
+          <w:t>賽26:4</w:t>
+        </w:r>
+      </w:hyperlink>
+      <w:r>
+        <w:rPr>
+          <w:lang w:val="zh_TW" w:bidi="zh_TW"/>
+        </w:rPr>
+        <w:t>，</w:t>
+      </w:r>
+      <w:hyperlink r:id="rId15">
+        <w:r>
+          <w:rPr>
+            <w:lang w:val="zh_TW" w:bidi="zh_TW"/>
+          </w:rPr>
+          <w:rPr>
+            <w:color w:val="0000EE"/>
+            <w:u w:val="single"/>
+          </w:rPr>
+          <w:t>40:28</w:t>
+        </w:r>
+      </w:hyperlink>
+      <w:r>
+        <w:rPr>
+          <w:lang w:val="zh_TW" w:bidi="zh_TW"/>
+        </w:rPr>
+        <w:t>）。希伯來人清楚知道神是永生的，與人不同；人的生命在地上則是有限的。</w:t>
+      </w:r>
+    </w:p>
+    <w:p>
+      <w:pPr>
+        <w:pStyle w:val="Heading3"/>
+      </w:pPr>
+      <w:r>
+        <w:rPr>
+          <w:lang w:val="zh_TW" w:bidi="zh_TW"/>
+        </w:rPr>
+        <w:t>新約聖經中的永恆</w:t>
+      </w:r>
+    </w:p>
+    <w:p>
+      <w:pPr/>
+      <w:r>
+        <w:rPr>
+          <w:lang w:val="zh_TW" w:bidi="zh_TW"/>
+        </w:rPr>
+      </w:r>
+      <w:r>
+        <w:rPr>
+          <w:lang w:val="zh_TW" w:bidi="zh_TW"/>
+        </w:rPr>
+        <w:t>新約聖經延續了猶太教與舊約聖經的觀念。在希臘文中，有一個詞既可用來描述時間的時代，也可用來表達神永恆的本性。例如，</w:t>
+      </w:r>
+      <w:hyperlink r:id="rId16">
+        <w:r>
+          <w:rPr>
+            <w:lang w:val="zh_TW" w:bidi="zh_TW"/>
+          </w:rPr>
+          <w:rPr>
+            <w:color w:val="0000EE"/>
+            <w:u w:val="single"/>
+          </w:rPr>
+          <w:t>羅馬書十六章26節</w:t>
+        </w:r>
+      </w:hyperlink>
+      <w:r>
+        <w:rPr>
+          <w:lang w:val="zh_TW" w:bidi="zh_TW"/>
+        </w:rPr>
+        <w:t>中譯為「永生」的詞，源自希臘文「eon」，其含義為「時代」或「長久的時期」。</w:t>
+      </w:r>
+    </w:p>
+    <w:p>
+      <w:pPr/>
+      <w:r>
+        <w:rPr>
+          <w:lang w:val="zh_TW" w:bidi="zh_TW"/>
+        </w:rPr>
+      </w:r>
+      <w:r>
+        <w:rPr>
+          <w:lang w:val="zh_TW" w:bidi="zh_TW"/>
+        </w:rPr>
+        <w:t>神掌管一切時代，祂無始無終，並為人有限的生命賦予秩序與意義。新約聖經也教導我們，時間終將有終結；這一點補充了舊約聖經中關於神創造萬物的教導，使人更加明白神的永恆——祂在萬物之前存有，也必在萬物之後仍然存有。</w:t>
+      </w:r>
+    </w:p>
+    <w:p>
+      <w:pPr/>
+      <w:r>
+        <w:rPr>
+          <w:lang w:val="zh_TW" w:bidi="zh_TW"/>
+        </w:rPr>
+      </w:r>
+      <w:r>
+        <w:rPr>
+          <w:lang w:val="zh_TW" w:bidi="zh_TW"/>
+        </w:rPr>
+        <w:t xml:space="preserve">新約聖經論及神如何藉著耶穌基督向人顯現，其方式與舊約聖經中神向以色列顯現的方式相似。新約聖經中在談論時間時，常以不同介詞搭配「eon（時代）」一詞，例如： </w:t>
+      </w:r>
+    </w:p>
+    <w:p>
+      <w:pPr>
+        <w:pStyle w:val="ListBullet"/>
         <w:spacing w:line="240" w:lineRule="auto"/>
         <w:ind w:left="720"/>
       </w:pPr>
@@ -235,13 +395,7 @@
           <w:lang w:val="zh_TW" w:bidi="zh_TW"/>
         </w:rPr>
       </w:r>
-      <w:r>
-        <w:rPr>
-          <w:lang w:val="zh_TW" w:bidi="zh_TW"/>
-        </w:rPr>
-        <w:t>雅各的第十一個兒子，是拉結所生的長子。拉結給這個孩子取名為約瑟，意思是「願祂再增添」，表達她希望神再賜給她一個兒子的願望（</w:t>
-      </w:r>
-      <w:hyperlink r:id="rId13">
+      <w:hyperlink r:id="rId17">
         <w:r>
           <w:rPr>
             <w:lang w:val="zh_TW" w:bidi="zh_TW"/>
@@ -250,23 +404,40 @@
             <w:color w:val="0000EE"/>
             <w:u w:val="single"/>
           </w:rPr>
-          <w:t>創30:24</w:t>
+          <w:t>約翰福音九章32節</w:t>
         </w:r>
       </w:hyperlink>
       <w:r>
         <w:rPr>
           <w:lang w:val="zh_TW" w:bidi="zh_TW"/>
         </w:rPr>
-        <w:t>）。</w:t>
-        <w:br/>
-      </w:r>
-      <w:r>
-        <w:rPr>
-          <w:lang w:val="zh_TW" w:bidi="zh_TW"/>
-        </w:rPr>
-        <w:t>關於約瑟的事蹟，直到他十七歲時，才再次出現，當時他和他的兄弟們一同牧放父親的羊群（</w:t>
-      </w:r>
-      <w:hyperlink r:id="rId14">
+        <w:t>所説的「</w:t>
+      </w:r>
+      <w:r>
+        <w:rPr>
+          <w:lang w:val="zh_TW" w:bidi="zh_TW"/>
+        </w:rPr>
+        <w:t>未曾</w:t>
+      </w:r>
+      <w:r>
+        <w:rPr>
+          <w:lang w:val="zh_TW" w:bidi="zh_TW"/>
+        </w:rPr>
+        <w:t>」，原文直譯為「從這時代之外」</w:t>
+      </w:r>
+    </w:p>
+    <w:p>
+      <w:pPr>
+        <w:pStyle w:val="ListBullet"/>
+        <w:spacing w:line="240" w:lineRule="auto"/>
+        <w:ind w:left="720"/>
+      </w:pPr>
+      <w:r>
+        <w:rPr>
+          <w:lang w:val="zh_TW" w:bidi="zh_TW"/>
+        </w:rPr>
+      </w:r>
+      <w:hyperlink r:id="rId18">
         <w:r>
           <w:rPr>
             <w:lang w:val="zh_TW" w:bidi="zh_TW"/>
@@ -275,16 +446,40 @@
             <w:color w:val="0000EE"/>
             <w:u w:val="single"/>
           </w:rPr>
-          <w:t>創37:2</w:t>
+          <w:t>路加福音一章70節</w:t>
         </w:r>
       </w:hyperlink>
       <w:r>
         <w:rPr>
           <w:lang w:val="zh_TW" w:bidi="zh_TW"/>
         </w:rPr>
-        <w:t>）。由於約瑟是父親年老時所生的兒子（</w:t>
-      </w:r>
-      <w:hyperlink r:id="rId15">
+        <w:t>所説的「</w:t>
+      </w:r>
+      <w:r>
+        <w:rPr>
+          <w:lang w:val="zh_TW" w:bidi="zh_TW"/>
+        </w:rPr>
+        <w:t>從創世以來</w:t>
+      </w:r>
+      <w:r>
+        <w:rPr>
+          <w:lang w:val="zh_TW" w:bidi="zh_TW"/>
+        </w:rPr>
+        <w:t>」，原文直譯為「從那時代起」</w:t>
+      </w:r>
+    </w:p>
+    <w:p>
+      <w:pPr>
+        <w:pStyle w:val="ListBullet"/>
+        <w:spacing w:line="240" w:lineRule="auto"/>
+        <w:ind w:left="720"/>
+      </w:pPr>
+      <w:r>
+        <w:rPr>
+          <w:lang w:val="zh_TW" w:bidi="zh_TW"/>
+        </w:rPr>
+      </w:r>
+      <w:hyperlink r:id="rId19">
         <w:r>
           <w:rPr>
             <w:lang w:val="zh_TW" w:bidi="zh_TW"/>
@@ -293,16 +488,28 @@
             <w:color w:val="0000EE"/>
             <w:u w:val="single"/>
           </w:rPr>
-          <w:t>3</w:t>
+          <w:t>猶大書一章13節</w:t>
         </w:r>
       </w:hyperlink>
       <w:r>
         <w:rPr>
           <w:lang w:val="zh_TW" w:bidi="zh_TW"/>
         </w:rPr>
-        <w:t>節），並且是雅各最喜愛的妻子的長子，因此雅各特別偏愛他。這讓約瑟的兄弟們對他充滿嫉妒。當雅各給了約瑟一件長到地面、袖子長的彩衣時，這份嫉妒進一步加劇（</w:t>
-      </w:r>
-      <w:hyperlink r:id="rId16">
+        <w:t>所説的「永遠」，原文直譯為「直到那時代之中」</w:t>
+      </w:r>
+    </w:p>
+    <w:p>
+      <w:pPr>
+        <w:pStyle w:val="ListBullet"/>
+        <w:spacing w:line="240" w:lineRule="auto"/>
+        <w:ind w:left="720"/>
+      </w:pPr>
+      <w:r>
+        <w:rPr>
+          <w:lang w:val="zh_TW" w:bidi="zh_TW"/>
+        </w:rPr>
+      </w:r>
+      <w:hyperlink r:id="rId20">
         <w:r>
           <w:rPr>
             <w:lang w:val="zh_TW" w:bidi="zh_TW"/>
@@ -311,16 +518,186 @@
             <w:color w:val="0000EE"/>
             <w:u w:val="single"/>
           </w:rPr>
-          <w:t>3–4</w:t>
+          <w:t>約翰福音四章14節</w:t>
         </w:r>
       </w:hyperlink>
       <w:r>
         <w:rPr>
           <w:lang w:val="zh_TW" w:bidi="zh_TW"/>
         </w:rPr>
-        <w:t>節）。（這種類型的衣服可以從貝尼哈桑〔Beni Hasan〕的庫努姆霍特普二世〔Khnumhotep II〕和靠近盧克索〔Luxor〕附近古爾奈〔Gurneh〕的貴族墓室的壁畫中瞥見）。當約瑟將他的夢——自己將來要統治兄弟們的夢——告訴他們時，這更激起了他兄弟們的敵意（</w:t>
-      </w:r>
-      <w:hyperlink r:id="rId17">
+        <w:t>所説的「直到永生」，原文直譯為「進入諸世代之中」</w:t>
+      </w:r>
+    </w:p>
+    <w:p>
+      <w:pPr/>
+      <w:r>
+        <w:rPr>
+          <w:lang w:val="zh_TW" w:bidi="zh_TW"/>
+        </w:rPr>
+      </w:r>
+      <w:r>
+        <w:rPr>
+          <w:lang w:val="zh_TW" w:bidi="zh_TW"/>
+        </w:rPr>
+        <w:t>前兩個片語指的是遙遠的過去；後兩個則指向未定的未來，通常譯為「永遠」。</w:t>
+      </w:r>
+    </w:p>
+    <w:p>
+      <w:pPr>
+        <w:pStyle w:val="Heading3"/>
+      </w:pPr>
+      <w:r>
+        <w:rPr>
+          <w:lang w:val="zh_TW" w:bidi="zh_TW"/>
+        </w:rPr>
+        <w:t>不同文化對時間與永恆的看法</w:t>
+      </w:r>
+    </w:p>
+    <w:p>
+      <w:pPr/>
+      <w:r>
+        <w:rPr>
+          <w:lang w:val="zh_TW" w:bidi="zh_TW"/>
+        </w:rPr>
+      </w:r>
+      <w:r>
+        <w:rPr>
+          <w:lang w:val="zh_TW" w:bidi="zh_TW"/>
+        </w:rPr>
+        <w:t>聖經對永恆的看法，與當時其它文化的觀念有所不同。許多文化認為時間是循環的，事件會不斷重演；在希臘文化中尤其明顯，時間被視為一個不斷重複的圓圈。</w:t>
+      </w:r>
+    </w:p>
+    <w:p>
+      <w:pPr/>
+      <w:r>
+        <w:rPr>
+          <w:lang w:val="zh_TW" w:bidi="zh_TW"/>
+        </w:rPr>
+      </w:r>
+      <w:r>
+        <w:rPr>
+          <w:lang w:val="zh_TW" w:bidi="zh_TW"/>
+        </w:rPr>
+        <w:t>在希臘思想中，救恩意味著逃離這無盡的時間循環，進入一種無時間存在的境界；然而，聖經對時間的理解截然不同。聖經將時間描繪為一條具有起點與終點的直線，並完全置於神的主權之下。</w:t>
+      </w:r>
+    </w:p>
+    <w:p>
+      <w:pPr/>
+      <w:r>
+        <w:rPr>
+          <w:lang w:val="zh_TW" w:bidi="zh_TW"/>
+        </w:rPr>
+      </w:r>
+      <w:r>
+        <w:rPr>
+          <w:lang w:val="zh_TW" w:bidi="zh_TW"/>
+        </w:rPr>
+        <w:t>因此，這也表示聖經對救恩的看法不同：救恩並非藉著是逃避時間而成就，而是在每個人的生命中經歷神的過程中成就，並邁向神所預備的最終完全。</w:t>
+      </w:r>
+    </w:p>
+    <w:p>
+      <w:pPr/>
+      <w:r>
+        <w:rPr>
+          <w:lang w:val="zh_TW" w:bidi="zh_TW"/>
+        </w:rPr>
+      </w:r>
+      <w:r>
+        <w:rPr>
+          <w:lang w:val="zh_TW" w:bidi="zh_TW"/>
+        </w:rPr>
+        <w:t>希臘文化與聖經對時間的看法不同，也引發了一個問題：永恆究竟是什麼？它只是無盡的時間嗎？還是另一種存在，例如超越時間？聖經指出，永恆並不等同於無時間狀態，也不是現今時間的對立面；當下的時間與永恆在某些基本特徵上是相通的。</w:t>
+      </w:r>
+    </w:p>
+    <w:p>
+      <w:pPr>
+        <w:pStyle w:val="Heading3"/>
+      </w:pPr>
+      <w:r>
+        <w:rPr>
+          <w:lang w:val="zh_TW" w:bidi="zh_TW"/>
+        </w:rPr>
+        <w:t>時間的兩個時代</w:t>
+      </w:r>
+    </w:p>
+    <w:p>
+      <w:pPr/>
+      <w:r>
+        <w:rPr>
+          <w:lang w:val="zh_TW" w:bidi="zh_TW"/>
+        </w:rPr>
+      </w:r>
+      <w:r>
+        <w:rPr>
+          <w:lang w:val="zh_TW" w:bidi="zh_TW"/>
+        </w:rPr>
+        <w:t>新約聖經（承襲猶太教的教導）將時間劃分為兩個部分：</w:t>
+      </w:r>
+    </w:p>
+    <w:p>
+      <w:pPr>
+        <w:pStyle w:val="ListBullet"/>
+        <w:spacing w:line="240" w:lineRule="auto"/>
+        <w:ind w:left="720"/>
+      </w:pPr>
+      <w:r>
+        <w:rPr>
+          <w:lang w:val="zh_TW" w:bidi="zh_TW"/>
+        </w:rPr>
+      </w:r>
+      <w:r>
+        <w:rPr>
+          <w:lang w:val="zh_TW" w:bidi="zh_TW"/>
+        </w:rPr>
+        <w:t>「現今的世代」（我們現在所處的時代）</w:t>
+      </w:r>
+    </w:p>
+    <w:p>
+      <w:pPr>
+        <w:pStyle w:val="ListBullet"/>
+        <w:spacing w:line="240" w:lineRule="auto"/>
+        <w:ind w:left="720"/>
+      </w:pPr>
+      <w:r>
+        <w:rPr>
+          <w:lang w:val="zh_TW" w:bidi="zh_TW"/>
+        </w:rPr>
+      </w:r>
+      <w:r>
+        <w:rPr>
+          <w:lang w:val="zh_TW" w:bidi="zh_TW"/>
+        </w:rPr>
+        <w:t>「將來的世代」（神所應許的未來時期）</w:t>
+      </w:r>
+    </w:p>
+    <w:p>
+      <w:pPr/>
+      <w:r>
+        <w:rPr>
+          <w:lang w:val="zh_TW" w:bidi="zh_TW"/>
+        </w:rPr>
+      </w:r>
+      <w:r>
+        <w:rPr>
+          <w:lang w:val="zh_TW" w:bidi="zh_TW"/>
+        </w:rPr>
+        <w:t>這兩個時代的區別，並不僅僅在於有時間與無時間的對立。「將來的世代」將是一個真實展開的未來時代，具有其獨特的屬性。聖經在描述這新時代的來臨時，也呈現了許多關於未來將發生之事的細節。</w:t>
+      </w:r>
+    </w:p>
+    <w:p>
+      <w:pPr/>
+      <w:r>
+        <w:rPr>
+          <w:lang w:val="zh_TW" w:bidi="zh_TW"/>
+        </w:rPr>
+      </w:r>
+      <w:r>
+        <w:rPr>
+          <w:lang w:val="zh_TW" w:bidi="zh_TW"/>
+        </w:rPr>
+        <w:t>此外，這個新時代並非只是單純回到萬物起初的狀態，而是要完成神對萬有的計畫。正如</w:t>
+      </w:r>
+      <w:hyperlink r:id="rId21">
         <w:r>
           <w:rPr>
             <w:lang w:val="zh_TW" w:bidi="zh_TW"/>
@@ -329,16 +706,123 @@
             <w:color w:val="0000EE"/>
             <w:u w:val="single"/>
           </w:rPr>
-          <w:t>5–11</w:t>
+          <w:t>啓示錄一章4節</w:t>
         </w:r>
       </w:hyperlink>
       <w:r>
         <w:rPr>
           <w:lang w:val="zh_TW" w:bidi="zh_TW"/>
         </w:rPr>
-        <w:t>節）。後來，當約瑟被派去查看兄弟們和羊群在示劍附近的情況時，他的兄弟們將他賣給了前往埃及的商隊（</w:t>
-      </w:r>
-      <w:hyperlink r:id="rId18">
+        <w:t>所宣告的，神是「昔在、今在、以後永在的」；因此，聖經稱之為「新造」。</w:t>
+      </w:r>
+    </w:p>
+    <w:p>
+      <w:pPr>
+        <w:pStyle w:val="Heading3"/>
+      </w:pPr>
+      <w:r>
+        <w:rPr>
+          <w:lang w:val="zh_TW" w:bidi="zh_TW"/>
+        </w:rPr>
+        <w:t>新時代與現今的世代的並存</w:t>
+      </w:r>
+    </w:p>
+    <w:p>
+      <w:pPr/>
+      <w:r>
+        <w:rPr>
+          <w:lang w:val="zh_TW" w:bidi="zh_TW"/>
+        </w:rPr>
+      </w:r>
+      <w:r>
+        <w:rPr>
+          <w:lang w:val="zh_TW" w:bidi="zh_TW"/>
+        </w:rPr>
+        <w:t>新約聖經教導我們，「將來的世代」其實已經開始了。從基督的生平與服事開始，雖然我們仍然生活在現今的世代之中，但這兩個時代在當下是同時並存的。</w:t>
+      </w:r>
+    </w:p>
+    <w:p>
+      <w:pPr/>
+      <w:r>
+        <w:rPr>
+          <w:lang w:val="zh_TW" w:bidi="zh_TW"/>
+        </w:rPr>
+      </w:r>
+      <w:r>
+        <w:rPr>
+          <w:lang w:val="zh_TW" w:bidi="zh_TW"/>
+        </w:rPr>
+        <w:t>聖經以多種方式表達這一概念，例如：</w:t>
+      </w:r>
+    </w:p>
+    <w:p>
+      <w:pPr>
+        <w:pStyle w:val="ListBullet"/>
+        <w:spacing w:line="240" w:lineRule="auto"/>
+        <w:ind w:left="720"/>
+      </w:pPr>
+      <w:r>
+        <w:rPr>
+          <w:lang w:val="zh_TW" w:bidi="zh_TW"/>
+        </w:rPr>
+      </w:r>
+      <w:r>
+        <w:rPr>
+          <w:lang w:val="zh_TW" w:bidi="zh_TW"/>
+        </w:rPr>
+        <w:t>「初熟的果子」</w:t>
+      </w:r>
+    </w:p>
+    <w:p>
+      <w:pPr>
+        <w:pStyle w:val="ListBullet"/>
+        <w:spacing w:line="240" w:lineRule="auto"/>
+        <w:ind w:left="720"/>
+      </w:pPr>
+      <w:r>
+        <w:rPr>
+          <w:lang w:val="zh_TW" w:bidi="zh_TW"/>
+        </w:rPr>
+      </w:r>
+      <w:r>
+        <w:rPr>
+          <w:lang w:val="zh_TW" w:bidi="zh_TW"/>
+        </w:rPr>
+        <w:t>「得基業的憑據」</w:t>
+      </w:r>
+    </w:p>
+    <w:p>
+      <w:pPr>
+        <w:pStyle w:val="ListBullet"/>
+        <w:spacing w:line="240" w:lineRule="auto"/>
+        <w:ind w:left="720"/>
+      </w:pPr>
+      <w:r>
+        <w:rPr>
+          <w:lang w:val="zh_TW" w:bidi="zh_TW"/>
+        </w:rPr>
+      </w:r>
+      <w:r>
+        <w:rPr>
+          <w:lang w:val="zh_TW" w:bidi="zh_TW"/>
+        </w:rPr>
+        <w:t>「末後的日子」</w:t>
+      </w:r>
+    </w:p>
+    <w:p>
+      <w:pPr/>
+      <w:r>
+        <w:rPr>
+          <w:lang w:val="zh_TW" w:bidi="zh_TW"/>
+        </w:rPr>
+      </w:r>
+      <w:r>
+        <w:rPr>
+          <w:lang w:val="zh_TW" w:bidi="zh_TW"/>
+        </w:rPr>
+        <w:t>例如，</w:t>
+      </w:r>
+      <w:hyperlink r:id="rId22">
         <w:r>
           <w:rPr>
             <w:lang w:val="zh_TW" w:bidi="zh_TW"/>
@@ -347,16 +831,67 @@
             <w:color w:val="0000EE"/>
             <w:u w:val="single"/>
           </w:rPr>
-          <w:t>25–28</w:t>
+          <w:t>希伯來書六章5節</w:t>
         </w:r>
       </w:hyperlink>
       <w:r>
         <w:rPr>
           <w:lang w:val="zh_TW" w:bidi="zh_TW"/>
         </w:rPr>
-        <w:t>節）。兄弟們拿了約瑟的彩衣，浸在山羊的血中，帶回給雅各，讓他以為約瑟被野獸殺死了（</w:t>
-      </w:r>
-      <w:hyperlink r:id="rId19">
+        <w:t>提到，有人已經「嘗過神善道的滋味</w:t>
+      </w:r>
+      <w:r>
+        <w:rPr>
+          <w:lang w:val="zh_TW" w:bidi="zh_TW"/>
+        </w:rPr>
+        <w:t>、覺悟</w:t>
+      </w:r>
+      <w:r>
+        <w:rPr>
+          <w:lang w:val="zh_TW" w:bidi="zh_TW"/>
+        </w:rPr>
+        <w:t>來世權能」，這表示因著耶穌的救恩，信徒如今就能享受將來的時代的一部分祝福。</w:t>
+      </w:r>
+    </w:p>
+    <w:p>
+      <w:pPr>
+        <w:pStyle w:val="Heading3"/>
+      </w:pPr>
+      <w:r>
+        <w:rPr>
+          <w:lang w:val="zh_TW" w:bidi="zh_TW"/>
+        </w:rPr>
+        <w:t>對時間與永恆的理解</w:t>
+      </w:r>
+    </w:p>
+    <w:p>
+      <w:pPr/>
+      <w:r>
+        <w:rPr>
+          <w:lang w:val="zh_TW" w:bidi="zh_TW"/>
+        </w:rPr>
+      </w:r>
+      <w:r>
+        <w:rPr>
+          <w:lang w:val="zh_TW" w:bidi="zh_TW"/>
+        </w:rPr>
+        <w:t>永恆並非時間的對立面，也不是一種沒有時間的狀態；相反，永恆是無界限的時間。它隨著耶穌所帶來的神國開始，並向未來延伸。</w:t>
+      </w:r>
+    </w:p>
+    <w:p>
+      <w:pPr/>
+      <w:r>
+        <w:rPr>
+          <w:lang w:val="zh_TW" w:bidi="zh_TW"/>
+        </w:rPr>
+      </w:r>
+      <w:r>
+        <w:rPr>
+          <w:lang w:val="zh_TW" w:bidi="zh_TW"/>
+        </w:rPr>
+        <w:t>神既掌管我們現今的時間（</w:t>
+      </w:r>
+      <w:hyperlink r:id="rId23">
         <w:r>
           <w:rPr>
             <w:lang w:val="zh_TW" w:bidi="zh_TW"/>
@@ -365,15 +900,362 @@
             <w:color w:val="0000EE"/>
             <w:u w:val="single"/>
           </w:rPr>
-          <w:t>31–33</w:t>
+          <w:t>加1:4</w:t>
         </w:r>
       </w:hyperlink>
       <w:r>
         <w:rPr>
           <w:lang w:val="zh_TW" w:bidi="zh_TW"/>
         </w:rPr>
-        <w:t>節）；雅各因喪子悲痛欲絕（</w:t>
-      </w:r>
+        <w:t>中稱之為「這罪惡的世代」），也掌管永恆。作為所有時間的神，神賦予兩者目的與意義</w:t>
+      </w:r>
+    </w:p>
+    <w:p>
+      <w:pPr/>
+      <w:r>
+        <w:rPr>
+          <w:lang w:val="zh_TW" w:bidi="zh_TW"/>
+        </w:rPr>
+      </w:r>
+      <w:r>
+        <w:rPr>
+          <w:i/>
+          <w:lang w:val="zh_TW" w:bidi="zh_TW"/>
+        </w:rPr>
+        <w:t>另見</w:t>
+      </w:r>
+      <w:r>
+        <w:rPr>
+          <w:lang w:val="zh_TW" w:bidi="zh_TW"/>
+        </w:rPr>
+        <w:t xml:space="preserve"> </w:t>
+      </w:r>
+      <w:r>
+        <w:rPr>
+          <w:lang w:val="zh_TW" w:bidi="zh_TW"/>
+        </w:rPr>
+        <w:t>時代</w:t>
+      </w:r>
+      <w:r>
+        <w:rPr>
+          <w:lang w:val="zh_TW" w:bidi="zh_TW"/>
+        </w:rPr>
+        <w:t>；</w:t>
+      </w:r>
+      <w:r>
+        <w:rPr>
+          <w:lang w:val="zh_TW" w:bidi="zh_TW"/>
+        </w:rPr>
+        <w:t>神的存在與屬性</w:t>
+      </w:r>
+      <w:r>
+        <w:rPr>
+          <w:lang w:val="zh_TW" w:bidi="zh_TW"/>
+        </w:rPr>
+        <w:t>。</w:t>
+      </w:r>
+      <w:r>
+        <w:rPr>
+          <w:lang w:val="zh_TW" w:bidi="zh_TW"/>
+        </w:rPr>
+      </w:r>
+      <w:r>
+        <w:rPr>
+          <w:lang w:val="zh_TW" w:bidi="zh_TW"/>
+        </w:rPr>
+      </w:r>
+    </w:p>
+    <w:p>
+      <w:pPr/>
+      <w:r>
+        <w:rPr>
+          <w:lang w:val="zh_TW" w:bidi="zh_TW"/>
+        </w:rPr>
+      </w:r>
+    </w:p>
+    <w:p>
+      <w:pPr>
+        <w:pStyle w:val="Heading2"/>
+      </w:pPr>
+      <w:r>
+        <w:rPr>
+          <w:lang w:val="zh_TW" w:bidi="zh_TW"/>
+        </w:rPr>
+        <w:t>永生</w:t>
+      </w:r>
+      <w:r>
+        <w:rPr>
+          <w:lang w:val="zh_TW" w:bidi="zh_TW"/>
+        </w:rPr>
+      </w:r>
+    </w:p>
+    <w:p>
+      <w:pPr/>
+      <w:r>
+        <w:rPr>
+          <w:lang w:val="zh_TW" w:bidi="zh_TW"/>
+        </w:rPr>
+      </w:r>
+      <w:r>
+        <w:rPr>
+          <w:lang w:val="zh_TW" w:bidi="zh_TW"/>
+        </w:rPr>
+        <w:t>聖經中所描述的一種存在模式，具有永恆或不朽的特性，是從神來並賜予信徒的生命。聖經作者認識到有一位活的神，在世界創造之前就存在，並當時間的終結來到時，祂仍然持續存在。神賜給那些順服並對祂負責之人的禮物被稱為「永生」或類似的同義詞。約翰福音提供了對永生最清楚的教導。</w:t>
+      </w:r>
+    </w:p>
+    <w:p>
+      <w:pPr/>
+      <w:r>
+        <w:rPr>
+          <w:lang w:val="zh_TW" w:bidi="zh_TW"/>
+        </w:rPr>
+      </w:r>
+      <w:r>
+        <w:rPr>
+          <w:lang w:val="zh_TW" w:bidi="zh_TW"/>
+        </w:rPr>
+        <w:t>「永生」這個詞在希臘文舊約中僅出現一次（</w:t>
+      </w:r>
+      <w:hyperlink r:id="rId24">
+        <w:r>
+          <w:rPr>
+            <w:lang w:val="zh_TW" w:bidi="zh_TW"/>
+          </w:rPr>
+          <w:rPr>
+            <w:color w:val="0000EE"/>
+            <w:u w:val="single"/>
+          </w:rPr>
+          <w:t>但12:2</w:t>
+        </w:r>
+      </w:hyperlink>
+      <w:r>
+        <w:rPr>
+          <w:lang w:val="zh_TW" w:bidi="zh_TW"/>
+        </w:rPr>
+        <w:t>，基本意思是「那個時代的生命（the life of the age）」，指的是超越死人復活時代的生命）。然而，舊約中「生命」的主要意義是地上生活的福祉。</w:t>
+      </w:r>
+    </w:p>
+    <w:p>
+      <w:pPr/>
+      <w:r>
+        <w:rPr>
+          <w:lang w:val="zh_TW" w:bidi="zh_TW"/>
+        </w:rPr>
+      </w:r>
+      <w:r>
+        <w:rPr>
+          <w:lang w:val="zh_TW" w:bidi="zh_TW"/>
+        </w:rPr>
+        <w:t>在兩約之間的時期，猶太拉比清楚地區分了「今世」和「將來的世代」。他們強調，將來世代的生命不僅僅是在數量上的延續，而是質量上的區別。</w:t>
+      </w:r>
+    </w:p>
+    <w:p>
+      <w:pPr/>
+      <w:r>
+        <w:rPr>
+          <w:lang w:val="zh_TW" w:bidi="zh_TW"/>
+        </w:rPr>
+      </w:r>
+      <w:r>
+        <w:rPr>
+          <w:lang w:val="zh_TW" w:bidi="zh_TW"/>
+        </w:rPr>
+        <w:t>希臘文中「永恆」一詞的詞源與「世代」或「永遠」相關。將新約置於猶太教的背景下，結合永活神和「將來世代」的應許，使「永恆」這個形容詞具有更深的意義。耶穌基督作為神的最終啟示，使未來彌賽亞世代的生命品質在現在的現實中成為可能。</w:t>
+      </w:r>
+    </w:p>
+    <w:p>
+      <w:pPr/>
+      <w:r>
+        <w:rPr>
+          <w:lang w:val="zh_TW" w:bidi="zh_TW"/>
+        </w:rPr>
+      </w:r>
+      <w:r>
+        <w:rPr>
+          <w:lang w:val="zh_TW" w:bidi="zh_TW"/>
+        </w:rPr>
+        <w:t>那位富有的年輕官員來到耶穌面前，詢問如何承受永生（</w:t>
+      </w:r>
+      <w:hyperlink r:id="rId25">
+        <w:r>
+          <w:rPr>
+            <w:lang w:val="zh_TW" w:bidi="zh_TW"/>
+          </w:rPr>
+          <w:rPr>
+            <w:color w:val="0000EE"/>
+            <w:u w:val="single"/>
+          </w:rPr>
+          <w:t>可10:17</w:t>
+        </w:r>
+      </w:hyperlink>
+      <w:r>
+        <w:rPr>
+          <w:lang w:val="zh_TW" w:bidi="zh_TW"/>
+        </w:rPr>
+        <w:t>）。顯然，他想到的是將來世代的復活生命。耶穌的回答以相同的概念來應對（</w:t>
+      </w:r>
+      <w:hyperlink r:id="rId26">
+        <w:r>
+          <w:rPr>
+            <w:lang w:val="zh_TW" w:bidi="zh_TW"/>
+          </w:rPr>
+          <w:rPr>
+            <w:color w:val="0000EE"/>
+            <w:u w:val="single"/>
+          </w:rPr>
+          <w:t>30</w:t>
+        </w:r>
+      </w:hyperlink>
+      <w:r>
+        <w:rPr>
+          <w:lang w:val="zh_TW" w:bidi="zh_TW"/>
+        </w:rPr>
+        <w:t>節）。</w:t>
+      </w:r>
+    </w:p>
+    <w:p>
+      <w:pPr/>
+      <w:r>
+        <w:rPr>
+          <w:lang w:val="zh_TW" w:bidi="zh_TW"/>
+        </w:rPr>
+      </w:r>
+      <w:r>
+        <w:rPr>
+          <w:lang w:val="zh_TW" w:bidi="zh_TW"/>
+        </w:rPr>
+        <w:t>耶穌對富有年輕人的回答中，把接受永生等同於進入神的國（</w:t>
+      </w:r>
+      <w:hyperlink r:id="rId27">
+        <w:r>
+          <w:rPr>
+            <w:lang w:val="zh_TW" w:bidi="zh_TW"/>
+          </w:rPr>
+          <w:rPr>
+            <w:color w:val="0000EE"/>
+            <w:u w:val="single"/>
+          </w:rPr>
+          <w:t>可10:23–25</w:t>
+        </w:r>
+      </w:hyperlink>
+      <w:r>
+        <w:rPr>
+          <w:lang w:val="zh_TW" w:bidi="zh_TW"/>
+        </w:rPr>
+        <w:t>）。神的國不僅僅是一個未來的事件，而是已經在耶穌的生命、事工和教導中開始實現。神的國是現在這個當下（present）生命的禮物，信徒在現今世代中便能領受。耶穌的許多比喻強調了這一點（例如，</w:t>
+      </w:r>
+      <w:hyperlink r:id="rId28">
+        <w:r>
+          <w:rPr>
+            <w:lang w:val="zh_TW" w:bidi="zh_TW"/>
+          </w:rPr>
+          <w:rPr>
+            <w:color w:val="0000EE"/>
+            <w:u w:val="single"/>
+          </w:rPr>
+          <w:t>太13章</w:t>
+        </w:r>
+      </w:hyperlink>
+      <w:r>
+        <w:rPr>
+          <w:lang w:val="zh_TW" w:bidi="zh_TW"/>
+        </w:rPr>
+        <w:t>中的比喻）。登山寶訓中的八福（</w:t>
+      </w:r>
+      <w:hyperlink r:id="rId29">
+        <w:r>
+          <w:rPr>
+            <w:lang w:val="zh_TW" w:bidi="zh_TW"/>
+          </w:rPr>
+          <w:rPr>
+            <w:color w:val="0000EE"/>
+            <w:u w:val="single"/>
+          </w:rPr>
+          <w:t>5:3–12</w:t>
+        </w:r>
+      </w:hyperlink>
+      <w:r>
+        <w:rPr>
+          <w:lang w:val="zh_TW" w:bidi="zh_TW"/>
+        </w:rPr>
+        <w:t>）進一步闡明了當下的祝福，包括救恩、赦罪和公義。因此，永生是一種現今的祝福，賜予那些順服神的統治並在這新救恩時代的祝福中生活的人，在現今世代結束之前，便能享受這恩典。</w:t>
+      </w:r>
+    </w:p>
+    <w:p>
+      <w:pPr/>
+      <w:r>
+        <w:rPr>
+          <w:lang w:val="zh_TW" w:bidi="zh_TW"/>
+        </w:rPr>
+      </w:r>
+      <w:r>
+        <w:rPr>
+          <w:lang w:val="zh_TW" w:bidi="zh_TW"/>
+        </w:rPr>
+        <w:t>關於永生最全面的討論出現在約翰福音。約翰的目是突出這一概念的關鍵重要性：「但記這些事要叫你們信耶穌是基督，是神的兒子，並且叫你們信了他，就可以因他的名得生命。」（</w:t>
+      </w:r>
+      <w:hyperlink r:id="rId30">
+        <w:r>
+          <w:rPr>
+            <w:lang w:val="zh_TW" w:bidi="zh_TW"/>
+          </w:rPr>
+          <w:rPr>
+            <w:color w:val="0000EE"/>
+            <w:u w:val="single"/>
+          </w:rPr>
+          <w:t>約20:31</w:t>
+        </w:r>
+      </w:hyperlink>
+      <w:r>
+        <w:rPr>
+          <w:lang w:val="zh_TW" w:bidi="zh_TW"/>
+        </w:rPr>
+        <w:t>）。約翰中最早提及永生見於</w:t>
+      </w:r>
+      <w:hyperlink r:id="rId31">
+        <w:r>
+          <w:rPr>
+            <w:lang w:val="zh_TW" w:bidi="zh_TW"/>
+          </w:rPr>
+          <w:rPr>
+            <w:color w:val="0000EE"/>
+            <w:u w:val="single"/>
+          </w:rPr>
+          <w:t>約翰福音三章15節</w:t>
+        </w:r>
+      </w:hyperlink>
+      <w:r>
+        <w:rPr>
+          <w:lang w:val="zh_TW" w:bidi="zh_TW"/>
+        </w:rPr>
+        <w:t>。</w:t>
+      </w:r>
+    </w:p>
+    <w:p>
+      <w:pPr/>
+      <w:r>
+        <w:rPr>
+          <w:lang w:val="zh_TW" w:bidi="zh_TW"/>
+        </w:rPr>
+      </w:r>
+      <w:r>
+        <w:rPr>
+          <w:lang w:val="zh_TW" w:bidi="zh_TW"/>
+        </w:rPr>
+        <w:t>約翰明顯地認同猶太人對將來世代及其祝福的期盼（例如，</w:t>
+      </w:r>
+      <w:hyperlink r:id="rId32">
+        <w:r>
+          <w:rPr>
+            <w:lang w:val="zh_TW" w:bidi="zh_TW"/>
+          </w:rPr>
+          <w:rPr>
+            <w:color w:val="0000EE"/>
+            <w:u w:val="single"/>
+          </w:rPr>
+          <w:t>約3:36，</w:t>
+        </w:r>
+      </w:hyperlink>
       <w:hyperlink r:id="rId20">
         <w:r>
           <w:rPr>
@@ -383,23 +1265,10 @@
             <w:color w:val="0000EE"/>
             <w:u w:val="single"/>
           </w:rPr>
-          <w:t>34–35</w:t>
+          <w:t>4:14，</w:t>
         </w:r>
       </w:hyperlink>
-      <w:r>
-        <w:rPr>
-          <w:lang w:val="zh_TW" w:bidi="zh_TW"/>
-        </w:rPr>
-        <w:t>節）。</w:t>
-        <w:br/>
-      </w:r>
-      <w:r>
-        <w:rPr>
-          <w:lang w:val="zh_TW" w:bidi="zh_TW"/>
-        </w:rPr>
-        <w:t>在埃及，約瑟被賣給了法老的護衛長波提乏（</w:t>
-      </w:r>
-      <w:hyperlink r:id="rId21">
+      <w:hyperlink r:id="rId33">
         <w:r>
           <w:rPr>
             <w:lang w:val="zh_TW" w:bidi="zh_TW"/>
@@ -408,10 +1277,10 @@
             <w:color w:val="0000EE"/>
             <w:u w:val="single"/>
           </w:rPr>
-          <w:t>創37:36，</w:t>
+          <w:t>5:29、39，</w:t>
         </w:r>
       </w:hyperlink>
-      <w:hyperlink r:id="rId22">
+      <w:hyperlink r:id="rId34">
         <w:r>
           <w:rPr>
             <w:lang w:val="zh_TW" w:bidi="zh_TW"/>
@@ -420,16 +1289,10 @@
             <w:color w:val="0000EE"/>
             <w:u w:val="single"/>
           </w:rPr>
-          <w:t>39:1</w:t>
+          <w:t>6:27，</w:t>
         </w:r>
       </w:hyperlink>
-      <w:r>
-        <w:rPr>
-          <w:lang w:val="zh_TW" w:bidi="zh_TW"/>
-        </w:rPr>
-        <w:t>），波提乏後來把家中的一切都交給約瑟管理。然而，波提乏的妻子因被這位年輕的希伯來人吸引，試圖誘惑他（</w:t>
-      </w:r>
-      <w:hyperlink r:id="rId23">
+      <w:hyperlink r:id="rId35">
         <w:r>
           <w:rPr>
             <w:lang w:val="zh_TW" w:bidi="zh_TW"/>
@@ -438,16 +1301,16 @@
             <w:color w:val="0000EE"/>
             <w:u w:val="single"/>
           </w:rPr>
-          <w:t>39:6–10</w:t>
+          <w:t>12:25</w:t>
         </w:r>
       </w:hyperlink>
       <w:r>
         <w:rPr>
           <w:lang w:val="zh_TW" w:bidi="zh_TW"/>
         </w:rPr>
-        <w:t>）。約瑟堅決拒絕她，並指出順從她的要求不僅對不起他的主人，也是得罪神的罪行（</w:t>
-      </w:r>
-      <w:hyperlink r:id="rId24">
+        <w:t>）。永生被定義為彌賽亞世代到來時，所賜予的特別恩典。拉撒路的復活（</w:t>
+      </w:r>
+      <w:hyperlink r:id="rId36">
         <w:r>
           <w:rPr>
             <w:lang w:val="zh_TW" w:bidi="zh_TW"/>
@@ -456,192 +1319,16 @@
             <w:color w:val="0000EE"/>
             <w:u w:val="single"/>
           </w:rPr>
-          <w:t>9</w:t>
+          <w:t>11</w:t>
         </w:r>
       </w:hyperlink>
       <w:r>
         <w:rPr>
           <w:lang w:val="zh_TW" w:bidi="zh_TW"/>
         </w:rPr>
-        <w:t>節）。有一天，她抓住約瑟的衣服，但約瑟將衣服留在她手中，自己逃走了。波提乏的妻子誣告約瑟企圖強暴她；她的說法被信以為真，約瑟因此被關進了王的監獄（</w:t>
-      </w:r>
-      <w:hyperlink r:id="rId25">
-        <w:r>
-          <w:rPr>
-            <w:lang w:val="zh_TW" w:bidi="zh_TW"/>
-          </w:rPr>
-          <w:rPr>
-            <w:color w:val="0000EE"/>
-            <w:u w:val="single"/>
-          </w:rPr>
-          <w:t>20</w:t>
-        </w:r>
-      </w:hyperlink>
-      <w:r>
-        <w:rPr>
-          <w:lang w:val="zh_TW" w:bidi="zh_TW"/>
-        </w:rPr>
-        <w:t>節），與法老的酒政和膳長同囚。約瑟在監獄裡，在神的幫助下，解釋了這兩人的夢，正如約瑟所預言的，膳長被處死，而酒政則恢復了王室的恩寵（</w:t>
-      </w:r>
-      <w:hyperlink r:id="rId26">
-        <w:r>
-          <w:rPr>
-            <w:lang w:val="zh_TW" w:bidi="zh_TW"/>
-          </w:rPr>
-          <w:rPr>
-            <w:color w:val="0000EE"/>
-            <w:u w:val="single"/>
-          </w:rPr>
-          <w:t>40</w:t>
-        </w:r>
-      </w:hyperlink>
-      <w:r>
-        <w:rPr>
-          <w:lang w:val="zh_TW" w:bidi="zh_TW"/>
-        </w:rPr>
-        <w:t>章）。</w:t>
-        <w:br/>
-      </w:r>
-      <w:r>
-        <w:rPr>
-          <w:lang w:val="zh_TW" w:bidi="zh_TW"/>
-        </w:rPr>
-        <w:t>兩年後，法老做了兩個夢，他的術士和博士都無法解釋。酒政想起約瑟，於是把他從監獄中召來。神啟示給約瑟，這兩個夢預言了七個豐年之後將有七個荒年（</w:t>
-      </w:r>
-      <w:hyperlink r:id="rId27">
-        <w:r>
-          <w:rPr>
-            <w:lang w:val="zh_TW" w:bidi="zh_TW"/>
-          </w:rPr>
-          <w:rPr>
-            <w:color w:val="0000EE"/>
-            <w:u w:val="single"/>
-          </w:rPr>
-          <w:t>創41:25–36</w:t>
-        </w:r>
-      </w:hyperlink>
-      <w:r>
-        <w:rPr>
-          <w:lang w:val="zh_TW" w:bidi="zh_TW"/>
-        </w:rPr>
-        <w:t>）。法老對約瑟的解釋印象深刻，任命他為全埃及的掌權者，僅次於法老自己（</w:t>
-      </w:r>
-      <w:hyperlink r:id="rId28">
-        <w:r>
-          <w:rPr>
-            <w:lang w:val="zh_TW" w:bidi="zh_TW"/>
-          </w:rPr>
-          <w:rPr>
-            <w:color w:val="0000EE"/>
-            <w:u w:val="single"/>
-          </w:rPr>
-          <w:t>39–44</w:t>
-        </w:r>
-      </w:hyperlink>
-      <w:r>
-        <w:rPr>
-          <w:lang w:val="zh_TW" w:bidi="zh_TW"/>
-        </w:rPr>
-        <w:t>節）。約瑟被賜名撒發那忒·巴內亞，並娶了祭司波提非拉的女兒亞西納為妻（</w:t>
-      </w:r>
-      <w:hyperlink r:id="rId29">
-        <w:r>
-          <w:rPr>
-            <w:lang w:val="zh_TW" w:bidi="zh_TW"/>
-          </w:rPr>
-          <w:rPr>
-            <w:color w:val="0000EE"/>
-            <w:u w:val="single"/>
-          </w:rPr>
-          <w:t>45</w:t>
-        </w:r>
-      </w:hyperlink>
-      <w:r>
-        <w:rPr>
-          <w:lang w:val="zh_TW" w:bidi="zh_TW"/>
-        </w:rPr>
-        <w:t>節）。</w:t>
-        <w:br/>
-      </w:r>
-      <w:r>
-        <w:rPr>
-          <w:lang w:val="zh_TW" w:bidi="zh_TW"/>
-        </w:rPr>
-        <w:t>約瑟30歲時成為埃及的掌權者。在七個豐年期間，他儲備了糧食，為即將來臨的七個荒年做準備（</w:t>
-      </w:r>
-      <w:hyperlink r:id="rId30">
-        <w:r>
-          <w:rPr>
-            <w:lang w:val="zh_TW" w:bidi="zh_TW"/>
-          </w:rPr>
-          <w:rPr>
-            <w:color w:val="0000EE"/>
-            <w:u w:val="single"/>
-          </w:rPr>
-          <w:t>創41:53–56</w:t>
-        </w:r>
-      </w:hyperlink>
-      <w:r>
-        <w:rPr>
-          <w:lang w:val="zh_TW" w:bidi="zh_TW"/>
-        </w:rPr>
-        <w:t>）。當荒年蔓延至迦南，雅各派除了幼子便雅憫之外的所有兒子前往埃及購糧。他們來到埃及時，並未認出站在他們面前的約瑟，但約瑟認出了他們，並想起了多年前的夢（</w:t>
-      </w:r>
-      <w:hyperlink r:id="rId31">
-        <w:r>
-          <w:rPr>
-            <w:lang w:val="zh_TW" w:bidi="zh_TW"/>
-          </w:rPr>
-          <w:rPr>
-            <w:color w:val="0000EE"/>
-            <w:u w:val="single"/>
-          </w:rPr>
-          <w:t>42:8–9</w:t>
-        </w:r>
-      </w:hyperlink>
-      <w:r>
-        <w:rPr>
-          <w:lang w:val="zh_TW" w:bidi="zh_TW"/>
-        </w:rPr>
-        <w:t>）。在聽完他們對家人的描述後，約瑟指控他們是間諜（</w:t>
-      </w:r>
-      <w:hyperlink r:id="rId32">
-        <w:r>
-          <w:rPr>
-            <w:lang w:val="zh_TW" w:bidi="zh_TW"/>
-          </w:rPr>
-          <w:rPr>
-            <w:color w:val="0000EE"/>
-            <w:u w:val="single"/>
-          </w:rPr>
-          <w:t>9–14</w:t>
-        </w:r>
-      </w:hyperlink>
-      <w:r>
-        <w:rPr>
-          <w:lang w:val="zh_TW" w:bidi="zh_TW"/>
-        </w:rPr>
-        <w:t>節），並堅持讓他們留下其中一人作為人質，回家帶便雅憫來證實他們的話（</w:t>
-      </w:r>
-      <w:hyperlink r:id="rId33">
-        <w:r>
-          <w:rPr>
-            <w:lang w:val="zh_TW" w:bidi="zh_TW"/>
-          </w:rPr>
-          <w:rPr>
-            <w:color w:val="0000EE"/>
-            <w:u w:val="single"/>
-          </w:rPr>
-          <w:t>19–20</w:t>
-        </w:r>
-      </w:hyperlink>
-      <w:r>
-        <w:rPr>
-          <w:lang w:val="zh_TW" w:bidi="zh_TW"/>
-        </w:rPr>
-        <w:t>節）。於是西緬被留下作人質（</w:t>
-      </w:r>
-      <w:hyperlink r:id="rId34">
+        <w:t>章）是一個活生生的比喻，顯明那些相信基督之人將來可以享有的生命。在拉撒路復活之前，馬大表明了她對拉撒路將會在末日復活的信心（</w:t>
+      </w:r>
+      <w:hyperlink r:id="rId37">
         <w:r>
           <w:rPr>
             <w:lang w:val="zh_TW" w:bidi="zh_TW"/>
@@ -657,16 +1344,9 @@
         <w:rPr>
           <w:lang w:val="zh_TW" w:bidi="zh_TW"/>
         </w:rPr>
-        <w:t>節）。</w:t>
-        <w:br/>
-      </w:r>
-      <w:r>
-        <w:rPr>
-          <w:lang w:val="zh_TW" w:bidi="zh_TW"/>
-        </w:rPr>
-        <w:t>在巴勒斯坦的饑荒加劇後，雅各要求他的兒子們回到埃及購買更多的糧食（</w:t>
-      </w:r>
-      <w:hyperlink r:id="rId35">
+        <w:t>節）。耶穌回應她，表明祂自己就是復活和生命，並宣告相信祂的人雖然死了也必復活（</w:t>
+      </w:r>
+      <w:hyperlink r:id="rId38">
         <w:r>
           <w:rPr>
             <w:lang w:val="zh_TW" w:bidi="zh_TW"/>
@@ -675,16 +1355,30 @@
             <w:color w:val="0000EE"/>
             <w:u w:val="single"/>
           </w:rPr>
-          <w:t>創43:1–2</w:t>
+          <w:t>25–26</w:t>
         </w:r>
       </w:hyperlink>
       <w:r>
         <w:rPr>
           <w:lang w:val="zh_TW" w:bidi="zh_TW"/>
         </w:rPr>
-        <w:t>）；雖然不情願，但兒子們答應了埃及官員的要求，雅各也同意讓便雅憫與他們同行（</w:t>
-      </w:r>
-      <w:hyperlink r:id="rId36">
+        <w:t>節）。</w:t>
+      </w:r>
+    </w:p>
+    <w:p>
+      <w:pPr/>
+      <w:r>
+        <w:rPr>
+          <w:lang w:val="zh_TW" w:bidi="zh_TW"/>
+        </w:rPr>
+      </w:r>
+      <w:r>
+        <w:rPr>
+          <w:lang w:val="zh_TW" w:bidi="zh_TW"/>
+        </w:rPr>
+        <w:t>然而，約翰福音的主要焦點並不在於對未來生命的期待，而在於當下就能經歷這未來的生命。在基督裡，信徒已經可以獲得那屬於將來世代的生命。耶穌用來定義祂使命的比喻，強調了這新的生命已然開始：活水，如泉源直湧到永生（</w:t>
+      </w:r>
+      <w:hyperlink r:id="rId39">
         <w:r>
           <w:rPr>
             <w:lang w:val="zh_TW" w:bidi="zh_TW"/>
@@ -693,16 +1387,16 @@
             <w:color w:val="0000EE"/>
             <w:u w:val="single"/>
           </w:rPr>
-          <w:t>11–13</w:t>
+          <w:t>約4:10–14</w:t>
         </w:r>
       </w:hyperlink>
       <w:r>
         <w:rPr>
           <w:lang w:val="zh_TW" w:bidi="zh_TW"/>
         </w:rPr>
-        <w:t>節）。他們抵達埃及後，被帶到約瑟的家，西緬也被釋放與他們團聚（</w:t>
-      </w:r>
-      <w:hyperlink r:id="rId37">
+        <w:t>）；生命的糧，滿足世人靈性的飢渴（</w:t>
+      </w:r>
+      <w:hyperlink r:id="rId40">
         <w:r>
           <w:rPr>
             <w:lang w:val="zh_TW" w:bidi="zh_TW"/>
@@ -711,16 +1405,16 @@
             <w:color w:val="0000EE"/>
             <w:u w:val="single"/>
           </w:rPr>
-          <w:t>23</w:t>
+          <w:t>6:35–40</w:t>
         </w:r>
       </w:hyperlink>
       <w:r>
         <w:rPr>
           <w:lang w:val="zh_TW" w:bidi="zh_TW"/>
         </w:rPr>
-        <w:t>節），並為他們準備了筵席（</w:t>
-      </w:r>
-      <w:hyperlink r:id="rId38">
+        <w:t>）；世界的光，引領跟隨者進入生命的光中（</w:t>
+      </w:r>
+      <w:hyperlink r:id="rId41">
         <w:r>
           <w:rPr>
             <w:lang w:val="zh_TW" w:bidi="zh_TW"/>
@@ -729,16 +1423,16 @@
             <w:color w:val="0000EE"/>
             <w:u w:val="single"/>
           </w:rPr>
-          <w:t>33</w:t>
+          <w:t>8:12</w:t>
         </w:r>
       </w:hyperlink>
       <w:r>
         <w:rPr>
           <w:lang w:val="zh_TW" w:bidi="zh_TW"/>
         </w:rPr>
-        <w:t>節）。約瑟終於揭示了自己的身份，並宣告神差他先來埃及是為了保存他們的性命（</w:t>
-      </w:r>
-      <w:hyperlink r:id="rId39">
+        <w:t>）；好牧人，賜給豐盛的生命（</w:t>
+      </w:r>
+      <w:hyperlink r:id="rId42">
         <w:r>
           <w:rPr>
             <w:lang w:val="zh_TW" w:bidi="zh_TW"/>
@@ -747,16 +1441,16 @@
             <w:color w:val="0000EE"/>
             <w:u w:val="single"/>
           </w:rPr>
-          <w:t>45:4–8</w:t>
+          <w:t>10:10</w:t>
         </w:r>
       </w:hyperlink>
       <w:r>
         <w:rPr>
           <w:lang w:val="zh_TW" w:bidi="zh_TW"/>
         </w:rPr>
-        <w:t>）。隨後安排將雅各接來埃及，並提供了旅途所需的車輛和糧食（</w:t>
-      </w:r>
-      <w:hyperlink r:id="rId40">
+        <w:t>）；生命之主，使死人復活（</w:t>
+      </w:r>
+      <w:hyperlink r:id="rId43">
         <w:r>
           <w:rPr>
             <w:lang w:val="zh_TW" w:bidi="zh_TW"/>
@@ -765,16 +1459,16 @@
             <w:color w:val="0000EE"/>
             <w:u w:val="single"/>
           </w:rPr>
-          <w:t>21</w:t>
+          <w:t>11:25</w:t>
         </w:r>
       </w:hyperlink>
       <w:r>
         <w:rPr>
           <w:lang w:val="zh_TW" w:bidi="zh_TW"/>
         </w:rPr>
-        <w:t>節）。雅各來到尼羅河三角洲的歌珊地時，約瑟去迎接他，兩人再次重逢（</w:t>
-      </w:r>
-      <w:hyperlink r:id="rId41">
+        <w:t>）；道路、真理、生命（</w:t>
+      </w:r>
+      <w:hyperlink r:id="rId44">
         <w:r>
           <w:rPr>
             <w:lang w:val="zh_TW" w:bidi="zh_TW"/>
@@ -783,16 +1477,16 @@
             <w:color w:val="0000EE"/>
             <w:u w:val="single"/>
           </w:rPr>
-          <w:t>46:28–29</w:t>
+          <w:t>14:6</w:t>
         </w:r>
       </w:hyperlink>
       <w:r>
         <w:rPr>
           <w:lang w:val="zh_TW" w:bidi="zh_TW"/>
         </w:rPr>
-        <w:t>）。約瑟也將父親和兄弟們介紹給法老，法老允許他們住在歌珊地（</w:t>
-      </w:r>
-      <w:hyperlink r:id="rId42">
+        <w:t>）；真葡萄樹，使住在祂裡面的枝子得以維持生命（</w:t>
+      </w:r>
+      <w:hyperlink r:id="rId45">
         <w:r>
           <w:rPr>
             <w:lang w:val="zh_TW" w:bidi="zh_TW"/>
@@ -801,7 +1495,7 @@
             <w:color w:val="0000EE"/>
             <w:u w:val="single"/>
           </w:rPr>
-          <w:t>47:6</w:t>
+          <w:t>5:5</w:t>
         </w:r>
       </w:hyperlink>
       <w:r>
@@ -809,15 +1503,22 @@
           <w:lang w:val="zh_TW" w:bidi="zh_TW"/>
         </w:rPr>
         <w:t>）。</w:t>
-        <w:br/>
-      </w:r>
-      <w:r>
-        <w:rPr>
-          <w:lang w:val="zh_TW" w:bidi="zh_TW"/>
-        </w:rPr>
-        <w:t>約瑟得知父親病重後，便帶著他的兩個兒子瑪拿西和以法蓮去見雅各，為他們求祝福。約瑟將兒子們帶到雅各面前，使長子在雅各的右手邊，次子在左手邊，以便讓瑪拿西得著長子的祝福。然而，雅各交叉了雙手，用右手按在以法蓮的頭上，給了他更大的祝福（</w:t>
-      </w:r>
-      <w:hyperlink r:id="rId43">
+      </w:r>
+    </w:p>
+    <w:p>
+      <w:pPr/>
+      <w:r>
+        <w:rPr>
+          <w:lang w:val="zh_TW" w:bidi="zh_TW"/>
+        </w:rPr>
+      </w:r>
+      <w:r>
+        <w:rPr>
+          <w:lang w:val="zh_TW" w:bidi="zh_TW"/>
+        </w:rPr>
+        <w:t>耶穌特別指出，祂使命的成就並非憑靠祂自己的本性或大能，而是藉著差祂來的父。耶穌對父的順服再次表明生命是神的恩賜。相信神兒子的人就是那接受神所賜生命——永生——的人。因此，所有信徒得享復活的應許，乃是神恩賜的自然結果（</w:t>
+      </w:r>
+      <w:hyperlink r:id="rId46">
         <w:r>
           <w:rPr>
             <w:lang w:val="zh_TW" w:bidi="zh_TW"/>
@@ -826,16 +1527,16 @@
             <w:color w:val="0000EE"/>
             <w:u w:val="single"/>
           </w:rPr>
-          <w:t>創48:14–20</w:t>
+          <w:t>約5:26–29</w:t>
         </w:r>
       </w:hyperlink>
       <w:r>
         <w:rPr>
           <w:lang w:val="zh_TW" w:bidi="zh_TW"/>
         </w:rPr>
-        <w:t>）。他還將他從亞摩利人手中奪取的那塊地分給了約瑟（</w:t>
-      </w:r>
-      <w:hyperlink r:id="rId44">
+        <w:t>）。這在拉撒路的復活中得以明示，也因基督的復活作為「初熟的果子」（用保羅的術語，</w:t>
+      </w:r>
+      <w:hyperlink r:id="rId47">
         <w:r>
           <w:rPr>
             <w:lang w:val="zh_TW" w:bidi="zh_TW"/>
@@ -844,16 +1545,30 @@
             <w:color w:val="0000EE"/>
             <w:u w:val="single"/>
           </w:rPr>
-          <w:t>22節</w:t>
+          <w:t>林前15:23</w:t>
         </w:r>
       </w:hyperlink>
       <w:r>
         <w:rPr>
           <w:lang w:val="zh_TW" w:bidi="zh_TW"/>
         </w:rPr>
-        <w:t>）。在雅各死後，約瑟安排了葬禮。在完成傳統的喪葬儀式後，他與兄弟們一同將雅各安葬在希伯崙附近的麥比拉洞中（</w:t>
-      </w:r>
-      <w:hyperlink r:id="rId45">
+        <w:t>）而得到保證。</w:t>
+      </w:r>
+    </w:p>
+    <w:p>
+      <w:pPr/>
+      <w:r>
+        <w:rPr>
+          <w:lang w:val="zh_TW" w:bidi="zh_TW"/>
+        </w:rPr>
+      </w:r>
+      <w:r>
+        <w:rPr>
+          <w:lang w:val="zh_TW" w:bidi="zh_TW"/>
+        </w:rPr>
+        <w:t>耶穌為永生的概念添加了進一步的內容，將其與認識真神聯繫起來（</w:t>
+      </w:r>
+      <w:hyperlink r:id="rId48">
         <w:r>
           <w:rPr>
             <w:lang w:val="zh_TW" w:bidi="zh_TW"/>
@@ -862,23 +1577,16 @@
             <w:color w:val="0000EE"/>
             <w:u w:val="single"/>
           </w:rPr>
-          <w:t>50:1–12</w:t>
+          <w:t>約17:3</w:t>
         </w:r>
       </w:hyperlink>
       <w:r>
         <w:rPr>
           <w:lang w:val="zh_TW" w:bidi="zh_TW"/>
         </w:rPr>
-        <w:t>）。</w:t>
-        <w:br/>
-      </w:r>
-      <w:r>
-        <w:rPr>
-          <w:lang w:val="zh_TW" w:bidi="zh_TW"/>
-        </w:rPr>
-        <w:t>當約瑟110歲時，他召集他的兄弟們，告訴他們自己即將去世。他要他們起誓，當他們返回迦南時，要將他的骸骨帶回去。於是約瑟去世了，被用香料薰製，放在埃及的一口棺材裡（</w:t>
-      </w:r>
-      <w:hyperlink r:id="rId46">
+        <w:t>）。在希臘思想中，知識指的是經由沉思或神秘入神經驗（mystical ecstasy）所達成的結果。然而，在舊約中，知識意指經歷、關係、相交（fellowship）和關懷（參</w:t>
+      </w:r>
+      <w:hyperlink r:id="rId49">
         <w:r>
           <w:rPr>
             <w:lang w:val="zh_TW" w:bidi="zh_TW"/>
@@ -887,16 +1595,16 @@
             <w:color w:val="0000EE"/>
             <w:u w:val="single"/>
           </w:rPr>
-          <w:t>創50:26</w:t>
+          <w:t>耶31:34</w:t>
         </w:r>
       </w:hyperlink>
       <w:r>
         <w:rPr>
           <w:lang w:val="zh_TW" w:bidi="zh_TW"/>
         </w:rPr>
-        <w:t>）。多年以後，以色列人出埃及時，摩西帶著約瑟的骸骨離開埃及（</w:t>
-      </w:r>
-      <w:hyperlink r:id="rId47">
+        <w:t>）。這種將知識視同為親密關係的含義，從其動詞形式的用法中得到強調，因其用來指男性與女性之間親密的性關係（參</w:t>
+      </w:r>
+      <w:hyperlink r:id="rId50">
         <w:r>
           <w:rPr>
             <w:lang w:val="zh_TW" w:bidi="zh_TW"/>
@@ -905,16 +1613,16 @@
             <w:color w:val="0000EE"/>
             <w:u w:val="single"/>
           </w:rPr>
-          <w:t>出13:19</w:t>
+          <w:t>創4:1</w:t>
         </w:r>
       </w:hyperlink>
       <w:r>
         <w:rPr>
           <w:lang w:val="zh_TW" w:bidi="zh_TW"/>
         </w:rPr>
-        <w:t>）。約瑟的骸骨最終被安葬在示劍，就是雅各從示劍的父親哈抹手中買來的一塊地（</w:t>
-      </w:r>
-      <w:hyperlink r:id="rId48">
+        <w:t>）。耶穌說：「我是好牧人；我認識我的羊，我的羊也認識我，正如父認識我，我也認識父一樣」（</w:t>
+      </w:r>
+      <w:hyperlink r:id="rId51">
         <w:r>
           <w:rPr>
             <w:lang w:val="zh_TW" w:bidi="zh_TW"/>
@@ -923,16 +1631,16 @@
             <w:color w:val="0000EE"/>
             <w:u w:val="single"/>
           </w:rPr>
-          <w:t>創33:18–20</w:t>
+          <w:t>約10:14–15</w:t>
         </w:r>
       </w:hyperlink>
       <w:r>
         <w:rPr>
           <w:lang w:val="zh_TW" w:bidi="zh_TW"/>
         </w:rPr>
-        <w:t>；</w:t>
-      </w:r>
-      <w:hyperlink r:id="rId49">
+        <w:t>）。父與子的親密互動，成為子與其門徒之間關係的典範。這種知識並非藉由教育或思維操縱而來，而是藉著子啟示而來（</w:t>
+      </w:r>
+      <w:hyperlink r:id="rId52">
         <w:r>
           <w:rPr>
             <w:lang w:val="zh_TW" w:bidi="zh_TW"/>
@@ -941,71 +1649,16 @@
             <w:color w:val="0000EE"/>
             <w:u w:val="single"/>
           </w:rPr>
-          <w:t>書24:32</w:t>
+          <w:t>1:18，</w:t>
         </w:r>
       </w:hyperlink>
       <w:r>
         <w:rPr>
           <w:lang w:val="zh_TW" w:bidi="zh_TW"/>
         </w:rPr>
-        <w:t>）。</w:t>
-      </w:r>
-      <w:r>
-        <w:rPr>
-          <w:i/>
-          <w:lang w:val="zh_TW" w:bidi="zh_TW"/>
-        </w:rPr>
-        <w:t>見</w:t>
-      </w:r>
-      <w:r>
-        <w:rPr>
-          <w:lang w:val="zh_TW" w:bidi="zh_TW"/>
-        </w:rPr>
-        <w:t xml:space="preserve"> </w:t>
-      </w:r>
-      <w:r>
-        <w:rPr>
-          <w:lang w:val="zh_TW" w:bidi="zh_TW"/>
-        </w:rPr>
-        <w:t>以色列歷史</w:t>
-      </w:r>
-      <w:r>
-        <w:rPr>
-          <w:lang w:val="zh_TW" w:bidi="zh_TW"/>
-        </w:rPr>
-        <w:t>，</w:t>
-      </w:r>
-      <w:r>
-        <w:rPr>
-          <w:lang w:val="zh_TW" w:bidi="zh_TW"/>
-        </w:rPr>
-        <w:t>族長時期</w:t>
-      </w:r>
-      <w:r>
-        <w:rPr>
-          <w:lang w:val="zh_TW" w:bidi="zh_TW"/>
-        </w:rPr>
-        <w:t>。</w:t>
-      </w:r>
-    </w:p>
-    <w:p>
-      <w:pPr>
-        <w:pStyle w:val="ListNumber"/>
-        <w:spacing w:line="240" w:lineRule="auto"/>
-        <w:ind w:left="720"/>
-      </w:pPr>
-      <w:r>
-        <w:rPr>
-          <w:lang w:val="zh_TW" w:bidi="zh_TW"/>
-        </w:rPr>
-      </w:r>
-      <w:r>
-        <w:rPr>
-          <w:lang w:val="zh_TW" w:bidi="zh_TW"/>
-        </w:rPr>
-        <w:t>以薩迦支派的以迦的父親。以迦是摩西派去窺探迦南地的12個探子之一（</w:t>
-      </w:r>
-      <w:hyperlink r:id="rId50">
+        <w:t>參</w:t>
+      </w:r>
+      <w:hyperlink r:id="rId53">
         <w:r>
           <w:rPr>
             <w:lang w:val="zh_TW" w:bidi="zh_TW"/>
@@ -1014,7 +1667,7 @@
             <w:color w:val="0000EE"/>
             <w:u w:val="single"/>
           </w:rPr>
-          <w:t>民13:7</w:t>
+          <w:t>14:7</w:t>
         </w:r>
       </w:hyperlink>
       <w:r>
@@ -1025,2114 +1678,68 @@
       </w:r>
     </w:p>
     <w:p>
-      <w:pPr>
-        <w:pStyle w:val="ListNumber"/>
-        <w:spacing w:line="240" w:lineRule="auto"/>
-        <w:ind w:left="720"/>
-      </w:pPr>
-      <w:r>
-        <w:rPr>
-          <w:lang w:val="zh_TW" w:bidi="zh_TW"/>
-        </w:rPr>
-      </w:r>
-      <w:r>
-        <w:rPr>
-          <w:lang w:val="zh_TW" w:bidi="zh_TW"/>
-        </w:rPr>
-        <w:t>亞薩的次子，在大衛作王期間，作為在聖所中事奉的第一班祭司的領袖（</w:t>
-      </w:r>
-      <w:hyperlink r:id="rId51">
-        <w:r>
-          <w:rPr>
-            <w:lang w:val="zh_TW" w:bidi="zh_TW"/>
-          </w:rPr>
-          <w:rPr>
-            <w:color w:val="0000EE"/>
-            <w:u w:val="single"/>
-          </w:rPr>
-          <w:t>代上25:2、9</w:t>
-        </w:r>
-      </w:hyperlink>
-      <w:r>
-        <w:rPr>
-          <w:lang w:val="zh_TW" w:bidi="zh_TW"/>
-        </w:rPr>
-        <w:t>）。</w:t>
-      </w:r>
-    </w:p>
-    <w:p>
-      <w:pPr>
-        <w:pStyle w:val="ListNumber"/>
-        <w:spacing w:line="240" w:lineRule="auto"/>
-        <w:ind w:left="720"/>
-      </w:pPr>
-      <w:r>
-        <w:rPr>
-          <w:lang w:val="zh_TW" w:bidi="zh_TW"/>
-        </w:rPr>
-      </w:r>
-      <w:r>
-        <w:rPr>
-          <w:lang w:val="zh_TW" w:bidi="zh_TW"/>
-        </w:rPr>
-        <w:t>賓內的後裔之一，在被擄歸回後的時期，受到以斯拉的勸告，與他的外邦妻子離婚（</w:t>
-      </w:r>
-      <w:hyperlink r:id="rId52">
-        <w:r>
-          <w:rPr>
-            <w:lang w:val="zh_TW" w:bidi="zh_TW"/>
-          </w:rPr>
-          <w:rPr>
-            <w:color w:val="0000EE"/>
-            <w:u w:val="single"/>
-          </w:rPr>
-          <w:t>拉10:42</w:t>
-        </w:r>
-      </w:hyperlink>
-      <w:r>
-        <w:rPr>
-          <w:lang w:val="zh_TW" w:bidi="zh_TW"/>
-        </w:rPr>
-        <w:t>）。</w:t>
-      </w:r>
-    </w:p>
-    <w:p>
-      <w:pPr>
-        <w:pStyle w:val="ListNumber"/>
-        <w:spacing w:line="240" w:lineRule="auto"/>
-        <w:ind w:left="720"/>
-      </w:pPr>
-      <w:r>
-        <w:rPr>
-          <w:lang w:val="zh_TW" w:bidi="zh_TW"/>
-        </w:rPr>
-      </w:r>
-      <w:r>
-        <w:rPr>
-          <w:lang w:val="zh_TW" w:bidi="zh_TW"/>
-        </w:rPr>
-        <w:t>大祭司約雅金時期，來自示巴尼家族的祭司和家族領袖（</w:t>
-      </w:r>
-      <w:hyperlink r:id="rId53">
-        <w:r>
-          <w:rPr>
-            <w:lang w:val="zh_TW" w:bidi="zh_TW"/>
-          </w:rPr>
-          <w:rPr>
-            <w:color w:val="0000EE"/>
-            <w:u w:val="single"/>
-          </w:rPr>
-          <w:t>尼12:14</w:t>
-        </w:r>
-      </w:hyperlink>
-      <w:r>
-        <w:rPr>
-          <w:lang w:val="zh_TW" w:bidi="zh_TW"/>
-        </w:rPr>
-        <w:t>）。</w:t>
-      </w:r>
-    </w:p>
-    <w:p>
-      <w:pPr>
-        <w:pStyle w:val="ListNumber"/>
-        <w:spacing w:line="240" w:lineRule="auto"/>
-        <w:ind w:left="720"/>
-      </w:pPr>
-      <w:r>
-        <w:rPr>
-          <w:lang w:val="zh_TW" w:bidi="zh_TW"/>
-        </w:rPr>
-      </w:r>
-      <w:r>
-        <w:rPr>
-          <w:lang w:val="zh_TW" w:bidi="zh_TW"/>
-        </w:rPr>
-        <w:t>大衛的後裔（</w:t>
-      </w:r>
-      <w:hyperlink r:id="rId54">
-        <w:r>
-          <w:rPr>
-            <w:lang w:val="zh_TW" w:bidi="zh_TW"/>
-          </w:rPr>
-          <w:rPr>
-            <w:color w:val="0000EE"/>
-            <w:u w:val="single"/>
-          </w:rPr>
-          <w:t>太1:16</w:t>
-        </w:r>
-      </w:hyperlink>
+      <w:pPr/>
+      <w:r>
+        <w:rPr>
+          <w:lang w:val="zh_TW" w:bidi="zh_TW"/>
+        </w:rPr>
+      </w:r>
+      <w:r>
+        <w:rPr>
+          <w:lang w:val="zh_TW" w:bidi="zh_TW"/>
+        </w:rPr>
+        <w:t>對永生概念中的主要元素進行簡要回顧，清楚地表明永生並不僅僅是無盡或永恆的生命。儘管永生沒有終極的界限，但聖經的重點主要是放在生命的質量上，特別是其神聖的屬性。永生是透過在基督裡啟示一位實的神，把將來世代的屬性引入當下，並帶來對神的認識以及其與神的關係。</w:t>
+      </w:r>
+    </w:p>
+    <w:p>
+      <w:pPr/>
+      <w:r>
+        <w:rPr>
+          <w:lang w:val="zh_TW" w:bidi="zh_TW"/>
+        </w:rPr>
+      </w:r>
+      <w:r>
+        <w:rPr>
+          <w:i/>
+          <w:lang w:val="zh_TW" w:bidi="zh_TW"/>
+        </w:rPr>
+        <w:t>另見</w:t>
+      </w:r>
+      <w:r>
+        <w:rPr>
+          <w:lang w:val="zh_TW" w:bidi="zh_TW"/>
+        </w:rPr>
+        <w:t xml:space="preserve"> </w:t>
+      </w:r>
+      <w:r>
+        <w:rPr>
+          <w:lang w:val="zh_TW" w:bidi="zh_TW"/>
+        </w:rPr>
+        <w:t>生命</w:t>
+      </w:r>
       <w:r>
         <w:rPr>
           <w:lang w:val="zh_TW" w:bidi="zh_TW"/>
         </w:rPr>
         <w:t>；</w:t>
       </w:r>
-      <w:hyperlink r:id="rId55">
-        <w:r>
-          <w:rPr>
-            <w:lang w:val="zh_TW" w:bidi="zh_TW"/>
-          </w:rPr>
-          <w:rPr>
-            <w:color w:val="0000EE"/>
-            <w:u w:val="single"/>
-          </w:rPr>
-          <w:t>路3:23</w:t>
-        </w:r>
-      </w:hyperlink>
-      <w:r>
-        <w:rPr>
-          <w:lang w:val="zh_TW" w:bidi="zh_TW"/>
-        </w:rPr>
-        <w:t>），也是馬利亞的丈夫，馬利亞是耶穌的母親。約瑟與拿撒勒城中的一個年輕女子馬利亞訂婚。馬利亞從天使加百列那裡得知她將要懷上神的兒子，並要為祂取名為耶穌（</w:t>
-      </w:r>
-      <w:hyperlink r:id="rId56">
-        <w:r>
-          <w:rPr>
-            <w:lang w:val="zh_TW" w:bidi="zh_TW"/>
-          </w:rPr>
-          <w:rPr>
-            <w:color w:val="0000EE"/>
-            <w:u w:val="single"/>
-          </w:rPr>
-          <w:t>路1:31</w:t>
-        </w:r>
-      </w:hyperlink>
-      <w:r>
-        <w:rPr>
-          <w:lang w:val="zh_TW" w:bidi="zh_TW"/>
-        </w:rPr>
-        <w:t>），這次受孕是聖靈的作為（</w:t>
-      </w:r>
-      <w:hyperlink r:id="rId57">
-        <w:r>
-          <w:rPr>
-            <w:lang w:val="zh_TW" w:bidi="zh_TW"/>
-          </w:rPr>
-          <w:rPr>
-            <w:color w:val="0000EE"/>
-            <w:u w:val="single"/>
-          </w:rPr>
-          <w:t>35</w:t>
-        </w:r>
-      </w:hyperlink>
-      <w:r>
-        <w:rPr>
-          <w:lang w:val="zh_TW" w:bidi="zh_TW"/>
-        </w:rPr>
-        <w:t>節）。約瑟並不知道這件事，所以當他發現馬利亞懷孕後，決定暗中休她，因他是一個義人，不願公開羞辱她（</w:t>
-      </w:r>
-      <w:hyperlink r:id="rId58">
-        <w:r>
-          <w:rPr>
-            <w:lang w:val="zh_TW" w:bidi="zh_TW"/>
-          </w:rPr>
-          <w:rPr>
-            <w:color w:val="0000EE"/>
-            <w:u w:val="single"/>
-          </w:rPr>
-          <w:t>太1:19</w:t>
-        </w:r>
-      </w:hyperlink>
-      <w:r>
-        <w:rPr>
-          <w:lang w:val="zh_TW" w:bidi="zh_TW"/>
-        </w:rPr>
-        <w:t>）。隨後天使在夢中向約瑟顯現，告訴他所發生的事（</w:t>
-      </w:r>
-      <w:hyperlink r:id="rId59">
-        <w:r>
-          <w:rPr>
-            <w:lang w:val="zh_TW" w:bidi="zh_TW"/>
-          </w:rPr>
-          <w:rPr>
-            <w:color w:val="0000EE"/>
-            <w:u w:val="single"/>
-          </w:rPr>
-          <w:t>太1:21</w:t>
-        </w:r>
-      </w:hyperlink>
-      <w:r>
-        <w:rPr>
-          <w:lang w:val="zh_TW" w:bidi="zh_TW"/>
-        </w:rPr>
-        <w:t>；參見</w:t>
-      </w:r>
-      <w:hyperlink r:id="rId60">
-        <w:r>
-          <w:rPr>
-            <w:lang w:val="zh_TW" w:bidi="zh_TW"/>
-          </w:rPr>
-          <w:rPr>
-            <w:color w:val="0000EE"/>
-            <w:u w:val="single"/>
-          </w:rPr>
-          <w:t>賽7:14</w:t>
-        </w:r>
-      </w:hyperlink>
-      <w:r>
-        <w:rPr>
-          <w:lang w:val="zh_TW" w:bidi="zh_TW"/>
-        </w:rPr>
-        <w:t>）。馬太福音的經文表明，約瑟和馬利亞在耶穌出生之前並沒有同房（</w:t>
-      </w:r>
-      <w:hyperlink r:id="rId61">
-        <w:r>
-          <w:rPr>
-            <w:lang w:val="zh_TW" w:bidi="zh_TW"/>
-          </w:rPr>
-          <w:rPr>
-            <w:color w:val="0000EE"/>
-            <w:u w:val="single"/>
-          </w:rPr>
-          <w:t>太1:18、25</w:t>
-        </w:r>
-      </w:hyperlink>
-      <w:r>
-        <w:rPr>
-          <w:lang w:val="zh_TW" w:bidi="zh_TW"/>
-        </w:rPr>
-        <w:t>；另見</w:t>
-      </w:r>
-      <w:hyperlink r:id="rId62">
-        <w:r>
-          <w:rPr>
-            <w:lang w:val="zh_TW" w:bidi="zh_TW"/>
-          </w:rPr>
-          <w:rPr>
-            <w:color w:val="0000EE"/>
-            <w:u w:val="single"/>
-          </w:rPr>
-          <w:t>路1:34–37</w:t>
-        </w:r>
-      </w:hyperlink>
-      <w:r>
-        <w:rPr>
-          <w:lang w:val="zh_TW" w:bidi="zh_TW"/>
-        </w:rPr>
-        <w:t>）。</w:t>
-        <w:br/>
-      </w:r>
-      <w:r>
-        <w:rPr>
-          <w:lang w:val="zh_TW" w:bidi="zh_TW"/>
-        </w:rPr>
-        <w:t>當凱撒奧古斯都下旨，要求所有人都回到自己的家鄉登記戶口以便徵稅時，約瑟和馬利亞回到伯利恆，耶穌就在那裡出生（</w:t>
-      </w:r>
-      <w:hyperlink r:id="rId63">
-        <w:r>
-          <w:rPr>
-            <w:lang w:val="zh_TW" w:bidi="zh_TW"/>
-          </w:rPr>
-          <w:rPr>
-            <w:color w:val="0000EE"/>
-            <w:u w:val="single"/>
-          </w:rPr>
-          <w:t>路2:1–6</w:t>
-        </w:r>
-      </w:hyperlink>
-      <w:r>
-        <w:rPr>
-          <w:lang w:val="zh_TW" w:bidi="zh_TW"/>
-        </w:rPr>
-        <w:t>）。之後，約瑟和馬利亞帶著嬰孩耶穌去聖殿獻給主（</w:t>
-      </w:r>
-      <w:hyperlink r:id="rId64">
-        <w:r>
-          <w:rPr>
-            <w:lang w:val="zh_TW" w:bidi="zh_TW"/>
-          </w:rPr>
-          <w:rPr>
-            <w:color w:val="0000EE"/>
-            <w:u w:val="single"/>
-          </w:rPr>
-          <w:t>22、33</w:t>
-        </w:r>
-      </w:hyperlink>
-      <w:r>
-        <w:rPr>
-          <w:lang w:val="zh_TW" w:bidi="zh_TW"/>
-        </w:rPr>
-        <w:t>節）。在博士拜訪耶穌之後，天使在夢中向約瑟顯現，吩咐他帶著耶穌和馬利亞逃往埃及，以保護孩子免受希律王的迫害（</w:t>
-      </w:r>
-      <w:hyperlink r:id="rId65">
-        <w:r>
-          <w:rPr>
-            <w:lang w:val="zh_TW" w:bidi="zh_TW"/>
-          </w:rPr>
-          <w:rPr>
-            <w:color w:val="0000EE"/>
-            <w:u w:val="single"/>
-          </w:rPr>
-          <w:t>太2:13</w:t>
-        </w:r>
-      </w:hyperlink>
-      <w:r>
-        <w:rPr>
-          <w:lang w:val="zh_TW" w:bidi="zh_TW"/>
-        </w:rPr>
-        <w:t>）。當希律死後，天使再次在夢中指示約瑟回到以色列，於是他們一家住在拿撒勒。約瑟最後一次出現在經文中，是當耶穌十二歲時，祂在聖殿裡的事件（</w:t>
-      </w:r>
-      <w:hyperlink r:id="rId66">
-        <w:r>
-          <w:rPr>
-            <w:lang w:val="zh_TW" w:bidi="zh_TW"/>
-          </w:rPr>
-          <w:rPr>
-            <w:color w:val="0000EE"/>
-            <w:u w:val="single"/>
-          </w:rPr>
-          <w:t>路2:41–51</w:t>
-        </w:r>
-      </w:hyperlink>
-      <w:r>
-        <w:rPr>
-          <w:lang w:val="zh_TW" w:bidi="zh_TW"/>
-        </w:rPr>
-        <w:t>）。雖然經文中沒有提到約瑟的名字，但馬利亞對耶穌說，她和他的父親一直焦急地尋找祂。</w:t>
-        <w:br/>
-      </w:r>
-      <w:r>
-        <w:rPr>
-          <w:lang w:val="zh_TW" w:bidi="zh_TW"/>
-        </w:rPr>
-        <w:t>耶穌在拿撒勒附近的人稱祂為「約瑟的兒子」（</w:t>
-      </w:r>
-      <w:hyperlink r:id="rId67">
-        <w:r>
-          <w:rPr>
-            <w:lang w:val="zh_TW" w:bidi="zh_TW"/>
-          </w:rPr>
-          <w:rPr>
-            <w:color w:val="0000EE"/>
-            <w:u w:val="single"/>
-          </w:rPr>
-          <w:t>路4:22</w:t>
-        </w:r>
-      </w:hyperlink>
+      <w:r>
+        <w:rPr>
+          <w:lang w:val="zh_TW" w:bidi="zh_TW"/>
+        </w:rPr>
+        <w:t>新的創造，新的受造物</w:t>
+      </w:r>
       <w:r>
         <w:rPr>
           <w:lang w:val="zh_TW" w:bidi="zh_TW"/>
         </w:rPr>
         <w:t>；</w:t>
       </w:r>
-      <w:hyperlink r:id="rId68">
-        <w:r>
-          <w:rPr>
-            <w:lang w:val="zh_TW" w:bidi="zh_TW"/>
-          </w:rPr>
-          <w:rPr>
-            <w:color w:val="0000EE"/>
-            <w:u w:val="single"/>
-          </w:rPr>
-          <w:t>約1:45</w:t>
-        </w:r>
-      </w:hyperlink>
-      <w:r>
-        <w:rPr>
-          <w:lang w:val="zh_TW" w:bidi="zh_TW"/>
-        </w:rPr>
-        <w:t>，</w:t>
-      </w:r>
-      <w:hyperlink r:id="rId69">
-        <w:r>
-          <w:rPr>
-            <w:lang w:val="zh_TW" w:bidi="zh_TW"/>
-          </w:rPr>
-          <w:rPr>
-            <w:color w:val="0000EE"/>
-            <w:u w:val="single"/>
-          </w:rPr>
-          <w:t>6:42</w:t>
-        </w:r>
-      </w:hyperlink>
-      <w:r>
-        <w:rPr>
-          <w:lang w:val="zh_TW" w:bidi="zh_TW"/>
-        </w:rPr>
-        <w:t>）。我們透過識別耶穌的參照，才得知約瑟的職業。經文兩次提到耶穌是「木匠的兒子」（</w:t>
-      </w:r>
-      <w:hyperlink r:id="rId70">
-        <w:r>
-          <w:rPr>
-            <w:lang w:val="zh_TW" w:bidi="zh_TW"/>
-          </w:rPr>
-          <w:rPr>
-            <w:color w:val="0000EE"/>
-            <w:u w:val="single"/>
-          </w:rPr>
-          <w:t>太13:55</w:t>
-        </w:r>
-      </w:hyperlink>
-      <w:r>
-        <w:rPr>
-          <w:lang w:val="zh_TW" w:bidi="zh_TW"/>
-        </w:rPr>
-        <w:t>；</w:t>
-      </w:r>
-      <w:hyperlink r:id="rId71">
-        <w:r>
-          <w:rPr>
-            <w:lang w:val="zh_TW" w:bidi="zh_TW"/>
-          </w:rPr>
-          <w:rPr>
-            <w:color w:val="0000EE"/>
-            <w:u w:val="single"/>
-          </w:rPr>
-          <w:t>可6:3</w:t>
-        </w:r>
-      </w:hyperlink>
-      <w:r>
-        <w:rPr>
-          <w:lang w:val="zh_TW" w:bidi="zh_TW"/>
-        </w:rPr>
-        <w:t>）。約瑟並非我們今天所理解的木匠，因為當時的房屋大多是用石頭和泥土建造的。他是一位木工，或是木製品的工匠，可能主要從事製作家具和農具。</w:t>
-        <w:br/>
-      </w:r>
-      <w:r>
-        <w:rPr>
-          <w:lang w:val="zh_TW" w:bidi="zh_TW"/>
-        </w:rPr>
-        <w:t>在耶穌的事工期間，是祂的母親和祂的兄弟們來找祂（</w:t>
-      </w:r>
-      <w:hyperlink r:id="rId72">
-        <w:r>
-          <w:rPr>
-            <w:lang w:val="zh_TW" w:bidi="zh_TW"/>
-          </w:rPr>
-          <w:rPr>
-            <w:color w:val="0000EE"/>
-            <w:u w:val="single"/>
-          </w:rPr>
-          <w:t>太12:46–50</w:t>
-        </w:r>
-      </w:hyperlink>
-      <w:r>
-        <w:rPr>
-          <w:lang w:val="zh_TW" w:bidi="zh_TW"/>
-        </w:rPr>
-        <w:t>；</w:t>
-      </w:r>
-      <w:hyperlink r:id="rId73">
-        <w:r>
-          <w:rPr>
-            <w:lang w:val="zh_TW" w:bidi="zh_TW"/>
-          </w:rPr>
-          <w:rPr>
-            <w:color w:val="0000EE"/>
-            <w:u w:val="single"/>
-          </w:rPr>
-          <w:t>可3:31–35</w:t>
-        </w:r>
-      </w:hyperlink>
-      <w:r>
-        <w:rPr>
-          <w:lang w:val="zh_TW" w:bidi="zh_TW"/>
-        </w:rPr>
-        <w:t>），因此推測此時約瑟已經去世了。約瑟很可能是雅各、約瑟、西門、猶大以及未具名的姐妹們的父親（</w:t>
-      </w:r>
-      <w:hyperlink r:id="rId70">
-        <w:r>
-          <w:rPr>
-            <w:lang w:val="zh_TW" w:bidi="zh_TW"/>
-          </w:rPr>
-          <w:rPr>
-            <w:color w:val="0000EE"/>
-            <w:u w:val="single"/>
-          </w:rPr>
-          <w:t>太13:55</w:t>
-        </w:r>
-      </w:hyperlink>
-      <w:r>
-        <w:rPr>
-          <w:lang w:val="zh_TW" w:bidi="zh_TW"/>
-        </w:rPr>
-        <w:t>；</w:t>
-      </w:r>
-      <w:hyperlink r:id="rId71">
-        <w:r>
-          <w:rPr>
-            <w:lang w:val="zh_TW" w:bidi="zh_TW"/>
-          </w:rPr>
-          <w:rPr>
-            <w:color w:val="0000EE"/>
-            <w:u w:val="single"/>
-          </w:rPr>
-          <w:t>可6:3</w:t>
-        </w:r>
-      </w:hyperlink>
-      <w:r>
-        <w:rPr>
-          <w:lang w:val="zh_TW" w:bidi="zh_TW"/>
-        </w:rPr>
-        <w:t>）。</w:t>
-        <w:br/>
-      </w:r>
-      <w:r>
-        <w:rPr>
-          <w:i/>
-          <w:lang w:val="zh_TW" w:bidi="zh_TW"/>
-        </w:rPr>
-        <w:t>另見</w:t>
-      </w:r>
-      <w:r>
-        <w:rPr>
-          <w:lang w:val="zh_TW" w:bidi="zh_TW"/>
-        </w:rPr>
-        <w:t xml:space="preserve"> </w:t>
-      </w:r>
-      <w:r>
-        <w:rPr>
-          <w:lang w:val="zh_TW" w:bidi="zh_TW"/>
-        </w:rPr>
-        <w:t>耶穌的兄弟</w:t>
-      </w:r>
-      <w:r>
-        <w:rPr>
-          <w:lang w:val="zh_TW" w:bidi="zh_TW"/>
-        </w:rPr>
-        <w:t>；</w:t>
-      </w:r>
-      <w:r>
-        <w:rPr>
-          <w:lang w:val="zh_TW" w:bidi="zh_TW"/>
-        </w:rPr>
-        <w:t>耶穌基督的家譜</w:t>
-      </w:r>
-      <w:r>
-        <w:rPr>
-          <w:lang w:val="zh_TW" w:bidi="zh_TW"/>
-        </w:rPr>
-        <w:t>。</w:t>
-      </w:r>
-    </w:p>
-    <w:p>
-      <w:pPr>
-        <w:pStyle w:val="ListNumber"/>
-        <w:spacing w:line="240" w:lineRule="auto"/>
-        <w:ind w:left="720"/>
-      </w:pPr>
-      <w:r>
-        <w:rPr>
-          <w:lang w:val="zh_TW" w:bidi="zh_TW"/>
-        </w:rPr>
-      </w:r>
-      <w:r>
-        <w:rPr>
-          <w:lang w:val="zh_TW" w:bidi="zh_TW"/>
-        </w:rPr>
-        <w:t>約瑟和馬利亞的兒子，也是耶穌的兄弟（</w:t>
-      </w:r>
-      <w:hyperlink r:id="rId70">
-        <w:r>
-          <w:rPr>
-            <w:lang w:val="zh_TW" w:bidi="zh_TW"/>
-          </w:rPr>
-          <w:rPr>
-            <w:color w:val="0000EE"/>
-            <w:u w:val="single"/>
-          </w:rPr>
-          <w:t>太13:55</w:t>
-        </w:r>
-      </w:hyperlink>
-      <w:r>
-        <w:rPr>
-          <w:lang w:val="zh_TW" w:bidi="zh_TW"/>
-        </w:rPr>
-        <w:t>）；在</w:t>
-      </w:r>
-      <w:hyperlink r:id="rId71">
-        <w:r>
-          <w:rPr>
-            <w:lang w:val="zh_TW" w:bidi="zh_TW"/>
-          </w:rPr>
-          <w:rPr>
-            <w:color w:val="0000EE"/>
-            <w:u w:val="single"/>
-          </w:rPr>
-          <w:t>馬可福音六章3節</w:t>
-        </w:r>
-      </w:hyperlink>
-      <w:r>
-        <w:rPr>
-          <w:lang w:val="zh_TW" w:bidi="zh_TW"/>
-        </w:rPr>
-        <w:t>中被稱為約西。</w:t>
-      </w:r>
-      <w:r>
-        <w:rPr>
-          <w:i/>
-          <w:lang w:val="zh_TW" w:bidi="zh_TW"/>
-        </w:rPr>
-        <w:t>見</w:t>
-      </w:r>
-      <w:r>
-        <w:rPr>
-          <w:lang w:val="zh_TW" w:bidi="zh_TW"/>
-        </w:rPr>
-        <w:t>耶穌的兄弟</w:t>
-      </w:r>
-      <w:r>
-        <w:rPr>
-          <w:lang w:val="zh_TW" w:bidi="zh_TW"/>
-        </w:rPr>
-        <w:t>。</w:t>
-      </w:r>
-    </w:p>
-    <w:p>
-      <w:pPr>
-        <w:pStyle w:val="ListNumber"/>
-        <w:spacing w:line="240" w:lineRule="auto"/>
-        <w:ind w:left="720"/>
-      </w:pPr>
-      <w:r>
-        <w:rPr>
-          <w:lang w:val="zh_TW" w:bidi="zh_TW"/>
-        </w:rPr>
-      </w:r>
-      <w:r>
-        <w:rPr>
-          <w:lang w:val="zh_TW" w:bidi="zh_TW"/>
-        </w:rPr>
-        <w:t>來自亞利馬太的耶穌的跟隨者，為耶穌的安葬提供了幫助。他是亞利馬太城的一位富有的男子，也是猶太公會中的一位受人尊敬的成員（</w:t>
-      </w:r>
-      <w:hyperlink r:id="rId74">
-        <w:r>
-          <w:rPr>
-            <w:lang w:val="zh_TW" w:bidi="zh_TW"/>
-          </w:rPr>
-          <w:rPr>
-            <w:color w:val="0000EE"/>
-            <w:u w:val="single"/>
-          </w:rPr>
-          <w:t>可15:43</w:t>
-        </w:r>
-      </w:hyperlink>
-      <w:r>
-        <w:rPr>
-          <w:lang w:val="zh_TW" w:bidi="zh_TW"/>
-        </w:rPr>
-        <w:t>）。他是一個善良且公義的人，並沒有贊同釘死耶穌的決定（</w:t>
-      </w:r>
-      <w:hyperlink r:id="rId75">
-        <w:r>
-          <w:rPr>
-            <w:lang w:val="zh_TW" w:bidi="zh_TW"/>
-          </w:rPr>
-          <w:rPr>
-            <w:color w:val="0000EE"/>
-            <w:u w:val="single"/>
-          </w:rPr>
-          <w:t>路23:50–51</w:t>
-        </w:r>
-      </w:hyperlink>
-      <w:r>
-        <w:rPr>
-          <w:lang w:val="zh_TW" w:bidi="zh_TW"/>
-        </w:rPr>
-        <w:t>）。約瑟曾因怕猶太人而暗中跟隨耶穌（</w:t>
-      </w:r>
-      <w:hyperlink r:id="rId76">
-        <w:r>
-          <w:rPr>
-            <w:lang w:val="zh_TW" w:bidi="zh_TW"/>
-          </w:rPr>
-          <w:rPr>
-            <w:color w:val="0000EE"/>
-            <w:u w:val="single"/>
-          </w:rPr>
-          <w:t>約19:38</w:t>
-        </w:r>
-      </w:hyperlink>
-      <w:r>
-        <w:rPr>
-          <w:lang w:val="zh_TW" w:bidi="zh_TW"/>
-        </w:rPr>
-        <w:t>），但在耶穌被釘十字架後，他鼓起勇氣去見彼拉多，請求領取耶穌的屍體。他和尼哥德慕用香料處理耶穌的遺體，並用細麻布包裹，按照猶太人的安葬習俗進行。在附近的一個園子裡，有一座約瑟新鑿的墓穴，從未有人下葬過。他們將耶穌安放在那裡，並用一塊大石頭封住了墓穴。</w:t>
-      </w:r>
-    </w:p>
-    <w:p>
-      <w:pPr>
-        <w:pStyle w:val="ListNumber"/>
-        <w:spacing w:line="240" w:lineRule="auto"/>
-        <w:ind w:left="720"/>
-      </w:pPr>
-      <w:r>
-        <w:rPr>
-          <w:lang w:val="zh_TW" w:bidi="zh_TW"/>
-        </w:rPr>
-      </w:r>
-      <w:r>
-        <w:rPr>
-          <w:lang w:val="zh_TW" w:bidi="zh_TW"/>
-        </w:rPr>
-        <w:t>瑪他提亞的兒子，耶穌的祖先（</w:t>
-      </w:r>
-      <w:hyperlink r:id="rId77">
-        <w:r>
-          <w:rPr>
-            <w:lang w:val="zh_TW" w:bidi="zh_TW"/>
-          </w:rPr>
-          <w:rPr>
-            <w:color w:val="0000EE"/>
-            <w:u w:val="single"/>
-          </w:rPr>
-          <w:t>路3:25</w:t>
-        </w:r>
-      </w:hyperlink>
-      <w:r>
-        <w:rPr>
-          <w:lang w:val="zh_TW" w:bidi="zh_TW"/>
-        </w:rPr>
-        <w:t>）。</w:t>
-      </w:r>
-      <w:r>
-        <w:rPr>
-          <w:i/>
-          <w:lang w:val="zh_TW" w:bidi="zh_TW"/>
-        </w:rPr>
-        <w:t>見</w:t>
-      </w:r>
-      <w:r>
-        <w:rPr>
-          <w:lang w:val="zh_TW" w:bidi="zh_TW"/>
-        </w:rPr>
-        <w:t xml:space="preserve"> </w:t>
-      </w:r>
-      <w:r>
-        <w:rPr>
-          <w:lang w:val="zh_TW" w:bidi="zh_TW"/>
-        </w:rPr>
-        <w:t>耶穌基督的家譜</w:t>
-      </w:r>
-      <w:r>
-        <w:rPr>
-          <w:lang w:val="zh_TW" w:bidi="zh_TW"/>
-        </w:rPr>
-        <w:t>。</w:t>
-      </w:r>
-    </w:p>
-    <w:p>
-      <w:pPr>
-        <w:pStyle w:val="ListNumber"/>
-        <w:spacing w:line="240" w:lineRule="auto"/>
-        <w:ind w:left="720"/>
-      </w:pPr>
-      <w:r>
-        <w:rPr>
-          <w:lang w:val="zh_TW" w:bidi="zh_TW"/>
-        </w:rPr>
-      </w:r>
-      <w:r>
-        <w:rPr>
-          <w:lang w:val="zh_TW" w:bidi="zh_TW"/>
-        </w:rPr>
-        <w:t>在</w:t>
-      </w:r>
-      <w:hyperlink r:id="rId78">
-        <w:r>
-          <w:rPr>
-            <w:lang w:val="zh_TW" w:bidi="zh_TW"/>
-          </w:rPr>
-          <w:rPr>
-            <w:color w:val="0000EE"/>
-            <w:u w:val="single"/>
-          </w:rPr>
-          <w:t>路加福音三章26節</w:t>
-        </w:r>
-      </w:hyperlink>
-      <w:r>
-        <w:rPr>
-          <w:lang w:val="zh_TW" w:bidi="zh_TW"/>
-        </w:rPr>
-        <w:t>中，約瑟是耶穌的一位祖先，有英文譯本將他譯作Josech。</w:t>
-      </w:r>
-      <w:r>
-        <w:rPr>
-          <w:i/>
-          <w:lang w:val="zh_TW" w:bidi="zh_TW"/>
-        </w:rPr>
-        <w:t>見</w:t>
-      </w:r>
-      <w:r>
-        <w:rPr>
-          <w:lang w:val="zh_TW" w:bidi="zh_TW"/>
-        </w:rPr>
-        <w:t>約瑟</w:t>
-      </w:r>
-      <w:r>
-        <w:rPr>
-          <w:lang w:val="zh_TW" w:bidi="zh_TW"/>
-        </w:rPr>
-        <w:t>。</w:t>
-      </w:r>
-    </w:p>
-    <w:p>
-      <w:pPr>
-        <w:pStyle w:val="ListNumber"/>
-        <w:spacing w:line="240" w:lineRule="auto"/>
-        <w:ind w:left="720"/>
-      </w:pPr>
-      <w:r>
-        <w:rPr>
-          <w:lang w:val="zh_TW" w:bidi="zh_TW"/>
-        </w:rPr>
-      </w:r>
-      <w:r>
-        <w:rPr>
-          <w:lang w:val="zh_TW" w:bidi="zh_TW"/>
-        </w:rPr>
-        <w:t>約南的兒子，是耶穌的祖先（</w:t>
-      </w:r>
-      <w:hyperlink r:id="rId79">
-        <w:r>
-          <w:rPr>
-            <w:lang w:val="zh_TW" w:bidi="zh_TW"/>
-          </w:rPr>
-          <w:rPr>
-            <w:color w:val="0000EE"/>
-            <w:u w:val="single"/>
-          </w:rPr>
-          <w:t>路3:30</w:t>
-        </w:r>
-      </w:hyperlink>
-      <w:r>
-        <w:rPr>
-          <w:lang w:val="zh_TW" w:bidi="zh_TW"/>
-        </w:rPr>
-        <w:t>）。</w:t>
-      </w:r>
-      <w:r>
-        <w:rPr>
-          <w:i/>
-          <w:lang w:val="zh_TW" w:bidi="zh_TW"/>
-        </w:rPr>
-        <w:t>見</w:t>
-      </w:r>
-      <w:r>
-        <w:rPr>
-          <w:lang w:val="zh_TW" w:bidi="zh_TW"/>
-        </w:rPr>
-        <w:t>耶穌基督的家譜</w:t>
-      </w:r>
-      <w:r>
-        <w:rPr>
-          <w:lang w:val="zh_TW" w:bidi="zh_TW"/>
-        </w:rPr>
-        <w:t>。</w:t>
-      </w:r>
-    </w:p>
-    <w:p>
-      <w:pPr>
-        <w:pStyle w:val="ListNumber"/>
-        <w:spacing w:line="240" w:lineRule="auto"/>
-        <w:ind w:left="720"/>
-      </w:pPr>
-      <w:r>
-        <w:rPr>
-          <w:lang w:val="zh_TW" w:bidi="zh_TW"/>
-        </w:rPr>
-      </w:r>
-      <w:r>
-        <w:rPr>
-          <w:lang w:val="zh_TW" w:bidi="zh_TW"/>
-        </w:rPr>
-        <w:t>耶穌的門徒「叫做巴撒巴」並「又稱呼猶士都」（</w:t>
-      </w:r>
-      <w:hyperlink r:id="rId80">
-        <w:r>
-          <w:rPr>
-            <w:lang w:val="zh_TW" w:bidi="zh_TW"/>
-          </w:rPr>
-          <w:rPr>
-            <w:color w:val="0000EE"/>
-            <w:u w:val="single"/>
-          </w:rPr>
-          <w:t>徒1:23</w:t>
-        </w:r>
-      </w:hyperlink>
-      <w:r>
-        <w:rPr>
-          <w:lang w:val="zh_TW" w:bidi="zh_TW"/>
-        </w:rPr>
-        <w:t>）。約瑟是十一位使徒提名來取代加略人猶大的候選人之一。然而，最後被選中的人是馬提亞。</w:t>
-      </w:r>
-    </w:p>
-    <w:p>
-      <w:pPr>
-        <w:pStyle w:val="ListNumber"/>
-        <w:spacing w:line="240" w:lineRule="auto"/>
-        <w:ind w:left="720"/>
-      </w:pPr>
-      <w:r>
-        <w:rPr>
-          <w:lang w:val="zh_TW" w:bidi="zh_TW"/>
-        </w:rPr>
-      </w:r>
-      <w:r>
-        <w:rPr>
-          <w:lang w:val="zh_TW" w:bidi="zh_TW"/>
-        </w:rPr>
-        <w:t>塞浦路斯的利未人，賣了一塊田地，將所得交給使徒。他被使徒們稱為「巴拿巴」，意思是「勸慰子」（</w:t>
-      </w:r>
-      <w:hyperlink r:id="rId81">
-        <w:r>
-          <w:rPr>
-            <w:lang w:val="zh_TW" w:bidi="zh_TW"/>
-          </w:rPr>
-          <w:rPr>
-            <w:color w:val="0000EE"/>
-            <w:u w:val="single"/>
-          </w:rPr>
-          <w:t>徒4:36</w:t>
-        </w:r>
-      </w:hyperlink>
-      <w:r>
-        <w:rPr>
-          <w:lang w:val="zh_TW" w:bidi="zh_TW"/>
-        </w:rPr>
-        <w:t>）。</w:t>
-      </w:r>
-      <w:r>
-        <w:rPr>
-          <w:i/>
-          <w:lang w:val="zh_TW" w:bidi="zh_TW"/>
-        </w:rPr>
-        <w:t>見</w:t>
-      </w:r>
-      <w:r>
-        <w:rPr>
-          <w:lang w:val="zh_TW" w:bidi="zh_TW"/>
-        </w:rPr>
-        <w:t xml:space="preserve"> </w:t>
-      </w:r>
-      <w:r>
-        <w:rPr>
-          <w:lang w:val="zh_TW" w:bidi="zh_TW"/>
-        </w:rPr>
-        <w:t>巴拿巴</w:t>
-      </w:r>
-      <w:r>
-        <w:rPr>
-          <w:lang w:val="zh_TW" w:bidi="zh_TW"/>
-        </w:rPr>
-        <w:t>。</w:t>
-      </w:r>
-      <w:r>
-        <w:rPr>
-          <w:lang w:val="zh_TW" w:bidi="zh_TW"/>
-        </w:rPr>
-      </w:r>
-      <w:r>
-        <w:rPr>
-          <w:lang w:val="zh_TW" w:bidi="zh_TW"/>
-        </w:rPr>
-      </w:r>
-    </w:p>
-    <w:p>
-      <w:pPr/>
-      <w:r>
-        <w:rPr>
-          <w:lang w:val="zh_TW" w:bidi="zh_TW"/>
-        </w:rPr>
-      </w:r>
-    </w:p>
-    <w:p>
-      <w:pPr>
-        <w:pStyle w:val="Heading2"/>
-      </w:pPr>
-      <w:r>
-        <w:rPr>
-          <w:lang w:val="zh_TW" w:bidi="zh_TW"/>
-        </w:rPr>
-        <w:t>約坍</w:t>
-      </w:r>
-      <w:r>
-        <w:rPr>
-          <w:lang w:val="zh_TW" w:bidi="zh_TW"/>
-        </w:rPr>
-      </w:r>
-    </w:p>
-    <w:p>
-      <w:pPr/>
-      <w:r>
-        <w:rPr>
-          <w:lang w:val="zh_TW" w:bidi="zh_TW"/>
-        </w:rPr>
-      </w:r>
-      <w:r>
-        <w:rPr>
-          <w:lang w:val="zh_TW" w:bidi="zh_TW"/>
-        </w:rPr>
-        <w:t>希伯的兒子，法勒的弟弟。許多阿拉伯族群都是他的後裔（</w:t>
-      </w:r>
-      <w:hyperlink r:id="rId82">
-        <w:r>
-          <w:rPr>
-            <w:lang w:val="zh_TW" w:bidi="zh_TW"/>
-          </w:rPr>
-          <w:rPr>
-            <w:color w:val="0000EE"/>
-            <w:u w:val="single"/>
-          </w:rPr>
-          <w:t>創10:25–29</w:t>
-        </w:r>
-      </w:hyperlink>
-      <w:r>
-        <w:rPr>
-          <w:lang w:val="zh_TW" w:bidi="zh_TW"/>
-        </w:rPr>
-        <w:t>；</w:t>
-      </w:r>
-      <w:hyperlink r:id="rId83">
-        <w:r>
-          <w:rPr>
-            <w:lang w:val="zh_TW" w:bidi="zh_TW"/>
-          </w:rPr>
-          <w:rPr>
-            <w:color w:val="0000EE"/>
-            <w:u w:val="single"/>
-          </w:rPr>
-          <w:t>代上1:19–23</w:t>
-        </w:r>
-      </w:hyperlink>
-      <w:r>
-        <w:rPr>
-          <w:lang w:val="zh_TW" w:bidi="zh_TW"/>
-        </w:rPr>
-        <w:t>）。</w:t>
-      </w:r>
-      <w:r>
-        <w:rPr>
-          <w:lang w:val="zh_TW" w:bidi="zh_TW"/>
-        </w:rPr>
-      </w:r>
-      <w:r>
-        <w:rPr>
-          <w:lang w:val="zh_TW" w:bidi="zh_TW"/>
-        </w:rPr>
-      </w:r>
-    </w:p>
-    <w:p>
-      <w:pPr/>
-      <w:r>
-        <w:rPr>
-          <w:lang w:val="zh_TW" w:bidi="zh_TW"/>
-        </w:rPr>
-      </w:r>
-    </w:p>
-    <w:p>
-      <w:pPr>
-        <w:pStyle w:val="Heading2"/>
-      </w:pPr>
-      <w:r>
-        <w:rPr>
-          <w:lang w:val="zh_TW" w:bidi="zh_TW"/>
-        </w:rPr>
-        <w:t>約西</w:t>
-      </w:r>
-      <w:r>
-        <w:rPr>
-          <w:lang w:val="zh_TW" w:bidi="zh_TW"/>
-        </w:rPr>
-      </w:r>
-    </w:p>
-    <w:p>
-      <w:pPr>
-        <w:pStyle w:val="ListNumber"/>
-        <w:numPr>
-          <w:ilvl w:val="0"/>
-          <w:numId w:val="15"/>
-        </w:numPr>
-        <w:spacing w:line="240" w:lineRule="auto"/>
-        <w:ind w:left="720"/>
-      </w:pPr>
-      <w:r>
-        <w:rPr>
-          <w:lang w:val="zh_TW" w:bidi="zh_TW"/>
-        </w:rPr>
-      </w:r>
-      <w:r>
-        <w:rPr>
-          <w:lang w:val="zh_TW" w:bidi="zh_TW"/>
-        </w:rPr>
-        <w:t>約瑟、馬利亞的歌的另一種音譯，在</w:t>
-      </w:r>
-      <w:hyperlink r:id="rId71">
-        <w:r>
-          <w:rPr>
-            <w:lang w:val="zh_TW" w:bidi="zh_TW"/>
-          </w:rPr>
-          <w:rPr>
-            <w:color w:val="0000EE"/>
-            <w:u w:val="single"/>
-          </w:rPr>
-          <w:t>馬可福音六章3節</w:t>
-        </w:r>
-      </w:hyperlink>
-      <w:r>
-        <w:rPr>
-          <w:lang w:val="zh_TW" w:bidi="zh_TW"/>
-        </w:rPr>
-        <w:t>。</w:t>
-      </w:r>
-      <w:r>
-        <w:rPr>
-          <w:i/>
-          <w:lang w:val="zh_TW" w:bidi="zh_TW"/>
-        </w:rPr>
-        <w:t>見</w:t>
-      </w:r>
-      <w:r>
-        <w:rPr>
-          <w:lang w:val="zh_TW" w:bidi="zh_TW"/>
-        </w:rPr>
-        <w:t>約瑟#7</w:t>
-      </w:r>
-      <w:r>
-        <w:rPr>
-          <w:lang w:val="zh_TW" w:bidi="zh_TW"/>
-        </w:rPr>
-        <w:t>。</w:t>
-      </w:r>
-    </w:p>
-    <w:p>
-      <w:pPr>
-        <w:pStyle w:val="ListNumber"/>
-        <w:spacing w:line="240" w:lineRule="auto"/>
-        <w:ind w:left="720"/>
-      </w:pPr>
-      <w:r>
-        <w:rPr>
-          <w:lang w:val="zh_TW" w:bidi="zh_TW"/>
-        </w:rPr>
-      </w:r>
-      <w:r>
-        <w:rPr>
-          <w:lang w:val="zh_TW" w:bidi="zh_TW"/>
-        </w:rPr>
-        <w:t>和合本常譯為約瑟。他在</w:t>
-      </w:r>
-      <w:hyperlink r:id="rId81">
-        <w:r>
-          <w:rPr>
-            <w:lang w:val="zh_TW" w:bidi="zh_TW"/>
-          </w:rPr>
-          <w:rPr>
-            <w:color w:val="0000EE"/>
-            <w:u w:val="single"/>
-          </w:rPr>
-          <w:t>使徒行傳四章36節</w:t>
-        </w:r>
-      </w:hyperlink>
-      <w:r>
-        <w:rPr>
-          <w:lang w:val="zh_TW" w:bidi="zh_TW"/>
-        </w:rPr>
-        <w:t>中也被稱為巴拿巴。</w:t>
-      </w:r>
-      <w:r>
-        <w:rPr>
-          <w:i/>
-          <w:lang w:val="zh_TW" w:bidi="zh_TW"/>
-        </w:rPr>
-        <w:t>見</w:t>
-      </w:r>
-      <w:r>
-        <w:rPr>
-          <w:lang w:val="zh_TW" w:bidi="zh_TW"/>
-        </w:rPr>
-        <w:t>巴拿巴</w:t>
-      </w:r>
-      <w:r>
-        <w:rPr>
-          <w:lang w:val="zh_TW" w:bidi="zh_TW"/>
-        </w:rPr>
-        <w:t>。</w:t>
-      </w:r>
-      <w:r>
-        <w:rPr>
-          <w:lang w:val="zh_TW" w:bidi="zh_TW"/>
-        </w:rPr>
-      </w:r>
-      <w:r>
-        <w:rPr>
-          <w:lang w:val="zh_TW" w:bidi="zh_TW"/>
-        </w:rPr>
-      </w:r>
-    </w:p>
-    <w:p>
-      <w:pPr/>
-      <w:r>
-        <w:rPr>
-          <w:lang w:val="zh_TW" w:bidi="zh_TW"/>
-        </w:rPr>
-      </w:r>
-    </w:p>
-    <w:p>
-      <w:pPr>
-        <w:pStyle w:val="Heading2"/>
-      </w:pPr>
-      <w:r>
-        <w:rPr>
-          <w:lang w:val="zh_TW" w:bidi="zh_TW"/>
-        </w:rPr>
-        <w:t>月亮</w:t>
-      </w:r>
-      <w:r>
-        <w:rPr>
-          <w:lang w:val="zh_TW" w:bidi="zh_TW"/>
-        </w:rPr>
-      </w:r>
-    </w:p>
-    <w:p>
-      <w:pPr/>
-      <w:r>
-        <w:rPr>
-          <w:lang w:val="zh_TW" w:bidi="zh_TW"/>
-        </w:rPr>
-      </w:r>
-      <w:r>
-        <w:rPr>
-          <w:lang w:val="zh_TW" w:bidi="zh_TW"/>
-        </w:rPr>
-        <w:t>天空中的小光（</w:t>
-      </w:r>
-      <w:hyperlink r:id="rId84">
-        <w:r>
-          <w:rPr>
-            <w:lang w:val="zh_TW" w:bidi="zh_TW"/>
-          </w:rPr>
-          <w:rPr>
-            <w:color w:val="0000EE"/>
-            <w:u w:val="single"/>
-          </w:rPr>
-          <w:t>創1:16</w:t>
-        </w:r>
-      </w:hyperlink>
-      <w:r>
-        <w:rPr>
-          <w:lang w:val="zh_TW" w:bidi="zh_TW"/>
-        </w:rPr>
-        <w:t>）。許多閃族語言使用與希伯來文相同的詞來表示月亮。在希伯來文舊約聖經的三段經文中，月光與日頭常用作對比（</w:t>
-      </w:r>
-      <w:hyperlink r:id="rId85">
-        <w:r>
-          <w:rPr>
-            <w:lang w:val="zh_TW" w:bidi="zh_TW"/>
-          </w:rPr>
-          <w:rPr>
-            <w:color w:val="0000EE"/>
-            <w:u w:val="single"/>
-          </w:rPr>
-          <w:t>歌6:10</w:t>
-        </w:r>
-      </w:hyperlink>
-      <w:r>
-        <w:rPr>
-          <w:lang w:val="zh_TW" w:bidi="zh_TW"/>
-        </w:rPr>
-        <w:t>；</w:t>
-      </w:r>
-      <w:hyperlink r:id="rId86">
-        <w:r>
-          <w:rPr>
-            <w:lang w:val="zh_TW" w:bidi="zh_TW"/>
-          </w:rPr>
-          <w:rPr>
-            <w:color w:val="0000EE"/>
-            <w:u w:val="single"/>
-          </w:rPr>
-          <w:t>賽24:23</w:t>
-        </w:r>
-      </w:hyperlink>
-      <w:r>
-        <w:rPr>
-          <w:lang w:val="zh_TW" w:bidi="zh_TW"/>
-        </w:rPr>
-        <w:t>，</w:t>
-      </w:r>
-      <w:hyperlink r:id="rId87">
-        <w:r>
-          <w:rPr>
-            <w:lang w:val="zh_TW" w:bidi="zh_TW"/>
-          </w:rPr>
-          <w:rPr>
-            <w:color w:val="0000EE"/>
-            <w:u w:val="single"/>
-          </w:rPr>
-          <w:t>30:26</w:t>
-        </w:r>
-      </w:hyperlink>
-      <w:r>
-        <w:rPr>
-          <w:lang w:val="zh_TW" w:bidi="zh_TW"/>
-        </w:rPr>
-        <w:t>）。另一個術語「月牙」在其它語言中使用，如亞蘭文和阿拉伯語，「月牙圈」也在聖經當中提到過（</w:t>
-      </w:r>
-      <w:hyperlink r:id="rId88">
-        <w:r>
-          <w:rPr>
-            <w:lang w:val="zh_TW" w:bidi="zh_TW"/>
-          </w:rPr>
-          <w:rPr>
-            <w:color w:val="0000EE"/>
-            <w:u w:val="single"/>
-          </w:rPr>
-          <w:t>士8:21、26</w:t>
-        </w:r>
-      </w:hyperlink>
-      <w:r>
-        <w:rPr>
-          <w:lang w:val="zh_TW" w:bidi="zh_TW"/>
-        </w:rPr>
-        <w:t>；</w:t>
-      </w:r>
-      <w:hyperlink r:id="rId89">
-        <w:r>
-          <w:rPr>
-            <w:lang w:val="zh_TW" w:bidi="zh_TW"/>
-          </w:rPr>
-          <w:rPr>
-            <w:color w:val="0000EE"/>
-            <w:u w:val="single"/>
-          </w:rPr>
-          <w:t>賽3:18</w:t>
-        </w:r>
-      </w:hyperlink>
-      <w:r>
-        <w:rPr>
-          <w:lang w:val="zh_TW" w:bidi="zh_TW"/>
-        </w:rPr>
-        <w:t>）。</w:t>
-      </w:r>
-    </w:p>
-    <w:p>
-      <w:pPr/>
-      <w:r>
-        <w:rPr>
-          <w:lang w:val="zh_TW" w:bidi="zh_TW"/>
-        </w:rPr>
-      </w:r>
-      <w:r>
-        <w:rPr>
-          <w:lang w:val="zh_TW" w:bidi="zh_TW"/>
-        </w:rPr>
-        <w:t>在創造的記載中，關於兩個光體的功能，有這樣的說法：「</w:t>
-      </w:r>
-      <w:r>
-        <w:rPr>
-          <w:lang w:val="zh_TW" w:bidi="zh_TW"/>
-        </w:rPr>
-        <w:t>可以分晝夜，作記號，定節令、日子、年歲</w:t>
-      </w:r>
-      <w:r>
-        <w:rPr>
-          <w:lang w:val="zh_TW" w:bidi="zh_TW"/>
-        </w:rPr>
-        <w:t>」（</w:t>
-      </w:r>
-      <w:hyperlink r:id="rId90">
-        <w:r>
-          <w:rPr>
-            <w:lang w:val="zh_TW" w:bidi="zh_TW"/>
-          </w:rPr>
-          <w:rPr>
-            <w:color w:val="0000EE"/>
-            <w:u w:val="single"/>
-          </w:rPr>
-          <w:t>創1:14</w:t>
-        </w:r>
-      </w:hyperlink>
-      <w:r>
-        <w:rPr>
-          <w:lang w:val="zh_TW" w:bidi="zh_TW"/>
-        </w:rPr>
-        <w:t>），也就是說，「時間」是由它們的運行所決定的。基於這個原因，當描述耶和華在創造中偉大的事蹟時，詩人說：「</w:t>
-      </w:r>
-      <w:r>
-        <w:rPr>
-          <w:lang w:val="zh_TW" w:bidi="zh_TW"/>
-        </w:rPr>
-        <w:t>你安置月亮為定節令</w:t>
-      </w:r>
-      <w:r>
-        <w:rPr>
-          <w:lang w:val="zh_TW" w:bidi="zh_TW"/>
-        </w:rPr>
-        <w:t>」（</w:t>
-      </w:r>
-      <w:hyperlink r:id="rId91">
-        <w:r>
-          <w:rPr>
-            <w:lang w:val="zh_TW" w:bidi="zh_TW"/>
-          </w:rPr>
-          <w:rPr>
-            <w:color w:val="0000EE"/>
-            <w:u w:val="single"/>
-          </w:rPr>
-          <w:t>詩104:19</w:t>
-        </w:r>
-      </w:hyperlink>
-      <w:r>
-        <w:rPr>
-          <w:lang w:val="zh_TW" w:bidi="zh_TW"/>
-        </w:rPr>
-        <w:t>）。</w:t>
-      </w:r>
-    </w:p>
-    <w:p>
-      <w:pPr/>
-      <w:r>
-        <w:rPr>
-          <w:lang w:val="zh_TW" w:bidi="zh_TW"/>
-        </w:rPr>
-      </w:r>
-      <w:r>
-        <w:rPr>
-          <w:lang w:val="zh_TW" w:bidi="zh_TW"/>
-        </w:rPr>
-        <w:t>古代希伯來人的月曆是陰曆（</w:t>
-      </w:r>
-      <w:hyperlink r:id="rId92">
-        <w:r>
-          <w:rPr>
-            <w:lang w:val="zh_TW" w:bidi="zh_TW"/>
-          </w:rPr>
-          <w:rPr>
-            <w:color w:val="0000EE"/>
-            <w:u w:val="single"/>
-          </w:rPr>
-          <w:t>便西拉智訓 43:6–7</w:t>
-        </w:r>
-      </w:hyperlink>
-      <w:r>
-        <w:rPr>
-          <w:lang w:val="zh_TW" w:bidi="zh_TW"/>
-        </w:rPr>
-        <w:t>），月份從新月開始，以特殊的儀式標記（</w:t>
-      </w:r>
-      <w:hyperlink r:id="rId93">
-        <w:r>
-          <w:rPr>
-            <w:lang w:val="zh_TW" w:bidi="zh_TW"/>
-          </w:rPr>
-          <w:rPr>
-            <w:color w:val="0000EE"/>
-            <w:u w:val="single"/>
-          </w:rPr>
-          <w:t>民 10:10</w:t>
-        </w:r>
-      </w:hyperlink>
-      <w:r>
-        <w:rPr>
-          <w:lang w:val="zh_TW" w:bidi="zh_TW"/>
-        </w:rPr>
-        <w:t>，</w:t>
-      </w:r>
-      <w:hyperlink r:id="rId94">
-        <w:r>
-          <w:rPr>
-            <w:lang w:val="zh_TW" w:bidi="zh_TW"/>
-          </w:rPr>
-          <w:rPr>
-            <w:color w:val="0000EE"/>
-            <w:u w:val="single"/>
-          </w:rPr>
-          <w:t>28:11–14</w:t>
-        </w:r>
-      </w:hyperlink>
-      <w:r>
-        <w:rPr>
-          <w:lang w:val="zh_TW" w:bidi="zh_TW"/>
-        </w:rPr>
-        <w:t>；</w:t>
-      </w:r>
-      <w:hyperlink r:id="rId95">
-        <w:r>
-          <w:rPr>
-            <w:lang w:val="zh_TW" w:bidi="zh_TW"/>
-          </w:rPr>
-          <w:rPr>
-            <w:color w:val="0000EE"/>
-            <w:u w:val="single"/>
-          </w:rPr>
-          <w:t>代下 2:4</w:t>
-        </w:r>
-      </w:hyperlink>
-      <w:r>
-        <w:rPr>
-          <w:lang w:val="zh_TW" w:bidi="zh_TW"/>
-        </w:rPr>
-        <w:t>）。兩個重要的節日，逾越節和住棚節，開始於月中，就是月圓時（</w:t>
-      </w:r>
-      <w:hyperlink r:id="rId96">
-        <w:r>
-          <w:rPr>
-            <w:lang w:val="zh_TW" w:bidi="zh_TW"/>
-          </w:rPr>
-          <w:rPr>
-            <w:color w:val="0000EE"/>
-            <w:u w:val="single"/>
-          </w:rPr>
-          <w:t>利 23:5–6</w:t>
-        </w:r>
-      </w:hyperlink>
-      <w:r>
-        <w:rPr>
-          <w:lang w:val="zh_TW" w:bidi="zh_TW"/>
-        </w:rPr>
-        <w:t>；</w:t>
-      </w:r>
-      <w:hyperlink r:id="rId97">
-        <w:r>
-          <w:rPr>
-            <w:lang w:val="zh_TW" w:bidi="zh_TW"/>
-          </w:rPr>
-          <w:rPr>
-            <w:color w:val="0000EE"/>
-            <w:u w:val="single"/>
-          </w:rPr>
-          <w:t>詩 81:3–5</w:t>
-        </w:r>
-      </w:hyperlink>
-      <w:r>
-        <w:rPr>
-          <w:lang w:val="zh_TW" w:bidi="zh_TW"/>
-        </w:rPr>
-        <w:t>；</w:t>
-      </w:r>
-      <w:hyperlink r:id="rId98">
-        <w:r>
-          <w:rPr>
-            <w:lang w:val="zh_TW" w:bidi="zh_TW"/>
-          </w:rPr>
-          <w:rPr>
-            <w:color w:val="0000EE"/>
-            <w:u w:val="single"/>
-          </w:rPr>
-          <w:t>利 23:34</w:t>
-        </w:r>
-      </w:hyperlink>
-      <w:r>
-        <w:rPr>
-          <w:lang w:val="zh_TW" w:bidi="zh_TW"/>
-        </w:rPr>
-        <w:t>）。以七天為一週是二十八天月轉周期的邏輯和為方便而劃分，因此，可以說月亮為數字七的意義提供了基礎。作為推論，第七個月的開始——號角節（</w:t>
-      </w:r>
-      <w:hyperlink r:id="rId99">
-        <w:r>
-          <w:rPr>
-            <w:lang w:val="zh_TW" w:bidi="zh_TW"/>
-          </w:rPr>
-          <w:rPr>
-            <w:color w:val="0000EE"/>
-            <w:u w:val="single"/>
-          </w:rPr>
-          <w:t>利 23:24</w:t>
-        </w:r>
-      </w:hyperlink>
-      <w:r>
-        <w:rPr>
-          <w:lang w:val="zh_TW" w:bidi="zh_TW"/>
-        </w:rPr>
-        <w:t>）——標誌著神聖節期的高潮，也標誌著統治者執政年數的新年和農事的新年（約瑟夫的</w:t>
-      </w:r>
-      <w:r>
-        <w:rPr>
-          <w:i/>
-          <w:lang w:val="zh_TW" w:bidi="zh_TW"/>
-        </w:rPr>
-        <w:t>猶太古史記</w:t>
-      </w:r>
-      <w:r>
-        <w:rPr>
-          <w:lang w:val="zh_TW" w:bidi="zh_TW"/>
-        </w:rPr>
-        <w:t xml:space="preserve"> 1.1.3；米示拿，猶太新年（</w:t>
-      </w:r>
-      <w:r>
-        <w:rPr>
-          <w:i/>
-          <w:lang w:val="zh_TW" w:bidi="zh_TW"/>
-        </w:rPr>
-        <w:t>Rosh Hashanah）</w:t>
-      </w:r>
-      <w:r>
-        <w:rPr>
-          <w:lang w:val="zh_TW" w:bidi="zh_TW"/>
-        </w:rPr>
-        <w:t>1:1）。</w:t>
-      </w:r>
-    </w:p>
-    <w:p>
-      <w:pPr/>
-      <w:r>
-        <w:rPr>
-          <w:lang w:val="zh_TW" w:bidi="zh_TW"/>
-        </w:rPr>
-      </w:r>
-      <w:r>
-        <w:rPr>
-          <w:lang w:val="zh_TW" w:bidi="zh_TW"/>
-        </w:rPr>
-        <w:t>創造故事中的一節提到太陽掌管白晝，月亮掌管黑夜（</w:t>
-      </w:r>
-      <w:hyperlink r:id="rId84">
-        <w:r>
-          <w:rPr>
-            <w:lang w:val="zh_TW" w:bidi="zh_TW"/>
-          </w:rPr>
-          <w:rPr>
-            <w:color w:val="0000EE"/>
-            <w:u w:val="single"/>
-          </w:rPr>
-          <w:t>創1:16</w:t>
-        </w:r>
-      </w:hyperlink>
-      <w:r>
-        <w:rPr>
-          <w:lang w:val="zh_TW" w:bidi="zh_TW"/>
-        </w:rPr>
-        <w:t>；比較</w:t>
-      </w:r>
-      <w:hyperlink r:id="rId100">
-        <w:r>
-          <w:rPr>
-            <w:lang w:val="zh_TW" w:bidi="zh_TW"/>
-          </w:rPr>
-          <w:rPr>
-            <w:color w:val="0000EE"/>
-            <w:u w:val="single"/>
-          </w:rPr>
-          <w:t>詩136:9</w:t>
-        </w:r>
-      </w:hyperlink>
-      <w:r>
-        <w:rPr>
-          <w:lang w:val="zh_TW" w:bidi="zh_TW"/>
-        </w:rPr>
-        <w:t>）。在宇宙的領域被建立時，月亮與太陽一起也在創造的總體秩序中被提及（</w:t>
-      </w:r>
-      <w:hyperlink r:id="rId101">
-        <w:r>
-          <w:rPr>
-            <w:lang w:val="zh_TW" w:bidi="zh_TW"/>
-          </w:rPr>
-          <w:rPr>
-            <w:color w:val="0000EE"/>
-            <w:u w:val="single"/>
-          </w:rPr>
-          <w:t>耶31:35</w:t>
-        </w:r>
-      </w:hyperlink>
-      <w:r>
-        <w:rPr>
-          <w:lang w:val="zh_TW" w:bidi="zh_TW"/>
-        </w:rPr>
-        <w:t>）。由此，這些光體象徵著世界秩序的延續（</w:t>
-      </w:r>
-      <w:hyperlink r:id="rId102">
-        <w:r>
-          <w:rPr>
-            <w:lang w:val="zh_TW" w:bidi="zh_TW"/>
-          </w:rPr>
-          <w:rPr>
-            <w:color w:val="0000EE"/>
-            <w:u w:val="single"/>
-          </w:rPr>
-          <w:t>詩72:5</w:t>
-        </w:r>
-      </w:hyperlink>
-      <w:r>
-        <w:rPr>
-          <w:lang w:val="zh_TW" w:bidi="zh_TW"/>
-        </w:rPr>
-        <w:t>；</w:t>
-      </w:r>
-      <w:hyperlink r:id="rId103">
-        <w:r>
-          <w:rPr>
-            <w:lang w:val="zh_TW" w:bidi="zh_TW"/>
-          </w:rPr>
-          <w:rPr>
-            <w:color w:val="0000EE"/>
-            <w:u w:val="single"/>
-          </w:rPr>
-          <w:t>詩89:37–38</w:t>
-        </w:r>
-      </w:hyperlink>
-      <w:r>
-        <w:rPr>
-          <w:lang w:val="zh_TW" w:bidi="zh_TW"/>
-        </w:rPr>
-        <w:t>）。月亮和太陽的變暗是末日創造秩序改變的徵兆（</w:t>
-      </w:r>
-      <w:hyperlink r:id="rId104">
-        <w:r>
-          <w:rPr>
-            <w:lang w:val="zh_TW" w:bidi="zh_TW"/>
-          </w:rPr>
-          <w:rPr>
-            <w:color w:val="0000EE"/>
-            <w:u w:val="single"/>
-          </w:rPr>
-          <w:t>賽13:10</w:t>
-        </w:r>
-      </w:hyperlink>
-      <w:r>
-        <w:rPr>
-          <w:lang w:val="zh_TW" w:bidi="zh_TW"/>
-        </w:rPr>
-        <w:t>；</w:t>
-      </w:r>
-      <w:hyperlink r:id="rId105">
-        <w:r>
-          <w:rPr>
-            <w:lang w:val="zh_TW" w:bidi="zh_TW"/>
-          </w:rPr>
-          <w:rPr>
-            <w:color w:val="0000EE"/>
-            <w:u w:val="single"/>
-          </w:rPr>
-          <w:t>結32:7</w:t>
-        </w:r>
-      </w:hyperlink>
-      <w:r>
-        <w:rPr>
-          <w:lang w:val="zh_TW" w:bidi="zh_TW"/>
-        </w:rPr>
-        <w:t>；</w:t>
-      </w:r>
-      <w:hyperlink r:id="rId106">
-        <w:r>
-          <w:rPr>
-            <w:lang w:val="zh_TW" w:bidi="zh_TW"/>
-          </w:rPr>
-          <w:rPr>
-            <w:color w:val="0000EE"/>
-            <w:u w:val="single"/>
-          </w:rPr>
-          <w:t>珥2:10</w:t>
-        </w:r>
-      </w:hyperlink>
-      <w:r>
-        <w:rPr>
-          <w:lang w:val="zh_TW" w:bidi="zh_TW"/>
-        </w:rPr>
-        <w:t>；</w:t>
-      </w:r>
-      <w:hyperlink r:id="rId107">
-        <w:r>
-          <w:rPr>
-            <w:lang w:val="zh_TW" w:bidi="zh_TW"/>
-          </w:rPr>
-          <w:rPr>
-            <w:color w:val="0000EE"/>
-            <w:u w:val="single"/>
-          </w:rPr>
-          <w:t>哈3:11</w:t>
-        </w:r>
-      </w:hyperlink>
-      <w:r>
-        <w:rPr>
-          <w:lang w:val="zh_TW" w:bidi="zh_TW"/>
-        </w:rPr>
-        <w:t>；</w:t>
-      </w:r>
-      <w:hyperlink r:id="rId108">
-        <w:r>
-          <w:rPr>
-            <w:lang w:val="zh_TW" w:bidi="zh_TW"/>
-          </w:rPr>
-          <w:rPr>
-            <w:color w:val="0000EE"/>
-            <w:u w:val="single"/>
-          </w:rPr>
-          <w:t>太24:29</w:t>
-        </w:r>
-      </w:hyperlink>
-      <w:r>
-        <w:rPr>
-          <w:lang w:val="zh_TW" w:bidi="zh_TW"/>
-        </w:rPr>
-        <w:t>；</w:t>
-      </w:r>
-      <w:hyperlink r:id="rId109">
-        <w:r>
-          <w:rPr>
-            <w:lang w:val="zh_TW" w:bidi="zh_TW"/>
-          </w:rPr>
-          <w:rPr>
-            <w:color w:val="0000EE"/>
-            <w:u w:val="single"/>
-          </w:rPr>
-          <w:t>可13:24</w:t>
-        </w:r>
-      </w:hyperlink>
-      <w:r>
-        <w:rPr>
-          <w:lang w:val="zh_TW" w:bidi="zh_TW"/>
-        </w:rPr>
-        <w:t>；</w:t>
-      </w:r>
-      <w:hyperlink r:id="rId110">
-        <w:r>
-          <w:rPr>
-            <w:lang w:val="zh_TW" w:bidi="zh_TW"/>
-          </w:rPr>
-          <w:rPr>
-            <w:color w:val="0000EE"/>
-            <w:u w:val="single"/>
-          </w:rPr>
-          <w:t>啟6:12</w:t>
-        </w:r>
-      </w:hyperlink>
-      <w:r>
-        <w:rPr>
-          <w:lang w:val="zh_TW" w:bidi="zh_TW"/>
-        </w:rPr>
-        <w:t>；相反的情況在</w:t>
-      </w:r>
-      <w:hyperlink r:id="rId87">
-        <w:r>
-          <w:rPr>
-            <w:lang w:val="zh_TW" w:bidi="zh_TW"/>
-          </w:rPr>
-          <w:rPr>
-            <w:color w:val="0000EE"/>
-            <w:u w:val="single"/>
-          </w:rPr>
-          <w:t>賽30:26</w:t>
-        </w:r>
-      </w:hyperlink>
-      <w:r>
-        <w:rPr>
-          <w:lang w:val="zh_TW" w:bidi="zh_TW"/>
-        </w:rPr>
-        <w:t>中陳述）。</w:t>
-      </w:r>
-    </w:p>
-    <w:p>
-      <w:pPr/>
-      <w:r>
-        <w:rPr>
-          <w:lang w:val="zh_TW" w:bidi="zh_TW"/>
-        </w:rPr>
-      </w:r>
-      <w:r>
-        <w:rPr>
-          <w:lang w:val="zh_TW" w:bidi="zh_TW"/>
-        </w:rPr>
-        <w:t>由於月亮類似於太陽，它也具有擊打的力量（</w:t>
-      </w:r>
-      <w:hyperlink r:id="rId111">
-        <w:r>
-          <w:rPr>
-            <w:lang w:val="zh_TW" w:bidi="zh_TW"/>
-          </w:rPr>
-          <w:rPr>
-            <w:color w:val="0000EE"/>
-            <w:u w:val="single"/>
-          </w:rPr>
-          <w:t>詩121:6</w:t>
-        </w:r>
-      </w:hyperlink>
-      <w:r>
-        <w:rPr>
-          <w:lang w:val="zh_TW" w:bidi="zh_TW"/>
-        </w:rPr>
-        <w:t>），也會影響田間作物的生長（</w:t>
-      </w:r>
-      <w:hyperlink r:id="rId112">
-        <w:r>
-          <w:rPr>
-            <w:lang w:val="zh_TW" w:bidi="zh_TW"/>
-          </w:rPr>
-          <w:rPr>
-            <w:color w:val="0000EE"/>
-            <w:u w:val="single"/>
-          </w:rPr>
-          <w:t>申33:14</w:t>
-        </w:r>
-      </w:hyperlink>
-      <w:r>
-        <w:rPr>
-          <w:lang w:val="zh_TW" w:bidi="zh_TW"/>
-        </w:rPr>
-        <w:t>）。在申命記中，以色列人被警告不要崇拜月亮和天上的星宿（</w:t>
-      </w:r>
-      <w:hyperlink r:id="rId113">
-        <w:r>
-          <w:rPr>
-            <w:lang w:val="zh_TW" w:bidi="zh_TW"/>
-          </w:rPr>
-          <w:rPr>
-            <w:color w:val="0000EE"/>
-            <w:u w:val="single"/>
-          </w:rPr>
-          <w:t>申4:19</w:t>
-        </w:r>
-      </w:hyperlink>
-      <w:r>
-        <w:rPr>
-          <w:lang w:val="zh_TW" w:bidi="zh_TW"/>
-        </w:rPr>
-        <w:t>，</w:t>
-      </w:r>
-      <w:hyperlink r:id="rId114">
-        <w:r>
-          <w:rPr>
-            <w:lang w:val="zh_TW" w:bidi="zh_TW"/>
-          </w:rPr>
-          <w:rPr>
-            <w:color w:val="0000EE"/>
-            <w:u w:val="single"/>
-          </w:rPr>
-          <w:t>17:3</w:t>
-        </w:r>
-      </w:hyperlink>
-      <w:r>
-        <w:rPr>
-          <w:lang w:val="zh_TW" w:bidi="zh_TW"/>
-        </w:rPr>
-        <w:t>），但這種異族崇拜最終傳入了猶大地的王國中（</w:t>
-      </w:r>
-      <w:hyperlink r:id="rId115">
-        <w:r>
-          <w:rPr>
-            <w:lang w:val="zh_TW" w:bidi="zh_TW"/>
-          </w:rPr>
-          <w:rPr>
-            <w:color w:val="0000EE"/>
-            <w:u w:val="single"/>
-          </w:rPr>
-          <w:t>王下21:3</w:t>
-        </w:r>
-      </w:hyperlink>
-      <w:r>
-        <w:rPr>
-          <w:lang w:val="zh_TW" w:bidi="zh_TW"/>
-        </w:rPr>
-        <w:t>，</w:t>
-      </w:r>
-      <w:hyperlink r:id="rId116">
-        <w:r>
-          <w:rPr>
-            <w:lang w:val="zh_TW" w:bidi="zh_TW"/>
-          </w:rPr>
-          <w:rPr>
-            <w:color w:val="0000EE"/>
-            <w:u w:val="single"/>
-          </w:rPr>
-          <w:t>23:4–5</w:t>
-        </w:r>
-      </w:hyperlink>
-      <w:r>
-        <w:rPr>
-          <w:lang w:val="zh_TW" w:bidi="zh_TW"/>
-        </w:rPr>
-        <w:t>，</w:t>
-      </w:r>
-      <w:hyperlink r:id="rId117">
-        <w:r>
-          <w:rPr>
-            <w:lang w:val="zh_TW" w:bidi="zh_TW"/>
-          </w:rPr>
-          <w:rPr>
-            <w:color w:val="0000EE"/>
-            <w:u w:val="single"/>
-          </w:rPr>
-          <w:t>耶7:18</w:t>
-        </w:r>
-      </w:hyperlink>
-      <w:r>
-        <w:rPr>
-          <w:lang w:val="zh_TW" w:bidi="zh_TW"/>
-        </w:rPr>
-        <w:t>，</w:t>
-      </w:r>
-      <w:hyperlink r:id="rId118">
-        <w:r>
-          <w:rPr>
-            <w:lang w:val="zh_TW" w:bidi="zh_TW"/>
-          </w:rPr>
-          <w:rPr>
-            <w:color w:val="0000EE"/>
-            <w:u w:val="single"/>
-          </w:rPr>
-          <w:t>8:2</w:t>
-        </w:r>
-      </w:hyperlink>
-      <w:r>
-        <w:rPr>
-          <w:lang w:val="zh_TW" w:bidi="zh_TW"/>
-        </w:rPr>
-        <w:t>）。</w:t>
-      </w:r>
-    </w:p>
-    <w:p>
-      <w:pPr/>
-      <w:r>
-        <w:rPr>
-          <w:lang w:val="zh_TW" w:bidi="zh_TW"/>
-        </w:rPr>
-      </w:r>
-      <w:r>
-        <w:rPr>
-          <w:lang w:val="zh_TW" w:bidi="zh_TW"/>
-        </w:rPr>
-        <w:t>為了精確掌控日曆和節期，以色列人一年中於耶路撒冷七次仔細地守望新月，確保了主要的節期落在正確的日子。公會會在前一個月的最後一天清晨聚集，並派守望者觀察月亮的首次出現。當證據明確時，他們便會神聖又嚴肅地宣佈，這一天成為新月的第一天。從橄欖山開始，火信號便宣告新月的來臨。後來，由於撒馬利亞人在途中設置了假信號，火信號被信使所取代。</w:t>
-      </w:r>
-    </w:p>
-    <w:p>
-      <w:pPr/>
-      <w:r>
-        <w:rPr>
-          <w:lang w:val="zh_TW" w:bidi="zh_TW"/>
-        </w:rPr>
-      </w:r>
-      <w:r>
-        <w:rPr>
-          <w:i/>
-          <w:lang w:val="zh_TW" w:bidi="zh_TW"/>
-        </w:rPr>
-        <w:t>另見</w:t>
-      </w:r>
-      <w:r>
-        <w:rPr>
-          <w:lang w:val="zh_TW" w:bidi="zh_TW"/>
-        </w:rPr>
-        <w:t xml:space="preserve"> </w:t>
-      </w:r>
-      <w:r>
-        <w:rPr>
-          <w:lang w:val="zh_TW" w:bidi="zh_TW"/>
-        </w:rPr>
-        <w:t>天文學</w:t>
-      </w:r>
-      <w:r>
-        <w:rPr>
-          <w:lang w:val="zh_TW" w:bidi="zh_TW"/>
-        </w:rPr>
-        <w:t>，</w:t>
-      </w:r>
-      <w:r>
-        <w:rPr>
-          <w:lang w:val="zh_TW" w:bidi="zh_TW"/>
-        </w:rPr>
-        <w:t>古代與現代曆法</w:t>
-      </w:r>
-      <w:r>
-        <w:rPr>
-          <w:lang w:val="zh_TW" w:bidi="zh_TW"/>
-        </w:rPr>
-        <w:t>，</w:t>
-      </w:r>
-      <w:r>
-        <w:rPr>
-          <w:lang w:val="zh_TW" w:bidi="zh_TW"/>
-        </w:rPr>
-        <w:t>以色列的節期和節日</w:t>
+      <w:r>
+        <w:rPr>
+          <w:lang w:val="zh_TW" w:bidi="zh_TW"/>
+        </w:rPr>
+        <w:t>重生</w:t>
       </w:r>
       <w:r>
         <w:rPr>
@@ -5040,18 +3647,6 @@
   </w:num>
   <w:num w:numId="13" w16cid:durableId="592781308">
     <w:abstractNumId w:val="11"/>
-  </w:num>
-  <w:num w:numId="14">
-    <w:abstractNumId w:val="3"/>
-    <w:lvlOverride w:ilvl="0">
-      <w:startOverride w:val="1"/>
-    </w:lvlOverride>
-  </w:num>
-  <w:num w:numId="15">
-    <w:abstractNumId w:val="3"/>
-    <w:lvlOverride w:ilvl="0">
-      <w:startOverride w:val="1"/>
-    </w:lvlOverride>
   </w:num>
   <w:numIdMacAtCleanup w:val="10"/>
 </w:numbering>

--- a/zht/docx/175.content.docx
+++ b/zht/docx/175.content.docx
@@ -149,7 +149,7 @@
         <w:rPr>
           <w:lang w:val="zh_TW" w:bidi="zh_TW"/>
         </w:rPr>
-        <w:t>xie</w:t>
+        <w:t>wang</w:t>
       </w:r>
       <w:r>
         <w:rPr>
@@ -212,7 +212,7 @@
         <w:rPr>
           <w:lang w:val="zh_TW" w:bidi="zh_TW"/>
         </w:rPr>
-        <w:t>褻瀆</w:t>
+        <w:t>王</w:t>
       </w:r>
       <w:r>
         <w:rPr>
@@ -231,18 +231,97 @@
         <w:rPr>
           <w:lang w:val="zh_TW" w:bidi="zh_TW"/>
         </w:rPr>
-        <w:t>指褻瀆或輕蔑神的言語或文字（或對神的行為）。在一般意義上，「褻瀆（blasphemy）」可以指任何誹謗，包括任何侮辱或貶低他人的言語或行為。在希臘文獻中，這個詞用於侮辱或嘲笑活人或死人。這個詞的用法被延伸至神，包括質疑神的大能和嘲笑神的本性。</w:t>
-      </w:r>
-    </w:p>
-    <w:p>
-      <w:pPr>
-        <w:pStyle w:val="Heading3"/>
-      </w:pPr>
-      <w:r>
-        <w:rPr>
-          <w:lang w:val="zh_TW" w:bidi="zh_TW"/>
-        </w:rPr>
-        <w:t>舊約中的褻瀆</w:t>
+        <w:t>希伯來文舊約聖經裡，melek（王）這個詞出現超過2,000次。它可以指神（</w:t>
+      </w:r>
+      <w:hyperlink r:id="rId13">
+        <w:r>
+          <w:rPr>
+            <w:lang w:val="zh_TW" w:bidi="zh_TW"/>
+          </w:rPr>
+          <w:rPr>
+            <w:color w:val="0000EE"/>
+            <w:u w:val="single"/>
+          </w:rPr>
+          <w:t>詩95:3</w:t>
+        </w:r>
+      </w:hyperlink>
+      <w:r>
+        <w:rPr>
+          <w:lang w:val="zh_TW" w:bidi="zh_TW"/>
+        </w:rPr>
+        <w:t>），也可以指人的統治者。一般來說，它指一位在其臣民之上擁有至高權柄與大能的統治者。在舊約聖經中，melek是用來指一個支派的統治者（「米甸的王」，</w:t>
+      </w:r>
+      <w:hyperlink r:id="rId14">
+        <w:r>
+          <w:rPr>
+            <w:lang w:val="zh_TW" w:bidi="zh_TW"/>
+          </w:rPr>
+          <w:rPr>
+            <w:color w:val="0000EE"/>
+            <w:u w:val="single"/>
+          </w:rPr>
+          <w:t>民31:8</w:t>
+        </w:r>
+      </w:hyperlink>
+      <w:r>
+        <w:rPr>
+          <w:lang w:val="zh_TW" w:bidi="zh_TW"/>
+        </w:rPr>
+        <w:t>）、一座城的王（耶利哥、艾城；參</w:t>
+      </w:r>
+      <w:hyperlink r:id="rId15">
+        <w:r>
+          <w:rPr>
+            <w:lang w:val="zh_TW" w:bidi="zh_TW"/>
+          </w:rPr>
+          <w:rPr>
+            <w:color w:val="0000EE"/>
+            <w:u w:val="single"/>
+          </w:rPr>
+          <w:t>書12:9–24</w:t>
+        </w:r>
+      </w:hyperlink>
+      <w:r>
+        <w:rPr>
+          <w:lang w:val="zh_TW" w:bidi="zh_TW"/>
+        </w:rPr>
+        <w:t>，其中列出了以色列人所征服的31個城邦的王）、一個民族的王（以色列、猶大、亞捫、摩押、亞蘭），或是一個列邦的君王（如埃及、亞述、巴比倫，或波斯）。也有其它詞語可以指王室身分。非利士人將seren（首領）這個稱號引入希伯來文的詞彙中。非利士的五座城由五個首領治理。另一個指以色列王的詞語是nagid（君王）。掃羅和大衛都曾受膏作以色列的nagid（</w:t>
+      </w:r>
+      <w:hyperlink r:id="rId16">
+        <w:r>
+          <w:rPr>
+            <w:lang w:val="zh_TW" w:bidi="zh_TW"/>
+          </w:rPr>
+          <w:rPr>
+            <w:color w:val="0000EE"/>
+            <w:u w:val="single"/>
+          </w:rPr>
+          <w:t>撒上10:1</w:t>
+        </w:r>
+      </w:hyperlink>
+      <w:r>
+        <w:rPr>
+          <w:lang w:val="zh_TW" w:bidi="zh_TW"/>
+        </w:rPr>
+        <w:t>，</w:t>
+      </w:r>
+      <w:hyperlink r:id="rId17">
+        <w:r>
+          <w:rPr>
+            <w:lang w:val="zh_TW" w:bidi="zh_TW"/>
+          </w:rPr>
+          <w:rPr>
+            <w:color w:val="0000EE"/>
+            <w:u w:val="single"/>
+          </w:rPr>
+          <w:t>16:13</w:t>
+        </w:r>
+      </w:hyperlink>
+      <w:r>
+        <w:rPr>
+          <w:lang w:val="zh_TW" w:bidi="zh_TW"/>
+        </w:rPr>
+        <w:t>）。在新約聖經與七十士譯本（舊約聖經的希臘文譯本）中，希臘文的basileus在意思上與希伯來文的melek相近。新約聖經的basileus可以指公元一世紀的世俗統治者、以色列的王、過去的統治者，也可以指那位屬神的王，就是耶穌基督。</w:t>
       </w:r>
     </w:p>
     <w:p>
@@ -256,9 +335,9 @@
         <w:rPr>
           <w:lang w:val="zh_TW" w:bidi="zh_TW"/>
         </w:rPr>
-        <w:t>在舊約中，「褻瀆」總是指侮辱神，可能是直接攻擊神，或是間接嘲弄神。無論哪種方式，都會減損神的榮耀和尊嚴，所以褻瀆是讚美的反面。以色列人可能會透過詛咒神（</w:t>
-      </w:r>
-      <w:hyperlink r:id="rId13">
+        <w:t>「萬王之王」這個稱號是用在耶穌身上（</w:t>
+      </w:r>
+      <w:hyperlink r:id="rId18">
         <w:r>
           <w:rPr>
             <w:lang w:val="zh_TW" w:bidi="zh_TW"/>
@@ -267,16 +346,16 @@
             <w:color w:val="0000EE"/>
             <w:u w:val="single"/>
           </w:rPr>
-          <w:t>利24:10–16</w:t>
+          <w:t>提前6:15</w:t>
         </w:r>
       </w:hyperlink>
       <w:r>
         <w:rPr>
           <w:lang w:val="zh_TW" w:bidi="zh_TW"/>
         </w:rPr>
-        <w:t>）或故意違背神的律法（</w:t>
-      </w:r>
-      <w:hyperlink r:id="rId14">
+        <w:t>），是一個希伯來式的說法，意思是至高的王，或最偉大的王。例如，以西結預言泰爾傾覆的經文中稱尼布甲尼撒為「諸王之王」（</w:t>
+      </w:r>
+      <w:hyperlink r:id="rId19">
         <w:r>
           <w:rPr>
             <w:lang w:val="zh_TW" w:bidi="zh_TW"/>
@@ -285,16 +364,16 @@
             <w:color w:val="0000EE"/>
             <w:u w:val="single"/>
           </w:rPr>
-          <w:t>民15:30</w:t>
+          <w:t>結26:7</w:t>
         </w:r>
       </w:hyperlink>
       <w:r>
         <w:rPr>
           <w:lang w:val="zh_TW" w:bidi="zh_TW"/>
         </w:rPr>
-        <w:t>）來直接侮辱祂的「名」（神的名字：耶和華）。任何一種褻瀆神的行為都會被處死刑，就像拜偶像一樣，這是最嚴重的褻瀆神（</w:t>
-      </w:r>
-      <w:hyperlink r:id="rId15">
+        <w:t>）。亞述和巴比倫的大君王引入這個稱號。在他們之前，統治者的稱號是「王」或「大王」，例如</w:t>
+      </w:r>
+      <w:hyperlink r:id="rId20">
         <w:r>
           <w:rPr>
             <w:lang w:val="zh_TW" w:bidi="zh_TW"/>
@@ -303,14 +382,25 @@
             <w:color w:val="0000EE"/>
             <w:u w:val="single"/>
           </w:rPr>
-          <w:t>賽66:3</w:t>
+          <w:t>列王紀下十八章28節</w:t>
         </w:r>
       </w:hyperlink>
       <w:r>
         <w:rPr>
           <w:lang w:val="zh_TW" w:bidi="zh_TW"/>
         </w:rPr>
-        <w:t>）。</w:t>
+        <w:t>所述：「你們當聽亞述大王的話」。後來的統治者擴張帝國疆域時，也會改變自己的稱號。</w:t>
+      </w:r>
+    </w:p>
+    <w:p>
+      <w:pPr>
+        <w:pStyle w:val="Heading3"/>
+      </w:pPr>
+      <w:r>
+        <w:rPr>
+          <w:lang w:val="zh_TW" w:bidi="zh_TW"/>
+        </w:rPr>
+        <w:t>以色列的王權</w:t>
       </w:r>
     </w:p>
     <w:p>
@@ -324,9 +414,9 @@
         <w:rPr>
           <w:lang w:val="zh_TW" w:bidi="zh_TW"/>
         </w:rPr>
-        <w:t>人們認為外邦人從未體驗過耶和華的大能和威嚴，最有可能褻瀆神。因此，在亞述王將耶和華等同於他已征服的列國的神時，就犯了褻瀆神的罪（</w:t>
-      </w:r>
-      <w:hyperlink r:id="rId16">
+        <w:t>神揀選亞伯拉罕作多國之父；彌賽亞要藉著他和他的後裔在地上掌權。神在賜給亞伯拉罕的應許裡屢次向他保證，他必作一個強大民族之父，神要把迦南地賜給這個民族，而且君王必從他的後裔而出（</w:t>
+      </w:r>
+      <w:hyperlink r:id="rId21">
         <w:r>
           <w:rPr>
             <w:lang w:val="zh_TW" w:bidi="zh_TW"/>
@@ -335,16 +425,16 @@
             <w:color w:val="0000EE"/>
             <w:u w:val="single"/>
           </w:rPr>
-          <w:t>王下19:4–6、22</w:t>
+          <w:t>創17:6</w:t>
         </w:r>
       </w:hyperlink>
       <w:r>
         <w:rPr>
           <w:lang w:val="zh_TW" w:bidi="zh_TW"/>
         </w:rPr>
-        <w:t>）。由於亞述王的傲慢，先知以賽亞預言他必會滅亡。當以色列被擄時（</w:t>
-      </w:r>
-      <w:hyperlink r:id="rId17">
+        <w:t>）。亞伯拉罕遵行神吩咐他受割禮的命令，表明他接受神在他家中掌權；這也使亞伯拉罕的宗族分別出來，事奉神（</w:t>
+      </w:r>
+      <w:hyperlink r:id="rId22">
         <w:r>
           <w:rPr>
             <w:lang w:val="zh_TW" w:bidi="zh_TW"/>
@@ -353,16 +443,16 @@
             <w:color w:val="0000EE"/>
             <w:u w:val="single"/>
           </w:rPr>
-          <w:t>賽52:5</w:t>
+          <w:t>10–14</w:t>
         </w:r>
       </w:hyperlink>
       <w:r>
         <w:rPr>
           <w:lang w:val="zh_TW" w:bidi="zh_TW"/>
         </w:rPr>
-        <w:t>），當以東嘲笑荒涼的「以色列山」時（</w:t>
-      </w:r>
-      <w:hyperlink r:id="rId18">
+        <w:t>節）。神與亞伯拉罕和他後裔建立關係的終極目的是，神要作以色列的王，而祂的百姓也要藉著忠心順服祂，表明他們接受祂掌權（</w:t>
+      </w:r>
+      <w:hyperlink r:id="rId23">
         <w:r>
           <w:rPr>
             <w:lang w:val="zh_TW" w:bidi="zh_TW"/>
@@ -371,61 +461,14 @@
             <w:color w:val="0000EE"/>
             <w:u w:val="single"/>
           </w:rPr>
-          <w:t>結35:12</w:t>
+          <w:t>9</w:t>
         </w:r>
       </w:hyperlink>
       <w:r>
         <w:rPr>
           <w:lang w:val="zh_TW" w:bidi="zh_TW"/>
         </w:rPr>
-        <w:t>），當敵人嘲笑神沒有保護耶路撒冷時（</w:t>
-      </w:r>
-      <w:hyperlink r:id="rId19">
-        <w:r>
-          <w:rPr>
-            <w:lang w:val="zh_TW" w:bidi="zh_TW"/>
-          </w:rPr>
-          <w:rPr>
-            <w:color w:val="0000EE"/>
-            <w:u w:val="single"/>
-          </w:rPr>
-          <w:t>詩74:18</w:t>
-        </w:r>
-      </w:hyperlink>
-      <w:r>
-        <w:rPr>
-          <w:lang w:val="zh_TW" w:bidi="zh_TW"/>
-        </w:rPr>
-        <w:t>；</w:t>
-      </w:r>
-      <w:hyperlink r:id="rId20">
-        <w:r>
-          <w:rPr>
-            <w:lang w:val="zh_TW" w:bidi="zh_TW"/>
-          </w:rPr>
-          <w:rPr>
-            <w:color w:val="0000EE"/>
-            <w:u w:val="single"/>
-          </w:rPr>
-          <w:t>馬加比一書2:6</w:t>
-        </w:r>
-      </w:hyperlink>
-      <w:r>
-        <w:rPr>
-          <w:lang w:val="zh_TW" w:bidi="zh_TW"/>
-        </w:rPr>
-        <w:t>），神也受到嘲笑。</w:t>
-      </w:r>
-    </w:p>
-    <w:p>
-      <w:pPr>
-        <w:pStyle w:val="Heading3"/>
-      </w:pPr>
-      <w:r>
-        <w:rPr>
-          <w:lang w:val="zh_TW" w:bidi="zh_TW"/>
-        </w:rPr>
-        <w:t>新約中的褻瀆</w:t>
+        <w:t>節）。</w:t>
       </w:r>
     </w:p>
     <w:p>
@@ -439,127 +482,7 @@
         <w:rPr>
           <w:lang w:val="zh_TW" w:bidi="zh_TW"/>
         </w:rPr>
-        <w:t>在新約中，褻瀆具有更廣泛的希臘語含義。它包括誹謗人以及神（</w:t>
-      </w:r>
-      <w:hyperlink r:id="rId21">
-        <w:r>
-          <w:rPr>
-            <w:lang w:val="zh_TW" w:bidi="zh_TW"/>
-          </w:rPr>
-          <w:rPr>
-            <w:color w:val="0000EE"/>
-            <w:u w:val="single"/>
-          </w:rPr>
-          <w:t>太15:19</w:t>
-        </w:r>
-      </w:hyperlink>
-      <w:r>
-        <w:rPr>
-          <w:lang w:val="zh_TW" w:bidi="zh_TW"/>
-        </w:rPr>
-        <w:t>；另見</w:t>
-      </w:r>
-      <w:hyperlink r:id="rId22">
-        <w:r>
-          <w:rPr>
-            <w:lang w:val="zh_TW" w:bidi="zh_TW"/>
-          </w:rPr>
-          <w:rPr>
-            <w:color w:val="0000EE"/>
-            <w:u w:val="single"/>
-          </w:rPr>
-          <w:t>羅3:8</w:t>
-        </w:r>
-      </w:hyperlink>
-      <w:r>
-        <w:rPr>
-          <w:lang w:val="zh_TW" w:bidi="zh_TW"/>
-        </w:rPr>
-        <w:t>；</w:t>
-      </w:r>
-      <w:hyperlink r:id="rId23">
-        <w:r>
-          <w:rPr>
-            <w:lang w:val="zh_TW" w:bidi="zh_TW"/>
-          </w:rPr>
-          <w:rPr>
-            <w:color w:val="0000EE"/>
-            <w:u w:val="single"/>
-          </w:rPr>
-          <w:t>林前10:30</w:t>
-        </w:r>
-      </w:hyperlink>
-      <w:r>
-        <w:rPr>
-          <w:lang w:val="zh_TW" w:bidi="zh_TW"/>
-        </w:rPr>
-        <w:t>；</w:t>
-      </w:r>
-      <w:hyperlink r:id="rId24">
-        <w:r>
-          <w:rPr>
-            <w:lang w:val="zh_TW" w:bidi="zh_TW"/>
-          </w:rPr>
-          <w:rPr>
-            <w:color w:val="0000EE"/>
-            <w:u w:val="single"/>
-          </w:rPr>
-          <w:t>弗4:31</w:t>
-        </w:r>
-      </w:hyperlink>
-      <w:r>
-        <w:rPr>
-          <w:lang w:val="zh_TW" w:bidi="zh_TW"/>
-        </w:rPr>
-        <w:t>；</w:t>
-      </w:r>
-      <w:hyperlink r:id="rId25">
-        <w:r>
-          <w:rPr>
-            <w:lang w:val="zh_TW" w:bidi="zh_TW"/>
-          </w:rPr>
-          <w:rPr>
-            <w:color w:val="0000EE"/>
-            <w:u w:val="single"/>
-          </w:rPr>
-          <w:t>多3:2</w:t>
-        </w:r>
-      </w:hyperlink>
-      <w:r>
-        <w:rPr>
-          <w:lang w:val="zh_TW" w:bidi="zh_TW"/>
-        </w:rPr>
-        <w:t>）。它甚至包括嘲笑天使或惡魔的勢力，這與嘲笑任何其它存在物一樣都是錯的（</w:t>
-      </w:r>
-      <w:hyperlink r:id="rId26">
-        <w:r>
-          <w:rPr>
-            <w:lang w:val="zh_TW" w:bidi="zh_TW"/>
-          </w:rPr>
-          <w:rPr>
-            <w:color w:val="0000EE"/>
-            <w:u w:val="single"/>
-          </w:rPr>
-          <w:t>彼後2:10–12；</w:t>
-        </w:r>
-      </w:hyperlink>
-      <w:hyperlink r:id="rId27">
-        <w:r>
-          <w:rPr>
-            <w:lang w:val="zh_TW" w:bidi="zh_TW"/>
-          </w:rPr>
-          <w:rPr>
-            <w:color w:val="0000EE"/>
-            <w:u w:val="single"/>
-          </w:rPr>
-          <w:t>猶1:8–10</w:t>
-        </w:r>
-      </w:hyperlink>
-      <w:r>
-        <w:rPr>
-          <w:lang w:val="zh_TW" w:bidi="zh_TW"/>
-        </w:rPr>
-        <w:t>）。換句話說，任何形式的誹謗、嘲笑和嘲諷在新約中都是完全受到譴責的。</w:t>
+        <w:t>這約的核心是，神期望他們忠於祂的掌權。亞伯拉罕和他的後裔要與這位大君王相交，藉著這樣的生活，在列邦中施行神所賜的「治理」。祂要藉著亞伯拉罕和他的後裔興起一個「君尊的民族（royal nation）」，使他們得以重新承受治理祂所創造萬有的全部特權。</w:t>
       </w:r>
     </w:p>
     <w:p>
@@ -573,9 +496,9 @@
         <w:rPr>
           <w:lang w:val="zh_TW" w:bidi="zh_TW"/>
         </w:rPr>
-        <w:t>新約中最常見的褻瀆是對神的褻瀆。人們可能會直接冒犯神（</w:t>
-      </w:r>
-      <w:hyperlink r:id="rId28">
+        <w:t>耶和華也與以色列立約。這約是出於主權的恩典與應許的治理；耶和華藉著祂律法的約束，也藉著祂親自同在，使這百姓分別為聖歸給祂。這個民族親眼看見神怎樣看顧他們，就必須學習：他們如果順服神的要求，神權政體的國度（theocratic kingdom）就能在地上成為現實。在西奈之約裡，神權政體（theocracy，就是神的掌權）得以建立。神把誡命託付給以色列，好叫他們顯出自己是神權政體的民族，正如神向摩西所啟示的話：「如今你們若實在聽從我的話，遵守我的約，就要在萬民中作屬我的子民，因為全地都是我的。你們要歸我作祭司的國度，為聖潔的國民。」（</w:t>
+      </w:r>
+      <w:hyperlink r:id="rId24">
         <w:r>
           <w:rPr>
             <w:lang w:val="zh_TW" w:bidi="zh_TW"/>
@@ -584,134 +507,14 @@
             <w:color w:val="0000EE"/>
             <w:u w:val="single"/>
           </w:rPr>
-          <w:t>啟13:6，</w:t>
+          <w:t>出19:5–6</w:t>
         </w:r>
       </w:hyperlink>
-      <w:hyperlink r:id="rId29">
-        <w:r>
-          <w:rPr>
-            <w:lang w:val="zh_TW" w:bidi="zh_TW"/>
-          </w:rPr>
-          <w:rPr>
-            <w:color w:val="0000EE"/>
-            <w:u w:val="single"/>
-          </w:rPr>
-          <w:t>16:9</w:t>
-        </w:r>
-      </w:hyperlink>
-      <w:r>
-        <w:rPr>
-          <w:lang w:val="zh_TW" w:bidi="zh_TW"/>
-        </w:rPr>
-        <w:t>），毀謗神的道理（</w:t>
-      </w:r>
-      <w:hyperlink r:id="rId30">
-        <w:r>
-          <w:rPr>
-            <w:lang w:val="zh_TW" w:bidi="zh_TW"/>
-          </w:rPr>
-          <w:rPr>
-            <w:color w:val="0000EE"/>
-            <w:u w:val="single"/>
-          </w:rPr>
-          <w:t>多2:5</w:t>
-        </w:r>
-      </w:hyperlink>
-      <w:r>
-        <w:rPr>
-          <w:lang w:val="zh_TW" w:bidi="zh_TW"/>
-        </w:rPr>
-        <w:t>），或拒絕神的啟示及其使者（</w:t>
-      </w:r>
-      <w:hyperlink r:id="rId31">
-        <w:r>
-          <w:rPr>
-            <w:lang w:val="zh_TW" w:bidi="zh_TW"/>
-          </w:rPr>
-          <w:rPr>
-            <w:color w:val="0000EE"/>
-            <w:u w:val="single"/>
-          </w:rPr>
-          <w:t>徒6:11</w:t>
-        </w:r>
-      </w:hyperlink>
-      <w:r>
-        <w:rPr>
-          <w:lang w:val="zh_TW" w:bidi="zh_TW"/>
-        </w:rPr>
-        <w:t>）。當耶穌自稱擁有屬於神的特權——赦罪的權柄時，祂被指控褻瀆神（</w:t>
-      </w:r>
-      <w:hyperlink r:id="rId32">
-        <w:r>
-          <w:rPr>
-            <w:lang w:val="zh_TW" w:bidi="zh_TW"/>
-          </w:rPr>
-          <w:rPr>
-            <w:color w:val="0000EE"/>
-            <w:u w:val="single"/>
-          </w:rPr>
-          <w:t>可2:7</w:t>
-        </w:r>
-      </w:hyperlink>
-      <w:r>
-        <w:rPr>
-          <w:lang w:val="zh_TW" w:bidi="zh_TW"/>
-        </w:rPr>
-        <w:t>）。</w:t>
-      </w:r>
-      <w:hyperlink r:id="rId33">
-        <w:r>
-          <w:rPr>
-            <w:lang w:val="zh_TW" w:bidi="zh_TW"/>
-          </w:rPr>
-          <w:rPr>
-            <w:color w:val="0000EE"/>
-            <w:u w:val="single"/>
-          </w:rPr>
-          <w:t>約翰福音10:33–36</w:t>
-        </w:r>
-      </w:hyperlink>
-      <w:r>
-        <w:rPr>
-          <w:lang w:val="zh_TW" w:bidi="zh_TW"/>
-        </w:rPr>
-        <w:t>記載有人試圖用石頭砸死耶穌，指控祂的人對祂說：「你是個人，反將自己當作神」（</w:t>
-      </w:r>
-      <w:hyperlink r:id="rId34">
-        <w:r>
-          <w:rPr>
-            <w:lang w:val="zh_TW" w:bidi="zh_TW"/>
-          </w:rPr>
-          <w:rPr>
-            <w:color w:val="0000EE"/>
-            <w:u w:val="single"/>
-          </w:rPr>
-          <w:t>33</w:t>
-        </w:r>
-      </w:hyperlink>
-      <w:r>
-        <w:rPr>
-          <w:lang w:val="zh_TW" w:bidi="zh_TW"/>
-        </w:rPr>
-        <w:t>節）。猶太最高法院（公會）以褻瀆罪判處耶穌死刑，因為祂聲稱自己是人子（彌賽亞）。在他們看來，耶穌並沒有提供任何證據表明祂是如此崇高的人物。耶穌似乎在嘲諷彌賽亞，並進而嘲諷神本身（</w:t>
-      </w:r>
-      <w:hyperlink r:id="rId35">
-        <w:r>
-          <w:rPr>
-            <w:lang w:val="zh_TW" w:bidi="zh_TW"/>
-          </w:rPr>
-          <w:rPr>
-            <w:color w:val="0000EE"/>
-            <w:u w:val="single"/>
-          </w:rPr>
-          <w:t>可14:64</w:t>
-        </w:r>
-      </w:hyperlink>
-      <w:r>
-        <w:rPr>
-          <w:lang w:val="zh_TW" w:bidi="zh_TW"/>
-        </w:rPr>
-        <w:t>）。</w:t>
+      <w:r>
+        <w:rPr>
+          <w:lang w:val="zh_TW" w:bidi="zh_TW"/>
+        </w:rPr>
+        <w:t>）。他們是神為列邦所揀選的；藉著以色列像祭司一樣的順服與代求，全地就能認識創造主—救贖主（Creator-Redeemer）。</w:t>
       </w:r>
     </w:p>
     <w:p>
@@ -725,71 +528,7 @@
         <w:rPr>
           <w:lang w:val="zh_TW" w:bidi="zh_TW"/>
         </w:rPr>
-        <w:t>聖經明確指出，褻瀆罪是可以被赦免的（</w:t>
-      </w:r>
-      <w:hyperlink r:id="rId36">
-        <w:r>
-          <w:rPr>
-            <w:lang w:val="zh_TW" w:bidi="zh_TW"/>
-          </w:rPr>
-          <w:rPr>
-            <w:color w:val="0000EE"/>
-            <w:u w:val="single"/>
-          </w:rPr>
-          <w:t>太12:32</w:t>
-        </w:r>
-      </w:hyperlink>
-      <w:r>
-        <w:rPr>
-          <w:lang w:val="zh_TW" w:bidi="zh_TW"/>
-        </w:rPr>
-        <w:t>；</w:t>
-      </w:r>
-      <w:hyperlink r:id="rId37">
-        <w:r>
-          <w:rPr>
-            <w:lang w:val="zh_TW" w:bidi="zh_TW"/>
-          </w:rPr>
-          <w:rPr>
-            <w:color w:val="0000EE"/>
-            <w:u w:val="single"/>
-          </w:rPr>
-          <w:t>可3:28–29</w:t>
-        </w:r>
-      </w:hyperlink>
-      <w:r>
-        <w:rPr>
-          <w:lang w:val="zh_TW" w:bidi="zh_TW"/>
-        </w:rPr>
-        <w:t>）。但是，如果一個人不願悔改，唯一的補救辦法就是將他或她「交給撒但，使他們受責罰就不再謗瀆了」（</w:t>
-      </w:r>
-      <w:hyperlink r:id="rId38">
-        <w:r>
-          <w:rPr>
-            <w:lang w:val="zh_TW" w:bidi="zh_TW"/>
-          </w:rPr>
-          <w:rPr>
-            <w:color w:val="0000EE"/>
-            <w:u w:val="single"/>
-          </w:rPr>
-          <w:t>提前1:20</w:t>
-        </w:r>
-      </w:hyperlink>
-      <w:r>
-        <w:rPr>
-          <w:lang w:val="zh_TW" w:bidi="zh_TW"/>
-        </w:rPr>
-        <w:t>）。</w:t>
-      </w:r>
-      <w:r>
-        <w:rPr>
-          <w:lang w:val="zh_TW" w:bidi="zh_TW"/>
-        </w:rPr>
-      </w:r>
-      <w:r>
-        <w:rPr>
-          <w:lang w:val="zh_TW" w:bidi="zh_TW"/>
-        </w:rPr>
+        <w:t>神的王權的特質包括：大能、榮耀、信實、智慧、眷顧、服事、將權柄分派給人、賜福與保護、公義的治理、審判、伸冤、拯救。以色列的王權也應當與神的王權一樣。他們多樣且有時複雜的律法，教導以色列分辨聖與俗、潔淨與不潔淨、神的道路與列邦的道路。神的道路增進愛、信實、公義、和平、和諧、服事、對人的眷顧、智慧的生活、保護困苦的人，並審判有罪的人。世界諸國的道路卻往往助長自私、混亂、專制，並且輕看公義。</w:t>
       </w:r>
     </w:p>
     <w:p>
@@ -799,21 +538,209 @@
           <w:lang w:val="zh_TW" w:bidi="zh_TW"/>
         </w:rPr>
       </w:r>
-    </w:p>
-    <w:p>
-      <w:pPr>
-        <w:pStyle w:val="Heading2"/>
-      </w:pPr>
-      <w:r>
-        <w:rPr>
-          <w:lang w:val="zh_TW" w:bidi="zh_TW"/>
-        </w:rPr>
-        <w:t>謝拉（Zara, Zarah）</w:t>
-      </w:r>
-      <w:r>
-        <w:rPr>
-          <w:lang w:val="zh_TW" w:bidi="zh_TW"/>
-        </w:rPr>
+      <w:r>
+        <w:rPr>
+          <w:lang w:val="zh_TW" w:bidi="zh_TW"/>
+        </w:rPr>
+        <w:t>耶和華也設立一套組織架構，為要推動祂神權政體的目的。在曠野，摩西和以色列所揀選的領袖（</w:t>
+      </w:r>
+      <w:hyperlink r:id="rId25">
+        <w:r>
+          <w:rPr>
+            <w:lang w:val="zh_TW" w:bidi="zh_TW"/>
+          </w:rPr>
+          <w:rPr>
+            <w:color w:val="0000EE"/>
+            <w:u w:val="single"/>
+          </w:rPr>
+          <w:t>出18:19–26</w:t>
+        </w:r>
+      </w:hyperlink>
+      <w:r>
+        <w:rPr>
+          <w:lang w:val="zh_TW" w:bidi="zh_TW"/>
+        </w:rPr>
+        <w:t>；</w:t>
+      </w:r>
+      <w:hyperlink r:id="rId26">
+        <w:r>
+          <w:rPr>
+            <w:lang w:val="zh_TW" w:bidi="zh_TW"/>
+          </w:rPr>
+          <w:rPr>
+            <w:color w:val="0000EE"/>
+            <w:u w:val="single"/>
+          </w:rPr>
+          <w:t>民11:24–25</w:t>
+        </w:r>
+      </w:hyperlink>
+      <w:r>
+        <w:rPr>
+          <w:lang w:val="zh_TW" w:bidi="zh_TW"/>
+        </w:rPr>
+        <w:t>；參</w:t>
+      </w:r>
+      <w:hyperlink r:id="rId27">
+        <w:r>
+          <w:rPr>
+            <w:lang w:val="zh_TW" w:bidi="zh_TW"/>
+          </w:rPr>
+          <w:rPr>
+            <w:color w:val="0000EE"/>
+            <w:u w:val="single"/>
+          </w:rPr>
+          <w:t>申1:15–18</w:t>
+        </w:r>
+      </w:hyperlink>
+      <w:r>
+        <w:rPr>
+          <w:lang w:val="zh_TW" w:bidi="zh_TW"/>
+        </w:rPr>
+        <w:t>）成為神的器皿，在以色列中維護祂作王的統治。摩西死後，約書亞接續承擔神權政體的治理。耶和華與他同在，正如祂與摩西同在一樣；以色列眾人也看出，在約書亞的帶領中，神得以繼續掌權（</w:t>
+      </w:r>
+      <w:hyperlink r:id="rId28">
+        <w:r>
+          <w:rPr>
+            <w:lang w:val="zh_TW" w:bidi="zh_TW"/>
+          </w:rPr>
+          <w:rPr>
+            <w:color w:val="0000EE"/>
+            <w:u w:val="single"/>
+          </w:rPr>
+          <w:t>申34:9</w:t>
+        </w:r>
+      </w:hyperlink>
+      <w:r>
+        <w:rPr>
+          <w:lang w:val="zh_TW" w:bidi="zh_TW"/>
+        </w:rPr>
+        <w:t>；</w:t>
+      </w:r>
+      <w:hyperlink r:id="rId29">
+        <w:r>
+          <w:rPr>
+            <w:lang w:val="zh_TW" w:bidi="zh_TW"/>
+          </w:rPr>
+          <w:rPr>
+            <w:color w:val="0000EE"/>
+            <w:u w:val="single"/>
+          </w:rPr>
+          <w:t>書3:7</w:t>
+        </w:r>
+      </w:hyperlink>
+      <w:r>
+        <w:rPr>
+          <w:lang w:val="zh_TW" w:bidi="zh_TW"/>
+        </w:rPr>
+        <w:t>，</w:t>
+      </w:r>
+      <w:hyperlink r:id="rId30">
+        <w:r>
+          <w:rPr>
+            <w:lang w:val="zh_TW" w:bidi="zh_TW"/>
+          </w:rPr>
+          <w:rPr>
+            <w:color w:val="0000EE"/>
+            <w:u w:val="single"/>
+          </w:rPr>
+          <w:t>4:14</w:t>
+        </w:r>
+      </w:hyperlink>
+      <w:r>
+        <w:rPr>
+          <w:lang w:val="zh_TW" w:bidi="zh_TW"/>
+        </w:rPr>
+        <w:t>）。約書亞像摩西臨終前所作的一樣，勸勉領袖和以色列要持守這恩典的立約關係（</w:t>
+      </w:r>
+      <w:hyperlink r:id="rId31">
+        <w:r>
+          <w:rPr>
+            <w:lang w:val="zh_TW" w:bidi="zh_TW"/>
+          </w:rPr>
+          <w:rPr>
+            <w:color w:val="0000EE"/>
+            <w:u w:val="single"/>
+          </w:rPr>
+          <w:t>書23–24章</w:t>
+        </w:r>
+      </w:hyperlink>
+      <w:r>
+        <w:rPr>
+          <w:lang w:val="zh_TW" w:bidi="zh_TW"/>
+        </w:rPr>
+        <w:t>）。然而，以色列因貪婪、淫亂、紛爭、拜偶像而走向滅亡。在士師的時期，各人任意而行，自以為對（</w:t>
+      </w:r>
+      <w:hyperlink r:id="rId32">
+        <w:r>
+          <w:rPr>
+            <w:lang w:val="zh_TW" w:bidi="zh_TW"/>
+          </w:rPr>
+          <w:rPr>
+            <w:color w:val="0000EE"/>
+            <w:u w:val="single"/>
+          </w:rPr>
+          <w:t>士17:6</w:t>
+        </w:r>
+      </w:hyperlink>
+      <w:r>
+        <w:rPr>
+          <w:lang w:val="zh_TW" w:bidi="zh_TW"/>
+        </w:rPr>
+        <w:t>，</w:t>
+      </w:r>
+      <w:hyperlink r:id="rId33">
+        <w:r>
+          <w:rPr>
+            <w:lang w:val="zh_TW" w:bidi="zh_TW"/>
+          </w:rPr>
+          <w:rPr>
+            <w:color w:val="0000EE"/>
+            <w:u w:val="single"/>
+          </w:rPr>
+          <w:t>18:1</w:t>
+        </w:r>
+      </w:hyperlink>
+      <w:r>
+        <w:rPr>
+          <w:lang w:val="zh_TW" w:bidi="zh_TW"/>
+        </w:rPr>
+        <w:t>，</w:t>
+      </w:r>
+      <w:hyperlink r:id="rId34">
+        <w:r>
+          <w:rPr>
+            <w:lang w:val="zh_TW" w:bidi="zh_TW"/>
+          </w:rPr>
+          <w:rPr>
+            <w:color w:val="0000EE"/>
+            <w:u w:val="single"/>
+          </w:rPr>
+          <w:t>19:1</w:t>
+        </w:r>
+      </w:hyperlink>
+      <w:r>
+        <w:rPr>
+          <w:lang w:val="zh_TW" w:bidi="zh_TW"/>
+        </w:rPr>
+        <w:t>，</w:t>
+      </w:r>
+      <w:hyperlink r:id="rId35">
+        <w:r>
+          <w:rPr>
+            <w:lang w:val="zh_TW" w:bidi="zh_TW"/>
+          </w:rPr>
+          <w:rPr>
+            <w:color w:val="0000EE"/>
+            <w:u w:val="single"/>
+          </w:rPr>
+          <w:t>21:25</w:t>
+        </w:r>
+      </w:hyperlink>
+      <w:r>
+        <w:rPr>
+          <w:lang w:val="zh_TW" w:bidi="zh_TW"/>
+        </w:rPr>
+        <w:t>）。那時以色列中沒有王。士師是軍事領袖，耶和華興起他們，為要拯救祂的百姓脫離外邦欺壓。然而，即使以色列活得好像神不是他們的王，神仍然作王。士師時期顯明，以色列背道，又不順服他們的王，所以無法有效應付周圍的列邦。</w:t>
       </w:r>
     </w:p>
     <w:p>
@@ -827,7 +754,61 @@
         <w:rPr>
           <w:lang w:val="zh_TW" w:bidi="zh_TW"/>
         </w:rPr>
-        <w:t>某英文譯本在</w:t>
+        <w:t>撒母耳的事奉使以色列恢復神權政體的領導。撒母耳生在利未人的家中，在示羅的會幕事奉耶和華。他蒙召作先知——自從摩西死後，這職分一直沒有人承擔（</w:t>
+      </w:r>
+      <w:hyperlink r:id="rId36">
+        <w:r>
+          <w:rPr>
+            <w:lang w:val="zh_TW" w:bidi="zh_TW"/>
+          </w:rPr>
+          <w:rPr>
+            <w:color w:val="0000EE"/>
+            <w:u w:val="single"/>
+          </w:rPr>
+          <w:t>撒上3:20–21</w:t>
+        </w:r>
+      </w:hyperlink>
+      <w:r>
+        <w:rPr>
+          <w:lang w:val="zh_TW" w:bidi="zh_TW"/>
+        </w:rPr>
+        <w:t>）。百姓也承認他在以色列作士師（</w:t>
+      </w:r>
+      <w:hyperlink r:id="rId37">
+        <w:r>
+          <w:rPr>
+            <w:lang w:val="zh_TW" w:bidi="zh_TW"/>
+          </w:rPr>
+          <w:rPr>
+            <w:color w:val="0000EE"/>
+            <w:u w:val="single"/>
+          </w:rPr>
+          <w:t>7:15</w:t>
+        </w:r>
+      </w:hyperlink>
+      <w:r>
+        <w:rPr>
+          <w:lang w:val="zh_TW" w:bidi="zh_TW"/>
+        </w:rPr>
+        <w:t>）。在撒母耳身上，祭司、先知、君王的職分彷彿結合在一起。百姓從來不稱他為王，因為他的生活方式像先知，不像統治者。百姓精心提出要立王的要求，其實就是拒絕撒母耳的事奉。百姓不滿足於撒母耳那種屬靈、帶著恩賜的領導。他們想找一位更有魄力的領袖，因此覺得周圍列國君王的某些特點很吸引人：權勢、榮耀的彰顯，以及穩定。到那時為止，各支派已經經歷過幾場內戰，危及以色列的合一。人們以為立王就能解決各樣社會和政治問題。雖然神早已在律法裡預先提到以色列日後會有君王治理（</w:t>
+      </w:r>
+      <w:hyperlink r:id="rId38">
+        <w:r>
+          <w:rPr>
+            <w:lang w:val="zh_TW" w:bidi="zh_TW"/>
+          </w:rPr>
+          <w:rPr>
+            <w:color w:val="0000EE"/>
+            <w:u w:val="single"/>
+          </w:rPr>
+          <w:t>申17:14–20</w:t>
+        </w:r>
+      </w:hyperlink>
+      <w:r>
+        <w:rPr>
+          <w:lang w:val="zh_TW" w:bidi="zh_TW"/>
+        </w:rPr>
+        <w:t>），百姓推動王權卻不是出於宗教理由，而是出於世俗的原因：「現在求你為我們立一個王治理我們，像列國一樣」（</w:t>
       </w:r>
       <w:hyperlink r:id="rId39">
         <w:r>
@@ -838,14 +819,14 @@
             <w:color w:val="0000EE"/>
             <w:u w:val="single"/>
           </w:rPr>
-          <w:t>創世記三十八章30節</w:t>
+          <w:t>撒上8:5</w:t>
         </w:r>
       </w:hyperlink>
       <w:r>
         <w:rPr>
           <w:lang w:val="zh_TW" w:bidi="zh_TW"/>
         </w:rPr>
-        <w:t>，</w:t>
+        <w:t>）；「使我們像列國一樣，有王治理我們，統領我們，為我們爭戰。」（</w:t>
       </w:r>
       <w:hyperlink r:id="rId40">
         <w:r>
@@ -856,32 +837,14 @@
             <w:color w:val="0000EE"/>
             <w:u w:val="single"/>
           </w:rPr>
-          <w:t>四十六章12節</w:t>
+          <w:t>20</w:t>
         </w:r>
       </w:hyperlink>
       <w:r>
         <w:rPr>
           <w:lang w:val="zh_TW" w:bidi="zh_TW"/>
         </w:rPr>
-        <w:t>和</w:t>
-      </w:r>
-      <w:hyperlink r:id="rId41">
-        <w:r>
-          <w:rPr>
-            <w:lang w:val="zh_TW" w:bidi="zh_TW"/>
-          </w:rPr>
-          <w:rPr>
-            <w:color w:val="0000EE"/>
-            <w:u w:val="single"/>
-          </w:rPr>
-          <w:t>馬太福音一章3節</w:t>
-        </w:r>
-      </w:hyperlink>
-      <w:r>
-        <w:rPr>
-          <w:lang w:val="zh_TW" w:bidi="zh_TW"/>
-        </w:rPr>
-        <w:t>將猶大的兒子謝拉（Zerah）拼成Zara和Zarah。</w:t>
+        <w:t>節）。撒母耳從來不接受立王的想法，因為這種制度不符合神權政體的理想。</w:t>
       </w:r>
     </w:p>
     <w:p>
@@ -893,28 +856,926 @@
       </w:r>
       <w:r>
         <w:rPr>
+          <w:lang w:val="zh_TW" w:bidi="zh_TW"/>
+        </w:rPr>
+        <w:t>以色列的王權與鄰國的王權最關鍵的差別，在於神把祂的靈賜給以色列的君王，使他在地上建立神的掌權。神為祂的百姓作王，百姓也從祂的掌權得著益處；祂供應他們、保護他們，又作那位替他們爭戰的勇士。</w:t>
+      </w:r>
+    </w:p>
+    <w:p>
+      <w:pPr/>
+      <w:r>
+        <w:rPr>
+          <w:lang w:val="zh_TW" w:bidi="zh_TW"/>
+        </w:rPr>
+      </w:r>
+      <w:r>
+        <w:rPr>
+          <w:lang w:val="zh_TW" w:bidi="zh_TW"/>
+        </w:rPr>
+        <w:t>撒母耳膏立了掃羅（王權的一個可悲例子）和大衛（在神治理之下作王的良好例子），在當中起了關鍵作用。掃羅的王權顯出專制、冷漠、自我抬舉的態度。他一心要建立自己的王朝，卻沒有好好眷顧神的百姓。因此，耶和華厭棄他作王（</w:t>
+      </w:r>
+      <w:hyperlink r:id="rId41">
+        <w:r>
+          <w:rPr>
+            <w:lang w:val="zh_TW" w:bidi="zh_TW"/>
+          </w:rPr>
+          <w:rPr>
+            <w:color w:val="0000EE"/>
+            <w:u w:val="single"/>
+          </w:rPr>
+          <w:t>撒上15:23</w:t>
+        </w:r>
+      </w:hyperlink>
+      <w:r>
+        <w:rPr>
+          <w:lang w:val="zh_TW" w:bidi="zh_TW"/>
+        </w:rPr>
+        <w:t>）。</w:t>
+      </w:r>
+    </w:p>
+    <w:p>
+      <w:pPr/>
+      <w:r>
+        <w:rPr>
+          <w:lang w:val="zh_TW" w:bidi="zh_TW"/>
+        </w:rPr>
+      </w:r>
+      <w:r>
+        <w:rPr>
+          <w:lang w:val="zh_TW" w:bidi="zh_TW"/>
+        </w:rPr>
+        <w:t>大衛的王權與掃羅的王權形成對比；大衛的王權符合神的心意，因為他反映出耶和華王權的榮耀。撒母耳記上下兩卷書記載大衛的一生和治理，用來說明王權的利與弊。從正面來看，大衛是合神心意的人，他尋求神的旨意，為自己的罪悔改，也尋求神的榮耀。從負面來看，大衛在個人生活和家庭生活上沒有持守神律法的高標準。然而，神仍喜悅揀選大衛的王朝，讓耶穌基督從這家系而出。先知拿單向大衛保證，他的王朝必長存：「你的家和你的國必在我面前永遠堅立。你的國位也必堅定，直到永遠。」（</w:t>
+      </w:r>
+      <w:hyperlink r:id="rId42">
+        <w:r>
+          <w:rPr>
+            <w:lang w:val="zh_TW" w:bidi="zh_TW"/>
+          </w:rPr>
+          <w:rPr>
+            <w:color w:val="0000EE"/>
+            <w:u w:val="single"/>
+          </w:rPr>
+          <w:t>撒下7:16</w:t>
+        </w:r>
+      </w:hyperlink>
+      <w:r>
+        <w:rPr>
+          <w:lang w:val="zh_TW" w:bidi="zh_TW"/>
+        </w:rPr>
+        <w:t>）。但神並沒有應許這王朝不會受審判，也不會被擄。</w:t>
+      </w:r>
+    </w:p>
+    <w:p>
+      <w:pPr/>
+      <w:r>
+        <w:rPr>
+          <w:lang w:val="zh_TW" w:bidi="zh_TW"/>
+        </w:rPr>
+      </w:r>
+      <w:r>
+        <w:rPr>
+          <w:lang w:val="zh_TW" w:bidi="zh_TW"/>
+        </w:rPr>
+        <w:t>大衛和他兒子所羅門的王權所顯出的卓越特質，反映出真正合乎神權政體的用意：他們關心耶和華、渴望有智慧和正直的心，也關心神百姓的福祉。他們關心耶和華，表現在為建造聖殿所作的預備，以及後來實際建成了聖殿（參</w:t>
+      </w:r>
+      <w:hyperlink r:id="rId43">
+        <w:r>
+          <w:rPr>
+            <w:lang w:val="zh_TW" w:bidi="zh_TW"/>
+          </w:rPr>
+          <w:rPr>
+            <w:color w:val="0000EE"/>
+            <w:u w:val="single"/>
+          </w:rPr>
+          <w:t>詩132篇</w:t>
+        </w:r>
+      </w:hyperlink>
+      <w:r>
+        <w:rPr>
+          <w:lang w:val="zh_TW" w:bidi="zh_TW"/>
+        </w:rPr>
+        <w:t>）。他們顯然重視正直和智慧，特別表現在大衛回應拿單責備的態度上（</w:t>
+      </w:r>
+      <w:hyperlink r:id="rId44">
+        <w:r>
+          <w:rPr>
+            <w:lang w:val="zh_TW" w:bidi="zh_TW"/>
+          </w:rPr>
+          <w:rPr>
+            <w:color w:val="0000EE"/>
+            <w:u w:val="single"/>
+          </w:rPr>
+          <w:t>撒下12章</w:t>
+        </w:r>
+      </w:hyperlink>
+      <w:r>
+        <w:rPr>
+          <w:lang w:val="zh_TW" w:bidi="zh_TW"/>
+        </w:rPr>
+        <w:t>），以及所羅門向神求一顆有智慧的心上（</w:t>
+      </w:r>
+      <w:hyperlink r:id="rId45">
+        <w:r>
+          <w:rPr>
+            <w:lang w:val="zh_TW" w:bidi="zh_TW"/>
+          </w:rPr>
+          <w:rPr>
+            <w:color w:val="0000EE"/>
+            <w:u w:val="single"/>
+          </w:rPr>
+          <w:t>王上3章</w:t>
+        </w:r>
+      </w:hyperlink>
+      <w:r>
+        <w:rPr>
+          <w:lang w:val="zh_TW" w:bidi="zh_TW"/>
+        </w:rPr>
+        <w:t>）。他們關心百姓，也表現在鞏固邊界抵擋仇敵、促成全國合一、並帶來經濟增長的機會。大衛和所羅門的時代確實在地上反映出神作王的掌權。</w:t>
+      </w:r>
+    </w:p>
+    <w:p>
+      <w:pPr/>
+      <w:r>
+        <w:rPr>
+          <w:lang w:val="zh_TW" w:bidi="zh_TW"/>
+        </w:rPr>
+      </w:r>
+      <w:r>
+        <w:rPr>
+          <w:lang w:val="zh_TW" w:bidi="zh_TW"/>
+        </w:rPr>
+        <w:t>列王紀和歷代志的記載展開了以色列和猶大往後王權的歷史。那些好王效法大衛和所羅門的榜樣、保衛耶路撒冷抵擋外邦入侵、供應聖殿的需要、使神的百姓在神的話語上領受教導，又照著摩西的律法作他們治理的準則。一個好的大衛王朝君王愛耶和華、愛聖殿、愛律法，也愛神的百姓；他像好牧人一樣服事他們。惡王卻拒絕這種王權的榜樣，反而選擇外邦的模式。因此，暗利和亞哈把實踐巴力崇拜的腓尼基文化引進來，完全不顧以色列的傳統。</w:t>
+      </w:r>
+    </w:p>
+    <w:p>
+      <w:pPr/>
+      <w:r>
+        <w:rPr>
+          <w:lang w:val="zh_TW" w:bidi="zh_TW"/>
+        </w:rPr>
+      </w:r>
+      <w:r>
+        <w:rPr>
+          <w:lang w:val="zh_TW" w:bidi="zh_TW"/>
+        </w:rPr>
+        <w:t>大衛王朝的君王被視為神家中的一員，是那位大君王的「兒子」（參</w:t>
+      </w:r>
+      <w:hyperlink r:id="rId46">
+        <w:r>
+          <w:rPr>
+            <w:lang w:val="zh_TW" w:bidi="zh_TW"/>
+          </w:rPr>
+          <w:rPr>
+            <w:color w:val="0000EE"/>
+            <w:u w:val="single"/>
+          </w:rPr>
+          <w:t>撒下7:14–16</w:t>
+        </w:r>
+      </w:hyperlink>
+      <w:r>
+        <w:rPr>
+          <w:lang w:val="zh_TW" w:bidi="zh_TW"/>
+        </w:rPr>
+        <w:t>；</w:t>
+      </w:r>
+      <w:hyperlink r:id="rId47">
+        <w:r>
+          <w:rPr>
+            <w:lang w:val="zh_TW" w:bidi="zh_TW"/>
+          </w:rPr>
+          <w:rPr>
+            <w:color w:val="0000EE"/>
+            <w:u w:val="single"/>
+          </w:rPr>
+          <w:t>詩2:6–7</w:t>
+        </w:r>
+      </w:hyperlink>
+      <w:r>
+        <w:rPr>
+          <w:lang w:val="zh_TW" w:bidi="zh_TW"/>
+        </w:rPr>
+        <w:t>）。大衛王朝的君王要忠於那位大君王耶和華。他像摩西和約書亞一樣，直接從耶和華領受命令；但與摩西不同，耶和華的話語是藉著眾先知傳達給他。他也像摩西和約書亞一樣，要服事他的神，也服事祂的百姓。</w:t>
+      </w:r>
+    </w:p>
+    <w:p>
+      <w:pPr>
+        <w:pStyle w:val="Heading3"/>
+      </w:pPr>
+      <w:r>
+        <w:rPr>
+          <w:lang w:val="zh_TW" w:bidi="zh_TW"/>
+        </w:rPr>
+        <w:t>彌賽亞—君王</w:t>
+      </w:r>
+    </w:p>
+    <w:p>
+      <w:pPr/>
+      <w:r>
+        <w:rPr>
+          <w:lang w:val="zh_TW" w:bidi="zh_TW"/>
+        </w:rPr>
+      </w:r>
+      <w:r>
+        <w:rPr>
+          <w:lang w:val="zh_TW" w:bidi="zh_TW"/>
+        </w:rPr>
+        <w:t>大衛的後裔無法維持並擴展神權政體。到了公元前八世紀和公元前七世紀，人們已經清楚看見，即使是最偉大的君王，也遠不及大衛和所羅門的地位。眾先知（</w:t>
+      </w:r>
+      <w:hyperlink r:id="rId48">
+        <w:r>
+          <w:rPr>
+            <w:lang w:val="zh_TW" w:bidi="zh_TW"/>
+          </w:rPr>
+          <w:rPr>
+            <w:color w:val="0000EE"/>
+            <w:u w:val="single"/>
+          </w:rPr>
+          <w:t>賽9:2–7</w:t>
+        </w:r>
+      </w:hyperlink>
+      <w:r>
+        <w:rPr>
+          <w:lang w:val="zh_TW" w:bidi="zh_TW"/>
+        </w:rPr>
+        <w:t>，</w:t>
+      </w:r>
+      <w:hyperlink r:id="rId49">
+        <w:r>
+          <w:rPr>
+            <w:lang w:val="zh_TW" w:bidi="zh_TW"/>
+          </w:rPr>
+          <w:rPr>
+            <w:color w:val="0000EE"/>
+            <w:u w:val="single"/>
+          </w:rPr>
+          <w:t>11:1–9</w:t>
+        </w:r>
+      </w:hyperlink>
+      <w:r>
+        <w:rPr>
+          <w:lang w:val="zh_TW" w:bidi="zh_TW"/>
+        </w:rPr>
+        <w:t>；</w:t>
+      </w:r>
+      <w:hyperlink r:id="rId50">
+        <w:r>
+          <w:rPr>
+            <w:lang w:val="zh_TW" w:bidi="zh_TW"/>
+          </w:rPr>
+          <w:rPr>
+            <w:color w:val="0000EE"/>
+            <w:u w:val="single"/>
+          </w:rPr>
+          <w:t>耶33:14–16</w:t>
+        </w:r>
+      </w:hyperlink>
+      <w:r>
+        <w:rPr>
+          <w:lang w:val="zh_TW" w:bidi="zh_TW"/>
+        </w:rPr>
+        <w:t>；</w:t>
+      </w:r>
+      <w:hyperlink r:id="rId51">
+        <w:r>
+          <w:rPr>
+            <w:lang w:val="zh_TW" w:bidi="zh_TW"/>
+          </w:rPr>
+          <w:rPr>
+            <w:color w:val="0000EE"/>
+            <w:u w:val="single"/>
+          </w:rPr>
+          <w:t>結34:22–31</w:t>
+        </w:r>
+      </w:hyperlink>
+      <w:r>
+        <w:rPr>
+          <w:lang w:val="zh_TW" w:bidi="zh_TW"/>
+        </w:rPr>
+        <w:t>；</w:t>
+      </w:r>
+      <w:hyperlink r:id="rId52">
+        <w:r>
+          <w:rPr>
+            <w:lang w:val="zh_TW" w:bidi="zh_TW"/>
+          </w:rPr>
+          <w:rPr>
+            <w:color w:val="0000EE"/>
+            <w:u w:val="single"/>
+          </w:rPr>
+          <w:t>彌5:2–5</w:t>
+        </w:r>
+      </w:hyperlink>
+      <w:r>
+        <w:rPr>
+          <w:lang w:val="zh_TW" w:bidi="zh_TW"/>
+        </w:rPr>
+        <w:t>）宣告了有另一位君王，就是彌賽亞；祂是大衛的後裔、要永遠掌權，並且藉著祂的掌權，使神的國度延伸到地極。祂要制伏一切反對神掌權的勢力、除去一切仇敵，帶來普世的和平與公義時代。彌賽亞君王要顯明屬神掌權的完全，因為神的靈要降在祂身上。祂的王權要以服事神的百姓為記號，使他們成為得著看顧的羊群；祂要作他們的牧人來服事他們。</w:t>
+      </w:r>
+    </w:p>
+    <w:p>
+      <w:pPr/>
+      <w:r>
+        <w:rPr>
+          <w:lang w:val="zh_TW" w:bidi="zh_TW"/>
+        </w:rPr>
+      </w:r>
+      <w:r>
+        <w:rPr>
+          <w:lang w:val="zh_TW" w:bidi="zh_TW"/>
+        </w:rPr>
+        <w:t>耶穌降臨的時候，彌賽亞的國度就更清楚顯明出來。祂就是天使所宣告的那位王：「因今天在大衛的城裡，為你們生了救主，就是主基督」（</w:t>
+      </w:r>
+      <w:hyperlink r:id="rId53">
+        <w:r>
+          <w:rPr>
+            <w:lang w:val="zh_TW" w:bidi="zh_TW"/>
+          </w:rPr>
+          <w:rPr>
+            <w:color w:val="0000EE"/>
+            <w:u w:val="single"/>
+          </w:rPr>
+          <w:t>路2:11</w:t>
+        </w:r>
+      </w:hyperlink>
+      <w:r>
+        <w:rPr>
+          <w:lang w:val="zh_TW" w:bidi="zh_TW"/>
+        </w:rPr>
+        <w:t>）。這些榮耀的話顯出它與先知的話一脈相承。耶穌是救主；祂的職分不單包括拯救人脫離罪，也包括拯救人脫離一切患難、邪惡，以及咒詛所帶來的各樣後果。祂的使命既關乎赦罪，也關乎在地上建立和平（</w:t>
+      </w:r>
+      <w:hyperlink r:id="rId54">
+        <w:r>
+          <w:rPr>
+            <w:lang w:val="zh_TW" w:bidi="zh_TW"/>
+          </w:rPr>
+          <w:rPr>
+            <w:color w:val="0000EE"/>
+            <w:u w:val="single"/>
+          </w:rPr>
+          <w:t>1:77–79</w:t>
+        </w:r>
+      </w:hyperlink>
+      <w:r>
+        <w:rPr>
+          <w:lang w:val="zh_TW" w:bidi="zh_TW"/>
+        </w:rPr>
+        <w:t>）。從這個角度來看，我們必須把耶穌醫治人、餵養人、對抗邪惡勢力、受苦、教導的事奉，看為在地上建立起神的國度。祂是服事人的王，祂與鬼魔的權勢爭戰，並且得勝。復活標記著祂的得勝；祂坐在父的右邊，戴上榮耀的冠冕（</w:t>
+      </w:r>
+      <w:hyperlink r:id="rId55">
+        <w:r>
+          <w:rPr>
+            <w:lang w:val="zh_TW" w:bidi="zh_TW"/>
+          </w:rPr>
+          <w:rPr>
+            <w:color w:val="0000EE"/>
+            <w:u w:val="single"/>
+          </w:rPr>
+          <w:t>徒2:33–36</w:t>
+        </w:r>
+      </w:hyperlink>
+      <w:r>
+        <w:rPr>
+          <w:lang w:val="zh_TW" w:bidi="zh_TW"/>
+        </w:rPr>
+        <w:t>；參</w:t>
+      </w:r>
+      <w:hyperlink r:id="rId56">
+        <w:r>
+          <w:rPr>
+            <w:lang w:val="zh_TW" w:bidi="zh_TW"/>
+          </w:rPr>
+          <w:rPr>
+            <w:color w:val="0000EE"/>
+            <w:u w:val="single"/>
+          </w:rPr>
+          <w:t>林前15:25</w:t>
+        </w:r>
+      </w:hyperlink>
+      <w:r>
+        <w:rPr>
+          <w:lang w:val="zh_TW" w:bidi="zh_TW"/>
+        </w:rPr>
+        <w:t>）。祂既作救主，祂就是主基督。早期使徒的宣講傳揚耶穌是神所立的彌賽亞，也是神。耶穌作主，與祂是彌賽亞是相連的。對呼求祂的人來說，祂是救主—彌賽亞—主（</w:t>
+      </w:r>
+      <w:hyperlink r:id="rId57">
+        <w:r>
+          <w:rPr>
+            <w:lang w:val="zh_TW" w:bidi="zh_TW"/>
+          </w:rPr>
+          <w:rPr>
+            <w:color w:val="0000EE"/>
+            <w:u w:val="single"/>
+          </w:rPr>
+          <w:t>羅10:9–15</w:t>
+        </w:r>
+      </w:hyperlink>
+      <w:r>
+        <w:rPr>
+          <w:lang w:val="zh_TW" w:bidi="zh_TW"/>
+        </w:rPr>
+        <w:t>），但對拒絕祂的人來說，祂是替父施行審判的勇士，眾膝都要在祂面前跪下，祂也要帶來父審判的時代（參</w:t>
+      </w:r>
+      <w:hyperlink r:id="rId58">
+        <w:r>
+          <w:rPr>
+            <w:lang w:val="zh_TW" w:bidi="zh_TW"/>
+          </w:rPr>
+          <w:rPr>
+            <w:color w:val="0000EE"/>
+            <w:u w:val="single"/>
+          </w:rPr>
+          <w:t>啟1:12–16</w:t>
+        </w:r>
+      </w:hyperlink>
+      <w:r>
+        <w:rPr>
+          <w:lang w:val="zh_TW" w:bidi="zh_TW"/>
+        </w:rPr>
+        <w:t>，</w:t>
+      </w:r>
+      <w:hyperlink r:id="rId59">
+        <w:r>
+          <w:rPr>
+            <w:lang w:val="zh_TW" w:bidi="zh_TW"/>
+          </w:rPr>
+          <w:rPr>
+            <w:color w:val="0000EE"/>
+            <w:u w:val="single"/>
+          </w:rPr>
+          <w:t>19:11–21</w:t>
+        </w:r>
+      </w:hyperlink>
+      <w:r>
+        <w:rPr>
+          <w:lang w:val="zh_TW" w:bidi="zh_TW"/>
+        </w:rPr>
+        <w:t>）。</w:t>
+      </w:r>
+    </w:p>
+    <w:p>
+      <w:pPr/>
+      <w:r>
+        <w:rPr>
+          <w:lang w:val="zh_TW" w:bidi="zh_TW"/>
+        </w:rPr>
+      </w:r>
+      <w:r>
+        <w:rPr>
+          <w:lang w:val="zh_TW" w:bidi="zh_TW"/>
+        </w:rPr>
+        <w:t>耶穌教導門徒：當祂在榮耀裡再來的時候，祂要坐在自己的寶座上，萬民都要向祂下拜。神要將祂的仇敵從祂面前趕出去，神的百姓要完全承受那國度（</w:t>
+      </w:r>
+      <w:hyperlink r:id="rId60">
+        <w:r>
+          <w:rPr>
+            <w:lang w:val="zh_TW" w:bidi="zh_TW"/>
+          </w:rPr>
+          <w:rPr>
+            <w:color w:val="0000EE"/>
+            <w:u w:val="single"/>
+          </w:rPr>
+          <w:t>太25:31–46</w:t>
+        </w:r>
+      </w:hyperlink>
+      <w:r>
+        <w:rPr>
+          <w:lang w:val="zh_TW" w:bidi="zh_TW"/>
+        </w:rPr>
+        <w:t>）。照著耶穌的教導，屬祂身體的肢體（就是教會），應當在生活中實踐神權政體的理想，使他們藉著行為與信心榮耀父，並顯明他們是屬祂的（</w:t>
+      </w:r>
+      <w:hyperlink r:id="rId61">
+        <w:r>
+          <w:rPr>
+            <w:lang w:val="zh_TW" w:bidi="zh_TW"/>
+          </w:rPr>
+          <w:rPr>
+            <w:color w:val="0000EE"/>
+            <w:u w:val="single"/>
+          </w:rPr>
+          <w:t>約17:20–26</w:t>
+        </w:r>
+      </w:hyperlink>
+      <w:r>
+        <w:rPr>
+          <w:lang w:val="zh_TW" w:bidi="zh_TW"/>
+        </w:rPr>
+        <w:t>；參</w:t>
+      </w:r>
+      <w:hyperlink r:id="rId62">
+        <w:r>
+          <w:rPr>
+            <w:lang w:val="zh_TW" w:bidi="zh_TW"/>
+          </w:rPr>
+          <w:rPr>
+            <w:color w:val="0000EE"/>
+            <w:u w:val="single"/>
+          </w:rPr>
+          <w:t>太25:33–40</w:t>
+        </w:r>
+      </w:hyperlink>
+      <w:r>
+        <w:rPr>
+          <w:lang w:val="zh_TW" w:bidi="zh_TW"/>
+        </w:rPr>
+        <w:t>）。這就是聖經所說的見證方式：以色列曾沒有作出這樣的見證，但教會蒙恩得著這樣的特權；正如保羅寫給提摩太的話：</w:t>
+      </w:r>
+    </w:p>
+    <w:p>
+      <w:pPr/>
+      <w:r>
+        <w:rPr>
+          <w:lang w:val="zh_TW" w:bidi="zh_TW"/>
+        </w:rPr>
+      </w:r>
+      <w:r>
+        <w:rPr>
+          <w:lang w:val="zh_TW" w:bidi="zh_TW"/>
+        </w:rPr>
+        <w:t>我在叫萬物生活的神面前，並在......基督耶穌面前囑咐你：要守這命令，毫不玷污，無可指責，直到我們的主耶穌基督顯現。到了日期，那可稱頌、獨有權能的萬王之王、萬主之主，就是那獨一不死、住在人不能靠近的光裡，是人未曾看見、也是不能看見的，要將他顯明出來。但願尊貴和永遠的權能都歸給他。阿們！（</w:t>
+      </w:r>
+      <w:hyperlink r:id="rId63">
+        <w:r>
+          <w:rPr>
+            <w:lang w:val="zh_TW" w:bidi="zh_TW"/>
+          </w:rPr>
+          <w:rPr>
+            <w:color w:val="0000EE"/>
+            <w:u w:val="single"/>
+          </w:rPr>
+          <w:t>提前6:13–16</w:t>
+        </w:r>
+      </w:hyperlink>
+      <w:r>
+        <w:rPr>
+          <w:lang w:val="zh_TW" w:bidi="zh_TW"/>
+        </w:rPr>
+        <w:t>）</w:t>
+      </w:r>
+    </w:p>
+    <w:p>
+      <w:pPr/>
+      <w:r>
+        <w:rPr>
+          <w:lang w:val="zh_TW" w:bidi="zh_TW"/>
+        </w:rPr>
+      </w:r>
+      <w:r>
+        <w:rPr>
+          <w:lang w:val="zh_TW" w:bidi="zh_TW"/>
+        </w:rPr>
+        <w:t>接著，保羅提出幾項吩咐，說明神的百姓必須怎樣顯明他們對耶穌的忠誠。啟示錄的經文把耶穌描寫成教會之上的王（</w:t>
+      </w:r>
+      <w:hyperlink r:id="rId64">
+        <w:r>
+          <w:rPr>
+            <w:lang w:val="zh_TW" w:bidi="zh_TW"/>
+          </w:rPr>
+          <w:rPr>
+            <w:color w:val="0000EE"/>
+            <w:u w:val="single"/>
+          </w:rPr>
+          <w:t>啟4:2</w:t>
+        </w:r>
+      </w:hyperlink>
+      <w:r>
+        <w:rPr>
+          <w:lang w:val="zh_TW" w:bidi="zh_TW"/>
+        </w:rPr>
+        <w:t>、</w:t>
+      </w:r>
+      <w:hyperlink r:id="rId64">
+        <w:r>
+          <w:rPr>
+            <w:lang w:val="zh_TW" w:bidi="zh_TW"/>
+          </w:rPr>
+          <w:rPr>
+            <w:color w:val="0000EE"/>
+            <w:u w:val="single"/>
+          </w:rPr>
+          <w:t>9–11</w:t>
+        </w:r>
+      </w:hyperlink>
+      <w:r>
+        <w:rPr>
+          <w:lang w:val="zh_TW" w:bidi="zh_TW"/>
+        </w:rPr>
+        <w:t>，</w:t>
+      </w:r>
+      <w:hyperlink r:id="rId65">
+        <w:r>
+          <w:rPr>
+            <w:lang w:val="zh_TW" w:bidi="zh_TW"/>
+          </w:rPr>
+          <w:rPr>
+            <w:color w:val="0000EE"/>
+            <w:u w:val="single"/>
+          </w:rPr>
+          <w:t>5:1</w:t>
+        </w:r>
+      </w:hyperlink>
+      <w:r>
+        <w:rPr>
+          <w:lang w:val="zh_TW" w:bidi="zh_TW"/>
+        </w:rPr>
+        <w:t>、</w:t>
+      </w:r>
+      <w:hyperlink r:id="rId65">
+        <w:r>
+          <w:rPr>
+            <w:lang w:val="zh_TW" w:bidi="zh_TW"/>
+          </w:rPr>
+          <w:rPr>
+            <w:color w:val="0000EE"/>
+            <w:u w:val="single"/>
+          </w:rPr>
+          <w:t>9–13</w:t>
+        </w:r>
+      </w:hyperlink>
+      <w:r>
+        <w:rPr>
+          <w:lang w:val="zh_TW" w:bidi="zh_TW"/>
+        </w:rPr>
+        <w:t>）。到了祂再來的時候，祂的王權就要建立起來。那時，那些十字架的仇敵要看見他們所拒絕的那一位，並要在彌賽亞君王面前屈膝（</w:t>
+      </w:r>
+      <w:hyperlink r:id="rId66">
+        <w:r>
+          <w:rPr>
+            <w:lang w:val="zh_TW" w:bidi="zh_TW"/>
+          </w:rPr>
+          <w:rPr>
+            <w:color w:val="0000EE"/>
+            <w:u w:val="single"/>
+          </w:rPr>
+          <w:t>林前15:25–28</w:t>
+        </w:r>
+      </w:hyperlink>
+      <w:r>
+        <w:rPr>
+          <w:lang w:val="zh_TW" w:bidi="zh_TW"/>
+        </w:rPr>
+        <w:t>）。「再後，末期到了，那時基督既將一切執政的、掌權的、有能的都毀滅了，就把國交與父神。」（</w:t>
+      </w:r>
+      <w:hyperlink r:id="rId67">
+        <w:r>
+          <w:rPr>
+            <w:lang w:val="zh_TW" w:bidi="zh_TW"/>
+          </w:rPr>
+          <w:rPr>
+            <w:color w:val="0000EE"/>
+            <w:u w:val="single"/>
+          </w:rPr>
+          <w:t>24</w:t>
+        </w:r>
+      </w:hyperlink>
+      <w:r>
+        <w:rPr>
+          <w:lang w:val="zh_TW" w:bidi="zh_TW"/>
+        </w:rPr>
+        <w:t>節）。</w:t>
+      </w:r>
+    </w:p>
+    <w:p>
+      <w:pPr/>
+      <w:r>
+        <w:rPr>
+          <w:lang w:val="zh_TW" w:bidi="zh_TW"/>
+        </w:rPr>
+      </w:r>
+      <w:r>
+        <w:rPr>
           <w:i/>
           <w:lang w:val="zh_TW" w:bidi="zh_TW"/>
         </w:rPr>
+        <w:t>另見</w:t>
+      </w:r>
+      <w:r>
+        <w:rPr>
+          <w:lang w:val="zh_TW" w:bidi="zh_TW"/>
+        </w:rPr>
+        <w:t>以色列的歷史</w:t>
+      </w:r>
+      <w:r>
+        <w:rPr>
+          <w:lang w:val="zh_TW" w:bidi="zh_TW"/>
+        </w:rPr>
+        <w:t>；</w:t>
+      </w:r>
+      <w:r>
+        <w:rPr>
+          <w:lang w:val="zh_TW" w:bidi="zh_TW"/>
+        </w:rPr>
+        <w:t>神的國，天國</w:t>
+      </w:r>
+      <w:r>
+        <w:rPr>
+          <w:lang w:val="zh_TW" w:bidi="zh_TW"/>
+        </w:rPr>
+        <w:t>。</w:t>
+      </w:r>
+      <w:r>
+        <w:rPr>
+          <w:lang w:val="zh_TW" w:bidi="zh_TW"/>
+        </w:rPr>
+      </w:r>
+      <w:r>
+        <w:rPr>
+          <w:lang w:val="zh_TW" w:bidi="zh_TW"/>
+        </w:rPr>
+      </w:r>
+    </w:p>
+    <w:p>
+      <w:pPr/>
+      <w:r>
+        <w:rPr>
+          <w:lang w:val="zh_TW" w:bidi="zh_TW"/>
+        </w:rPr>
+      </w:r>
+    </w:p>
+    <w:p>
+      <w:pPr>
+        <w:pStyle w:val="Heading2"/>
+      </w:pPr>
+      <w:r>
+        <w:rPr>
+          <w:lang w:val="zh_TW" w:bidi="zh_TW"/>
+        </w:rPr>
+        <w:t>王谷</w:t>
+      </w:r>
+      <w:r>
+        <w:rPr>
+          <w:lang w:val="zh_TW" w:bidi="zh_TW"/>
+        </w:rPr>
+      </w:r>
+    </w:p>
+    <w:p>
+      <w:pPr/>
+      <w:r>
+        <w:rPr>
+          <w:lang w:val="zh_TW" w:bidi="zh_TW"/>
+        </w:rPr>
+      </w:r>
+      <w:r>
+        <w:rPr>
+          <w:lang w:val="zh_TW" w:bidi="zh_TW"/>
+        </w:rPr>
+        <w:t>其它譯本譯為撒冷城附近的王谷。撒冷城是</w:t>
+      </w:r>
+      <w:hyperlink r:id="rId68">
+        <w:r>
+          <w:rPr>
+            <w:lang w:val="zh_TW" w:bidi="zh_TW"/>
+          </w:rPr>
+          <w:rPr>
+            <w:color w:val="0000EE"/>
+            <w:u w:val="single"/>
+          </w:rPr>
+          <w:t>創世記十四章17節</w:t>
+        </w:r>
+      </w:hyperlink>
+      <w:r>
+        <w:rPr>
+          <w:lang w:val="zh_TW" w:bidi="zh_TW"/>
+        </w:rPr>
+        <w:t>中提到的麥基洗德的城市。</w:t>
+      </w:r>
+    </w:p>
+    <w:p>
+      <w:pPr/>
+      <w:r>
+        <w:rPr>
+          <w:lang w:val="zh_TW" w:bidi="zh_TW"/>
+        </w:rPr>
+      </w:r>
+      <w:r>
+        <w:rPr>
+          <w:i/>
+          <w:lang w:val="zh_TW" w:bidi="zh_TW"/>
+        </w:rPr>
         <w:t>見</w:t>
       </w:r>
       <w:r>
         <w:rPr>
           <w:lang w:val="zh_TW" w:bidi="zh_TW"/>
         </w:rPr>
-        <w:t xml:space="preserve"> </w:t>
-      </w:r>
-      <w:r>
-        <w:rPr>
-          <w:lang w:val="zh_TW" w:bidi="zh_TW"/>
-        </w:rPr>
-        <w:t>謝拉2</w:t>
+        <w:t>王谷</w:t>
       </w:r>
       <w:r>
         <w:rPr>
           <w:lang w:val="zh_TW" w:bidi="zh_TW"/>
         </w:rPr>
         <w:t>。</w:t>
+      </w:r>
+      <w:r>
+        <w:rPr>
+          <w:lang w:val="zh_TW" w:bidi="zh_TW"/>
+        </w:rPr>
+      </w:r>
+      <w:r>
+        <w:rPr>
+          <w:lang w:val="zh_TW" w:bidi="zh_TW"/>
+        </w:rPr>
+      </w:r>
+    </w:p>
+    <w:p>
+      <w:pPr/>
+      <w:r>
+        <w:rPr>
+          <w:lang w:val="zh_TW" w:bidi="zh_TW"/>
+        </w:rPr>
+      </w:r>
+    </w:p>
+    <w:p>
+      <w:pPr>
+        <w:pStyle w:val="Heading2"/>
+      </w:pPr>
+      <w:r>
+        <w:rPr>
+          <w:lang w:val="zh_TW" w:bidi="zh_TW"/>
+        </w:rPr>
+        <w:t>王谷</w:t>
+      </w:r>
+      <w:r>
+        <w:rPr>
+          <w:lang w:val="zh_TW" w:bidi="zh_TW"/>
+        </w:rPr>
+      </w:r>
+    </w:p>
+    <w:p>
+      <w:pPr/>
+      <w:r>
+        <w:rPr>
+          <w:lang w:val="zh_TW" w:bidi="zh_TW"/>
+        </w:rPr>
+      </w:r>
+      <w:r>
+        <w:rPr>
+          <w:lang w:val="zh_TW" w:bidi="zh_TW"/>
+        </w:rPr>
+        <w:t>這是靠近撒冷的一處山谷；撒冷是麥基洗德作王的城。亞伯拉罕曾在此與所多瑪王相會；他拒絕了所多瑪王所提出的在道德上不正當的提議（</w:t>
+      </w:r>
+      <w:hyperlink r:id="rId68">
+        <w:r>
+          <w:rPr>
+            <w:lang w:val="zh_TW" w:bidi="zh_TW"/>
+          </w:rPr>
+          <w:rPr>
+            <w:color w:val="0000EE"/>
+            <w:u w:val="single"/>
+          </w:rPr>
+          <w:t>創14:17</w:t>
+        </w:r>
+      </w:hyperlink>
+      <w:r>
+        <w:rPr>
+          <w:lang w:val="zh_TW" w:bidi="zh_TW"/>
+        </w:rPr>
+        <w:t>）。此谷亦稱為沙微。</w:t>
+      </w:r>
+    </w:p>
+    <w:p>
+      <w:pPr/>
+      <w:r>
+        <w:rPr>
+          <w:lang w:val="zh_TW" w:bidi="zh_TW"/>
+        </w:rPr>
+      </w:r>
+      <w:r>
+        <w:rPr>
+          <w:lang w:val="zh_TW" w:bidi="zh_TW"/>
+        </w:rPr>
+        <w:t>若撒冷即耶路撒冷，則「王谷」很可能是古耶路撒冷附近的汲淪谷或欣嫩子谷之一，因這兩個谷地都位於古耶路撒冷附近。</w:t>
+      </w:r>
+    </w:p>
+    <w:p>
+      <w:pPr/>
+      <w:r>
+        <w:rPr>
+          <w:lang w:val="zh_TW" w:bidi="zh_TW"/>
+        </w:rPr>
+      </w:r>
+      <w:r>
+        <w:rPr>
+          <w:lang w:val="zh_TW" w:bidi="zh_TW"/>
+        </w:rPr>
+        <w:t>這一個王谷也是押沙龍（大衛王之子）為自己立石柱作紀念碑的地方（</w:t>
+      </w:r>
+      <w:hyperlink r:id="rId69">
+        <w:r>
+          <w:rPr>
+            <w:lang w:val="zh_TW" w:bidi="zh_TW"/>
+          </w:rPr>
+          <w:rPr>
+            <w:color w:val="0000EE"/>
+            <w:u w:val="single"/>
+          </w:rPr>
+          <w:t>撒下18:18</w:t>
+        </w:r>
+      </w:hyperlink>
+      <w:r>
+        <w:rPr>
+          <w:lang w:val="zh_TW" w:bidi="zh_TW"/>
+        </w:rPr>
+        <w:t>）。</w:t>
       </w:r>
       <w:r>
         <w:rPr>

--- a/zht/docx/175.content.docx
+++ b/zht/docx/175.content.docx
@@ -149,7 +149,7 @@
         <w:rPr>
           <w:lang w:val="zh_TW" w:bidi="zh_TW"/>
         </w:rPr>
-        <w:t>wang</w:t>
+        <w:t>tui</w:t>
       </w:r>
       <w:r>
         <w:rPr>
@@ -212,7 +212,7 @@
         <w:rPr>
           <w:lang w:val="zh_TW" w:bidi="zh_TW"/>
         </w:rPr>
-        <w:t>王</w:t>
+        <w:t>推基古</w:t>
       </w:r>
       <w:r>
         <w:rPr>
@@ -231,7 +231,7 @@
         <w:rPr>
           <w:lang w:val="zh_TW" w:bidi="zh_TW"/>
         </w:rPr>
-        <w:t>希伯來文舊約聖經裡，melek（王）這個詞出現超過2,000次。它可以指神（</w:t>
+        <w:t>在保羅為耶路撒冷教會收集和送交奉獻的旅行中，隨行保羅的信徒之一（</w:t>
       </w:r>
       <w:hyperlink r:id="rId13">
         <w:r>
@@ -242,86 +242,14 @@
             <w:color w:val="0000EE"/>
             <w:u w:val="single"/>
           </w:rPr>
-          <w:t>詩95:3</w:t>
+          <w:t>徒20:4</w:t>
         </w:r>
       </w:hyperlink>
       <w:r>
         <w:rPr>
           <w:lang w:val="zh_TW" w:bidi="zh_TW"/>
         </w:rPr>
-        <w:t>），也可以指人的統治者。一般來說，它指一位在其臣民之上擁有至高權柄與大能的統治者。在舊約聖經中，melek是用來指一個支派的統治者（「米甸的王」，</w:t>
-      </w:r>
-      <w:hyperlink r:id="rId14">
-        <w:r>
-          <w:rPr>
-            <w:lang w:val="zh_TW" w:bidi="zh_TW"/>
-          </w:rPr>
-          <w:rPr>
-            <w:color w:val="0000EE"/>
-            <w:u w:val="single"/>
-          </w:rPr>
-          <w:t>民31:8</w:t>
-        </w:r>
-      </w:hyperlink>
-      <w:r>
-        <w:rPr>
-          <w:lang w:val="zh_TW" w:bidi="zh_TW"/>
-        </w:rPr>
-        <w:t>）、一座城的王（耶利哥、艾城；參</w:t>
-      </w:r>
-      <w:hyperlink r:id="rId15">
-        <w:r>
-          <w:rPr>
-            <w:lang w:val="zh_TW" w:bidi="zh_TW"/>
-          </w:rPr>
-          <w:rPr>
-            <w:color w:val="0000EE"/>
-            <w:u w:val="single"/>
-          </w:rPr>
-          <w:t>書12:9–24</w:t>
-        </w:r>
-      </w:hyperlink>
-      <w:r>
-        <w:rPr>
-          <w:lang w:val="zh_TW" w:bidi="zh_TW"/>
-        </w:rPr>
-        <w:t>，其中列出了以色列人所征服的31個城邦的王）、一個民族的王（以色列、猶大、亞捫、摩押、亞蘭），或是一個列邦的君王（如埃及、亞述、巴比倫，或波斯）。也有其它詞語可以指王室身分。非利士人將seren（首領）這個稱號引入希伯來文的詞彙中。非利士的五座城由五個首領治理。另一個指以色列王的詞語是nagid（君王）。掃羅和大衛都曾受膏作以色列的nagid（</w:t>
-      </w:r>
-      <w:hyperlink r:id="rId16">
-        <w:r>
-          <w:rPr>
-            <w:lang w:val="zh_TW" w:bidi="zh_TW"/>
-          </w:rPr>
-          <w:rPr>
-            <w:color w:val="0000EE"/>
-            <w:u w:val="single"/>
-          </w:rPr>
-          <w:t>撒上10:1</w:t>
-        </w:r>
-      </w:hyperlink>
-      <w:r>
-        <w:rPr>
-          <w:lang w:val="zh_TW" w:bidi="zh_TW"/>
-        </w:rPr>
-        <w:t>，</w:t>
-      </w:r>
-      <w:hyperlink r:id="rId17">
-        <w:r>
-          <w:rPr>
-            <w:lang w:val="zh_TW" w:bidi="zh_TW"/>
-          </w:rPr>
-          <w:rPr>
-            <w:color w:val="0000EE"/>
-            <w:u w:val="single"/>
-          </w:rPr>
-          <w:t>16:13</w:t>
-        </w:r>
-      </w:hyperlink>
-      <w:r>
-        <w:rPr>
-          <w:lang w:val="zh_TW" w:bidi="zh_TW"/>
-        </w:rPr>
-        <w:t>）。在新約聖經與七十士譯本（舊約聖經的希臘文譯本）中，希臘文的basileus在意思上與希伯來文的melek相近。新約聖經的basileus可以指公元一世紀的世俗統治者、以色列的王、過去的統治者，也可以指那位屬神的王，就是耶穌基督。</w:t>
+        <w:t>）。由於他經常與以弗所的特羅非摩一同被提及，推基古很可能也是以弗所人。</w:t>
       </w:r>
     </w:p>
     <w:p>
@@ -335,9 +263,9 @@
         <w:rPr>
           <w:lang w:val="zh_TW" w:bidi="zh_TW"/>
         </w:rPr>
-        <w:t>「萬王之王」這個稱號是用在耶穌身上（</w:t>
+        <w:t>推基古負責送達保羅寫給以弗所教會的書信（</w:t>
       </w:r>
-      <w:hyperlink r:id="rId18">
+      <w:hyperlink r:id="rId14">
         <w:r>
           <w:rPr>
             <w:lang w:val="zh_TW" w:bidi="zh_TW"/>
@@ -346,16 +274,16 @@
             <w:color w:val="0000EE"/>
             <w:u w:val="single"/>
           </w:rPr>
-          <w:t>提前6:15</w:t>
+          <w:t>弗6:21</w:t>
         </w:r>
       </w:hyperlink>
       <w:r>
         <w:rPr>
           <w:lang w:val="zh_TW" w:bidi="zh_TW"/>
         </w:rPr>
-        <w:t>），是一個希伯來式的說法，意思是至高的王，或最偉大的王。例如，以西結預言泰爾傾覆的經文中稱尼布甲尼撒為「諸王之王」（</w:t>
+        <w:t>），以及保羅寫給腓利門和歌羅西教會的書信（</w:t>
       </w:r>
-      <w:hyperlink r:id="rId19">
+      <w:hyperlink r:id="rId15">
         <w:r>
           <w:rPr>
             <w:lang w:val="zh_TW" w:bidi="zh_TW"/>
@@ -364,16 +292,16 @@
             <w:color w:val="0000EE"/>
             <w:u w:val="single"/>
           </w:rPr>
-          <w:t>結26:7</w:t>
+          <w:t>西4:7</w:t>
         </w:r>
       </w:hyperlink>
       <w:r>
         <w:rPr>
           <w:lang w:val="zh_TW" w:bidi="zh_TW"/>
         </w:rPr>
-        <w:t>）。亞述和巴比倫的大君王引入這個稱號。在他們之前，統治者的稱號是「王」或「大王」，例如</w:t>
+        <w:t>）。大多數人認為他也是隨同提多送達哥林多後書的兩位基督徒之一（另一位是特羅非摩）（</w:t>
       </w:r>
-      <w:hyperlink r:id="rId20">
+      <w:hyperlink r:id="rId16">
         <w:r>
           <w:rPr>
             <w:lang w:val="zh_TW" w:bidi="zh_TW"/>
@@ -382,508 +310,7 @@
             <w:color w:val="0000EE"/>
             <w:u w:val="single"/>
           </w:rPr>
-          <w:t>列王紀下十八章28節</w:t>
-        </w:r>
-      </w:hyperlink>
-      <w:r>
-        <w:rPr>
-          <w:lang w:val="zh_TW" w:bidi="zh_TW"/>
-        </w:rPr>
-        <w:t>所述：「你們當聽亞述大王的話」。後來的統治者擴張帝國疆域時，也會改變自己的稱號。</w:t>
-      </w:r>
-    </w:p>
-    <w:p>
-      <w:pPr>
-        <w:pStyle w:val="Heading3"/>
-      </w:pPr>
-      <w:r>
-        <w:rPr>
-          <w:lang w:val="zh_TW" w:bidi="zh_TW"/>
-        </w:rPr>
-        <w:t>以色列的王權</w:t>
-      </w:r>
-    </w:p>
-    <w:p>
-      <w:pPr/>
-      <w:r>
-        <w:rPr>
-          <w:lang w:val="zh_TW" w:bidi="zh_TW"/>
-        </w:rPr>
-      </w:r>
-      <w:r>
-        <w:rPr>
-          <w:lang w:val="zh_TW" w:bidi="zh_TW"/>
-        </w:rPr>
-        <w:t>神揀選亞伯拉罕作多國之父；彌賽亞要藉著他和他的後裔在地上掌權。神在賜給亞伯拉罕的應許裡屢次向他保證，他必作一個強大民族之父，神要把迦南地賜給這個民族，而且君王必從他的後裔而出（</w:t>
-      </w:r>
-      <w:hyperlink r:id="rId21">
-        <w:r>
-          <w:rPr>
-            <w:lang w:val="zh_TW" w:bidi="zh_TW"/>
-          </w:rPr>
-          <w:rPr>
-            <w:color w:val="0000EE"/>
-            <w:u w:val="single"/>
-          </w:rPr>
-          <w:t>創17:6</w:t>
-        </w:r>
-      </w:hyperlink>
-      <w:r>
-        <w:rPr>
-          <w:lang w:val="zh_TW" w:bidi="zh_TW"/>
-        </w:rPr>
-        <w:t>）。亞伯拉罕遵行神吩咐他受割禮的命令，表明他接受神在他家中掌權；這也使亞伯拉罕的宗族分別出來，事奉神（</w:t>
-      </w:r>
-      <w:hyperlink r:id="rId22">
-        <w:r>
-          <w:rPr>
-            <w:lang w:val="zh_TW" w:bidi="zh_TW"/>
-          </w:rPr>
-          <w:rPr>
-            <w:color w:val="0000EE"/>
-            <w:u w:val="single"/>
-          </w:rPr>
-          <w:t>10–14</w:t>
-        </w:r>
-      </w:hyperlink>
-      <w:r>
-        <w:rPr>
-          <w:lang w:val="zh_TW" w:bidi="zh_TW"/>
-        </w:rPr>
-        <w:t>節）。神與亞伯拉罕和他後裔建立關係的終極目的是，神要作以色列的王，而祂的百姓也要藉著忠心順服祂，表明他們接受祂掌權（</w:t>
-      </w:r>
-      <w:hyperlink r:id="rId23">
-        <w:r>
-          <w:rPr>
-            <w:lang w:val="zh_TW" w:bidi="zh_TW"/>
-          </w:rPr>
-          <w:rPr>
-            <w:color w:val="0000EE"/>
-            <w:u w:val="single"/>
-          </w:rPr>
-          <w:t>9</w:t>
-        </w:r>
-      </w:hyperlink>
-      <w:r>
-        <w:rPr>
-          <w:lang w:val="zh_TW" w:bidi="zh_TW"/>
-        </w:rPr>
-        <w:t>節）。</w:t>
-      </w:r>
-    </w:p>
-    <w:p>
-      <w:pPr/>
-      <w:r>
-        <w:rPr>
-          <w:lang w:val="zh_TW" w:bidi="zh_TW"/>
-        </w:rPr>
-      </w:r>
-      <w:r>
-        <w:rPr>
-          <w:lang w:val="zh_TW" w:bidi="zh_TW"/>
-        </w:rPr>
-        <w:t>這約的核心是，神期望他們忠於祂的掌權。亞伯拉罕和他的後裔要與這位大君王相交，藉著這樣的生活，在列邦中施行神所賜的「治理」。祂要藉著亞伯拉罕和他的後裔興起一個「君尊的民族（royal nation）」，使他們得以重新承受治理祂所創造萬有的全部特權。</w:t>
-      </w:r>
-    </w:p>
-    <w:p>
-      <w:pPr/>
-      <w:r>
-        <w:rPr>
-          <w:lang w:val="zh_TW" w:bidi="zh_TW"/>
-        </w:rPr>
-      </w:r>
-      <w:r>
-        <w:rPr>
-          <w:lang w:val="zh_TW" w:bidi="zh_TW"/>
-        </w:rPr>
-        <w:t>耶和華也與以色列立約。這約是出於主權的恩典與應許的治理；耶和華藉著祂律法的約束，也藉著祂親自同在，使這百姓分別為聖歸給祂。這個民族親眼看見神怎樣看顧他們，就必須學習：他們如果順服神的要求，神權政體的國度（theocratic kingdom）就能在地上成為現實。在西奈之約裡，神權政體（theocracy，就是神的掌權）得以建立。神把誡命託付給以色列，好叫他們顯出自己是神權政體的民族，正如神向摩西所啟示的話：「如今你們若實在聽從我的話，遵守我的約，就要在萬民中作屬我的子民，因為全地都是我的。你們要歸我作祭司的國度，為聖潔的國民。」（</w:t>
-      </w:r>
-      <w:hyperlink r:id="rId24">
-        <w:r>
-          <w:rPr>
-            <w:lang w:val="zh_TW" w:bidi="zh_TW"/>
-          </w:rPr>
-          <w:rPr>
-            <w:color w:val="0000EE"/>
-            <w:u w:val="single"/>
-          </w:rPr>
-          <w:t>出19:5–6</w:t>
-        </w:r>
-      </w:hyperlink>
-      <w:r>
-        <w:rPr>
-          <w:lang w:val="zh_TW" w:bidi="zh_TW"/>
-        </w:rPr>
-        <w:t>）。他們是神為列邦所揀選的；藉著以色列像祭司一樣的順服與代求，全地就能認識創造主—救贖主（Creator-Redeemer）。</w:t>
-      </w:r>
-    </w:p>
-    <w:p>
-      <w:pPr/>
-      <w:r>
-        <w:rPr>
-          <w:lang w:val="zh_TW" w:bidi="zh_TW"/>
-        </w:rPr>
-      </w:r>
-      <w:r>
-        <w:rPr>
-          <w:lang w:val="zh_TW" w:bidi="zh_TW"/>
-        </w:rPr>
-        <w:t>神的王權的特質包括：大能、榮耀、信實、智慧、眷顧、服事、將權柄分派給人、賜福與保護、公義的治理、審判、伸冤、拯救。以色列的王權也應當與神的王權一樣。他們多樣且有時複雜的律法，教導以色列分辨聖與俗、潔淨與不潔淨、神的道路與列邦的道路。神的道路增進愛、信實、公義、和平、和諧、服事、對人的眷顧、智慧的生活、保護困苦的人，並審判有罪的人。世界諸國的道路卻往往助長自私、混亂、專制，並且輕看公義。</w:t>
-      </w:r>
-    </w:p>
-    <w:p>
-      <w:pPr/>
-      <w:r>
-        <w:rPr>
-          <w:lang w:val="zh_TW" w:bidi="zh_TW"/>
-        </w:rPr>
-      </w:r>
-      <w:r>
-        <w:rPr>
-          <w:lang w:val="zh_TW" w:bidi="zh_TW"/>
-        </w:rPr>
-        <w:t>耶和華也設立一套組織架構，為要推動祂神權政體的目的。在曠野，摩西和以色列所揀選的領袖（</w:t>
-      </w:r>
-      <w:hyperlink r:id="rId25">
-        <w:r>
-          <w:rPr>
-            <w:lang w:val="zh_TW" w:bidi="zh_TW"/>
-          </w:rPr>
-          <w:rPr>
-            <w:color w:val="0000EE"/>
-            <w:u w:val="single"/>
-          </w:rPr>
-          <w:t>出18:19–26</w:t>
-        </w:r>
-      </w:hyperlink>
-      <w:r>
-        <w:rPr>
-          <w:lang w:val="zh_TW" w:bidi="zh_TW"/>
-        </w:rPr>
-        <w:t>；</w:t>
-      </w:r>
-      <w:hyperlink r:id="rId26">
-        <w:r>
-          <w:rPr>
-            <w:lang w:val="zh_TW" w:bidi="zh_TW"/>
-          </w:rPr>
-          <w:rPr>
-            <w:color w:val="0000EE"/>
-            <w:u w:val="single"/>
-          </w:rPr>
-          <w:t>民11:24–25</w:t>
-        </w:r>
-      </w:hyperlink>
-      <w:r>
-        <w:rPr>
-          <w:lang w:val="zh_TW" w:bidi="zh_TW"/>
-        </w:rPr>
-        <w:t>；參</w:t>
-      </w:r>
-      <w:hyperlink r:id="rId27">
-        <w:r>
-          <w:rPr>
-            <w:lang w:val="zh_TW" w:bidi="zh_TW"/>
-          </w:rPr>
-          <w:rPr>
-            <w:color w:val="0000EE"/>
-            <w:u w:val="single"/>
-          </w:rPr>
-          <w:t>申1:15–18</w:t>
-        </w:r>
-      </w:hyperlink>
-      <w:r>
-        <w:rPr>
-          <w:lang w:val="zh_TW" w:bidi="zh_TW"/>
-        </w:rPr>
-        <w:t>）成為神的器皿，在以色列中維護祂作王的統治。摩西死後，約書亞接續承擔神權政體的治理。耶和華與他同在，正如祂與摩西同在一樣；以色列眾人也看出，在約書亞的帶領中，神得以繼續掌權（</w:t>
-      </w:r>
-      <w:hyperlink r:id="rId28">
-        <w:r>
-          <w:rPr>
-            <w:lang w:val="zh_TW" w:bidi="zh_TW"/>
-          </w:rPr>
-          <w:rPr>
-            <w:color w:val="0000EE"/>
-            <w:u w:val="single"/>
-          </w:rPr>
-          <w:t>申34:9</w:t>
-        </w:r>
-      </w:hyperlink>
-      <w:r>
-        <w:rPr>
-          <w:lang w:val="zh_TW" w:bidi="zh_TW"/>
-        </w:rPr>
-        <w:t>；</w:t>
-      </w:r>
-      <w:hyperlink r:id="rId29">
-        <w:r>
-          <w:rPr>
-            <w:lang w:val="zh_TW" w:bidi="zh_TW"/>
-          </w:rPr>
-          <w:rPr>
-            <w:color w:val="0000EE"/>
-            <w:u w:val="single"/>
-          </w:rPr>
-          <w:t>書3:7</w:t>
-        </w:r>
-      </w:hyperlink>
-      <w:r>
-        <w:rPr>
-          <w:lang w:val="zh_TW" w:bidi="zh_TW"/>
-        </w:rPr>
-        <w:t>，</w:t>
-      </w:r>
-      <w:hyperlink r:id="rId30">
-        <w:r>
-          <w:rPr>
-            <w:lang w:val="zh_TW" w:bidi="zh_TW"/>
-          </w:rPr>
-          <w:rPr>
-            <w:color w:val="0000EE"/>
-            <w:u w:val="single"/>
-          </w:rPr>
-          <w:t>4:14</w:t>
-        </w:r>
-      </w:hyperlink>
-      <w:r>
-        <w:rPr>
-          <w:lang w:val="zh_TW" w:bidi="zh_TW"/>
-        </w:rPr>
-        <w:t>）。約書亞像摩西臨終前所作的一樣，勸勉領袖和以色列要持守這恩典的立約關係（</w:t>
-      </w:r>
-      <w:hyperlink r:id="rId31">
-        <w:r>
-          <w:rPr>
-            <w:lang w:val="zh_TW" w:bidi="zh_TW"/>
-          </w:rPr>
-          <w:rPr>
-            <w:color w:val="0000EE"/>
-            <w:u w:val="single"/>
-          </w:rPr>
-          <w:t>書23–24章</w:t>
-        </w:r>
-      </w:hyperlink>
-      <w:r>
-        <w:rPr>
-          <w:lang w:val="zh_TW" w:bidi="zh_TW"/>
-        </w:rPr>
-        <w:t>）。然而，以色列因貪婪、淫亂、紛爭、拜偶像而走向滅亡。在士師的時期，各人任意而行，自以為對（</w:t>
-      </w:r>
-      <w:hyperlink r:id="rId32">
-        <w:r>
-          <w:rPr>
-            <w:lang w:val="zh_TW" w:bidi="zh_TW"/>
-          </w:rPr>
-          <w:rPr>
-            <w:color w:val="0000EE"/>
-            <w:u w:val="single"/>
-          </w:rPr>
-          <w:t>士17:6</w:t>
-        </w:r>
-      </w:hyperlink>
-      <w:r>
-        <w:rPr>
-          <w:lang w:val="zh_TW" w:bidi="zh_TW"/>
-        </w:rPr>
-        <w:t>，</w:t>
-      </w:r>
-      <w:hyperlink r:id="rId33">
-        <w:r>
-          <w:rPr>
-            <w:lang w:val="zh_TW" w:bidi="zh_TW"/>
-          </w:rPr>
-          <w:rPr>
-            <w:color w:val="0000EE"/>
-            <w:u w:val="single"/>
-          </w:rPr>
-          <w:t>18:1</w:t>
-        </w:r>
-      </w:hyperlink>
-      <w:r>
-        <w:rPr>
-          <w:lang w:val="zh_TW" w:bidi="zh_TW"/>
-        </w:rPr>
-        <w:t>，</w:t>
-      </w:r>
-      <w:hyperlink r:id="rId34">
-        <w:r>
-          <w:rPr>
-            <w:lang w:val="zh_TW" w:bidi="zh_TW"/>
-          </w:rPr>
-          <w:rPr>
-            <w:color w:val="0000EE"/>
-            <w:u w:val="single"/>
-          </w:rPr>
-          <w:t>19:1</w:t>
-        </w:r>
-      </w:hyperlink>
-      <w:r>
-        <w:rPr>
-          <w:lang w:val="zh_TW" w:bidi="zh_TW"/>
-        </w:rPr>
-        <w:t>，</w:t>
-      </w:r>
-      <w:hyperlink r:id="rId35">
-        <w:r>
-          <w:rPr>
-            <w:lang w:val="zh_TW" w:bidi="zh_TW"/>
-          </w:rPr>
-          <w:rPr>
-            <w:color w:val="0000EE"/>
-            <w:u w:val="single"/>
-          </w:rPr>
-          <w:t>21:25</w:t>
-        </w:r>
-      </w:hyperlink>
-      <w:r>
-        <w:rPr>
-          <w:lang w:val="zh_TW" w:bidi="zh_TW"/>
-        </w:rPr>
-        <w:t>）。那時以色列中沒有王。士師是軍事領袖，耶和華興起他們，為要拯救祂的百姓脫離外邦欺壓。然而，即使以色列活得好像神不是他們的王，神仍然作王。士師時期顯明，以色列背道，又不順服他們的王，所以無法有效應付周圍的列邦。</w:t>
-      </w:r>
-    </w:p>
-    <w:p>
-      <w:pPr/>
-      <w:r>
-        <w:rPr>
-          <w:lang w:val="zh_TW" w:bidi="zh_TW"/>
-        </w:rPr>
-      </w:r>
-      <w:r>
-        <w:rPr>
-          <w:lang w:val="zh_TW" w:bidi="zh_TW"/>
-        </w:rPr>
-        <w:t>撒母耳的事奉使以色列恢復神權政體的領導。撒母耳生在利未人的家中，在示羅的會幕事奉耶和華。他蒙召作先知——自從摩西死後，這職分一直沒有人承擔（</w:t>
-      </w:r>
-      <w:hyperlink r:id="rId36">
-        <w:r>
-          <w:rPr>
-            <w:lang w:val="zh_TW" w:bidi="zh_TW"/>
-          </w:rPr>
-          <w:rPr>
-            <w:color w:val="0000EE"/>
-            <w:u w:val="single"/>
-          </w:rPr>
-          <w:t>撒上3:20–21</w:t>
-        </w:r>
-      </w:hyperlink>
-      <w:r>
-        <w:rPr>
-          <w:lang w:val="zh_TW" w:bidi="zh_TW"/>
-        </w:rPr>
-        <w:t>）。百姓也承認他在以色列作士師（</w:t>
-      </w:r>
-      <w:hyperlink r:id="rId37">
-        <w:r>
-          <w:rPr>
-            <w:lang w:val="zh_TW" w:bidi="zh_TW"/>
-          </w:rPr>
-          <w:rPr>
-            <w:color w:val="0000EE"/>
-            <w:u w:val="single"/>
-          </w:rPr>
-          <w:t>7:15</w:t>
-        </w:r>
-      </w:hyperlink>
-      <w:r>
-        <w:rPr>
-          <w:lang w:val="zh_TW" w:bidi="zh_TW"/>
-        </w:rPr>
-        <w:t>）。在撒母耳身上，祭司、先知、君王的職分彷彿結合在一起。百姓從來不稱他為王，因為他的生活方式像先知，不像統治者。百姓精心提出要立王的要求，其實就是拒絕撒母耳的事奉。百姓不滿足於撒母耳那種屬靈、帶著恩賜的領導。他們想找一位更有魄力的領袖，因此覺得周圍列國君王的某些特點很吸引人：權勢、榮耀的彰顯，以及穩定。到那時為止，各支派已經經歷過幾場內戰，危及以色列的合一。人們以為立王就能解決各樣社會和政治問題。雖然神早已在律法裡預先提到以色列日後會有君王治理（</w:t>
-      </w:r>
-      <w:hyperlink r:id="rId38">
-        <w:r>
-          <w:rPr>
-            <w:lang w:val="zh_TW" w:bidi="zh_TW"/>
-          </w:rPr>
-          <w:rPr>
-            <w:color w:val="0000EE"/>
-            <w:u w:val="single"/>
-          </w:rPr>
-          <w:t>申17:14–20</w:t>
-        </w:r>
-      </w:hyperlink>
-      <w:r>
-        <w:rPr>
-          <w:lang w:val="zh_TW" w:bidi="zh_TW"/>
-        </w:rPr>
-        <w:t>），百姓推動王權卻不是出於宗教理由，而是出於世俗的原因：「現在求你為我們立一個王治理我們，像列國一樣」（</w:t>
-      </w:r>
-      <w:hyperlink r:id="rId39">
-        <w:r>
-          <w:rPr>
-            <w:lang w:val="zh_TW" w:bidi="zh_TW"/>
-          </w:rPr>
-          <w:rPr>
-            <w:color w:val="0000EE"/>
-            <w:u w:val="single"/>
-          </w:rPr>
-          <w:t>撒上8:5</w:t>
-        </w:r>
-      </w:hyperlink>
-      <w:r>
-        <w:rPr>
-          <w:lang w:val="zh_TW" w:bidi="zh_TW"/>
-        </w:rPr>
-        <w:t>）；「使我們像列國一樣，有王治理我們，統領我們，為我們爭戰。」（</w:t>
-      </w:r>
-      <w:hyperlink r:id="rId40">
-        <w:r>
-          <w:rPr>
-            <w:lang w:val="zh_TW" w:bidi="zh_TW"/>
-          </w:rPr>
-          <w:rPr>
-            <w:color w:val="0000EE"/>
-            <w:u w:val="single"/>
-          </w:rPr>
-          <w:t>20</w:t>
-        </w:r>
-      </w:hyperlink>
-      <w:r>
-        <w:rPr>
-          <w:lang w:val="zh_TW" w:bidi="zh_TW"/>
-        </w:rPr>
-        <w:t>節）。撒母耳從來不接受立王的想法，因為這種制度不符合神權政體的理想。</w:t>
-      </w:r>
-    </w:p>
-    <w:p>
-      <w:pPr/>
-      <w:r>
-        <w:rPr>
-          <w:lang w:val="zh_TW" w:bidi="zh_TW"/>
-        </w:rPr>
-      </w:r>
-      <w:r>
-        <w:rPr>
-          <w:lang w:val="zh_TW" w:bidi="zh_TW"/>
-        </w:rPr>
-        <w:t>以色列的王權與鄰國的王權最關鍵的差別，在於神把祂的靈賜給以色列的君王，使他在地上建立神的掌權。神為祂的百姓作王，百姓也從祂的掌權得著益處；祂供應他們、保護他們，又作那位替他們爭戰的勇士。</w:t>
-      </w:r>
-    </w:p>
-    <w:p>
-      <w:pPr/>
-      <w:r>
-        <w:rPr>
-          <w:lang w:val="zh_TW" w:bidi="zh_TW"/>
-        </w:rPr>
-      </w:r>
-      <w:r>
-        <w:rPr>
-          <w:lang w:val="zh_TW" w:bidi="zh_TW"/>
-        </w:rPr>
-        <w:t>撒母耳膏立了掃羅（王權的一個可悲例子）和大衛（在神治理之下作王的良好例子），在當中起了關鍵作用。掃羅的王權顯出專制、冷漠、自我抬舉的態度。他一心要建立自己的王朝，卻沒有好好眷顧神的百姓。因此，耶和華厭棄他作王（</w:t>
-      </w:r>
-      <w:hyperlink r:id="rId41">
-        <w:r>
-          <w:rPr>
-            <w:lang w:val="zh_TW" w:bidi="zh_TW"/>
-          </w:rPr>
-          <w:rPr>
-            <w:color w:val="0000EE"/>
-            <w:u w:val="single"/>
-          </w:rPr>
-          <w:t>撒上15:23</w:t>
+          <w:t>林後8:16–24</w:t>
         </w:r>
       </w:hyperlink>
       <w:r>
@@ -904,9 +331,9 @@
         <w:rPr>
           <w:lang w:val="zh_TW" w:bidi="zh_TW"/>
         </w:rPr>
-        <w:t>大衛的王權與掃羅的王權形成對比；大衛的王權符合神的心意，因為他反映出耶和華王權的榮耀。撒母耳記上下兩卷書記載大衛的一生和治理，用來說明王權的利與弊。從正面來看，大衛是合神心意的人，他尋求神的旨意，為自己的罪悔改，也尋求神的榮耀。從負面來看，大衛在個人生活和家庭生活上沒有持守神律法的高標準。然而，神仍喜悅揀選大衛的王朝，讓耶穌基督從這家系而出。先知拿單向大衛保證，他的王朝必長存：「你的家和你的國必在我面前永遠堅立。你的國位也必堅定，直到永遠。」（</w:t>
+        <w:t>保羅在後來的書信中兩次提到推基古。第一次是保羅派他到克里特與提多在一起（</w:t>
       </w:r>
-      <w:hyperlink r:id="rId42">
+      <w:hyperlink r:id="rId17">
         <w:r>
           <w:rPr>
             <w:lang w:val="zh_TW" w:bidi="zh_TW"/>
@@ -915,30 +342,16 @@
             <w:color w:val="0000EE"/>
             <w:u w:val="single"/>
           </w:rPr>
-          <w:t>撒下7:16</w:t>
+          <w:t>多3:12</w:t>
         </w:r>
       </w:hyperlink>
       <w:r>
         <w:rPr>
           <w:lang w:val="zh_TW" w:bidi="zh_TW"/>
         </w:rPr>
-        <w:t>）。但神並沒有應許這王朝不會受審判，也不會被擄。</w:t>
+        <w:t>）。後來保羅告訴提摩太，他已經派推基古到以弗所（</w:t>
       </w:r>
-    </w:p>
-    <w:p>
-      <w:pPr/>
-      <w:r>
-        <w:rPr>
-          <w:lang w:val="zh_TW" w:bidi="zh_TW"/>
-        </w:rPr>
-      </w:r>
-      <w:r>
-        <w:rPr>
-          <w:lang w:val="zh_TW" w:bidi="zh_TW"/>
-        </w:rPr>
-        <w:t>大衛和他兒子所羅門的王權所顯出的卓越特質，反映出真正合乎神權政體的用意：他們關心耶和華、渴望有智慧和正直的心，也關心神百姓的福祉。他們關心耶和華，表現在為建造聖殿所作的預備，以及後來實際建成了聖殿（參</w:t>
-      </w:r>
-      <w:hyperlink r:id="rId43">
+      <w:hyperlink r:id="rId18">
         <w:r>
           <w:rPr>
             <w:lang w:val="zh_TW" w:bidi="zh_TW"/>
@@ -947,835 +360,14 @@
             <w:color w:val="0000EE"/>
             <w:u w:val="single"/>
           </w:rPr>
-          <w:t>詩132篇</w:t>
+          <w:t>提後4:12</w:t>
         </w:r>
       </w:hyperlink>
       <w:r>
         <w:rPr>
           <w:lang w:val="zh_TW" w:bidi="zh_TW"/>
         </w:rPr>
-        <w:t>）。他們顯然重視正直和智慧，特別表現在大衛回應拿單責備的態度上（</w:t>
-      </w:r>
-      <w:hyperlink r:id="rId44">
-        <w:r>
-          <w:rPr>
-            <w:lang w:val="zh_TW" w:bidi="zh_TW"/>
-          </w:rPr>
-          <w:rPr>
-            <w:color w:val="0000EE"/>
-            <w:u w:val="single"/>
-          </w:rPr>
-          <w:t>撒下12章</w:t>
-        </w:r>
-      </w:hyperlink>
-      <w:r>
-        <w:rPr>
-          <w:lang w:val="zh_TW" w:bidi="zh_TW"/>
-        </w:rPr>
-        <w:t>），以及所羅門向神求一顆有智慧的心上（</w:t>
-      </w:r>
-      <w:hyperlink r:id="rId45">
-        <w:r>
-          <w:rPr>
-            <w:lang w:val="zh_TW" w:bidi="zh_TW"/>
-          </w:rPr>
-          <w:rPr>
-            <w:color w:val="0000EE"/>
-            <w:u w:val="single"/>
-          </w:rPr>
-          <w:t>王上3章</w:t>
-        </w:r>
-      </w:hyperlink>
-      <w:r>
-        <w:rPr>
-          <w:lang w:val="zh_TW" w:bidi="zh_TW"/>
-        </w:rPr>
-        <w:t>）。他們關心百姓，也表現在鞏固邊界抵擋仇敵、促成全國合一、並帶來經濟增長的機會。大衛和所羅門的時代確實在地上反映出神作王的掌權。</w:t>
-      </w:r>
-    </w:p>
-    <w:p>
-      <w:pPr/>
-      <w:r>
-        <w:rPr>
-          <w:lang w:val="zh_TW" w:bidi="zh_TW"/>
-        </w:rPr>
-      </w:r>
-      <w:r>
-        <w:rPr>
-          <w:lang w:val="zh_TW" w:bidi="zh_TW"/>
-        </w:rPr>
-        <w:t>列王紀和歷代志的記載展開了以色列和猶大往後王權的歷史。那些好王效法大衛和所羅門的榜樣、保衛耶路撒冷抵擋外邦入侵、供應聖殿的需要、使神的百姓在神的話語上領受教導，又照著摩西的律法作他們治理的準則。一個好的大衛王朝君王愛耶和華、愛聖殿、愛律法，也愛神的百姓；他像好牧人一樣服事他們。惡王卻拒絕這種王權的榜樣，反而選擇外邦的模式。因此，暗利和亞哈把實踐巴力崇拜的腓尼基文化引進來，完全不顧以色列的傳統。</w:t>
-      </w:r>
-    </w:p>
-    <w:p>
-      <w:pPr/>
-      <w:r>
-        <w:rPr>
-          <w:lang w:val="zh_TW" w:bidi="zh_TW"/>
-        </w:rPr>
-      </w:r>
-      <w:r>
-        <w:rPr>
-          <w:lang w:val="zh_TW" w:bidi="zh_TW"/>
-        </w:rPr>
-        <w:t>大衛王朝的君王被視為神家中的一員，是那位大君王的「兒子」（參</w:t>
-      </w:r>
-      <w:hyperlink r:id="rId46">
-        <w:r>
-          <w:rPr>
-            <w:lang w:val="zh_TW" w:bidi="zh_TW"/>
-          </w:rPr>
-          <w:rPr>
-            <w:color w:val="0000EE"/>
-            <w:u w:val="single"/>
-          </w:rPr>
-          <w:t>撒下7:14–16</w:t>
-        </w:r>
-      </w:hyperlink>
-      <w:r>
-        <w:rPr>
-          <w:lang w:val="zh_TW" w:bidi="zh_TW"/>
-        </w:rPr>
-        <w:t>；</w:t>
-      </w:r>
-      <w:hyperlink r:id="rId47">
-        <w:r>
-          <w:rPr>
-            <w:lang w:val="zh_TW" w:bidi="zh_TW"/>
-          </w:rPr>
-          <w:rPr>
-            <w:color w:val="0000EE"/>
-            <w:u w:val="single"/>
-          </w:rPr>
-          <w:t>詩2:6–7</w:t>
-        </w:r>
-      </w:hyperlink>
-      <w:r>
-        <w:rPr>
-          <w:lang w:val="zh_TW" w:bidi="zh_TW"/>
-        </w:rPr>
-        <w:t>）。大衛王朝的君王要忠於那位大君王耶和華。他像摩西和約書亞一樣，直接從耶和華領受命令；但與摩西不同，耶和華的話語是藉著眾先知傳達給他。他也像摩西和約書亞一樣，要服事他的神，也服事祂的百姓。</w:t>
-      </w:r>
-    </w:p>
-    <w:p>
-      <w:pPr>
-        <w:pStyle w:val="Heading3"/>
-      </w:pPr>
-      <w:r>
-        <w:rPr>
-          <w:lang w:val="zh_TW" w:bidi="zh_TW"/>
-        </w:rPr>
-        <w:t>彌賽亞—君王</w:t>
-      </w:r>
-    </w:p>
-    <w:p>
-      <w:pPr/>
-      <w:r>
-        <w:rPr>
-          <w:lang w:val="zh_TW" w:bidi="zh_TW"/>
-        </w:rPr>
-      </w:r>
-      <w:r>
-        <w:rPr>
-          <w:lang w:val="zh_TW" w:bidi="zh_TW"/>
-        </w:rPr>
-        <w:t>大衛的後裔無法維持並擴展神權政體。到了公元前八世紀和公元前七世紀，人們已經清楚看見，即使是最偉大的君王，也遠不及大衛和所羅門的地位。眾先知（</w:t>
-      </w:r>
-      <w:hyperlink r:id="rId48">
-        <w:r>
-          <w:rPr>
-            <w:lang w:val="zh_TW" w:bidi="zh_TW"/>
-          </w:rPr>
-          <w:rPr>
-            <w:color w:val="0000EE"/>
-            <w:u w:val="single"/>
-          </w:rPr>
-          <w:t>賽9:2–7</w:t>
-        </w:r>
-      </w:hyperlink>
-      <w:r>
-        <w:rPr>
-          <w:lang w:val="zh_TW" w:bidi="zh_TW"/>
-        </w:rPr>
-        <w:t>，</w:t>
-      </w:r>
-      <w:hyperlink r:id="rId49">
-        <w:r>
-          <w:rPr>
-            <w:lang w:val="zh_TW" w:bidi="zh_TW"/>
-          </w:rPr>
-          <w:rPr>
-            <w:color w:val="0000EE"/>
-            <w:u w:val="single"/>
-          </w:rPr>
-          <w:t>11:1–9</w:t>
-        </w:r>
-      </w:hyperlink>
-      <w:r>
-        <w:rPr>
-          <w:lang w:val="zh_TW" w:bidi="zh_TW"/>
-        </w:rPr>
-        <w:t>；</w:t>
-      </w:r>
-      <w:hyperlink r:id="rId50">
-        <w:r>
-          <w:rPr>
-            <w:lang w:val="zh_TW" w:bidi="zh_TW"/>
-          </w:rPr>
-          <w:rPr>
-            <w:color w:val="0000EE"/>
-            <w:u w:val="single"/>
-          </w:rPr>
-          <w:t>耶33:14–16</w:t>
-        </w:r>
-      </w:hyperlink>
-      <w:r>
-        <w:rPr>
-          <w:lang w:val="zh_TW" w:bidi="zh_TW"/>
-        </w:rPr>
-        <w:t>；</w:t>
-      </w:r>
-      <w:hyperlink r:id="rId51">
-        <w:r>
-          <w:rPr>
-            <w:lang w:val="zh_TW" w:bidi="zh_TW"/>
-          </w:rPr>
-          <w:rPr>
-            <w:color w:val="0000EE"/>
-            <w:u w:val="single"/>
-          </w:rPr>
-          <w:t>結34:22–31</w:t>
-        </w:r>
-      </w:hyperlink>
-      <w:r>
-        <w:rPr>
-          <w:lang w:val="zh_TW" w:bidi="zh_TW"/>
-        </w:rPr>
-        <w:t>；</w:t>
-      </w:r>
-      <w:hyperlink r:id="rId52">
-        <w:r>
-          <w:rPr>
-            <w:lang w:val="zh_TW" w:bidi="zh_TW"/>
-          </w:rPr>
-          <w:rPr>
-            <w:color w:val="0000EE"/>
-            <w:u w:val="single"/>
-          </w:rPr>
-          <w:t>彌5:2–5</w:t>
-        </w:r>
-      </w:hyperlink>
-      <w:r>
-        <w:rPr>
-          <w:lang w:val="zh_TW" w:bidi="zh_TW"/>
-        </w:rPr>
-        <w:t>）宣告了有另一位君王，就是彌賽亞；祂是大衛的後裔、要永遠掌權，並且藉著祂的掌權，使神的國度延伸到地極。祂要制伏一切反對神掌權的勢力、除去一切仇敵，帶來普世的和平與公義時代。彌賽亞君王要顯明屬神掌權的完全，因為神的靈要降在祂身上。祂的王權要以服事神的百姓為記號，使他們成為得著看顧的羊群；祂要作他們的牧人來服事他們。</w:t>
-      </w:r>
-    </w:p>
-    <w:p>
-      <w:pPr/>
-      <w:r>
-        <w:rPr>
-          <w:lang w:val="zh_TW" w:bidi="zh_TW"/>
-        </w:rPr>
-      </w:r>
-      <w:r>
-        <w:rPr>
-          <w:lang w:val="zh_TW" w:bidi="zh_TW"/>
-        </w:rPr>
-        <w:t>耶穌降臨的時候，彌賽亞的國度就更清楚顯明出來。祂就是天使所宣告的那位王：「因今天在大衛的城裡，為你們生了救主，就是主基督」（</w:t>
-      </w:r>
-      <w:hyperlink r:id="rId53">
-        <w:r>
-          <w:rPr>
-            <w:lang w:val="zh_TW" w:bidi="zh_TW"/>
-          </w:rPr>
-          <w:rPr>
-            <w:color w:val="0000EE"/>
-            <w:u w:val="single"/>
-          </w:rPr>
-          <w:t>路2:11</w:t>
-        </w:r>
-      </w:hyperlink>
-      <w:r>
-        <w:rPr>
-          <w:lang w:val="zh_TW" w:bidi="zh_TW"/>
-        </w:rPr>
-        <w:t>）。這些榮耀的話顯出它與先知的話一脈相承。耶穌是救主；祂的職分不單包括拯救人脫離罪，也包括拯救人脫離一切患難、邪惡，以及咒詛所帶來的各樣後果。祂的使命既關乎赦罪，也關乎在地上建立和平（</w:t>
-      </w:r>
-      <w:hyperlink r:id="rId54">
-        <w:r>
-          <w:rPr>
-            <w:lang w:val="zh_TW" w:bidi="zh_TW"/>
-          </w:rPr>
-          <w:rPr>
-            <w:color w:val="0000EE"/>
-            <w:u w:val="single"/>
-          </w:rPr>
-          <w:t>1:77–79</w:t>
-        </w:r>
-      </w:hyperlink>
-      <w:r>
-        <w:rPr>
-          <w:lang w:val="zh_TW" w:bidi="zh_TW"/>
-        </w:rPr>
-        <w:t>）。從這個角度來看，我們必須把耶穌醫治人、餵養人、對抗邪惡勢力、受苦、教導的事奉，看為在地上建立起神的國度。祂是服事人的王，祂與鬼魔的權勢爭戰，並且得勝。復活標記著祂的得勝；祂坐在父的右邊，戴上榮耀的冠冕（</w:t>
-      </w:r>
-      <w:hyperlink r:id="rId55">
-        <w:r>
-          <w:rPr>
-            <w:lang w:val="zh_TW" w:bidi="zh_TW"/>
-          </w:rPr>
-          <w:rPr>
-            <w:color w:val="0000EE"/>
-            <w:u w:val="single"/>
-          </w:rPr>
-          <w:t>徒2:33–36</w:t>
-        </w:r>
-      </w:hyperlink>
-      <w:r>
-        <w:rPr>
-          <w:lang w:val="zh_TW" w:bidi="zh_TW"/>
-        </w:rPr>
-        <w:t>；參</w:t>
-      </w:r>
-      <w:hyperlink r:id="rId56">
-        <w:r>
-          <w:rPr>
-            <w:lang w:val="zh_TW" w:bidi="zh_TW"/>
-          </w:rPr>
-          <w:rPr>
-            <w:color w:val="0000EE"/>
-            <w:u w:val="single"/>
-          </w:rPr>
-          <w:t>林前15:25</w:t>
-        </w:r>
-      </w:hyperlink>
-      <w:r>
-        <w:rPr>
-          <w:lang w:val="zh_TW" w:bidi="zh_TW"/>
-        </w:rPr>
-        <w:t>）。祂既作救主，祂就是主基督。早期使徒的宣講傳揚耶穌是神所立的彌賽亞，也是神。耶穌作主，與祂是彌賽亞是相連的。對呼求祂的人來說，祂是救主—彌賽亞—主（</w:t>
-      </w:r>
-      <w:hyperlink r:id="rId57">
-        <w:r>
-          <w:rPr>
-            <w:lang w:val="zh_TW" w:bidi="zh_TW"/>
-          </w:rPr>
-          <w:rPr>
-            <w:color w:val="0000EE"/>
-            <w:u w:val="single"/>
-          </w:rPr>
-          <w:t>羅10:9–15</w:t>
-        </w:r>
-      </w:hyperlink>
-      <w:r>
-        <w:rPr>
-          <w:lang w:val="zh_TW" w:bidi="zh_TW"/>
-        </w:rPr>
-        <w:t>），但對拒絕祂的人來說，祂是替父施行審判的勇士，眾膝都要在祂面前跪下，祂也要帶來父審判的時代（參</w:t>
-      </w:r>
-      <w:hyperlink r:id="rId58">
-        <w:r>
-          <w:rPr>
-            <w:lang w:val="zh_TW" w:bidi="zh_TW"/>
-          </w:rPr>
-          <w:rPr>
-            <w:color w:val="0000EE"/>
-            <w:u w:val="single"/>
-          </w:rPr>
-          <w:t>啟1:12–16</w:t>
-        </w:r>
-      </w:hyperlink>
-      <w:r>
-        <w:rPr>
-          <w:lang w:val="zh_TW" w:bidi="zh_TW"/>
-        </w:rPr>
-        <w:t>，</w:t>
-      </w:r>
-      <w:hyperlink r:id="rId59">
-        <w:r>
-          <w:rPr>
-            <w:lang w:val="zh_TW" w:bidi="zh_TW"/>
-          </w:rPr>
-          <w:rPr>
-            <w:color w:val="0000EE"/>
-            <w:u w:val="single"/>
-          </w:rPr>
-          <w:t>19:11–21</w:t>
-        </w:r>
-      </w:hyperlink>
-      <w:r>
-        <w:rPr>
-          <w:lang w:val="zh_TW" w:bidi="zh_TW"/>
-        </w:rPr>
-        <w:t>）。</w:t>
-      </w:r>
-    </w:p>
-    <w:p>
-      <w:pPr/>
-      <w:r>
-        <w:rPr>
-          <w:lang w:val="zh_TW" w:bidi="zh_TW"/>
-        </w:rPr>
-      </w:r>
-      <w:r>
-        <w:rPr>
-          <w:lang w:val="zh_TW" w:bidi="zh_TW"/>
-        </w:rPr>
-        <w:t>耶穌教導門徒：當祂在榮耀裡再來的時候，祂要坐在自己的寶座上，萬民都要向祂下拜。神要將祂的仇敵從祂面前趕出去，神的百姓要完全承受那國度（</w:t>
-      </w:r>
-      <w:hyperlink r:id="rId60">
-        <w:r>
-          <w:rPr>
-            <w:lang w:val="zh_TW" w:bidi="zh_TW"/>
-          </w:rPr>
-          <w:rPr>
-            <w:color w:val="0000EE"/>
-            <w:u w:val="single"/>
-          </w:rPr>
-          <w:t>太25:31–46</w:t>
-        </w:r>
-      </w:hyperlink>
-      <w:r>
-        <w:rPr>
-          <w:lang w:val="zh_TW" w:bidi="zh_TW"/>
-        </w:rPr>
-        <w:t>）。照著耶穌的教導，屬祂身體的肢體（就是教會），應當在生活中實踐神權政體的理想，使他們藉著行為與信心榮耀父，並顯明他們是屬祂的（</w:t>
-      </w:r>
-      <w:hyperlink r:id="rId61">
-        <w:r>
-          <w:rPr>
-            <w:lang w:val="zh_TW" w:bidi="zh_TW"/>
-          </w:rPr>
-          <w:rPr>
-            <w:color w:val="0000EE"/>
-            <w:u w:val="single"/>
-          </w:rPr>
-          <w:t>約17:20–26</w:t>
-        </w:r>
-      </w:hyperlink>
-      <w:r>
-        <w:rPr>
-          <w:lang w:val="zh_TW" w:bidi="zh_TW"/>
-        </w:rPr>
-        <w:t>；參</w:t>
-      </w:r>
-      <w:hyperlink r:id="rId62">
-        <w:r>
-          <w:rPr>
-            <w:lang w:val="zh_TW" w:bidi="zh_TW"/>
-          </w:rPr>
-          <w:rPr>
-            <w:color w:val="0000EE"/>
-            <w:u w:val="single"/>
-          </w:rPr>
-          <w:t>太25:33–40</w:t>
-        </w:r>
-      </w:hyperlink>
-      <w:r>
-        <w:rPr>
-          <w:lang w:val="zh_TW" w:bidi="zh_TW"/>
-        </w:rPr>
-        <w:t>）。這就是聖經所說的見證方式：以色列曾沒有作出這樣的見證，但教會蒙恩得著這樣的特權；正如保羅寫給提摩太的話：</w:t>
-      </w:r>
-    </w:p>
-    <w:p>
-      <w:pPr/>
-      <w:r>
-        <w:rPr>
-          <w:lang w:val="zh_TW" w:bidi="zh_TW"/>
-        </w:rPr>
-      </w:r>
-      <w:r>
-        <w:rPr>
-          <w:lang w:val="zh_TW" w:bidi="zh_TW"/>
-        </w:rPr>
-        <w:t>我在叫萬物生活的神面前，並在......基督耶穌面前囑咐你：要守這命令，毫不玷污，無可指責，直到我們的主耶穌基督顯現。到了日期，那可稱頌、獨有權能的萬王之王、萬主之主，就是那獨一不死、住在人不能靠近的光裡，是人未曾看見、也是不能看見的，要將他顯明出來。但願尊貴和永遠的權能都歸給他。阿們！（</w:t>
-      </w:r>
-      <w:hyperlink r:id="rId63">
-        <w:r>
-          <w:rPr>
-            <w:lang w:val="zh_TW" w:bidi="zh_TW"/>
-          </w:rPr>
-          <w:rPr>
-            <w:color w:val="0000EE"/>
-            <w:u w:val="single"/>
-          </w:rPr>
-          <w:t>提前6:13–16</w:t>
-        </w:r>
-      </w:hyperlink>
-      <w:r>
-        <w:rPr>
-          <w:lang w:val="zh_TW" w:bidi="zh_TW"/>
-        </w:rPr>
-        <w:t>）</w:t>
-      </w:r>
-    </w:p>
-    <w:p>
-      <w:pPr/>
-      <w:r>
-        <w:rPr>
-          <w:lang w:val="zh_TW" w:bidi="zh_TW"/>
-        </w:rPr>
-      </w:r>
-      <w:r>
-        <w:rPr>
-          <w:lang w:val="zh_TW" w:bidi="zh_TW"/>
-        </w:rPr>
-        <w:t>接著，保羅提出幾項吩咐，說明神的百姓必須怎樣顯明他們對耶穌的忠誠。啟示錄的經文把耶穌描寫成教會之上的王（</w:t>
-      </w:r>
-      <w:hyperlink r:id="rId64">
-        <w:r>
-          <w:rPr>
-            <w:lang w:val="zh_TW" w:bidi="zh_TW"/>
-          </w:rPr>
-          <w:rPr>
-            <w:color w:val="0000EE"/>
-            <w:u w:val="single"/>
-          </w:rPr>
-          <w:t>啟4:2</w:t>
-        </w:r>
-      </w:hyperlink>
-      <w:r>
-        <w:rPr>
-          <w:lang w:val="zh_TW" w:bidi="zh_TW"/>
-        </w:rPr>
-        <w:t>、</w:t>
-      </w:r>
-      <w:hyperlink r:id="rId64">
-        <w:r>
-          <w:rPr>
-            <w:lang w:val="zh_TW" w:bidi="zh_TW"/>
-          </w:rPr>
-          <w:rPr>
-            <w:color w:val="0000EE"/>
-            <w:u w:val="single"/>
-          </w:rPr>
-          <w:t>9–11</w:t>
-        </w:r>
-      </w:hyperlink>
-      <w:r>
-        <w:rPr>
-          <w:lang w:val="zh_TW" w:bidi="zh_TW"/>
-        </w:rPr>
-        <w:t>，</w:t>
-      </w:r>
-      <w:hyperlink r:id="rId65">
-        <w:r>
-          <w:rPr>
-            <w:lang w:val="zh_TW" w:bidi="zh_TW"/>
-          </w:rPr>
-          <w:rPr>
-            <w:color w:val="0000EE"/>
-            <w:u w:val="single"/>
-          </w:rPr>
-          <w:t>5:1</w:t>
-        </w:r>
-      </w:hyperlink>
-      <w:r>
-        <w:rPr>
-          <w:lang w:val="zh_TW" w:bidi="zh_TW"/>
-        </w:rPr>
-        <w:t>、</w:t>
-      </w:r>
-      <w:hyperlink r:id="rId65">
-        <w:r>
-          <w:rPr>
-            <w:lang w:val="zh_TW" w:bidi="zh_TW"/>
-          </w:rPr>
-          <w:rPr>
-            <w:color w:val="0000EE"/>
-            <w:u w:val="single"/>
-          </w:rPr>
-          <w:t>9–13</w:t>
-        </w:r>
-      </w:hyperlink>
-      <w:r>
-        <w:rPr>
-          <w:lang w:val="zh_TW" w:bidi="zh_TW"/>
-        </w:rPr>
-        <w:t>）。到了祂再來的時候，祂的王權就要建立起來。那時，那些十字架的仇敵要看見他們所拒絕的那一位，並要在彌賽亞君王面前屈膝（</w:t>
-      </w:r>
-      <w:hyperlink r:id="rId66">
-        <w:r>
-          <w:rPr>
-            <w:lang w:val="zh_TW" w:bidi="zh_TW"/>
-          </w:rPr>
-          <w:rPr>
-            <w:color w:val="0000EE"/>
-            <w:u w:val="single"/>
-          </w:rPr>
-          <w:t>林前15:25–28</w:t>
-        </w:r>
-      </w:hyperlink>
-      <w:r>
-        <w:rPr>
-          <w:lang w:val="zh_TW" w:bidi="zh_TW"/>
-        </w:rPr>
-        <w:t>）。「再後，末期到了，那時基督既將一切執政的、掌權的、有能的都毀滅了，就把國交與父神。」（</w:t>
-      </w:r>
-      <w:hyperlink r:id="rId67">
-        <w:r>
-          <w:rPr>
-            <w:lang w:val="zh_TW" w:bidi="zh_TW"/>
-          </w:rPr>
-          <w:rPr>
-            <w:color w:val="0000EE"/>
-            <w:u w:val="single"/>
-          </w:rPr>
-          <w:t>24</w:t>
-        </w:r>
-      </w:hyperlink>
-      <w:r>
-        <w:rPr>
-          <w:lang w:val="zh_TW" w:bidi="zh_TW"/>
-        </w:rPr>
-        <w:t>節）。</w:t>
-      </w:r>
-    </w:p>
-    <w:p>
-      <w:pPr/>
-      <w:r>
-        <w:rPr>
-          <w:lang w:val="zh_TW" w:bidi="zh_TW"/>
-        </w:rPr>
-      </w:r>
-      <w:r>
-        <w:rPr>
-          <w:i/>
-          <w:lang w:val="zh_TW" w:bidi="zh_TW"/>
-        </w:rPr>
-        <w:t>另見</w:t>
-      </w:r>
-      <w:r>
-        <w:rPr>
-          <w:lang w:val="zh_TW" w:bidi="zh_TW"/>
-        </w:rPr>
-        <w:t>以色列的歷史</w:t>
-      </w:r>
-      <w:r>
-        <w:rPr>
-          <w:lang w:val="zh_TW" w:bidi="zh_TW"/>
-        </w:rPr>
-        <w:t>；</w:t>
-      </w:r>
-      <w:r>
-        <w:rPr>
-          <w:lang w:val="zh_TW" w:bidi="zh_TW"/>
-        </w:rPr>
-        <w:t>神的國，天國</w:t>
-      </w:r>
-      <w:r>
-        <w:rPr>
-          <w:lang w:val="zh_TW" w:bidi="zh_TW"/>
-        </w:rPr>
-        <w:t>。</w:t>
-      </w:r>
-      <w:r>
-        <w:rPr>
-          <w:lang w:val="zh_TW" w:bidi="zh_TW"/>
-        </w:rPr>
-      </w:r>
-      <w:r>
-        <w:rPr>
-          <w:lang w:val="zh_TW" w:bidi="zh_TW"/>
-        </w:rPr>
-      </w:r>
-    </w:p>
-    <w:p>
-      <w:pPr/>
-      <w:r>
-        <w:rPr>
-          <w:lang w:val="zh_TW" w:bidi="zh_TW"/>
-        </w:rPr>
-      </w:r>
-    </w:p>
-    <w:p>
-      <w:pPr>
-        <w:pStyle w:val="Heading2"/>
-      </w:pPr>
-      <w:r>
-        <w:rPr>
-          <w:lang w:val="zh_TW" w:bidi="zh_TW"/>
-        </w:rPr>
-        <w:t>王谷</w:t>
-      </w:r>
-      <w:r>
-        <w:rPr>
-          <w:lang w:val="zh_TW" w:bidi="zh_TW"/>
-        </w:rPr>
-      </w:r>
-    </w:p>
-    <w:p>
-      <w:pPr/>
-      <w:r>
-        <w:rPr>
-          <w:lang w:val="zh_TW" w:bidi="zh_TW"/>
-        </w:rPr>
-      </w:r>
-      <w:r>
-        <w:rPr>
-          <w:lang w:val="zh_TW" w:bidi="zh_TW"/>
-        </w:rPr>
-        <w:t>其它譯本譯為撒冷城附近的王谷。撒冷城是</w:t>
-      </w:r>
-      <w:hyperlink r:id="rId68">
-        <w:r>
-          <w:rPr>
-            <w:lang w:val="zh_TW" w:bidi="zh_TW"/>
-          </w:rPr>
-          <w:rPr>
-            <w:color w:val="0000EE"/>
-            <w:u w:val="single"/>
-          </w:rPr>
-          <w:t>創世記十四章17節</w:t>
-        </w:r>
-      </w:hyperlink>
-      <w:r>
-        <w:rPr>
-          <w:lang w:val="zh_TW" w:bidi="zh_TW"/>
-        </w:rPr>
-        <w:t>中提到的麥基洗德的城市。</w:t>
-      </w:r>
-    </w:p>
-    <w:p>
-      <w:pPr/>
-      <w:r>
-        <w:rPr>
-          <w:lang w:val="zh_TW" w:bidi="zh_TW"/>
-        </w:rPr>
-      </w:r>
-      <w:r>
-        <w:rPr>
-          <w:i/>
-          <w:lang w:val="zh_TW" w:bidi="zh_TW"/>
-        </w:rPr>
-        <w:t>見</w:t>
-      </w:r>
-      <w:r>
-        <w:rPr>
-          <w:lang w:val="zh_TW" w:bidi="zh_TW"/>
-        </w:rPr>
-        <w:t>王谷</w:t>
-      </w:r>
-      <w:r>
-        <w:rPr>
-          <w:lang w:val="zh_TW" w:bidi="zh_TW"/>
-        </w:rPr>
-        <w:t>。</w:t>
-      </w:r>
-      <w:r>
-        <w:rPr>
-          <w:lang w:val="zh_TW" w:bidi="zh_TW"/>
-        </w:rPr>
-      </w:r>
-      <w:r>
-        <w:rPr>
-          <w:lang w:val="zh_TW" w:bidi="zh_TW"/>
-        </w:rPr>
-      </w:r>
-    </w:p>
-    <w:p>
-      <w:pPr/>
-      <w:r>
-        <w:rPr>
-          <w:lang w:val="zh_TW" w:bidi="zh_TW"/>
-        </w:rPr>
-      </w:r>
-    </w:p>
-    <w:p>
-      <w:pPr>
-        <w:pStyle w:val="Heading2"/>
-      </w:pPr>
-      <w:r>
-        <w:rPr>
-          <w:lang w:val="zh_TW" w:bidi="zh_TW"/>
-        </w:rPr>
-        <w:t>王谷</w:t>
-      </w:r>
-      <w:r>
-        <w:rPr>
-          <w:lang w:val="zh_TW" w:bidi="zh_TW"/>
-        </w:rPr>
-      </w:r>
-    </w:p>
-    <w:p>
-      <w:pPr/>
-      <w:r>
-        <w:rPr>
-          <w:lang w:val="zh_TW" w:bidi="zh_TW"/>
-        </w:rPr>
-      </w:r>
-      <w:r>
-        <w:rPr>
-          <w:lang w:val="zh_TW" w:bidi="zh_TW"/>
-        </w:rPr>
-        <w:t>這是靠近撒冷的一處山谷；撒冷是麥基洗德作王的城。亞伯拉罕曾在此與所多瑪王相會；他拒絕了所多瑪王所提出的在道德上不正當的提議（</w:t>
-      </w:r>
-      <w:hyperlink r:id="rId68">
-        <w:r>
-          <w:rPr>
-            <w:lang w:val="zh_TW" w:bidi="zh_TW"/>
-          </w:rPr>
-          <w:rPr>
-            <w:color w:val="0000EE"/>
-            <w:u w:val="single"/>
-          </w:rPr>
-          <w:t>創14:17</w:t>
-        </w:r>
-      </w:hyperlink>
-      <w:r>
-        <w:rPr>
-          <w:lang w:val="zh_TW" w:bidi="zh_TW"/>
-        </w:rPr>
-        <w:t>）。此谷亦稱為沙微。</w:t>
-      </w:r>
-    </w:p>
-    <w:p>
-      <w:pPr/>
-      <w:r>
-        <w:rPr>
-          <w:lang w:val="zh_TW" w:bidi="zh_TW"/>
-        </w:rPr>
-      </w:r>
-      <w:r>
-        <w:rPr>
-          <w:lang w:val="zh_TW" w:bidi="zh_TW"/>
-        </w:rPr>
-        <w:t>若撒冷即耶路撒冷，則「王谷」很可能是古耶路撒冷附近的汲淪谷或欣嫩子谷之一，因這兩個谷地都位於古耶路撒冷附近。</w:t>
-      </w:r>
-    </w:p>
-    <w:p>
-      <w:pPr/>
-      <w:r>
-        <w:rPr>
-          <w:lang w:val="zh_TW" w:bidi="zh_TW"/>
-        </w:rPr>
-      </w:r>
-      <w:r>
-        <w:rPr>
-          <w:lang w:val="zh_TW" w:bidi="zh_TW"/>
-        </w:rPr>
-        <w:t>這一個王谷也是押沙龍（大衛王之子）為自己立石柱作紀念碑的地方（</w:t>
-      </w:r>
-      <w:hyperlink r:id="rId69">
-        <w:r>
-          <w:rPr>
-            <w:lang w:val="zh_TW" w:bidi="zh_TW"/>
-          </w:rPr>
-          <w:rPr>
-            <w:color w:val="0000EE"/>
-            <w:u w:val="single"/>
-          </w:rPr>
-          <w:t>撒下18:18</w:t>
-        </w:r>
-      </w:hyperlink>
-      <w:r>
-        <w:rPr>
-          <w:lang w:val="zh_TW" w:bidi="zh_TW"/>
-        </w:rPr>
-        <w:t>）。</w:t>
+        <w:t>）。顯然，推基古和保羅是親密的朋友和同工，因為保羅經常稱推基古為「親愛的兄弟」。</w:t>
       </w:r>
       <w:r>
         <w:rPr>

--- a/zht/docx/175.content.docx
+++ b/zht/docx/175.content.docx
@@ -149,7 +149,7 @@
         <w:rPr>
           <w:lang w:val="zh_TW" w:bidi="zh_TW"/>
         </w:rPr>
-        <w:t>tui</w:t>
+        <w:t>tou</w:t>
       </w:r>
       <w:r>
         <w:rPr>
@@ -212,7 +212,7 @@
         <w:rPr>
           <w:lang w:val="zh_TW" w:bidi="zh_TW"/>
         </w:rPr>
-        <w:t>推基古</w:t>
+        <w:t>頭</w:t>
       </w:r>
       <w:r>
         <w:rPr>
@@ -231,25 +231,7 @@
         <w:rPr>
           <w:lang w:val="zh_TW" w:bidi="zh_TW"/>
         </w:rPr>
-        <w:t>在保羅為耶路撒冷教會收集和送交奉獻的旅行中，隨行保羅的信徒之一（</w:t>
-      </w:r>
-      <w:hyperlink r:id="rId13">
-        <w:r>
-          <w:rPr>
-            <w:lang w:val="zh_TW" w:bidi="zh_TW"/>
-          </w:rPr>
-          <w:rPr>
-            <w:color w:val="0000EE"/>
-            <w:u w:val="single"/>
-          </w:rPr>
-          <w:t>徒20:4</w:t>
-        </w:r>
-      </w:hyperlink>
-      <w:r>
-        <w:rPr>
-          <w:lang w:val="zh_TW" w:bidi="zh_TW"/>
-        </w:rPr>
-        <w:t>）。由於他經常與以弗所的特羅非摩一同被提及，推基古很可能也是以弗所人。</w:t>
+        <w:t>身體的最頂部，包括大腦、主要感官和嘴巴。在聖經中多次出現來描述身體。希伯來文中的「頭」一詞在舊約聖經中也被用作比喻。它通常表示能力和權柄。</w:t>
       </w:r>
     </w:p>
     <w:p>
@@ -263,7 +245,25 @@
         <w:rPr>
           <w:lang w:val="zh_TW" w:bidi="zh_TW"/>
         </w:rPr>
-        <w:t>推基古負責送達保羅寫給以弗所教會的書信（</w:t>
+        <w:t>抬起一個人的頭（昂首）被視為是驕傲的行為（</w:t>
+      </w:r>
+      <w:hyperlink r:id="rId13">
+        <w:r>
+          <w:rPr>
+            <w:lang w:val="zh_TW" w:bidi="zh_TW"/>
+          </w:rPr>
+          <w:rPr>
+            <w:color w:val="0000EE"/>
+            <w:u w:val="single"/>
+          </w:rPr>
+          <w:t>詩140:9</w:t>
+        </w:r>
+      </w:hyperlink>
+      <w:r>
+        <w:rPr>
+          <w:lang w:val="zh_TW" w:bidi="zh_TW"/>
+        </w:rPr>
+        <w:t>）或榮譽（</w:t>
       </w:r>
       <w:hyperlink r:id="rId14">
         <w:r>
@@ -274,14 +274,14 @@
             <w:color w:val="0000EE"/>
             <w:u w:val="single"/>
           </w:rPr>
-          <w:t>弗6:21</w:t>
+          <w:t>創40:20</w:t>
         </w:r>
       </w:hyperlink>
       <w:r>
         <w:rPr>
           <w:lang w:val="zh_TW" w:bidi="zh_TW"/>
         </w:rPr>
-        <w:t>），以及保羅寫給腓利門和歌羅西教會的書信（</w:t>
+        <w:t>；</w:t>
       </w:r>
       <w:hyperlink r:id="rId15">
         <w:r>
@@ -292,14 +292,14 @@
             <w:color w:val="0000EE"/>
             <w:u w:val="single"/>
           </w:rPr>
-          <w:t>西4:7</w:t>
+          <w:t>詩3:3</w:t>
         </w:r>
       </w:hyperlink>
       <w:r>
         <w:rPr>
           <w:lang w:val="zh_TW" w:bidi="zh_TW"/>
         </w:rPr>
-        <w:t>）。大多數人認為他也是隨同提多送達哥林多後書的兩位基督徒之一（另一位是特羅非摩）（</w:t>
+        <w:t>，</w:t>
       </w:r>
       <w:hyperlink r:id="rId16">
         <w:r>
@@ -310,7 +310,301 @@
             <w:color w:val="0000EE"/>
             <w:u w:val="single"/>
           </w:rPr>
-          <w:t>林後8:16–24</w:t>
+          <w:t>27:6</w:t>
+        </w:r>
+      </w:hyperlink>
+      <w:r>
+        <w:rPr>
+          <w:lang w:val="zh_TW" w:bidi="zh_TW"/>
+        </w:rPr>
+        <w:t>）。低頭表示謙卑（</w:t>
+      </w:r>
+      <w:hyperlink r:id="rId17">
+        <w:r>
+          <w:rPr>
+            <w:lang w:val="zh_TW" w:bidi="zh_TW"/>
+          </w:rPr>
+          <w:rPr>
+            <w:color w:val="0000EE"/>
+            <w:u w:val="single"/>
+          </w:rPr>
+          <w:t>賽58:5</w:t>
+        </w:r>
+      </w:hyperlink>
+      <w:r>
+        <w:rPr>
+          <w:lang w:val="zh_TW" w:bidi="zh_TW"/>
+        </w:rPr>
+        <w:t>）或悲傷（</w:t>
+      </w:r>
+      <w:hyperlink r:id="rId18">
+        <w:r>
+          <w:rPr>
+            <w:lang w:val="zh_TW" w:bidi="zh_TW"/>
+          </w:rPr>
+          <w:rPr>
+            <w:color w:val="0000EE"/>
+            <w:u w:val="single"/>
+          </w:rPr>
+          <w:t>哀2:10</w:t>
+        </w:r>
+      </w:hyperlink>
+      <w:r>
+        <w:rPr>
+          <w:lang w:val="zh_TW" w:bidi="zh_TW"/>
+        </w:rPr>
+        <w:t>）。這個希伯來文詞語被比喻用於山峰（</w:t>
+      </w:r>
+      <w:hyperlink r:id="rId19">
+        <w:r>
+          <w:rPr>
+            <w:lang w:val="zh_TW" w:bidi="zh_TW"/>
+          </w:rPr>
+          <w:rPr>
+            <w:color w:val="0000EE"/>
+            <w:u w:val="single"/>
+          </w:rPr>
+          <w:t>創8:5</w:t>
+        </w:r>
+      </w:hyperlink>
+      <w:r>
+        <w:rPr>
+          <w:lang w:val="zh_TW" w:bidi="zh_TW"/>
+        </w:rPr>
+        <w:t>）、建築物的頂部（</w:t>
+      </w:r>
+      <w:hyperlink r:id="rId20">
+        <w:r>
+          <w:rPr>
+            <w:lang w:val="zh_TW" w:bidi="zh_TW"/>
+          </w:rPr>
+          <w:rPr>
+            <w:color w:val="0000EE"/>
+            <w:u w:val="single"/>
+          </w:rPr>
+          <w:t>創11:4</w:t>
+        </w:r>
+      </w:hyperlink>
+      <w:r>
+        <w:rPr>
+          <w:lang w:val="zh_TW" w:bidi="zh_TW"/>
+        </w:rPr>
+        <w:t>）或樹木（</w:t>
+      </w:r>
+      <w:hyperlink r:id="rId21">
+        <w:r>
+          <w:rPr>
+            <w:lang w:val="zh_TW" w:bidi="zh_TW"/>
+          </w:rPr>
+          <w:rPr>
+            <w:color w:val="0000EE"/>
+            <w:u w:val="single"/>
+          </w:rPr>
+          <w:t>撒下5:24</w:t>
+        </w:r>
+      </w:hyperlink>
+      <w:r>
+        <w:rPr>
+          <w:lang w:val="zh_TW" w:bidi="zh_TW"/>
+        </w:rPr>
+        <w:t>），以及河流的源頭（</w:t>
+      </w:r>
+      <w:hyperlink r:id="rId22">
+        <w:r>
+          <w:rPr>
+            <w:lang w:val="zh_TW" w:bidi="zh_TW"/>
+          </w:rPr>
+          <w:rPr>
+            <w:color w:val="0000EE"/>
+            <w:u w:val="single"/>
+          </w:rPr>
+          <w:t>創2:10</w:t>
+        </w:r>
+      </w:hyperlink>
+      <w:r>
+        <w:rPr>
+          <w:lang w:val="zh_TW" w:bidi="zh_TW"/>
+        </w:rPr>
+        <w:t>）。這個詞通常用來指政治、軍事或家庭權柄的首位。在這個意義上，「頭」對所有屬於他的人有控制權（</w:t>
+      </w:r>
+      <w:hyperlink r:id="rId23">
+        <w:r>
+          <w:rPr>
+            <w:lang w:val="zh_TW" w:bidi="zh_TW"/>
+          </w:rPr>
+          <w:rPr>
+            <w:color w:val="0000EE"/>
+            <w:u w:val="single"/>
+          </w:rPr>
+          <w:t>士10:18</w:t>
+        </w:r>
+      </w:hyperlink>
+      <w:r>
+        <w:rPr>
+          <w:lang w:val="zh_TW" w:bidi="zh_TW"/>
+        </w:rPr>
+        <w:t>；</w:t>
+      </w:r>
+      <w:hyperlink r:id="rId24">
+        <w:r>
+          <w:rPr>
+            <w:lang w:val="zh_TW" w:bidi="zh_TW"/>
+          </w:rPr>
+          <w:rPr>
+            <w:color w:val="0000EE"/>
+            <w:u w:val="single"/>
+          </w:rPr>
+          <w:t>撒上15:17</w:t>
+        </w:r>
+      </w:hyperlink>
+      <w:r>
+        <w:rPr>
+          <w:lang w:val="zh_TW" w:bidi="zh_TW"/>
+        </w:rPr>
+        <w:t>；</w:t>
+      </w:r>
+      <w:hyperlink r:id="rId25">
+        <w:r>
+          <w:rPr>
+            <w:lang w:val="zh_TW" w:bidi="zh_TW"/>
+          </w:rPr>
+          <w:rPr>
+            <w:color w:val="0000EE"/>
+            <w:u w:val="single"/>
+          </w:rPr>
+          <w:t>詩18:43</w:t>
+        </w:r>
+      </w:hyperlink>
+      <w:r>
+        <w:rPr>
+          <w:lang w:val="zh_TW" w:bidi="zh_TW"/>
+        </w:rPr>
+        <w:t>；</w:t>
+      </w:r>
+      <w:hyperlink r:id="rId26">
+        <w:r>
+          <w:rPr>
+            <w:lang w:val="zh_TW" w:bidi="zh_TW"/>
+          </w:rPr>
+          <w:rPr>
+            <w:color w:val="0000EE"/>
+            <w:u w:val="single"/>
+          </w:rPr>
+          <w:t>賽7:8–9</w:t>
+        </w:r>
+      </w:hyperlink>
+      <w:r>
+        <w:rPr>
+          <w:lang w:val="zh_TW" w:bidi="zh_TW"/>
+        </w:rPr>
+        <w:t>；</w:t>
+      </w:r>
+      <w:hyperlink r:id="rId27">
+        <w:r>
+          <w:rPr>
+            <w:lang w:val="zh_TW" w:bidi="zh_TW"/>
+          </w:rPr>
+          <w:rPr>
+            <w:color w:val="0000EE"/>
+            <w:u w:val="single"/>
+          </w:rPr>
+          <w:t>耶31:7</w:t>
+        </w:r>
+      </w:hyperlink>
+      <w:r>
+        <w:rPr>
+          <w:lang w:val="zh_TW" w:bidi="zh_TW"/>
+        </w:rPr>
+        <w:t>；</w:t>
+      </w:r>
+      <w:hyperlink r:id="rId28">
+        <w:r>
+          <w:rPr>
+            <w:lang w:val="zh_TW" w:bidi="zh_TW"/>
+          </w:rPr>
+          <w:rPr>
+            <w:color w:val="0000EE"/>
+            <w:u w:val="single"/>
+          </w:rPr>
+          <w:t>何1:11</w:t>
+        </w:r>
+      </w:hyperlink>
+      <w:r>
+        <w:rPr>
+          <w:lang w:val="zh_TW" w:bidi="zh_TW"/>
+        </w:rPr>
+        <w:t>）。大衛在擔任亞吉的保鏢時被稱為「</w:t>
+      </w:r>
+      <w:r>
+        <w:rPr>
+          <w:lang w:val="zh_TW" w:bidi="zh_TW"/>
+        </w:rPr>
+        <w:t>我立你永遠作我的護衛長（有些譯本譯為：</w:t>
+      </w:r>
+      <w:r>
+        <w:rPr>
+          <w:lang w:val="zh_TW" w:bidi="zh_TW"/>
+        </w:rPr>
+        <w:t>我的頭，守護者</w:t>
+      </w:r>
+      <w:r>
+        <w:rPr>
+          <w:lang w:val="zh_TW" w:bidi="zh_TW"/>
+        </w:rPr>
+        <w:t>）</w:t>
+      </w:r>
+      <w:r>
+        <w:rPr>
+          <w:lang w:val="zh_TW" w:bidi="zh_TW"/>
+        </w:rPr>
+        <w:t>」（</w:t>
+      </w:r>
+      <w:hyperlink r:id="rId29">
+        <w:r>
+          <w:rPr>
+            <w:lang w:val="zh_TW" w:bidi="zh_TW"/>
+          </w:rPr>
+          <w:rPr>
+            <w:color w:val="0000EE"/>
+            <w:u w:val="single"/>
+          </w:rPr>
+          <w:t>撒上28:2</w:t>
+        </w:r>
+      </w:hyperlink>
+      <w:r>
+        <w:rPr>
+          <w:lang w:val="zh_TW" w:bidi="zh_TW"/>
+        </w:rPr>
+        <w:t>；參：</w:t>
+      </w:r>
+      <w:hyperlink r:id="rId30">
+        <w:r>
+          <w:rPr>
+            <w:lang w:val="zh_TW" w:bidi="zh_TW"/>
+          </w:rPr>
+          <w:rPr>
+            <w:color w:val="0000EE"/>
+            <w:u w:val="single"/>
+          </w:rPr>
+          <w:t>士9:53</w:t>
+        </w:r>
+      </w:hyperlink>
+      <w:r>
+        <w:rPr>
+          <w:lang w:val="zh_TW" w:bidi="zh_TW"/>
+        </w:rPr>
+        <w:t>；</w:t>
+      </w:r>
+      <w:hyperlink r:id="rId31">
+        <w:r>
+          <w:rPr>
+            <w:lang w:val="zh_TW" w:bidi="zh_TW"/>
+          </w:rPr>
+          <w:rPr>
+            <w:color w:val="0000EE"/>
+            <w:u w:val="single"/>
+          </w:rPr>
+          <w:t>詩68:21</w:t>
         </w:r>
       </w:hyperlink>
       <w:r>
@@ -331,9 +625,37 @@
         <w:rPr>
           <w:lang w:val="zh_TW" w:bidi="zh_TW"/>
         </w:rPr>
-        <w:t>保羅在後來的書信中兩次提到推基古。第一次是保羅派他到克里特與提多在一起（</w:t>
-      </w:r>
-      <w:hyperlink r:id="rId17">
+        <w:t>希臘哲學家使用身體的特徵來代表宇宙。這個身體的頭部——稱為「宙斯」或理性——被視為是來創造和維持其餘成員（天體、人類、動物、植物和無生命的物體）的部分。宇宙，或「身體」，其存在歸功於「頭部」。</w:t>
+      </w:r>
+    </w:p>
+    <w:p>
+      <w:pPr/>
+      <w:r>
+        <w:rPr>
+          <w:lang w:val="zh_TW" w:bidi="zh_TW"/>
+        </w:rPr>
+      </w:r>
+      <w:r>
+        <w:rPr>
+          <w:lang w:val="zh_TW" w:bidi="zh_TW"/>
+        </w:rPr>
+        <w:t>在公元前460年（通常被認為是希波克拉底〔Hippocrates〕最早著作的日期）和公元200年（發展希波克拉底研究的蓋倫〔Galen〕去世）之間，希臘醫學科學逐漸理解頭部是智慧的所在。身體之所以能夠有效地運作，是因為大腦能夠解釋從身體（眼睛、耳朵、皮膚等）接收到的數據，並且能夠根據接收到的數據向身體的各個部份發出適當的信號，大腦解釋和指導的能力使身體的存在完全依賴於它。</w:t>
+      </w:r>
+    </w:p>
+    <w:p>
+      <w:pPr/>
+      <w:r>
+        <w:rPr>
+          <w:lang w:val="zh_TW" w:bidi="zh_TW"/>
+        </w:rPr>
+      </w:r>
+      <w:r>
+        <w:rPr>
+          <w:lang w:val="zh_TW" w:bidi="zh_TW"/>
+        </w:rPr>
+        <w:t>在新約中，這個詞指的是人類的頭部（</w:t>
+      </w:r>
+      <w:hyperlink r:id="rId32">
         <w:r>
           <w:rPr>
             <w:lang w:val="zh_TW" w:bidi="zh_TW"/>
@@ -342,16 +664,16 @@
             <w:color w:val="0000EE"/>
             <w:u w:val="single"/>
           </w:rPr>
-          <w:t>多3:12</w:t>
+          <w:t>太5:36</w:t>
         </w:r>
       </w:hyperlink>
       <w:r>
         <w:rPr>
           <w:lang w:val="zh_TW" w:bidi="zh_TW"/>
         </w:rPr>
-        <w:t>）。後來保羅告訴提摩太，他已經派推基古到以弗所（</w:t>
-      </w:r>
-      <w:hyperlink r:id="rId18">
+        <w:t>，</w:t>
+      </w:r>
+      <w:hyperlink r:id="rId33">
         <w:r>
           <w:rPr>
             <w:lang w:val="zh_TW" w:bidi="zh_TW"/>
@@ -360,14 +682,510 @@
             <w:color w:val="0000EE"/>
             <w:u w:val="single"/>
           </w:rPr>
-          <w:t>提後4:12</w:t>
+          <w:t>6:17</w:t>
         </w:r>
       </w:hyperlink>
       <w:r>
         <w:rPr>
           <w:lang w:val="zh_TW" w:bidi="zh_TW"/>
         </w:rPr>
-        <w:t>）。顯然，推基古和保羅是親密的朋友和同工，因為保羅經常稱推基古為「親愛的兄弟」。</w:t>
+        <w:t>，</w:t>
+      </w:r>
+      <w:hyperlink r:id="rId34">
+        <w:r>
+          <w:rPr>
+            <w:lang w:val="zh_TW" w:bidi="zh_TW"/>
+          </w:rPr>
+          <w:rPr>
+            <w:color w:val="0000EE"/>
+            <w:u w:val="single"/>
+          </w:rPr>
+          <w:t>14:8</w:t>
+        </w:r>
+      </w:hyperlink>
+      <w:r>
+        <w:rPr>
+          <w:lang w:val="zh_TW" w:bidi="zh_TW"/>
+        </w:rPr>
+        <w:t>，</w:t>
+      </w:r>
+      <w:hyperlink r:id="rId35">
+        <w:r>
+          <w:rPr>
+            <w:lang w:val="zh_TW" w:bidi="zh_TW"/>
+          </w:rPr>
+          <w:rPr>
+            <w:color w:val="0000EE"/>
+            <w:u w:val="single"/>
+          </w:rPr>
+          <w:t>26:7</w:t>
+        </w:r>
+      </w:hyperlink>
+      <w:r>
+        <w:rPr>
+          <w:lang w:val="zh_TW" w:bidi="zh_TW"/>
+        </w:rPr>
+        <w:t>；</w:t>
+      </w:r>
+      <w:hyperlink r:id="rId36">
+        <w:r>
+          <w:rPr>
+            <w:lang w:val="zh_TW" w:bidi="zh_TW"/>
+          </w:rPr>
+          <w:rPr>
+            <w:color w:val="0000EE"/>
+            <w:u w:val="single"/>
+          </w:rPr>
+          <w:t>可6:27</w:t>
+        </w:r>
+      </w:hyperlink>
+      <w:r>
+        <w:rPr>
+          <w:lang w:val="zh_TW" w:bidi="zh_TW"/>
+        </w:rPr>
+        <w:t>，</w:t>
+      </w:r>
+      <w:hyperlink r:id="rId37">
+        <w:r>
+          <w:rPr>
+            <w:lang w:val="zh_TW" w:bidi="zh_TW"/>
+          </w:rPr>
+          <w:rPr>
+            <w:color w:val="0000EE"/>
+            <w:u w:val="single"/>
+          </w:rPr>
+          <w:t>14:3</w:t>
+        </w:r>
+      </w:hyperlink>
+      <w:r>
+        <w:rPr>
+          <w:lang w:val="zh_TW" w:bidi="zh_TW"/>
+        </w:rPr>
+        <w:t>；</w:t>
+      </w:r>
+      <w:hyperlink r:id="rId38">
+        <w:r>
+          <w:rPr>
+            <w:lang w:val="zh_TW" w:bidi="zh_TW"/>
+          </w:rPr>
+          <w:rPr>
+            <w:color w:val="0000EE"/>
+            <w:u w:val="single"/>
+          </w:rPr>
+          <w:t>路7:46</w:t>
+        </w:r>
+      </w:hyperlink>
+      <w:r>
+        <w:rPr>
+          <w:lang w:val="zh_TW" w:bidi="zh_TW"/>
+        </w:rPr>
+        <w:t>；</w:t>
+      </w:r>
+      <w:hyperlink r:id="rId39">
+        <w:r>
+          <w:rPr>
+            <w:lang w:val="zh_TW" w:bidi="zh_TW"/>
+          </w:rPr>
+          <w:rPr>
+            <w:color w:val="0000EE"/>
+            <w:u w:val="single"/>
+          </w:rPr>
+          <w:t>約13:9</w:t>
+        </w:r>
+      </w:hyperlink>
+      <w:r>
+        <w:rPr>
+          <w:lang w:val="zh_TW" w:bidi="zh_TW"/>
+        </w:rPr>
+        <w:t>，</w:t>
+      </w:r>
+      <w:hyperlink r:id="rId40">
+        <w:r>
+          <w:rPr>
+            <w:lang w:val="zh_TW" w:bidi="zh_TW"/>
+          </w:rPr>
+          <w:rPr>
+            <w:color w:val="0000EE"/>
+            <w:u w:val="single"/>
+          </w:rPr>
+          <w:t>20:7</w:t>
+        </w:r>
+      </w:hyperlink>
+      <w:r>
+        <w:rPr>
+          <w:lang w:val="zh_TW" w:bidi="zh_TW"/>
+        </w:rPr>
+        <w:t>），指天啟生物（</w:t>
+      </w:r>
+      <w:hyperlink r:id="rId41">
+        <w:r>
+          <w:rPr>
+            <w:lang w:val="zh_TW" w:bidi="zh_TW"/>
+          </w:rPr>
+          <w:rPr>
+            <w:color w:val="0000EE"/>
+            <w:u w:val="single"/>
+          </w:rPr>
+          <w:t>啟1:14</w:t>
+        </w:r>
+      </w:hyperlink>
+      <w:r>
+        <w:rPr>
+          <w:lang w:val="zh_TW" w:bidi="zh_TW"/>
+        </w:rPr>
+        <w:t>，</w:t>
+      </w:r>
+      <w:hyperlink r:id="rId42">
+        <w:r>
+          <w:rPr>
+            <w:lang w:val="zh_TW" w:bidi="zh_TW"/>
+          </w:rPr>
+          <w:rPr>
+            <w:color w:val="0000EE"/>
+            <w:u w:val="single"/>
+          </w:rPr>
+          <w:t>4:4</w:t>
+        </w:r>
+      </w:hyperlink>
+      <w:r>
+        <w:rPr>
+          <w:lang w:val="zh_TW" w:bidi="zh_TW"/>
+        </w:rPr>
+        <w:t>，</w:t>
+      </w:r>
+      <w:hyperlink r:id="rId43">
+        <w:r>
+          <w:rPr>
+            <w:lang w:val="zh_TW" w:bidi="zh_TW"/>
+          </w:rPr>
+          <w:rPr>
+            <w:color w:val="0000EE"/>
+            <w:u w:val="single"/>
+          </w:rPr>
+          <w:t>12:1</w:t>
+        </w:r>
+      </w:hyperlink>
+      <w:r>
+        <w:rPr>
+          <w:lang w:val="zh_TW" w:bidi="zh_TW"/>
+        </w:rPr>
+        <w:t>），以及動物（</w:t>
+      </w:r>
+      <w:hyperlink r:id="rId44">
+        <w:r>
+          <w:rPr>
+            <w:lang w:val="zh_TW" w:bidi="zh_TW"/>
+          </w:rPr>
+          <w:rPr>
+            <w:color w:val="0000EE"/>
+            <w:u w:val="single"/>
+          </w:rPr>
+          <w:t>啟9:7、17、19</w:t>
+        </w:r>
+      </w:hyperlink>
+      <w:r>
+        <w:rPr>
+          <w:lang w:val="zh_TW" w:bidi="zh_TW"/>
+        </w:rPr>
+        <w:t>，</w:t>
+      </w:r>
+      <w:hyperlink r:id="rId45">
+        <w:r>
+          <w:rPr>
+            <w:lang w:val="zh_TW" w:bidi="zh_TW"/>
+          </w:rPr>
+          <w:rPr>
+            <w:color w:val="0000EE"/>
+            <w:u w:val="single"/>
+          </w:rPr>
+          <w:t>12:3</w:t>
+        </w:r>
+      </w:hyperlink>
+      <w:r>
+        <w:rPr>
+          <w:lang w:val="zh_TW" w:bidi="zh_TW"/>
+        </w:rPr>
+        <w:t>）。此外，它出現在諸如「</w:t>
+      </w:r>
+      <w:r>
+        <w:rPr>
+          <w:lang w:val="zh_TW" w:bidi="zh_TW"/>
+        </w:rPr>
+        <w:t>炭火堆在他的頭上</w:t>
+      </w:r>
+      <w:r>
+        <w:rPr>
+          <w:lang w:val="zh_TW" w:bidi="zh_TW"/>
+        </w:rPr>
+        <w:t>」這樣的表達中，意指以善報惡（</w:t>
+      </w:r>
+      <w:hyperlink r:id="rId46">
+        <w:r>
+          <w:rPr>
+            <w:lang w:val="zh_TW" w:bidi="zh_TW"/>
+          </w:rPr>
+          <w:rPr>
+            <w:color w:val="0000EE"/>
+            <w:u w:val="single"/>
+          </w:rPr>
+          <w:t>羅12:20</w:t>
+        </w:r>
+      </w:hyperlink>
+      <w:r>
+        <w:rPr>
+          <w:lang w:val="zh_TW" w:bidi="zh_TW"/>
+        </w:rPr>
+        <w:t>；參：</w:t>
+      </w:r>
+      <w:hyperlink r:id="rId47">
+        <w:r>
+          <w:rPr>
+            <w:lang w:val="zh_TW" w:bidi="zh_TW"/>
+          </w:rPr>
+          <w:rPr>
+            <w:color w:val="0000EE"/>
+            <w:u w:val="single"/>
+          </w:rPr>
+          <w:t>太5:44</w:t>
+        </w:r>
+      </w:hyperlink>
+      <w:r>
+        <w:rPr>
+          <w:lang w:val="zh_TW" w:bidi="zh_TW"/>
+        </w:rPr>
+        <w:t>）；「剪髮」或「</w:t>
+      </w:r>
+      <w:r>
+        <w:rPr>
+          <w:lang w:val="zh_TW" w:bidi="zh_TW"/>
+        </w:rPr>
+        <w:t>剃</w:t>
+      </w:r>
+      <w:r>
+        <w:rPr>
+          <w:lang w:val="zh_TW" w:bidi="zh_TW"/>
+        </w:rPr>
+        <w:t>頭」表示一個誓言（</w:t>
+      </w:r>
+      <w:hyperlink r:id="rId48">
+        <w:r>
+          <w:rPr>
+            <w:lang w:val="zh_TW" w:bidi="zh_TW"/>
+          </w:rPr>
+          <w:rPr>
+            <w:color w:val="0000EE"/>
+            <w:u w:val="single"/>
+          </w:rPr>
+          <w:t>徒21:24</w:t>
+        </w:r>
+      </w:hyperlink>
+      <w:r>
+        <w:rPr>
+          <w:lang w:val="zh_TW" w:bidi="zh_TW"/>
+        </w:rPr>
+        <w:t>）；以及「</w:t>
+      </w:r>
+      <w:r>
+        <w:rPr>
+          <w:lang w:val="zh_TW" w:bidi="zh_TW"/>
+        </w:rPr>
+        <w:t>枕頭</w:t>
+      </w:r>
+      <w:r>
+        <w:rPr>
+          <w:lang w:val="zh_TW" w:bidi="zh_TW"/>
+        </w:rPr>
+        <w:t>」，意指睡覺（</w:t>
+      </w:r>
+      <w:hyperlink r:id="rId49">
+        <w:r>
+          <w:rPr>
+            <w:lang w:val="zh_TW" w:bidi="zh_TW"/>
+          </w:rPr>
+          <w:rPr>
+            <w:color w:val="0000EE"/>
+            <w:u w:val="single"/>
+          </w:rPr>
+          <w:t>太8:20</w:t>
+        </w:r>
+      </w:hyperlink>
+      <w:r>
+        <w:rPr>
+          <w:lang w:val="zh_TW" w:bidi="zh_TW"/>
+        </w:rPr>
+        <w:t>；</w:t>
+      </w:r>
+      <w:hyperlink r:id="rId50">
+        <w:r>
+          <w:rPr>
+            <w:lang w:val="zh_TW" w:bidi="zh_TW"/>
+          </w:rPr>
+          <w:rPr>
+            <w:color w:val="0000EE"/>
+            <w:u w:val="single"/>
+          </w:rPr>
+          <w:t>路9:58</w:t>
+        </w:r>
+      </w:hyperlink>
+      <w:r>
+        <w:rPr>
+          <w:lang w:val="zh_TW" w:bidi="zh_TW"/>
+        </w:rPr>
+        <w:t>）。</w:t>
+      </w:r>
+    </w:p>
+    <w:p>
+      <w:pPr/>
+      <w:r>
+        <w:rPr>
+          <w:lang w:val="zh_TW" w:bidi="zh_TW"/>
+        </w:rPr>
+      </w:r>
+      <w:r>
+        <w:rPr>
+          <w:lang w:val="zh_TW" w:bidi="zh_TW"/>
+        </w:rPr>
+        <w:t>使徒保羅借用了舊約中對該詞語的隱喻，來表達神對基督的權柄、基督對人的權柄，以及男人對婦女的權柄（</w:t>
+      </w:r>
+      <w:hyperlink r:id="rId51">
+        <w:r>
+          <w:rPr>
+            <w:lang w:val="zh_TW" w:bidi="zh_TW"/>
+          </w:rPr>
+          <w:rPr>
+            <w:color w:val="0000EE"/>
+            <w:u w:val="single"/>
+          </w:rPr>
+          <w:t>林前11:3–16；</w:t>
+        </w:r>
+      </w:hyperlink>
+      <w:r>
+        <w:rPr>
+          <w:lang w:val="zh_TW" w:bidi="zh_TW"/>
+        </w:rPr>
+        <w:t>參：</w:t>
+      </w:r>
+      <w:hyperlink r:id="rId52">
+        <w:r>
+          <w:rPr>
+            <w:lang w:val="zh_TW" w:bidi="zh_TW"/>
+          </w:rPr>
+          <w:rPr>
+            <w:color w:val="0000EE"/>
+            <w:u w:val="single"/>
+          </w:rPr>
+          <w:t>弗 5:23</w:t>
+        </w:r>
+      </w:hyperlink>
+      <w:r>
+        <w:rPr>
+          <w:lang w:val="zh_TW" w:bidi="zh_TW"/>
+        </w:rPr>
+        <w:t>）。在這些關係的亮光中，保羅鼓勵哥林多的婦女在敬拜時戴上面紗，面紗賦予婦女在神面前與男人平等敬拜的權柄。這詞再次被用來表達基督對宇宙的主權（</w:t>
+      </w:r>
+      <w:hyperlink r:id="rId53">
+        <w:r>
+          <w:rPr>
+            <w:lang w:val="zh_TW" w:bidi="zh_TW"/>
+          </w:rPr>
+          <w:rPr>
+            <w:color w:val="0000EE"/>
+            <w:u w:val="single"/>
+          </w:rPr>
+          <w:t>弗1:21–22</w:t>
+        </w:r>
+      </w:hyperlink>
+      <w:r>
+        <w:rPr>
+          <w:lang w:val="zh_TW" w:bidi="zh_TW"/>
+        </w:rPr>
+        <w:t>；</w:t>
+      </w:r>
+      <w:hyperlink r:id="rId54">
+        <w:r>
+          <w:rPr>
+            <w:lang w:val="zh_TW" w:bidi="zh_TW"/>
+          </w:rPr>
+          <w:rPr>
+            <w:color w:val="0000EE"/>
+            <w:u w:val="single"/>
+          </w:rPr>
+          <w:t>西2:10</w:t>
+        </w:r>
+      </w:hyperlink>
+      <w:r>
+        <w:rPr>
+          <w:lang w:val="zh_TW" w:bidi="zh_TW"/>
+        </w:rPr>
+        <w:t>）。</w:t>
+      </w:r>
+    </w:p>
+    <w:p>
+      <w:pPr/>
+      <w:r>
+        <w:rPr>
+          <w:lang w:val="zh_TW" w:bidi="zh_TW"/>
+        </w:rPr>
+      </w:r>
+      <w:r>
+        <w:rPr>
+          <w:lang w:val="zh_TW" w:bidi="zh_TW"/>
+        </w:rPr>
+        <w:t>保羅使用頭與身體的表達來說明基督與祂自己教會之間的關係（</w:t>
+      </w:r>
+      <w:hyperlink r:id="rId55">
+        <w:r>
+          <w:rPr>
+            <w:lang w:val="zh_TW" w:bidi="zh_TW"/>
+          </w:rPr>
+          <w:rPr>
+            <w:color w:val="0000EE"/>
+            <w:u w:val="single"/>
+          </w:rPr>
+          <w:t>弗4:15</w:t>
+        </w:r>
+      </w:hyperlink>
+      <w:r>
+        <w:rPr>
+          <w:lang w:val="zh_TW" w:bidi="zh_TW"/>
+        </w:rPr>
+        <w:t>，</w:t>
+      </w:r>
+      <w:hyperlink r:id="rId52">
+        <w:r>
+          <w:rPr>
+            <w:lang w:val="zh_TW" w:bidi="zh_TW"/>
+          </w:rPr>
+          <w:rPr>
+            <w:color w:val="0000EE"/>
+            <w:u w:val="single"/>
+          </w:rPr>
+          <w:t>5:23</w:t>
+        </w:r>
+      </w:hyperlink>
+      <w:r>
+        <w:rPr>
+          <w:lang w:val="zh_TW" w:bidi="zh_TW"/>
+        </w:rPr>
+        <w:t>；參</w:t>
+      </w:r>
+      <w:hyperlink r:id="rId56">
+        <w:r>
+          <w:rPr>
+            <w:lang w:val="zh_TW" w:bidi="zh_TW"/>
+          </w:rPr>
+          <w:rPr>
+            <w:color w:val="0000EE"/>
+            <w:u w:val="single"/>
+          </w:rPr>
+          <w:t>林前12:12–27</w:t>
+        </w:r>
+      </w:hyperlink>
+      <w:r>
+        <w:rPr>
+          <w:lang w:val="zh_TW" w:bidi="zh_TW"/>
+        </w:rPr>
+        <w:t>）。除了舊約的意義外，在保羅時代中，當時的人對醫學上的理解可能提供了見解，因為基督不僅是教會的主宰者，也是提供其方向和團結的動力。教會存在的能力及其活動的焦點根植於其「頭」，就是耶穌基督的工作。在這個理解中，現代解經家認為，頭不僅意味著「權柄」，更意味著「源頭」一詞。因此，作為頭的人是源頭，是供應者。這些解釋者認為神是基督的供應者，基督是教會的供應者，而男人是婦女的供應者。</w:t>
       </w:r>
       <w:r>
         <w:rPr>

--- a/zht/docx/175.content.docx
+++ b/zht/docx/175.content.docx
@@ -247,288 +247,192 @@
         </w:rPr>
         <w:t>抬起一個人的頭（昂首）被視為是驕傲的行為（</w:t>
       </w:r>
-      <w:hyperlink r:id="rId13">
-        <w:r>
-          <w:rPr>
-            <w:lang w:val="zh_TW" w:bidi="zh_TW"/>
-          </w:rPr>
-          <w:rPr>
-            <w:color w:val="0000EE"/>
-            <w:u w:val="single"/>
-          </w:rPr>
-          <w:t>詩140:9</w:t>
-        </w:r>
-      </w:hyperlink>
+      <w:r>
+        <w:rPr>
+          <w:lang w:val="zh_TW" w:bidi="zh_TW"/>
+        </w:rPr>
+        <w:t>詩140:9</w:t>
+      </w:r>
       <w:r>
         <w:rPr>
           <w:lang w:val="zh_TW" w:bidi="zh_TW"/>
         </w:rPr>
         <w:t>）或榮譽（</w:t>
       </w:r>
-      <w:hyperlink r:id="rId14">
-        <w:r>
-          <w:rPr>
-            <w:lang w:val="zh_TW" w:bidi="zh_TW"/>
-          </w:rPr>
-          <w:rPr>
-            <w:color w:val="0000EE"/>
-            <w:u w:val="single"/>
-          </w:rPr>
-          <w:t>創40:20</w:t>
-        </w:r>
-      </w:hyperlink>
+      <w:r>
+        <w:rPr>
+          <w:lang w:val="zh_TW" w:bidi="zh_TW"/>
+        </w:rPr>
+        <w:t>創40:20</w:t>
+      </w:r>
       <w:r>
         <w:rPr>
           <w:lang w:val="zh_TW" w:bidi="zh_TW"/>
         </w:rPr>
         <w:t>；</w:t>
       </w:r>
-      <w:hyperlink r:id="rId15">
-        <w:r>
-          <w:rPr>
-            <w:lang w:val="zh_TW" w:bidi="zh_TW"/>
-          </w:rPr>
-          <w:rPr>
-            <w:color w:val="0000EE"/>
-            <w:u w:val="single"/>
-          </w:rPr>
-          <w:t>詩3:3</w:t>
-        </w:r>
-      </w:hyperlink>
+      <w:r>
+        <w:rPr>
+          <w:lang w:val="zh_TW" w:bidi="zh_TW"/>
+        </w:rPr>
+        <w:t>詩3:3</w:t>
+      </w:r>
       <w:r>
         <w:rPr>
           <w:lang w:val="zh_TW" w:bidi="zh_TW"/>
         </w:rPr>
         <w:t>，</w:t>
       </w:r>
-      <w:hyperlink r:id="rId16">
-        <w:r>
-          <w:rPr>
-            <w:lang w:val="zh_TW" w:bidi="zh_TW"/>
-          </w:rPr>
-          <w:rPr>
-            <w:color w:val="0000EE"/>
-            <w:u w:val="single"/>
-          </w:rPr>
-          <w:t>27:6</w:t>
-        </w:r>
-      </w:hyperlink>
+      <w:r>
+        <w:rPr>
+          <w:lang w:val="zh_TW" w:bidi="zh_TW"/>
+        </w:rPr>
+        <w:t>27:6</w:t>
+      </w:r>
       <w:r>
         <w:rPr>
           <w:lang w:val="zh_TW" w:bidi="zh_TW"/>
         </w:rPr>
         <w:t>）。低頭表示謙卑（</w:t>
       </w:r>
-      <w:hyperlink r:id="rId17">
-        <w:r>
-          <w:rPr>
-            <w:lang w:val="zh_TW" w:bidi="zh_TW"/>
-          </w:rPr>
-          <w:rPr>
-            <w:color w:val="0000EE"/>
-            <w:u w:val="single"/>
-          </w:rPr>
-          <w:t>賽58:5</w:t>
-        </w:r>
-      </w:hyperlink>
+      <w:r>
+        <w:rPr>
+          <w:lang w:val="zh_TW" w:bidi="zh_TW"/>
+        </w:rPr>
+        <w:t>賽58:5</w:t>
+      </w:r>
       <w:r>
         <w:rPr>
           <w:lang w:val="zh_TW" w:bidi="zh_TW"/>
         </w:rPr>
         <w:t>）或悲傷（</w:t>
       </w:r>
-      <w:hyperlink r:id="rId18">
-        <w:r>
-          <w:rPr>
-            <w:lang w:val="zh_TW" w:bidi="zh_TW"/>
-          </w:rPr>
-          <w:rPr>
-            <w:color w:val="0000EE"/>
-            <w:u w:val="single"/>
-          </w:rPr>
-          <w:t>哀2:10</w:t>
-        </w:r>
-      </w:hyperlink>
+      <w:r>
+        <w:rPr>
+          <w:lang w:val="zh_TW" w:bidi="zh_TW"/>
+        </w:rPr>
+        <w:t>哀2:10</w:t>
+      </w:r>
       <w:r>
         <w:rPr>
           <w:lang w:val="zh_TW" w:bidi="zh_TW"/>
         </w:rPr>
         <w:t>）。這個希伯來文詞語被比喻用於山峰（</w:t>
       </w:r>
-      <w:hyperlink r:id="rId19">
-        <w:r>
-          <w:rPr>
-            <w:lang w:val="zh_TW" w:bidi="zh_TW"/>
-          </w:rPr>
-          <w:rPr>
-            <w:color w:val="0000EE"/>
-            <w:u w:val="single"/>
-          </w:rPr>
-          <w:t>創8:5</w:t>
-        </w:r>
-      </w:hyperlink>
+      <w:r>
+        <w:rPr>
+          <w:lang w:val="zh_TW" w:bidi="zh_TW"/>
+        </w:rPr>
+        <w:t>創8:5</w:t>
+      </w:r>
       <w:r>
         <w:rPr>
           <w:lang w:val="zh_TW" w:bidi="zh_TW"/>
         </w:rPr>
         <w:t>）、建築物的頂部（</w:t>
       </w:r>
-      <w:hyperlink r:id="rId20">
-        <w:r>
-          <w:rPr>
-            <w:lang w:val="zh_TW" w:bidi="zh_TW"/>
-          </w:rPr>
-          <w:rPr>
-            <w:color w:val="0000EE"/>
-            <w:u w:val="single"/>
-          </w:rPr>
-          <w:t>創11:4</w:t>
-        </w:r>
-      </w:hyperlink>
+      <w:r>
+        <w:rPr>
+          <w:lang w:val="zh_TW" w:bidi="zh_TW"/>
+        </w:rPr>
+        <w:t>創11:4</w:t>
+      </w:r>
       <w:r>
         <w:rPr>
           <w:lang w:val="zh_TW" w:bidi="zh_TW"/>
         </w:rPr>
         <w:t>）或樹木（</w:t>
       </w:r>
-      <w:hyperlink r:id="rId21">
-        <w:r>
-          <w:rPr>
-            <w:lang w:val="zh_TW" w:bidi="zh_TW"/>
-          </w:rPr>
-          <w:rPr>
-            <w:color w:val="0000EE"/>
-            <w:u w:val="single"/>
-          </w:rPr>
-          <w:t>撒下5:24</w:t>
-        </w:r>
-      </w:hyperlink>
+      <w:r>
+        <w:rPr>
+          <w:lang w:val="zh_TW" w:bidi="zh_TW"/>
+        </w:rPr>
+        <w:t>撒下5:24</w:t>
+      </w:r>
       <w:r>
         <w:rPr>
           <w:lang w:val="zh_TW" w:bidi="zh_TW"/>
         </w:rPr>
         <w:t>），以及河流的源頭（</w:t>
       </w:r>
-      <w:hyperlink r:id="rId22">
-        <w:r>
-          <w:rPr>
-            <w:lang w:val="zh_TW" w:bidi="zh_TW"/>
-          </w:rPr>
-          <w:rPr>
-            <w:color w:val="0000EE"/>
-            <w:u w:val="single"/>
-          </w:rPr>
-          <w:t>創2:10</w:t>
-        </w:r>
-      </w:hyperlink>
+      <w:r>
+        <w:rPr>
+          <w:lang w:val="zh_TW" w:bidi="zh_TW"/>
+        </w:rPr>
+        <w:t>創2:10</w:t>
+      </w:r>
       <w:r>
         <w:rPr>
           <w:lang w:val="zh_TW" w:bidi="zh_TW"/>
         </w:rPr>
         <w:t>）。這個詞通常用來指政治、軍事或家庭權柄的首位。在這個意義上，「頭」對所有屬於他的人有控制權（</w:t>
       </w:r>
-      <w:hyperlink r:id="rId23">
-        <w:r>
-          <w:rPr>
-            <w:lang w:val="zh_TW" w:bidi="zh_TW"/>
-          </w:rPr>
-          <w:rPr>
-            <w:color w:val="0000EE"/>
-            <w:u w:val="single"/>
-          </w:rPr>
-          <w:t>士10:18</w:t>
-        </w:r>
-      </w:hyperlink>
+      <w:r>
+        <w:rPr>
+          <w:lang w:val="zh_TW" w:bidi="zh_TW"/>
+        </w:rPr>
+        <w:t>士10:18</w:t>
+      </w:r>
       <w:r>
         <w:rPr>
           <w:lang w:val="zh_TW" w:bidi="zh_TW"/>
         </w:rPr>
         <w:t>；</w:t>
       </w:r>
-      <w:hyperlink r:id="rId24">
-        <w:r>
-          <w:rPr>
-            <w:lang w:val="zh_TW" w:bidi="zh_TW"/>
-          </w:rPr>
-          <w:rPr>
-            <w:color w:val="0000EE"/>
-            <w:u w:val="single"/>
-          </w:rPr>
-          <w:t>撒上15:17</w:t>
-        </w:r>
-      </w:hyperlink>
+      <w:r>
+        <w:rPr>
+          <w:lang w:val="zh_TW" w:bidi="zh_TW"/>
+        </w:rPr>
+        <w:t>撒上15:17</w:t>
+      </w:r>
       <w:r>
         <w:rPr>
           <w:lang w:val="zh_TW" w:bidi="zh_TW"/>
         </w:rPr>
         <w:t>；</w:t>
       </w:r>
-      <w:hyperlink r:id="rId25">
-        <w:r>
-          <w:rPr>
-            <w:lang w:val="zh_TW" w:bidi="zh_TW"/>
-          </w:rPr>
-          <w:rPr>
-            <w:color w:val="0000EE"/>
-            <w:u w:val="single"/>
-          </w:rPr>
-          <w:t>詩18:43</w:t>
-        </w:r>
-      </w:hyperlink>
+      <w:r>
+        <w:rPr>
+          <w:lang w:val="zh_TW" w:bidi="zh_TW"/>
+        </w:rPr>
+        <w:t>詩18:43</w:t>
+      </w:r>
       <w:r>
         <w:rPr>
           <w:lang w:val="zh_TW" w:bidi="zh_TW"/>
         </w:rPr>
         <w:t>；</w:t>
       </w:r>
-      <w:hyperlink r:id="rId26">
-        <w:r>
-          <w:rPr>
-            <w:lang w:val="zh_TW" w:bidi="zh_TW"/>
-          </w:rPr>
-          <w:rPr>
-            <w:color w:val="0000EE"/>
-            <w:u w:val="single"/>
-          </w:rPr>
-          <w:t>賽7:8–9</w:t>
-        </w:r>
-      </w:hyperlink>
+      <w:r>
+        <w:rPr>
+          <w:lang w:val="zh_TW" w:bidi="zh_TW"/>
+        </w:rPr>
+        <w:t>賽7:8–9</w:t>
+      </w:r>
       <w:r>
         <w:rPr>
           <w:lang w:val="zh_TW" w:bidi="zh_TW"/>
         </w:rPr>
         <w:t>；</w:t>
       </w:r>
-      <w:hyperlink r:id="rId27">
-        <w:r>
-          <w:rPr>
-            <w:lang w:val="zh_TW" w:bidi="zh_TW"/>
-          </w:rPr>
-          <w:rPr>
-            <w:color w:val="0000EE"/>
-            <w:u w:val="single"/>
-          </w:rPr>
-          <w:t>耶31:7</w:t>
-        </w:r>
-      </w:hyperlink>
+      <w:r>
+        <w:rPr>
+          <w:lang w:val="zh_TW" w:bidi="zh_TW"/>
+        </w:rPr>
+        <w:t>耶31:7</w:t>
+      </w:r>
       <w:r>
         <w:rPr>
           <w:lang w:val="zh_TW" w:bidi="zh_TW"/>
         </w:rPr>
         <w:t>；</w:t>
       </w:r>
-      <w:hyperlink r:id="rId28">
-        <w:r>
-          <w:rPr>
-            <w:lang w:val="zh_TW" w:bidi="zh_TW"/>
-          </w:rPr>
-          <w:rPr>
-            <w:color w:val="0000EE"/>
-            <w:u w:val="single"/>
-          </w:rPr>
-          <w:t>何1:11</w:t>
-        </w:r>
-      </w:hyperlink>
+      <w:r>
+        <w:rPr>
+          <w:lang w:val="zh_TW" w:bidi="zh_TW"/>
+        </w:rPr>
+        <w:t>何1:11</w:t>
+      </w:r>
       <w:r>
         <w:rPr>
           <w:lang w:val="zh_TW" w:bidi="zh_TW"/>
@@ -559,54 +463,36 @@
         </w:rPr>
         <w:t>」（</w:t>
       </w:r>
-      <w:hyperlink r:id="rId29">
-        <w:r>
-          <w:rPr>
-            <w:lang w:val="zh_TW" w:bidi="zh_TW"/>
-          </w:rPr>
-          <w:rPr>
-            <w:color w:val="0000EE"/>
-            <w:u w:val="single"/>
-          </w:rPr>
-          <w:t>撒上28:2</w:t>
-        </w:r>
-      </w:hyperlink>
+      <w:r>
+        <w:rPr>
+          <w:lang w:val="zh_TW" w:bidi="zh_TW"/>
+        </w:rPr>
+        <w:t>撒上28:2</w:t>
+      </w:r>
       <w:r>
         <w:rPr>
           <w:lang w:val="zh_TW" w:bidi="zh_TW"/>
         </w:rPr>
         <w:t>；參：</w:t>
       </w:r>
-      <w:hyperlink r:id="rId30">
-        <w:r>
-          <w:rPr>
-            <w:lang w:val="zh_TW" w:bidi="zh_TW"/>
-          </w:rPr>
-          <w:rPr>
-            <w:color w:val="0000EE"/>
-            <w:u w:val="single"/>
-          </w:rPr>
-          <w:t>士9:53</w:t>
-        </w:r>
-      </w:hyperlink>
+      <w:r>
+        <w:rPr>
+          <w:lang w:val="zh_TW" w:bidi="zh_TW"/>
+        </w:rPr>
+        <w:t>士9:53</w:t>
+      </w:r>
       <w:r>
         <w:rPr>
           <w:lang w:val="zh_TW" w:bidi="zh_TW"/>
         </w:rPr>
         <w:t>；</w:t>
       </w:r>
-      <w:hyperlink r:id="rId31">
-        <w:r>
-          <w:rPr>
-            <w:lang w:val="zh_TW" w:bidi="zh_TW"/>
-          </w:rPr>
-          <w:rPr>
-            <w:color w:val="0000EE"/>
-            <w:u w:val="single"/>
-          </w:rPr>
-          <w:t>詩68:21</w:t>
-        </w:r>
-      </w:hyperlink>
+      <w:r>
+        <w:rPr>
+          <w:lang w:val="zh_TW" w:bidi="zh_TW"/>
+        </w:rPr>
+        <w:t>詩68:21</w:t>
+      </w:r>
       <w:r>
         <w:rPr>
           <w:lang w:val="zh_TW" w:bidi="zh_TW"/>
@@ -655,252 +541,168 @@
         </w:rPr>
         <w:t>在新約中，這個詞指的是人類的頭部（</w:t>
       </w:r>
-      <w:hyperlink r:id="rId32">
-        <w:r>
-          <w:rPr>
-            <w:lang w:val="zh_TW" w:bidi="zh_TW"/>
-          </w:rPr>
-          <w:rPr>
-            <w:color w:val="0000EE"/>
-            <w:u w:val="single"/>
-          </w:rPr>
-          <w:t>太5:36</w:t>
-        </w:r>
-      </w:hyperlink>
+      <w:r>
+        <w:rPr>
+          <w:lang w:val="zh_TW" w:bidi="zh_TW"/>
+        </w:rPr>
+        <w:t>太5:36</w:t>
+      </w:r>
       <w:r>
         <w:rPr>
           <w:lang w:val="zh_TW" w:bidi="zh_TW"/>
         </w:rPr>
         <w:t>，</w:t>
       </w:r>
-      <w:hyperlink r:id="rId33">
-        <w:r>
-          <w:rPr>
-            <w:lang w:val="zh_TW" w:bidi="zh_TW"/>
-          </w:rPr>
-          <w:rPr>
-            <w:color w:val="0000EE"/>
-            <w:u w:val="single"/>
-          </w:rPr>
-          <w:t>6:17</w:t>
-        </w:r>
-      </w:hyperlink>
+      <w:r>
+        <w:rPr>
+          <w:lang w:val="zh_TW" w:bidi="zh_TW"/>
+        </w:rPr>
+        <w:t>6:17</w:t>
+      </w:r>
       <w:r>
         <w:rPr>
           <w:lang w:val="zh_TW" w:bidi="zh_TW"/>
         </w:rPr>
         <w:t>，</w:t>
       </w:r>
-      <w:hyperlink r:id="rId34">
-        <w:r>
-          <w:rPr>
-            <w:lang w:val="zh_TW" w:bidi="zh_TW"/>
-          </w:rPr>
-          <w:rPr>
-            <w:color w:val="0000EE"/>
-            <w:u w:val="single"/>
-          </w:rPr>
-          <w:t>14:8</w:t>
-        </w:r>
-      </w:hyperlink>
+      <w:r>
+        <w:rPr>
+          <w:lang w:val="zh_TW" w:bidi="zh_TW"/>
+        </w:rPr>
+        <w:t>14:8</w:t>
+      </w:r>
       <w:r>
         <w:rPr>
           <w:lang w:val="zh_TW" w:bidi="zh_TW"/>
         </w:rPr>
         <w:t>，</w:t>
       </w:r>
-      <w:hyperlink r:id="rId35">
-        <w:r>
-          <w:rPr>
-            <w:lang w:val="zh_TW" w:bidi="zh_TW"/>
-          </w:rPr>
-          <w:rPr>
-            <w:color w:val="0000EE"/>
-            <w:u w:val="single"/>
-          </w:rPr>
-          <w:t>26:7</w:t>
-        </w:r>
-      </w:hyperlink>
+      <w:r>
+        <w:rPr>
+          <w:lang w:val="zh_TW" w:bidi="zh_TW"/>
+        </w:rPr>
+        <w:t>26:7</w:t>
+      </w:r>
       <w:r>
         <w:rPr>
           <w:lang w:val="zh_TW" w:bidi="zh_TW"/>
         </w:rPr>
         <w:t>；</w:t>
       </w:r>
-      <w:hyperlink r:id="rId36">
-        <w:r>
-          <w:rPr>
-            <w:lang w:val="zh_TW" w:bidi="zh_TW"/>
-          </w:rPr>
-          <w:rPr>
-            <w:color w:val="0000EE"/>
-            <w:u w:val="single"/>
-          </w:rPr>
-          <w:t>可6:27</w:t>
-        </w:r>
-      </w:hyperlink>
+      <w:r>
+        <w:rPr>
+          <w:lang w:val="zh_TW" w:bidi="zh_TW"/>
+        </w:rPr>
+        <w:t>可6:27</w:t>
+      </w:r>
       <w:r>
         <w:rPr>
           <w:lang w:val="zh_TW" w:bidi="zh_TW"/>
         </w:rPr>
         <w:t>，</w:t>
       </w:r>
-      <w:hyperlink r:id="rId37">
-        <w:r>
-          <w:rPr>
-            <w:lang w:val="zh_TW" w:bidi="zh_TW"/>
-          </w:rPr>
-          <w:rPr>
-            <w:color w:val="0000EE"/>
-            <w:u w:val="single"/>
-          </w:rPr>
-          <w:t>14:3</w:t>
-        </w:r>
-      </w:hyperlink>
+      <w:r>
+        <w:rPr>
+          <w:lang w:val="zh_TW" w:bidi="zh_TW"/>
+        </w:rPr>
+        <w:t>14:3</w:t>
+      </w:r>
       <w:r>
         <w:rPr>
           <w:lang w:val="zh_TW" w:bidi="zh_TW"/>
         </w:rPr>
         <w:t>；</w:t>
       </w:r>
-      <w:hyperlink r:id="rId38">
-        <w:r>
-          <w:rPr>
-            <w:lang w:val="zh_TW" w:bidi="zh_TW"/>
-          </w:rPr>
-          <w:rPr>
-            <w:color w:val="0000EE"/>
-            <w:u w:val="single"/>
-          </w:rPr>
-          <w:t>路7:46</w:t>
-        </w:r>
-      </w:hyperlink>
+      <w:r>
+        <w:rPr>
+          <w:lang w:val="zh_TW" w:bidi="zh_TW"/>
+        </w:rPr>
+        <w:t>路7:46</w:t>
+      </w:r>
       <w:r>
         <w:rPr>
           <w:lang w:val="zh_TW" w:bidi="zh_TW"/>
         </w:rPr>
         <w:t>；</w:t>
       </w:r>
-      <w:hyperlink r:id="rId39">
-        <w:r>
-          <w:rPr>
-            <w:lang w:val="zh_TW" w:bidi="zh_TW"/>
-          </w:rPr>
-          <w:rPr>
-            <w:color w:val="0000EE"/>
-            <w:u w:val="single"/>
-          </w:rPr>
-          <w:t>約13:9</w:t>
-        </w:r>
-      </w:hyperlink>
+      <w:r>
+        <w:rPr>
+          <w:lang w:val="zh_TW" w:bidi="zh_TW"/>
+        </w:rPr>
+        <w:t>約13:9</w:t>
+      </w:r>
       <w:r>
         <w:rPr>
           <w:lang w:val="zh_TW" w:bidi="zh_TW"/>
         </w:rPr>
         <w:t>，</w:t>
       </w:r>
-      <w:hyperlink r:id="rId40">
-        <w:r>
-          <w:rPr>
-            <w:lang w:val="zh_TW" w:bidi="zh_TW"/>
-          </w:rPr>
-          <w:rPr>
-            <w:color w:val="0000EE"/>
-            <w:u w:val="single"/>
-          </w:rPr>
-          <w:t>20:7</w:t>
-        </w:r>
-      </w:hyperlink>
+      <w:r>
+        <w:rPr>
+          <w:lang w:val="zh_TW" w:bidi="zh_TW"/>
+        </w:rPr>
+        <w:t>20:7</w:t>
+      </w:r>
       <w:r>
         <w:rPr>
           <w:lang w:val="zh_TW" w:bidi="zh_TW"/>
         </w:rPr>
         <w:t>），指天啟生物（</w:t>
       </w:r>
-      <w:hyperlink r:id="rId41">
-        <w:r>
-          <w:rPr>
-            <w:lang w:val="zh_TW" w:bidi="zh_TW"/>
-          </w:rPr>
-          <w:rPr>
-            <w:color w:val="0000EE"/>
-            <w:u w:val="single"/>
-          </w:rPr>
-          <w:t>啟1:14</w:t>
-        </w:r>
-      </w:hyperlink>
+      <w:r>
+        <w:rPr>
+          <w:lang w:val="zh_TW" w:bidi="zh_TW"/>
+        </w:rPr>
+        <w:t>啟1:14</w:t>
+      </w:r>
       <w:r>
         <w:rPr>
           <w:lang w:val="zh_TW" w:bidi="zh_TW"/>
         </w:rPr>
         <w:t>，</w:t>
       </w:r>
-      <w:hyperlink r:id="rId42">
-        <w:r>
-          <w:rPr>
-            <w:lang w:val="zh_TW" w:bidi="zh_TW"/>
-          </w:rPr>
-          <w:rPr>
-            <w:color w:val="0000EE"/>
-            <w:u w:val="single"/>
-          </w:rPr>
-          <w:t>4:4</w:t>
-        </w:r>
-      </w:hyperlink>
+      <w:r>
+        <w:rPr>
+          <w:lang w:val="zh_TW" w:bidi="zh_TW"/>
+        </w:rPr>
+        <w:t>4:4</w:t>
+      </w:r>
       <w:r>
         <w:rPr>
           <w:lang w:val="zh_TW" w:bidi="zh_TW"/>
         </w:rPr>
         <w:t>，</w:t>
       </w:r>
-      <w:hyperlink r:id="rId43">
-        <w:r>
-          <w:rPr>
-            <w:lang w:val="zh_TW" w:bidi="zh_TW"/>
-          </w:rPr>
-          <w:rPr>
-            <w:color w:val="0000EE"/>
-            <w:u w:val="single"/>
-          </w:rPr>
-          <w:t>12:1</w:t>
-        </w:r>
-      </w:hyperlink>
+      <w:r>
+        <w:rPr>
+          <w:lang w:val="zh_TW" w:bidi="zh_TW"/>
+        </w:rPr>
+        <w:t>12:1</w:t>
+      </w:r>
       <w:r>
         <w:rPr>
           <w:lang w:val="zh_TW" w:bidi="zh_TW"/>
         </w:rPr>
         <w:t>），以及動物（</w:t>
       </w:r>
-      <w:hyperlink r:id="rId44">
-        <w:r>
-          <w:rPr>
-            <w:lang w:val="zh_TW" w:bidi="zh_TW"/>
-          </w:rPr>
-          <w:rPr>
-            <w:color w:val="0000EE"/>
-            <w:u w:val="single"/>
-          </w:rPr>
-          <w:t>啟9:7、17、19</w:t>
-        </w:r>
-      </w:hyperlink>
+      <w:r>
+        <w:rPr>
+          <w:lang w:val="zh_TW" w:bidi="zh_TW"/>
+        </w:rPr>
+        <w:t>啟9:7、17、19</w:t>
+      </w:r>
       <w:r>
         <w:rPr>
           <w:lang w:val="zh_TW" w:bidi="zh_TW"/>
         </w:rPr>
         <w:t>，</w:t>
       </w:r>
-      <w:hyperlink r:id="rId45">
-        <w:r>
-          <w:rPr>
-            <w:lang w:val="zh_TW" w:bidi="zh_TW"/>
-          </w:rPr>
-          <w:rPr>
-            <w:color w:val="0000EE"/>
-            <w:u w:val="single"/>
-          </w:rPr>
-          <w:t>12:3</w:t>
-        </w:r>
-      </w:hyperlink>
+      <w:r>
+        <w:rPr>
+          <w:lang w:val="zh_TW" w:bidi="zh_TW"/>
+        </w:rPr>
+        <w:t>12:3</w:t>
+      </w:r>
       <w:r>
         <w:rPr>
           <w:lang w:val="zh_TW" w:bidi="zh_TW"/>
@@ -919,36 +721,24 @@
         </w:rPr>
         <w:t>」這樣的表達中，意指以善報惡（</w:t>
       </w:r>
-      <w:hyperlink r:id="rId46">
-        <w:r>
-          <w:rPr>
-            <w:lang w:val="zh_TW" w:bidi="zh_TW"/>
-          </w:rPr>
-          <w:rPr>
-            <w:color w:val="0000EE"/>
-            <w:u w:val="single"/>
-          </w:rPr>
-          <w:t>羅12:20</w:t>
-        </w:r>
-      </w:hyperlink>
+      <w:r>
+        <w:rPr>
+          <w:lang w:val="zh_TW" w:bidi="zh_TW"/>
+        </w:rPr>
+        <w:t>羅12:20</w:t>
+      </w:r>
       <w:r>
         <w:rPr>
           <w:lang w:val="zh_TW" w:bidi="zh_TW"/>
         </w:rPr>
         <w:t>；參：</w:t>
       </w:r>
-      <w:hyperlink r:id="rId47">
-        <w:r>
-          <w:rPr>
-            <w:lang w:val="zh_TW" w:bidi="zh_TW"/>
-          </w:rPr>
-          <w:rPr>
-            <w:color w:val="0000EE"/>
-            <w:u w:val="single"/>
-          </w:rPr>
-          <w:t>太5:44</w:t>
-        </w:r>
-      </w:hyperlink>
+      <w:r>
+        <w:rPr>
+          <w:lang w:val="zh_TW" w:bidi="zh_TW"/>
+        </w:rPr>
+        <w:t>太5:44</w:t>
+      </w:r>
       <w:r>
         <w:rPr>
           <w:lang w:val="zh_TW" w:bidi="zh_TW"/>
@@ -967,18 +757,12 @@
         </w:rPr>
         <w:t>頭」表示一個誓言（</w:t>
       </w:r>
-      <w:hyperlink r:id="rId48">
-        <w:r>
-          <w:rPr>
-            <w:lang w:val="zh_TW" w:bidi="zh_TW"/>
-          </w:rPr>
-          <w:rPr>
-            <w:color w:val="0000EE"/>
-            <w:u w:val="single"/>
-          </w:rPr>
-          <w:t>徒21:24</w:t>
-        </w:r>
-      </w:hyperlink>
+      <w:r>
+        <w:rPr>
+          <w:lang w:val="zh_TW" w:bidi="zh_TW"/>
+        </w:rPr>
+        <w:t>徒21:24</w:t>
+      </w:r>
       <w:r>
         <w:rPr>
           <w:lang w:val="zh_TW" w:bidi="zh_TW"/>
@@ -997,36 +781,24 @@
         </w:rPr>
         <w:t>」，意指睡覺（</w:t>
       </w:r>
-      <w:hyperlink r:id="rId49">
-        <w:r>
-          <w:rPr>
-            <w:lang w:val="zh_TW" w:bidi="zh_TW"/>
-          </w:rPr>
-          <w:rPr>
-            <w:color w:val="0000EE"/>
-            <w:u w:val="single"/>
-          </w:rPr>
-          <w:t>太8:20</w:t>
-        </w:r>
-      </w:hyperlink>
+      <w:r>
+        <w:rPr>
+          <w:lang w:val="zh_TW" w:bidi="zh_TW"/>
+        </w:rPr>
+        <w:t>太8:20</w:t>
+      </w:r>
       <w:r>
         <w:rPr>
           <w:lang w:val="zh_TW" w:bidi="zh_TW"/>
         </w:rPr>
         <w:t>；</w:t>
       </w:r>
-      <w:hyperlink r:id="rId50">
-        <w:r>
-          <w:rPr>
-            <w:lang w:val="zh_TW" w:bidi="zh_TW"/>
-          </w:rPr>
-          <w:rPr>
-            <w:color w:val="0000EE"/>
-            <w:u w:val="single"/>
-          </w:rPr>
-          <w:t>路9:58</w:t>
-        </w:r>
-      </w:hyperlink>
+      <w:r>
+        <w:rPr>
+          <w:lang w:val="zh_TW" w:bidi="zh_TW"/>
+        </w:rPr>
+        <w:t>路9:58</w:t>
+      </w:r>
       <w:r>
         <w:rPr>
           <w:lang w:val="zh_TW" w:bidi="zh_TW"/>
@@ -1047,72 +819,48 @@
         </w:rPr>
         <w:t>使徒保羅借用了舊約中對該詞語的隱喻，來表達神對基督的權柄、基督對人的權柄，以及男人對婦女的權柄（</w:t>
       </w:r>
-      <w:hyperlink r:id="rId51">
-        <w:r>
-          <w:rPr>
-            <w:lang w:val="zh_TW" w:bidi="zh_TW"/>
-          </w:rPr>
-          <w:rPr>
-            <w:color w:val="0000EE"/>
-            <w:u w:val="single"/>
-          </w:rPr>
-          <w:t>林前11:3–16；</w:t>
-        </w:r>
-      </w:hyperlink>
+      <w:r>
+        <w:rPr>
+          <w:lang w:val="zh_TW" w:bidi="zh_TW"/>
+        </w:rPr>
+        <w:t>林前11:3–16；</w:t>
+      </w:r>
       <w:r>
         <w:rPr>
           <w:lang w:val="zh_TW" w:bidi="zh_TW"/>
         </w:rPr>
         <w:t>參：</w:t>
       </w:r>
-      <w:hyperlink r:id="rId52">
-        <w:r>
-          <w:rPr>
-            <w:lang w:val="zh_TW" w:bidi="zh_TW"/>
-          </w:rPr>
-          <w:rPr>
-            <w:color w:val="0000EE"/>
-            <w:u w:val="single"/>
-          </w:rPr>
-          <w:t>弗 5:23</w:t>
-        </w:r>
-      </w:hyperlink>
+      <w:r>
+        <w:rPr>
+          <w:lang w:val="zh_TW" w:bidi="zh_TW"/>
+        </w:rPr>
+        <w:t>弗 5:23</w:t>
+      </w:r>
       <w:r>
         <w:rPr>
           <w:lang w:val="zh_TW" w:bidi="zh_TW"/>
         </w:rPr>
         <w:t>）。在這些關係的亮光中，保羅鼓勵哥林多的婦女在敬拜時戴上面紗，面紗賦予婦女在神面前與男人平等敬拜的權柄。這詞再次被用來表達基督對宇宙的主權（</w:t>
       </w:r>
-      <w:hyperlink r:id="rId53">
-        <w:r>
-          <w:rPr>
-            <w:lang w:val="zh_TW" w:bidi="zh_TW"/>
-          </w:rPr>
-          <w:rPr>
-            <w:color w:val="0000EE"/>
-            <w:u w:val="single"/>
-          </w:rPr>
-          <w:t>弗1:21–22</w:t>
-        </w:r>
-      </w:hyperlink>
+      <w:r>
+        <w:rPr>
+          <w:lang w:val="zh_TW" w:bidi="zh_TW"/>
+        </w:rPr>
+        <w:t>弗1:21–22</w:t>
+      </w:r>
       <w:r>
         <w:rPr>
           <w:lang w:val="zh_TW" w:bidi="zh_TW"/>
         </w:rPr>
         <w:t>；</w:t>
       </w:r>
-      <w:hyperlink r:id="rId54">
-        <w:r>
-          <w:rPr>
-            <w:lang w:val="zh_TW" w:bidi="zh_TW"/>
-          </w:rPr>
-          <w:rPr>
-            <w:color w:val="0000EE"/>
-            <w:u w:val="single"/>
-          </w:rPr>
-          <w:t>西2:10</w:t>
-        </w:r>
-      </w:hyperlink>
+      <w:r>
+        <w:rPr>
+          <w:lang w:val="zh_TW" w:bidi="zh_TW"/>
+        </w:rPr>
+        <w:t>西2:10</w:t>
+      </w:r>
       <w:r>
         <w:rPr>
           <w:lang w:val="zh_TW" w:bidi="zh_TW"/>
@@ -1133,54 +881,36 @@
         </w:rPr>
         <w:t>保羅使用頭與身體的表達來說明基督與祂自己教會之間的關係（</w:t>
       </w:r>
-      <w:hyperlink r:id="rId55">
-        <w:r>
-          <w:rPr>
-            <w:lang w:val="zh_TW" w:bidi="zh_TW"/>
-          </w:rPr>
-          <w:rPr>
-            <w:color w:val="0000EE"/>
-            <w:u w:val="single"/>
-          </w:rPr>
-          <w:t>弗4:15</w:t>
-        </w:r>
-      </w:hyperlink>
+      <w:r>
+        <w:rPr>
+          <w:lang w:val="zh_TW" w:bidi="zh_TW"/>
+        </w:rPr>
+        <w:t>弗4:15</w:t>
+      </w:r>
       <w:r>
         <w:rPr>
           <w:lang w:val="zh_TW" w:bidi="zh_TW"/>
         </w:rPr>
         <w:t>，</w:t>
       </w:r>
-      <w:hyperlink r:id="rId52">
-        <w:r>
-          <w:rPr>
-            <w:lang w:val="zh_TW" w:bidi="zh_TW"/>
-          </w:rPr>
-          <w:rPr>
-            <w:color w:val="0000EE"/>
-            <w:u w:val="single"/>
-          </w:rPr>
-          <w:t>5:23</w:t>
-        </w:r>
-      </w:hyperlink>
+      <w:r>
+        <w:rPr>
+          <w:lang w:val="zh_TW" w:bidi="zh_TW"/>
+        </w:rPr>
+        <w:t>5:23</w:t>
+      </w:r>
       <w:r>
         <w:rPr>
           <w:lang w:val="zh_TW" w:bidi="zh_TW"/>
         </w:rPr>
         <w:t>；參</w:t>
       </w:r>
-      <w:hyperlink r:id="rId56">
-        <w:r>
-          <w:rPr>
-            <w:lang w:val="zh_TW" w:bidi="zh_TW"/>
-          </w:rPr>
-          <w:rPr>
-            <w:color w:val="0000EE"/>
-            <w:u w:val="single"/>
-          </w:rPr>
-          <w:t>林前12:12–27</w:t>
-        </w:r>
-      </w:hyperlink>
+      <w:r>
+        <w:rPr>
+          <w:lang w:val="zh_TW" w:bidi="zh_TW"/>
+        </w:rPr>
+        <w:t>林前12:12–27</w:t>
+      </w:r>
       <w:r>
         <w:rPr>
           <w:lang w:val="zh_TW" w:bidi="zh_TW"/>
